--- a/Recup_Offer_Template.docx
+++ b/Recup_Offer_Template.docx
@@ -8652,6 +8652,507 @@
         <w:gridCol w:w="1016"/>
         <w:gridCol w:w="1310"/>
       </w:tblGrid>
+      <w:tr>
+        <w:tc>
+          <w:tcPr>
+            <w:tcW w:type="dxa" w:w="8239"/>
+            <w:gridSpan w:val="3"/>
+          </w:tcPr>
+          <w:p>
+            <w:r>
+              <w:rPr>
+                <w:b/>
+              </w:rPr>
+              <w:t>Material of Construction</w:t>
+            </w:r>
+          </w:p>
+        </w:tc>
+      </w:tr>
+      <w:tr>
+        <w:tc>
+          <w:tcPr>
+            <w:tcW w:type="dxa" w:w="8239"/>
+            <w:gridSpan w:val="3"/>
+          </w:tcPr>
+          <w:p>
+            <w:r>
+              <w:rPr>
+                <w:b/>
+              </w:rPr>
+              <w:t>COLD BANK</w:t>
+            </w:r>
+          </w:p>
+        </w:tc>
+      </w:tr>
+      <w:tr>
+        <w:tc>
+          <w:tcPr>
+            <w:tcW w:type="dxa" w:w="5913"/>
+          </w:tcPr>
+          <w:p>
+            <w:r>
+              <w:t>Tube Plate</w:t>
+            </w:r>
+          </w:p>
+        </w:tc>
+        <w:tc>
+          <w:tcPr>
+            <w:tcW w:type="dxa" w:w="2326"/>
+            <w:gridSpan w:val="2"/>
+          </w:tcPr>
+          <w:p>
+            <w:r>
+              <w:t>{{ cold_tube_plate_material }}</w:t>
+            </w:r>
+          </w:p>
+        </w:tc>
+      </w:tr>
+      <w:tr>
+        <w:tc>
+          <w:tcPr>
+            <w:tcW w:type="dxa" w:w="5913"/>
+          </w:tcPr>
+          <w:p>
+            <w:r>
+              <w:t>Tube</w:t>
+            </w:r>
+          </w:p>
+        </w:tc>
+        <w:tc>
+          <w:tcPr>
+            <w:tcW w:type="dxa" w:w="2326"/>
+            <w:gridSpan w:val="2"/>
+          </w:tcPr>
+          <w:p>
+            <w:r>
+              <w:t>{{ cold_tube_material }}</w:t>
+            </w:r>
+          </w:p>
+        </w:tc>
+      </w:tr>
+      <w:tr>
+        <w:tc>
+          <w:tcPr>
+            <w:tcW w:type="dxa" w:w="5913"/>
+          </w:tcPr>
+          <w:p>
+            <w:r>
+              <w:t>Duct Inlet</w:t>
+            </w:r>
+          </w:p>
+        </w:tc>
+        <w:tc>
+          <w:tcPr>
+            <w:tcW w:type="dxa" w:w="2326"/>
+            <w:gridSpan w:val="2"/>
+          </w:tcPr>
+          <w:p>
+            <w:r>
+              <w:t>Mild Steel</w:t>
+            </w:r>
+          </w:p>
+        </w:tc>
+      </w:tr>
+      <w:tr>
+        <w:tc>
+          <w:tcPr>
+            <w:tcW w:type="dxa" w:w="5913"/>
+          </w:tcPr>
+          <w:p>
+            <w:r>
+              <w:t>Inlet Collar</w:t>
+            </w:r>
+          </w:p>
+        </w:tc>
+        <w:tc>
+          <w:tcPr>
+            <w:tcW w:type="dxa" w:w="2326"/>
+            <w:gridSpan w:val="2"/>
+          </w:tcPr>
+          <w:p>
+            <w:r>
+              <w:t>Mild Steel</w:t>
+            </w:r>
+          </w:p>
+        </w:tc>
+      </w:tr>
+      <w:tr>
+        <w:tc>
+          <w:tcPr>
+            <w:tcW w:type="dxa" w:w="8239"/>
+            <w:gridSpan w:val="3"/>
+          </w:tcPr>
+          <w:p>
+            <w:r>
+              <w:rPr>
+                <w:b/>
+              </w:rPr>
+              <w:t>HOT BANK</w:t>
+            </w:r>
+          </w:p>
+        </w:tc>
+      </w:tr>
+      <w:tr>
+        <w:tc>
+          <w:tcPr>
+            <w:tcW w:type="dxa" w:w="5913"/>
+          </w:tcPr>
+          <w:p>
+            <w:r>
+              <w:t>Tube Plate</w:t>
+            </w:r>
+          </w:p>
+        </w:tc>
+        <w:tc>
+          <w:tcPr>
+            <w:tcW w:type="dxa" w:w="2326"/>
+            <w:gridSpan w:val="2"/>
+          </w:tcPr>
+          <w:p>
+            <w:r>
+              <w:t>{{ hot_tube_plate_material }}</w:t>
+            </w:r>
+          </w:p>
+        </w:tc>
+      </w:tr>
+      <w:tr>
+        <w:tc>
+          <w:tcPr>
+            <w:tcW w:type="dxa" w:w="5913"/>
+          </w:tcPr>
+          <w:p>
+            <w:r>
+              <w:t>Tube</w:t>
+            </w:r>
+          </w:p>
+        </w:tc>
+        <w:tc>
+          <w:tcPr>
+            <w:tcW w:type="dxa" w:w="2326"/>
+            <w:gridSpan w:val="2"/>
+          </w:tcPr>
+          <w:p>
+            <w:r>
+              <w:t>{{ hot_tube_material }}</w:t>
+            </w:r>
+          </w:p>
+        </w:tc>
+      </w:tr>
+      <w:tr>
+        <w:tc>
+          <w:tcPr>
+            <w:tcW w:type="dxa" w:w="5913"/>
+          </w:tcPr>
+          <w:p>
+            <w:r>
+              <w:t>Duct Outlet</w:t>
+            </w:r>
+          </w:p>
+        </w:tc>
+        <w:tc>
+          <w:tcPr>
+            <w:tcW w:type="dxa" w:w="2326"/>
+            <w:gridSpan w:val="2"/>
+          </w:tcPr>
+          <w:p>
+            <w:r>
+              <w:t>Mild Steel</w:t>
+            </w:r>
+          </w:p>
+        </w:tc>
+      </w:tr>
+      <w:tr>
+        <w:tc>
+          <w:tcPr>
+            <w:tcW w:type="dxa" w:w="5913"/>
+          </w:tcPr>
+          <w:p>
+            <w:r>
+              <w:t>Outlet Collar</w:t>
+            </w:r>
+          </w:p>
+        </w:tc>
+        <w:tc>
+          <w:tcPr>
+            <w:tcW w:type="dxa" w:w="2326"/>
+            <w:gridSpan w:val="2"/>
+          </w:tcPr>
+          <w:p>
+            <w:r>
+              <w:t>Mild Steel</w:t>
+            </w:r>
+          </w:p>
+        </w:tc>
+      </w:tr>
+      <w:tr>
+        <w:tc>
+          <w:tcPr>
+            <w:tcW w:type="dxa" w:w="5913"/>
+          </w:tcPr>
+          <w:p>
+            <w:r>
+              <w:t>Supporting Frame</w:t>
+            </w:r>
+          </w:p>
+        </w:tc>
+        <w:tc>
+          <w:tcPr>
+            <w:tcW w:type="dxa" w:w="2326"/>
+            <w:gridSpan w:val="2"/>
+          </w:tcPr>
+          <w:p>
+            <w:r>
+              <w:t>Mild Steel</w:t>
+            </w:r>
+          </w:p>
+        </w:tc>
+      </w:tr>
+      <w:tr>
+        <w:tc>
+          <w:tcPr>
+            <w:tcW w:type="dxa" w:w="5913"/>
+          </w:tcPr>
+          <w:p>
+            <w:r>
+              <w:t>Bottom Duct</w:t>
+            </w:r>
+          </w:p>
+        </w:tc>
+        <w:tc>
+          <w:tcPr>
+            <w:tcW w:type="dxa" w:w="2326"/>
+            <w:gridSpan w:val="2"/>
+          </w:tcPr>
+          <w:p>
+            <w:r>
+              <w:t>Mild Steel</w:t>
+            </w:r>
+          </w:p>
+        </w:tc>
+      </w:tr>
+      <w:tr>
+        <w:tc>
+          <w:tcPr>
+            <w:tcW w:type="dxa" w:w="5913"/>
+          </w:tcPr>
+          <w:p>
+            <w:r>
+              <w:t>Flange</w:t>
+            </w:r>
+          </w:p>
+        </w:tc>
+        <w:tc>
+          <w:tcPr>
+            <w:tcW w:type="dxa" w:w="2326"/>
+            <w:gridSpan w:val="2"/>
+          </w:tcPr>
+          <w:p>
+            <w:r>
+              <w:t>Mild Steel</w:t>
+            </w:r>
+          </w:p>
+        </w:tc>
+      </w:tr>
+      <w:tr>
+        <w:tc>
+          <w:tcPr>
+            <w:tcW w:type="dxa" w:w="8239"/>
+            <w:gridSpan w:val="3"/>
+          </w:tcPr>
+          <w:p>
+            <w:r>
+              <w:rPr>
+                <w:b/>
+              </w:rPr>
+              <w:t>OTHERS</w:t>
+            </w:r>
+          </w:p>
+        </w:tc>
+      </w:tr>
+      <w:tr>
+        <w:tc>
+          <w:tcPr>
+            <w:tcW w:type="dxa" w:w="5913"/>
+          </w:tcPr>
+          <w:p>
+            <w:r>
+              <w:t>Flanges</w:t>
+            </w:r>
+          </w:p>
+        </w:tc>
+        <w:tc>
+          <w:tcPr>
+            <w:tcW w:type="dxa" w:w="2326"/>
+            <w:gridSpan w:val="2"/>
+          </w:tcPr>
+          <w:p>
+            <w:r>
+              <w:t>Mild Steel</w:t>
+            </w:r>
+          </w:p>
+        </w:tc>
+      </w:tr>
+      <w:tr>
+        <w:tc>
+          <w:tcPr>
+            <w:tcW w:type="dxa" w:w="5913"/>
+          </w:tcPr>
+          <w:p>
+            <w:r>
+              <w:t>Air Inlet Duct</w:t>
+            </w:r>
+          </w:p>
+        </w:tc>
+        <w:tc>
+          <w:tcPr>
+            <w:tcW w:type="dxa" w:w="2326"/>
+            <w:gridSpan w:val="2"/>
+          </w:tcPr>
+          <w:p>
+            <w:r>
+              <w:t>Mild Steel</w:t>
+            </w:r>
+          </w:p>
+        </w:tc>
+      </w:tr>
+      <w:tr>
+        <w:tc>
+          <w:tcPr>
+            <w:tcW w:type="dxa" w:w="5913"/>
+          </w:tcPr>
+          <w:p>
+            <w:r>
+              <w:t>Air Outlet Duct</w:t>
+            </w:r>
+          </w:p>
+        </w:tc>
+        <w:tc>
+          <w:tcPr>
+            <w:tcW w:type="dxa" w:w="2326"/>
+            <w:gridSpan w:val="2"/>
+          </w:tcPr>
+          <w:p>
+            <w:r>
+              <w:t>Mild Steel</w:t>
+            </w:r>
+          </w:p>
+        </w:tc>
+      </w:tr>
+      <w:tr>
+        <w:tc>
+          <w:tcPr>
+            <w:tcW w:type="dxa" w:w="5913"/>
+          </w:tcPr>
+          <w:p>
+            <w:r>
+              <w:t>Bottom Air Receiving Box</w:t>
+            </w:r>
+          </w:p>
+        </w:tc>
+        <w:tc>
+          <w:tcPr>
+            <w:tcW w:type="dxa" w:w="2326"/>
+            <w:gridSpan w:val="2"/>
+          </w:tcPr>
+          <w:p>
+            <w:r>
+              <w:t>Mild Steel</w:t>
+            </w:r>
+          </w:p>
+        </w:tc>
+      </w:tr>
+      <w:tr>
+        <w:tc>
+          <w:tcPr>
+            <w:tcW w:type="dxa" w:w="5913"/>
+          </w:tcPr>
+          <w:p>
+            <w:r>
+              <w:t>Matching Flange</w:t>
+            </w:r>
+          </w:p>
+        </w:tc>
+        <w:tc>
+          <w:tcPr>
+            <w:tcW w:type="dxa" w:w="2326"/>
+            <w:gridSpan w:val="2"/>
+          </w:tcPr>
+          <w:p>
+            <w:r>
+              <w:t>Mild Steel</w:t>
+            </w:r>
+          </w:p>
+        </w:tc>
+      </w:tr>
+      <w:tr>
+        <w:tc>
+          <w:tcPr>
+            <w:tcW w:type="dxa" w:w="5913"/>
+          </w:tcPr>
+          <w:p>
+            <w:r>
+              <w:t>Nut, Bolt &amp; Washer</w:t>
+            </w:r>
+          </w:p>
+        </w:tc>
+        <w:tc>
+          <w:tcPr>
+            <w:tcW w:type="dxa" w:w="2326"/>
+            <w:gridSpan w:val="2"/>
+          </w:tcPr>
+          <w:p>
+            <w:r>
+              <w:t>Mild Steel</w:t>
+            </w:r>
+          </w:p>
+        </w:tc>
+      </w:tr>
+      <w:tr>
+        <w:tc>
+          <w:tcPr>
+            <w:tcW w:type="dxa" w:w="5913"/>
+          </w:tcPr>
+          <w:p>
+            <w:r>
+              <w:t>Gasket</w:t>
+            </w:r>
+          </w:p>
+        </w:tc>
+        <w:tc>
+          <w:tcPr>
+            <w:tcW w:type="dxa" w:w="2326"/>
+            <w:gridSpan w:val="2"/>
+          </w:tcPr>
+          <w:p>
+            <w:r>
+              <w:t>Heat Resistant</w:t>
+            </w:r>
+          </w:p>
+        </w:tc>
+      </w:tr>
+      <w:tr>
+        <w:tc>
+          <w:tcPr>
+            <w:tcW w:type="dxa" w:w="5913"/>
+          </w:tcPr>
+          <w:p>
+            <w:r>
+              <w:t>Supporting Structure</w:t>
+            </w:r>
+          </w:p>
+        </w:tc>
+        <w:tc>
+          <w:tcPr>
+            <w:tcW w:type="dxa" w:w="2326"/>
+            <w:gridSpan w:val="2"/>
+          </w:tcPr>
+          <w:p>
+            <w:r>
+              <w:t>Mild Steel</w:t>
+            </w:r>
+          </w:p>
+        </w:tc>
+      </w:tr>
       <w:tr>
         <w:trPr>
           <w:trHeight w:val="361"/>

--- a/Recup_Offer_Template.docx
+++ b/Recup_Offer_Template.docx
@@ -11791,221 +11791,459 @@
         </w:tc>
       </w:tr>
       <w:tr>
-        <w:trPr>
-          <w:trHeight w:val="567"/>
-          <w:jc w:val="center"/>
-        </w:trPr>
         <w:tc>
           <w:tcPr>
-            <w:tcW w:w="888" w:type="dxa"/>
-            <w:vAlign w:val="center"/>
+            <w:tcW w:type="dxa" w:w="888"/>
           </w:tcPr>
           <w:p>
-            <w:pPr>
-              <w:pStyle w:val="TableParagraph"/>
-              <w:jc w:val="center"/>
-              <w:rPr>
-                <w:rFonts w:ascii="Times New Roman" w:hAnsi="Times New Roman" w:cs="Times New Roman"/>
-                <w:sz w:val="24"/>
-                <w:szCs w:val="24"/>
-              </w:rPr>
-            </w:pPr>
-            <w:r>
-              <w:rPr>
-                <w:rFonts w:ascii="Times New Roman" w:hAnsi="Times New Roman" w:cs="Times New Roman"/>
-                <w:w w:val="105"/>
-                <w:sz w:val="24"/>
-                <w:szCs w:val="24"/>
-              </w:rPr>
-              <w:t>1</w:t>
-            </w:r>
-            <w:r>
-              <w:rPr>
-                <w:rFonts w:ascii="Times New Roman" w:hAnsi="Times New Roman" w:cs="Times New Roman"/>
-                <w:w w:val="105"/>
-                <w:sz w:val="24"/>
-                <w:szCs w:val="24"/>
-              </w:rPr>
-              <w:t>.</w:t>
+            <w:r>
+              <w:t>{%tr for r in bom_rows %}</w:t>
             </w:r>
           </w:p>
         </w:tc>
         <w:tc>
           <w:tcPr>
-            <w:tcW w:w="4699" w:type="dxa"/>
-            <w:vAlign w:val="center"/>
+            <w:tcW w:type="dxa" w:w="4699"/>
           </w:tcPr>
           <w:p>
-            <w:pPr>
-              <w:pStyle w:val="TableParagraph"/>
-              <w:spacing w:line="228" w:lineRule="exact"/>
-              <w:ind w:left="113"/>
-              <w:rPr>
-                <w:rFonts w:ascii="Times New Roman" w:hAnsi="Times New Roman" w:cs="Times New Roman"/>
-                <w:bCs/>
-                <w:sz w:val="24"/>
-                <w:szCs w:val="24"/>
-              </w:rPr>
-            </w:pPr>
-            <w:r>
-              <w:rPr>
-                <w:rFonts w:ascii="Times New Roman" w:hAnsi="Times New Roman" w:cs="Times New Roman"/>
-                <w:bCs/>
-                <w:w w:val="105"/>
-                <w:sz w:val="24"/>
-                <w:szCs w:val="24"/>
-              </w:rPr>
-              <w:t>Recuperator for {{ application }}</w:t>
-            </w:r>
+            <w:r/>
           </w:p>
         </w:tc>
         <w:tc>
           <w:tcPr>
-            <w:tcW w:w="939" w:type="dxa"/>
-            <w:vAlign w:val="center"/>
+            <w:tcW w:type="dxa" w:w="939"/>
           </w:tcPr>
           <w:p>
-            <w:pPr>
-              <w:pStyle w:val="TableParagraph"/>
-              <w:jc w:val="center"/>
-              <w:rPr>
-                <w:rFonts w:ascii="Times New Roman" w:hAnsi="Times New Roman" w:cs="Times New Roman"/>
-                <w:bCs/>
-                <w:sz w:val="24"/>
-                <w:szCs w:val="24"/>
-              </w:rPr>
-            </w:pPr>
-            <w:r>
-              <w:rPr>
-                <w:rFonts w:ascii="Times New Roman" w:hAnsi="Times New Roman" w:cs="Times New Roman"/>
-                <w:bCs/>
-                <w:w w:val="105"/>
-                <w:sz w:val="24"/>
-                <w:szCs w:val="24"/>
-              </w:rPr>
-              <w:t>{{ recup_qty }}</w:t>
-            </w:r>
+            <w:r/>
           </w:p>
         </w:tc>
         <w:tc>
           <w:tcPr>
-            <w:tcW w:w="1839" w:type="dxa"/>
-            <w:vAlign w:val="center"/>
+            <w:tcW w:type="dxa" w:w="1839"/>
           </w:tcPr>
           <w:p>
-            <w:pPr>
-              <w:pStyle w:val="TableParagraph"/>
-              <w:ind w:right="170"/>
-              <w:jc w:val="right"/>
-              <w:rPr>
-                <w:rFonts w:ascii="Times New Roman" w:hAnsi="Times New Roman" w:cs="Times New Roman"/>
-                <w:bCs/>
-                <w:sz w:val="24"/>
-                <w:szCs w:val="24"/>
-              </w:rPr>
-            </w:pPr>
-            <w:r>
-              <w:rPr>
-                <w:rFonts w:ascii="Times New Roman" w:hAnsi="Times New Roman" w:cs="Times New Roman"/>
-                <w:bCs/>
-                <w:sz w:val="24"/>
-                <w:szCs w:val="24"/>
-              </w:rPr>
-              <w:t>{{ recup_unit_price }}</w:t>
-            </w:r>
+            <w:r/>
           </w:p>
         </w:tc>
         <w:tc>
           <w:tcPr>
-            <w:tcW w:w="2225" w:type="dxa"/>
-            <w:vAlign w:val="center"/>
+            <w:tcW w:type="dxa" w:w="2225"/>
           </w:tcPr>
           <w:p>
-            <w:pPr>
-              <w:pStyle w:val="TableParagraph"/>
-              <w:ind w:right="170"/>
-              <w:jc w:val="right"/>
-              <w:rPr>
-                <w:rFonts w:ascii="Times New Roman" w:hAnsi="Times New Roman" w:cs="Times New Roman"/>
-                <w:b/>
-                <w:sz w:val="24"/>
-                <w:szCs w:val="24"/>
-              </w:rPr>
-            </w:pPr>
-            <w:r>
-              <w:rPr>
-                <w:rFonts w:ascii="Times New Roman" w:hAnsi="Times New Roman" w:cs="Times New Roman"/>
-                <w:b/>
-                <w:sz w:val="24"/>
-                <w:szCs w:val="24"/>
-              </w:rPr>
-              <w:t>{{ recup_total_price }}</w:t>
-            </w:r>
+            <w:r/>
           </w:p>
         </w:tc>
       </w:tr>
       <w:tr>
-        <w:trPr>
-          <w:trHeight w:val="1068"/>
-          <w:jc w:val="center"/>
-        </w:trPr>
         <w:tc>
           <w:tcPr>
-            <w:tcW w:w="8365" w:type="dxa"/>
-            <w:gridSpan w:val="4"/>
-            <w:vAlign w:val="center"/>
+            <w:tcW w:type="dxa" w:w="888"/>
           </w:tcPr>
           <w:p>
-            <w:pPr>
-              <w:pStyle w:val="TableParagraph"/>
-              <w:spacing w:before="120"/>
-              <w:ind w:left="432"/>
-              <w:jc w:val="right"/>
-              <w:rPr>
-                <w:rFonts w:ascii="Times New Roman" w:hAnsi="Times New Roman" w:cs="Times New Roman"/>
-                <w:b/>
-                <w:sz w:val="24"/>
-                <w:szCs w:val="24"/>
-              </w:rPr>
-            </w:pPr>
-            <w:r>
-              <w:rPr>
-                <w:rFonts w:ascii="Times New Roman" w:hAnsi="Times New Roman" w:cs="Times New Roman"/>
-                <w:b/>
-                <w:sz w:val="24"/>
-                <w:szCs w:val="24"/>
-              </w:rPr>
-              <w:t>{{ recup_total_in_words }}</w:t>
+            <w:r>
+              <w:t>{{ r.sno }}</w:t>
             </w:r>
           </w:p>
         </w:tc>
         <w:tc>
           <w:tcPr>
-            <w:tcW w:w="2225" w:type="dxa"/>
-            <w:vAlign w:val="center"/>
+            <w:tcW w:type="dxa" w:w="4699"/>
           </w:tcPr>
           <w:p>
-            <w:pPr>
-              <w:pStyle w:val="TableParagraph"/>
-              <w:ind w:right="170"/>
-              <w:jc w:val="center"/>
-              <w:rPr>
-                <w:rFonts w:ascii="Times New Roman" w:hAnsi="Times New Roman" w:cs="Times New Roman"/>
+            <w:r>
+              <w:t>{{ r.item }}</w:t>
+            </w:r>
+          </w:p>
+        </w:tc>
+        <w:tc>
+          <w:tcPr>
+            <w:tcW w:type="dxa" w:w="939"/>
+          </w:tcPr>
+          <w:p>
+            <w:r>
+              <w:t>{{ r.qty }}</w:t>
+            </w:r>
+          </w:p>
+        </w:tc>
+        <w:tc>
+          <w:tcPr>
+            <w:tcW w:type="dxa" w:w="1839"/>
+          </w:tcPr>
+          <w:p>
+            <w:r>
+              <w:t>{{ r.unit_price }}</w:t>
+            </w:r>
+          </w:p>
+        </w:tc>
+        <w:tc>
+          <w:tcPr>
+            <w:tcW w:type="dxa" w:w="2225"/>
+          </w:tcPr>
+          <w:p>
+            <w:r>
+              <w:t>{{ r.total }}</w:t>
+            </w:r>
+          </w:p>
+        </w:tc>
+      </w:tr>
+      <w:tr>
+        <w:tc>
+          <w:tcPr>
+            <w:tcW w:type="dxa" w:w="888"/>
+          </w:tcPr>
+          <w:p>
+            <w:r>
+              <w:t>{%tr endfor %}</w:t>
+            </w:r>
+          </w:p>
+        </w:tc>
+        <w:tc>
+          <w:tcPr>
+            <w:tcW w:type="dxa" w:w="4699"/>
+          </w:tcPr>
+          <w:p>
+            <w:r/>
+          </w:p>
+        </w:tc>
+        <w:tc>
+          <w:tcPr>
+            <w:tcW w:type="dxa" w:w="939"/>
+          </w:tcPr>
+          <w:p>
+            <w:r/>
+          </w:p>
+        </w:tc>
+        <w:tc>
+          <w:tcPr>
+            <w:tcW w:type="dxa" w:w="1839"/>
+          </w:tcPr>
+          <w:p>
+            <w:r/>
+          </w:p>
+        </w:tc>
+        <w:tc>
+          <w:tcPr>
+            <w:tcW w:type="dxa" w:w="2225"/>
+          </w:tcPr>
+          <w:p>
+            <w:r/>
+          </w:p>
+        </w:tc>
+      </w:tr>
+      <w:tr>
+        <w:tc>
+          <w:tcPr>
+            <w:tcW w:type="dxa" w:w="888"/>
+          </w:tcPr>
+          <w:p>
+            <w:r>
+              <w:t>{%tr if supervision_include %}</w:t>
+            </w:r>
+          </w:p>
+        </w:tc>
+        <w:tc>
+          <w:tcPr>
+            <w:tcW w:type="dxa" w:w="4699"/>
+          </w:tcPr>
+          <w:p>
+            <w:r/>
+          </w:p>
+        </w:tc>
+        <w:tc>
+          <w:tcPr>
+            <w:tcW w:type="dxa" w:w="939"/>
+          </w:tcPr>
+          <w:p>
+            <w:r/>
+          </w:p>
+        </w:tc>
+        <w:tc>
+          <w:tcPr>
+            <w:tcW w:type="dxa" w:w="1839"/>
+          </w:tcPr>
+          <w:p>
+            <w:r/>
+          </w:p>
+        </w:tc>
+        <w:tc>
+          <w:tcPr>
+            <w:tcW w:type="dxa" w:w="2225"/>
+          </w:tcPr>
+          <w:p>
+            <w:r/>
+          </w:p>
+        </w:tc>
+      </w:tr>
+      <w:tr>
+        <w:tc>
+          <w:tcPr>
+            <w:tcW w:type="dxa" w:w="888"/>
+          </w:tcPr>
+          <w:p>
+            <w:r/>
+          </w:p>
+        </w:tc>
+        <w:tc>
+          <w:tcPr>
+            <w:tcW w:type="dxa" w:w="4699"/>
+          </w:tcPr>
+          <w:p>
+            <w:r>
+              <w:t>Supervision Charges for Erection &amp; Commissioning (Erection by Client, Supervision by ENCON)</w:t>
+            </w:r>
+          </w:p>
+        </w:tc>
+        <w:tc>
+          <w:tcPr>
+            <w:tcW w:type="dxa" w:w="939"/>
+          </w:tcPr>
+          <w:p>
+            <w:r/>
+          </w:p>
+        </w:tc>
+        <w:tc>
+          <w:tcPr>
+            <w:tcW w:type="dxa" w:w="1839"/>
+          </w:tcPr>
+          <w:p>
+            <w:r>
+              <w:t>{{ supervision_rate }}</w:t>
+            </w:r>
+          </w:p>
+        </w:tc>
+        <w:tc>
+          <w:tcPr>
+            <w:tcW w:type="dxa" w:w="2225"/>
+          </w:tcPr>
+          <w:p>
+            <w:r>
+              <w:t>{{ supervision_note }}</w:t>
+            </w:r>
+          </w:p>
+        </w:tc>
+      </w:tr>
+      <w:tr>
+        <w:tc>
+          <w:tcPr>
+            <w:tcW w:type="dxa" w:w="888"/>
+          </w:tcPr>
+          <w:p>
+            <w:r>
+              <w:t>{%tr endif %}</w:t>
+            </w:r>
+          </w:p>
+        </w:tc>
+        <w:tc>
+          <w:tcPr>
+            <w:tcW w:type="dxa" w:w="4699"/>
+          </w:tcPr>
+          <w:p>
+            <w:r/>
+          </w:p>
+        </w:tc>
+        <w:tc>
+          <w:tcPr>
+            <w:tcW w:type="dxa" w:w="939"/>
+          </w:tcPr>
+          <w:p>
+            <w:r/>
+          </w:p>
+        </w:tc>
+        <w:tc>
+          <w:tcPr>
+            <w:tcW w:type="dxa" w:w="1839"/>
+          </w:tcPr>
+          <w:p>
+            <w:r/>
+          </w:p>
+        </w:tc>
+        <w:tc>
+          <w:tcPr>
+            <w:tcW w:type="dxa" w:w="2225"/>
+          </w:tcPr>
+          <w:p>
+            <w:r/>
+          </w:p>
+        </w:tc>
+      </w:tr>
+      <w:tr>
+        <w:tc>
+          <w:tcPr>
+            <w:tcW w:type="dxa" w:w="888"/>
+          </w:tcPr>
+          <w:p>
+            <w:r/>
+          </w:p>
+        </w:tc>
+        <w:tc>
+          <w:tcPr>
+            <w:tcW w:type="dxa" w:w="4699"/>
+          </w:tcPr>
+          <w:p>
+            <w:r>
+              <w:t>Bought-out Items Total</w:t>
+            </w:r>
+          </w:p>
+        </w:tc>
+        <w:tc>
+          <w:tcPr>
+            <w:tcW w:type="dxa" w:w="939"/>
+          </w:tcPr>
+          <w:p>
+            <w:r/>
+          </w:p>
+        </w:tc>
+        <w:tc>
+          <w:tcPr>
+            <w:tcW w:type="dxa" w:w="1839"/>
+          </w:tcPr>
+          <w:p>
+            <w:r/>
+          </w:p>
+        </w:tc>
+        <w:tc>
+          <w:tcPr>
+            <w:tcW w:type="dxa" w:w="2225"/>
+          </w:tcPr>
+          <w:p>
+            <w:r>
+              <w:t>{{ bought_out_total }}</w:t>
+            </w:r>
+          </w:p>
+        </w:tc>
+      </w:tr>
+      <w:tr>
+        <w:tc>
+          <w:tcPr>
+            <w:tcW w:type="dxa" w:w="888"/>
+          </w:tcPr>
+          <w:p>
+            <w:r/>
+          </w:p>
+        </w:tc>
+        <w:tc>
+          <w:tcPr>
+            <w:tcW w:type="dxa" w:w="4699"/>
+          </w:tcPr>
+          <w:p>
+            <w:r>
+              <w:t>ENCON Items Total</w:t>
+            </w:r>
+          </w:p>
+        </w:tc>
+        <w:tc>
+          <w:tcPr>
+            <w:tcW w:type="dxa" w:w="939"/>
+          </w:tcPr>
+          <w:p>
+            <w:r/>
+          </w:p>
+        </w:tc>
+        <w:tc>
+          <w:tcPr>
+            <w:tcW w:type="dxa" w:w="1839"/>
+          </w:tcPr>
+          <w:p>
+            <w:r/>
+          </w:p>
+        </w:tc>
+        <w:tc>
+          <w:tcPr>
+            <w:tcW w:type="dxa" w:w="2225"/>
+          </w:tcPr>
+          <w:p>
+            <w:r>
+              <w:t>{{ encon_total }}</w:t>
+            </w:r>
+          </w:p>
+        </w:tc>
+      </w:tr>
+      <w:tr>
+        <w:tc>
+          <w:tcPr>
+            <w:tcW w:type="dxa" w:w="888"/>
+          </w:tcPr>
+          <w:p>
+            <w:r>
+              <w:rPr>
                 <w:b/>
-                <w:w w:val="105"/>
-                <w:sz w:val="24"/>
-                <w:szCs w:val="24"/>
-              </w:rPr>
-            </w:pPr>
-            <w:r>
-              <w:rPr>
-                <w:rFonts w:ascii="Times New Roman" w:hAnsi="Times New Roman" w:cs="Times New Roman"/>
+              </w:rPr>
+            </w:r>
+          </w:p>
+        </w:tc>
+        <w:tc>
+          <w:tcPr>
+            <w:tcW w:type="dxa" w:w="4699"/>
+          </w:tcPr>
+          <w:p>
+            <w:r>
+              <w:rPr>
                 <w:b/>
-                <w:w w:val="105"/>
-                <w:sz w:val="24"/>
-                <w:szCs w:val="24"/>
-              </w:rPr>
-              <w:t>{{ recup_total_price }}</w:t>
+              </w:rPr>
+              <w:t>GRAND TOTAL</w:t>
+            </w:r>
+          </w:p>
+        </w:tc>
+        <w:tc>
+          <w:tcPr>
+            <w:tcW w:type="dxa" w:w="939"/>
+          </w:tcPr>
+          <w:p>
+            <w:r>
+              <w:rPr>
+                <w:b/>
+              </w:rPr>
+            </w:r>
+          </w:p>
+        </w:tc>
+        <w:tc>
+          <w:tcPr>
+            <w:tcW w:type="dxa" w:w="1839"/>
+          </w:tcPr>
+          <w:p>
+            <w:r>
+              <w:rPr>
+                <w:b/>
+              </w:rPr>
+            </w:r>
+          </w:p>
+        </w:tc>
+        <w:tc>
+          <w:tcPr>
+            <w:tcW w:type="dxa" w:w="2225"/>
+          </w:tcPr>
+          <w:p>
+            <w:r>
+              <w:rPr>
+                <w:b/>
+              </w:rPr>
+              <w:t>{{ grand_total }}</w:t>
+            </w:r>
+          </w:p>
+        </w:tc>
+      </w:tr>
+      <w:tr>
+        <w:tc>
+          <w:tcPr>
+            <w:tcW w:type="dxa" w:w="8365"/>
+            <w:gridSpan w:val="4"/>
+          </w:tcPr>
+          <w:p>
+            <w:r>
+              <w:rPr>
+                <w:b/>
+              </w:rPr>
+              <w:t>{{ grand_total_in_words }}</w:t>
+            </w:r>
+          </w:p>
+        </w:tc>
+        <w:tc>
+          <w:tcPr>
+            <w:tcW w:type="dxa" w:w="2225"/>
+          </w:tcPr>
+          <w:p>
+            <w:r>
+              <w:t>{{ grand_total }}</w:t>
             </w:r>
           </w:p>
         </w:tc>

--- a/Recup_Offer_Template.docx
+++ b/Recup_Offer_Template.docx
@@ -9153,6 +9153,27 @@
           </w:p>
         </w:tc>
       </w:tr>
+    </w:tbl>
+    <w:p/>
+    <w:tbl>
+      <w:tblPr>
+        <w:tblW w:w="8239" w:type="dxa"/>
+        <w:jc w:val="center"/>
+        <w:tblBorders>
+          <w:top w:val="single" w:sz="4" w:space="0" w:color="auto"/>
+          <w:left w:val="single" w:sz="4" w:space="0" w:color="auto"/>
+          <w:bottom w:val="single" w:sz="4" w:space="0" w:color="auto"/>
+          <w:right w:val="single" w:sz="4" w:space="0" w:color="auto"/>
+          <w:insideH w:val="single" w:sz="4" w:space="0" w:color="auto"/>
+          <w:insideV w:val="single" w:sz="4" w:space="0" w:color="auto"/>
+        </w:tblBorders>
+        <w:tblLook w:val="04A0" w:firstRow="1" w:lastRow="0" w:firstColumn="1" w:lastColumn="0" w:noHBand="0" w:noVBand="1"/>
+      </w:tblPr>
+      <w:tblGrid>
+        <w:gridCol w:w="5913"/>
+        <w:gridCol w:w="1016"/>
+        <w:gridCol w:w="1310"/>
+      </w:tblGrid>
       <w:tr>
         <w:trPr>
           <w:trHeight w:val="361"/>

--- a/Recup_Offer_Template.docx
+++ b/Recup_Offer_Template.docx
@@ -11818,7 +11818,7 @@
           </w:tcPr>
           <w:p>
             <w:r>
-              <w:t>{%tr for r in bom_rows %}</w:t>
+              <w:t>{%tr if price_schedule_style == 'single' %}</w:t>
             </w:r>
           </w:p>
         </w:tc>
@@ -11862,7 +11862,7 @@
           </w:tcPr>
           <w:p>
             <w:r>
-              <w:t>{{ r.sno }}</w:t>
+              <w:t>1.</w:t>
             </w:r>
           </w:p>
         </w:tc>
@@ -11872,7 +11872,7 @@
           </w:tcPr>
           <w:p>
             <w:r>
-              <w:t>{{ r.item }}</w:t>
+              <w:t>Recuperator for {{ application }}</w:t>
             </w:r>
           </w:p>
         </w:tc>
@@ -11882,7 +11882,7 @@
           </w:tcPr>
           <w:p>
             <w:r>
-              <w:t>{{ r.qty }}</w:t>
+              <w:t>{{ recup_qty }}</w:t>
             </w:r>
           </w:p>
         </w:tc>
@@ -11892,7 +11892,7 @@
           </w:tcPr>
           <w:p>
             <w:r>
-              <w:t>{{ r.unit_price }}</w:t>
+              <w:t>{{ recup_unit_price }}</w:t>
             </w:r>
           </w:p>
         </w:tc>
@@ -11902,7 +11902,7 @@
           </w:tcPr>
           <w:p>
             <w:r>
-              <w:t>{{ r.total }}</w:t>
+              <w:t>{{ recup_total_price }}</w:t>
             </w:r>
           </w:p>
         </w:tc>
@@ -11914,7 +11914,7 @@
           </w:tcPr>
           <w:p>
             <w:r>
-              <w:t>{%tr endfor %}</w:t>
+              <w:t>{%tr endif %}</w:t>
             </w:r>
           </w:p>
         </w:tc>
@@ -11958,7 +11958,7 @@
           </w:tcPr>
           <w:p>
             <w:r>
-              <w:t>{%tr if supervision_include %}</w:t>
+              <w:t>{%tr if price_schedule_style == 'full' %}</w:t>
             </w:r>
           </w:p>
         </w:tc>
@@ -12001,21 +12001,21 @@
             <w:tcW w:type="dxa" w:w="888"/>
           </w:tcPr>
           <w:p>
+            <w:r>
+              <w:t>{%tr for r in bom_rows %}</w:t>
+            </w:r>
+          </w:p>
+        </w:tc>
+        <w:tc>
+          <w:tcPr>
+            <w:tcW w:type="dxa" w:w="4699"/>
+          </w:tcPr>
+          <w:p>
             <w:r/>
           </w:p>
         </w:tc>
         <w:tc>
           <w:tcPr>
-            <w:tcW w:type="dxa" w:w="4699"/>
-          </w:tcPr>
-          <w:p>
-            <w:r>
-              <w:t>Supervision Charges for Erection &amp; Commissioning (Erection by Client, Supervision by ENCON)</w:t>
-            </w:r>
-          </w:p>
-        </w:tc>
-        <w:tc>
-          <w:tcPr>
             <w:tcW w:type="dxa" w:w="939"/>
           </w:tcPr>
           <w:p>
@@ -12027,9 +12027,7 @@
             <w:tcW w:type="dxa" w:w="1839"/>
           </w:tcPr>
           <w:p>
-            <w:r>
-              <w:t>{{ supervision_rate }}</w:t>
-            </w:r>
+            <w:r/>
           </w:p>
         </w:tc>
         <w:tc>
@@ -12037,9 +12035,7 @@
             <w:tcW w:type="dxa" w:w="2225"/>
           </w:tcPr>
           <w:p>
-            <w:r>
-              <w:t>{{ supervision_note }}</w:t>
-            </w:r>
+            <w:r/>
           </w:p>
         </w:tc>
       </w:tr>
@@ -12050,7 +12046,7 @@
           </w:tcPr>
           <w:p>
             <w:r>
-              <w:t>{%tr endif %}</w:t>
+              <w:t>{{ r.sno }}</w:t>
             </w:r>
           </w:p>
         </w:tc>
@@ -12059,7 +12055,9 @@
             <w:tcW w:type="dxa" w:w="4699"/>
           </w:tcPr>
           <w:p>
-            <w:r/>
+            <w:r>
+              <w:t>{{ r.item }}</w:t>
+            </w:r>
           </w:p>
         </w:tc>
         <w:tc>
@@ -12067,7 +12065,9 @@
             <w:tcW w:type="dxa" w:w="939"/>
           </w:tcPr>
           <w:p>
-            <w:r/>
+            <w:r>
+              <w:t>{{ r.qty }}</w:t>
+            </w:r>
           </w:p>
         </w:tc>
         <w:tc>
@@ -12075,7 +12075,9 @@
             <w:tcW w:type="dxa" w:w="1839"/>
           </w:tcPr>
           <w:p>
-            <w:r/>
+            <w:r>
+              <w:t>{{ r.unit_price }}</w:t>
+            </w:r>
           </w:p>
         </w:tc>
         <w:tc>
@@ -12083,7 +12085,9 @@
             <w:tcW w:type="dxa" w:w="2225"/>
           </w:tcPr>
           <w:p>
-            <w:r/>
+            <w:r>
+              <w:t>{{ r.total }}</w:t>
+            </w:r>
           </w:p>
         </w:tc>
       </w:tr>
@@ -12093,21 +12097,21 @@
             <w:tcW w:type="dxa" w:w="888"/>
           </w:tcPr>
           <w:p>
+            <w:r>
+              <w:t>{%tr endfor %}</w:t>
+            </w:r>
+          </w:p>
+        </w:tc>
+        <w:tc>
+          <w:tcPr>
+            <w:tcW w:type="dxa" w:w="4699"/>
+          </w:tcPr>
+          <w:p>
             <w:r/>
           </w:p>
         </w:tc>
         <w:tc>
           <w:tcPr>
-            <w:tcW w:type="dxa" w:w="4699"/>
-          </w:tcPr>
-          <w:p>
-            <w:r>
-              <w:t>Bought-out Items Total</w:t>
-            </w:r>
-          </w:p>
-        </w:tc>
-        <w:tc>
-          <w:tcPr>
             <w:tcW w:type="dxa" w:w="939"/>
           </w:tcPr>
           <w:p>
@@ -12127,9 +12131,7 @@
             <w:tcW w:type="dxa" w:w="2225"/>
           </w:tcPr>
           <w:p>
-            <w:r>
-              <w:t>{{ bought_out_total }}</w:t>
-            </w:r>
+            <w:r/>
           </w:p>
         </w:tc>
       </w:tr>
@@ -12139,21 +12141,21 @@
             <w:tcW w:type="dxa" w:w="888"/>
           </w:tcPr>
           <w:p>
+            <w:r>
+              <w:t>{%tr if supervision_include %}</w:t>
+            </w:r>
+          </w:p>
+        </w:tc>
+        <w:tc>
+          <w:tcPr>
+            <w:tcW w:type="dxa" w:w="4699"/>
+          </w:tcPr>
+          <w:p>
             <w:r/>
           </w:p>
         </w:tc>
         <w:tc>
           <w:tcPr>
-            <w:tcW w:type="dxa" w:w="4699"/>
-          </w:tcPr>
-          <w:p>
-            <w:r>
-              <w:t>ENCON Items Total</w:t>
-            </w:r>
-          </w:p>
-        </w:tc>
-        <w:tc>
-          <w:tcPr>
             <w:tcW w:type="dxa" w:w="939"/>
           </w:tcPr>
           <w:p>
@@ -12173,9 +12175,7 @@
             <w:tcW w:type="dxa" w:w="2225"/>
           </w:tcPr>
           <w:p>
-            <w:r>
-              <w:t>{{ encon_total }}</w:t>
-            </w:r>
+            <w:r/>
           </w:p>
         </w:tc>
       </w:tr>
@@ -12185,6 +12185,190 @@
             <w:tcW w:type="dxa" w:w="888"/>
           </w:tcPr>
           <w:p>
+            <w:r/>
+          </w:p>
+        </w:tc>
+        <w:tc>
+          <w:tcPr>
+            <w:tcW w:type="dxa" w:w="4699"/>
+          </w:tcPr>
+          <w:p>
+            <w:r>
+              <w:t>Supervision Charges for Erection &amp; Commissioning (Erection by Client, Supervision by ENCON)</w:t>
+            </w:r>
+          </w:p>
+        </w:tc>
+        <w:tc>
+          <w:tcPr>
+            <w:tcW w:type="dxa" w:w="939"/>
+          </w:tcPr>
+          <w:p>
+            <w:r/>
+          </w:p>
+        </w:tc>
+        <w:tc>
+          <w:tcPr>
+            <w:tcW w:type="dxa" w:w="1839"/>
+          </w:tcPr>
+          <w:p>
+            <w:r>
+              <w:t>{{ supervision_rate }}</w:t>
+            </w:r>
+          </w:p>
+        </w:tc>
+        <w:tc>
+          <w:tcPr>
+            <w:tcW w:type="dxa" w:w="2225"/>
+          </w:tcPr>
+          <w:p>
+            <w:r>
+              <w:t>{{ supervision_note }}</w:t>
+            </w:r>
+          </w:p>
+        </w:tc>
+      </w:tr>
+      <w:tr>
+        <w:tc>
+          <w:tcPr>
+            <w:tcW w:type="dxa" w:w="888"/>
+          </w:tcPr>
+          <w:p>
+            <w:r>
+              <w:t>{%tr endif %}</w:t>
+            </w:r>
+          </w:p>
+        </w:tc>
+        <w:tc>
+          <w:tcPr>
+            <w:tcW w:type="dxa" w:w="4699"/>
+          </w:tcPr>
+          <w:p>
+            <w:r/>
+          </w:p>
+        </w:tc>
+        <w:tc>
+          <w:tcPr>
+            <w:tcW w:type="dxa" w:w="939"/>
+          </w:tcPr>
+          <w:p>
+            <w:r/>
+          </w:p>
+        </w:tc>
+        <w:tc>
+          <w:tcPr>
+            <w:tcW w:type="dxa" w:w="1839"/>
+          </w:tcPr>
+          <w:p>
+            <w:r/>
+          </w:p>
+        </w:tc>
+        <w:tc>
+          <w:tcPr>
+            <w:tcW w:type="dxa" w:w="2225"/>
+          </w:tcPr>
+          <w:p>
+            <w:r/>
+          </w:p>
+        </w:tc>
+      </w:tr>
+      <w:tr>
+        <w:tc>
+          <w:tcPr>
+            <w:tcW w:type="dxa" w:w="888"/>
+          </w:tcPr>
+          <w:p>
+            <w:r/>
+          </w:p>
+        </w:tc>
+        <w:tc>
+          <w:tcPr>
+            <w:tcW w:type="dxa" w:w="4699"/>
+          </w:tcPr>
+          <w:p>
+            <w:r>
+              <w:t>Bought-out Items Total</w:t>
+            </w:r>
+          </w:p>
+        </w:tc>
+        <w:tc>
+          <w:tcPr>
+            <w:tcW w:type="dxa" w:w="939"/>
+          </w:tcPr>
+          <w:p>
+            <w:r/>
+          </w:p>
+        </w:tc>
+        <w:tc>
+          <w:tcPr>
+            <w:tcW w:type="dxa" w:w="1839"/>
+          </w:tcPr>
+          <w:p>
+            <w:r/>
+          </w:p>
+        </w:tc>
+        <w:tc>
+          <w:tcPr>
+            <w:tcW w:type="dxa" w:w="2225"/>
+          </w:tcPr>
+          <w:p>
+            <w:r>
+              <w:t>{{ bought_out_total }}</w:t>
+            </w:r>
+          </w:p>
+        </w:tc>
+      </w:tr>
+      <w:tr>
+        <w:tc>
+          <w:tcPr>
+            <w:tcW w:type="dxa" w:w="888"/>
+          </w:tcPr>
+          <w:p>
+            <w:r/>
+          </w:p>
+        </w:tc>
+        <w:tc>
+          <w:tcPr>
+            <w:tcW w:type="dxa" w:w="4699"/>
+          </w:tcPr>
+          <w:p>
+            <w:r>
+              <w:t>ENCON Items Total</w:t>
+            </w:r>
+          </w:p>
+        </w:tc>
+        <w:tc>
+          <w:tcPr>
+            <w:tcW w:type="dxa" w:w="939"/>
+          </w:tcPr>
+          <w:p>
+            <w:r/>
+          </w:p>
+        </w:tc>
+        <w:tc>
+          <w:tcPr>
+            <w:tcW w:type="dxa" w:w="1839"/>
+          </w:tcPr>
+          <w:p>
+            <w:r/>
+          </w:p>
+        </w:tc>
+        <w:tc>
+          <w:tcPr>
+            <w:tcW w:type="dxa" w:w="2225"/>
+          </w:tcPr>
+          <w:p>
+            <w:r>
+              <w:t>{{ encon_total }}</w:t>
+            </w:r>
+          </w:p>
+        </w:tc>
+      </w:tr>
+      <w:tr>
+        <w:tc>
+          <w:tcPr>
+            <w:tcW w:type="dxa" w:w="888"/>
+          </w:tcPr>
+          <w:p>
             <w:r>
               <w:rPr>
                 <w:b/>
@@ -12240,6 +12424,50 @@
               </w:rPr>
               <w:t>{{ grand_total }}</w:t>
             </w:r>
+          </w:p>
+        </w:tc>
+      </w:tr>
+      <w:tr>
+        <w:tc>
+          <w:tcPr>
+            <w:tcW w:type="dxa" w:w="888"/>
+          </w:tcPr>
+          <w:p>
+            <w:r>
+              <w:t>{%tr endif %}</w:t>
+            </w:r>
+          </w:p>
+        </w:tc>
+        <w:tc>
+          <w:tcPr>
+            <w:tcW w:type="dxa" w:w="4699"/>
+          </w:tcPr>
+          <w:p>
+            <w:r/>
+          </w:p>
+        </w:tc>
+        <w:tc>
+          <w:tcPr>
+            <w:tcW w:type="dxa" w:w="939"/>
+          </w:tcPr>
+          <w:p>
+            <w:r/>
+          </w:p>
+        </w:tc>
+        <w:tc>
+          <w:tcPr>
+            <w:tcW w:type="dxa" w:w="1839"/>
+          </w:tcPr>
+          <w:p>
+            <w:r/>
+          </w:p>
+        </w:tc>
+        <w:tc>
+          <w:tcPr>
+            <w:tcW w:type="dxa" w:w="2225"/>
+          </w:tcPr>
+          <w:p>
+            <w:r/>
           </w:p>
         </w:tc>
       </w:tr>

--- a/Recup_Offer_Template.docx
+++ b/Recup_Offer_Template.docx
@@ -10477,6 +10477,33 @@
         </w:tc>
       </w:tr>
     </w:tbl>
+    <w:p/>
+    <w:p>
+      <w:r>
+        <w:rPr>
+          <w:b/>
+        </w:rPr>
+        <w:t>3D Image of the Proposed Recuperator</w:t>
+      </w:r>
+    </w:p>
+    <w:p>
+      <w:r>
+        <w:t>{{ image_recup_side }}</w:t>
+      </w:r>
+    </w:p>
+    <w:p/>
+    <w:p>
+      <w:r>
+        <w:t>{{ image_recup_front }}</w:t>
+      </w:r>
+    </w:p>
+    <w:p/>
+    <w:p>
+      <w:r>
+        <w:t>{{ image_recup_top }}</w:t>
+      </w:r>
+    </w:p>
+    <w:p/>
     <w:p/>
     <w:p>
       <w:r>

--- a/Recup_Offer_Template.docx
+++ b/Recup_Offer_Template.docx
@@ -3344,6 +3344,32 @@
       </w:tr>
     </w:tbl>
     <w:p/>
+    <w:p>
+      <w:r>
+        <w:rPr>
+          <w:b/>
+        </w:rPr>
+        <w:t>3D Image of the Proposed Recuperator</w:t>
+      </w:r>
+    </w:p>
+    <w:p>
+      <w:r>
+        <w:t>{{ image_recup_side }}</w:t>
+      </w:r>
+    </w:p>
+    <w:p/>
+    <w:p>
+      <w:r>
+        <w:t>{{ image_recup_front }}</w:t>
+      </w:r>
+    </w:p>
+    <w:p/>
+    <w:p>
+      <w:r>
+        <w:t>{{ image_recup_top }}</w:t>
+      </w:r>
+    </w:p>
+    <w:p/>
     <w:tbl>
       <w:tblPr>
         <w:tblW w:type="dxa" w:w="9360"/>
@@ -3726,32 +3752,6 @@
         <w:t>Design and material of construction details are listed in the Material of Construction sub-table above. Designing parameters and process flows are listed in the Recuperator Designing Parameters table.</w:t>
       </w:r>
     </w:p>
-    <w:p>
-      <w:r>
-        <w:rPr>
-          <w:b/>
-        </w:rPr>
-        <w:t>3D Image of the Proposed Recuperator</w:t>
-      </w:r>
-    </w:p>
-    <w:p>
-      <w:r>
-        <w:t>{{ image_recup_side }}</w:t>
-      </w:r>
-    </w:p>
-    <w:p/>
-    <w:p>
-      <w:r>
-        <w:t>{{ image_recup_front }}</w:t>
-      </w:r>
-    </w:p>
-    <w:p/>
-    <w:p>
-      <w:r>
-        <w:t>{{ image_recup_top }}</w:t>
-      </w:r>
-    </w:p>
-    <w:p/>
     <w:p>
       <w:pPr>
         <w:pStyle w:val="Heading1"/>

--- a/Recup_Offer_Template.docx
+++ b/Recup_Offer_Template.docx
@@ -6010,7 +6010,7 @@
         <w:rPr>
           <w:rFonts w:ascii="Calibri" w:cs="Calibri" w:eastAsia="Calibri" w:hAnsi="Calibri"/>
         </w:rPr>
-        <w:t xml:space="preserve">ENCON has supplied ladle preheating systems to leading steel and casting houses across India and overseas. A representative list is provided below.</w:t>
+        <w:t>We have supplied Recuperators to various clients, some of them are listed below:</w:t>
       </w:r>
     </w:p>
     <w:tbl>
@@ -6147,101 +6147,30 @@
         <w:tc>
           <w:tcPr>
             <w:tcW w:type="dxa" w:w="780"/>
-            <w:tcBorders>
-              <w:top w:val="single" w:color="BFBFBF" w:sz="4"/>
-              <w:left w:val="single" w:color="BFBFBF" w:sz="4"/>
-              <w:bottom w:val="single" w:color="BFBFBF" w:sz="4"/>
-              <w:right w:val="single" w:color="BFBFBF" w:sz="4"/>
-            </w:tcBorders>
-            <w:shd w:fill="F3F4F6" w:val="clear"/>
-            <w:tcMar>
-              <w:top w:type="dxa" w:w="100"/>
-              <w:left w:type="dxa" w:w="140"/>
-              <w:bottom w:type="dxa" w:w="100"/>
-              <w:right w:type="dxa" w:w="140"/>
-            </w:tcMar>
-            <w:vAlign w:val="center"/>
-          </w:tcPr>
-          <w:p>
-            <w:pPr>
-              <w:spacing w:after="40" w:before="40"/>
-              <w:jc w:val="center"/>
-            </w:pPr>
-            <w:r>
-              <w:rPr>
-                <w:rFonts w:ascii="Calibri" w:cs="Calibri" w:eastAsia="Calibri" w:hAnsi="Calibri"/>
-                <w:sz w:val="22"/>
-                <w:szCs w:val="22"/>
-              </w:rPr>
-              <w:t xml:space="preserve">1</w:t>
+          </w:tcPr>
+          <w:p>
+            <w:r>
+              <w:t>1</w:t>
             </w:r>
           </w:p>
         </w:tc>
         <w:tc>
           <w:tcPr>
             <w:tcW w:type="dxa" w:w="3580"/>
-            <w:tcBorders>
-              <w:top w:val="single" w:color="BFBFBF" w:sz="4"/>
-              <w:left w:val="single" w:color="BFBFBF" w:sz="4"/>
-              <w:bottom w:val="single" w:color="BFBFBF" w:sz="4"/>
-              <w:right w:val="single" w:color="BFBFBF" w:sz="4"/>
-            </w:tcBorders>
-            <w:shd w:fill="F3F4F6" w:val="clear"/>
-            <w:tcMar>
-              <w:top w:type="dxa" w:w="100"/>
-              <w:left w:type="dxa" w:w="140"/>
-              <w:bottom w:type="dxa" w:w="100"/>
-              <w:right w:type="dxa" w:w="140"/>
-            </w:tcMar>
-            <w:vAlign w:val="center"/>
-          </w:tcPr>
-          <w:p>
-            <w:pPr>
-              <w:spacing w:after="40" w:before="40"/>
-              <w:jc w:val="left"/>
-            </w:pPr>
-            <w:r>
-              <w:rPr>
-                <w:rFonts w:ascii="Calibri" w:cs="Calibri" w:eastAsia="Calibri" w:hAnsi="Calibri"/>
-                <w:b/>
-                <w:bCs/>
-                <w:sz w:val="22"/>
-                <w:szCs w:val="22"/>
-              </w:rPr>
-              <w:t xml:space="preserve">Emirates Steel Co. LLC, Abu Dhabi</w:t>
+          </w:tcPr>
+          <w:p>
+            <w:r>
+              <w:t>Jordan Steel, Jordan</w:t>
             </w:r>
           </w:p>
         </w:tc>
         <w:tc>
           <w:tcPr>
             <w:tcW w:type="dxa" w:w="5000"/>
-            <w:tcBorders>
-              <w:top w:val="single" w:color="BFBFBF" w:sz="4"/>
-              <w:left w:val="single" w:color="BFBFBF" w:sz="4"/>
-              <w:bottom w:val="single" w:color="BFBFBF" w:sz="4"/>
-              <w:right w:val="single" w:color="BFBFBF" w:sz="4"/>
-            </w:tcBorders>
-            <w:shd w:fill="F3F4F6" w:val="clear"/>
-            <w:tcMar>
-              <w:top w:type="dxa" w:w="100"/>
-              <w:left w:type="dxa" w:w="140"/>
-              <w:bottom w:type="dxa" w:w="100"/>
-              <w:right w:type="dxa" w:w="140"/>
-            </w:tcMar>
-            <w:vAlign w:val="center"/>
-          </w:tcPr>
-          <w:p>
-            <w:pPr>
-              <w:spacing w:after="40" w:before="40"/>
-              <w:jc w:val="left"/>
-            </w:pPr>
-            <w:r>
-              <w:rPr>
-                <w:rFonts w:ascii="Calibri" w:cs="Calibri" w:eastAsia="Calibri" w:hAnsi="Calibri"/>
-                <w:sz w:val="22"/>
-                <w:szCs w:val="22"/>
-              </w:rPr>
-              <w:t xml:space="preserve">Vertical Ladle Preheater</w:t>
+          </w:tcPr>
+          <w:p>
+            <w:r>
+              <w:t>Recuperator</w:t>
             </w:r>
           </w:p>
         </w:tc>
@@ -6250,101 +6179,30 @@
         <w:tc>
           <w:tcPr>
             <w:tcW w:type="dxa" w:w="780"/>
-            <w:tcBorders>
-              <w:top w:val="single" w:color="BFBFBF" w:sz="4"/>
-              <w:left w:val="single" w:color="BFBFBF" w:sz="4"/>
-              <w:bottom w:val="single" w:color="BFBFBF" w:sz="4"/>
-              <w:right w:val="single" w:color="BFBFBF" w:sz="4"/>
-            </w:tcBorders>
-            <w:shd w:fill="F3F4F6" w:val="clear"/>
-            <w:tcMar>
-              <w:top w:type="dxa" w:w="100"/>
-              <w:left w:type="dxa" w:w="140"/>
-              <w:bottom w:type="dxa" w:w="100"/>
-              <w:right w:type="dxa" w:w="140"/>
-            </w:tcMar>
-            <w:vAlign w:val="center"/>
-          </w:tcPr>
-          <w:p>
-            <w:pPr>
-              <w:spacing w:after="40" w:before="40"/>
-              <w:jc w:val="center"/>
-            </w:pPr>
-            <w:r>
-              <w:rPr>
-                <w:rFonts w:ascii="Calibri" w:cs="Calibri" w:eastAsia="Calibri" w:hAnsi="Calibri"/>
-                <w:sz w:val="22"/>
-                <w:szCs w:val="22"/>
-              </w:rPr>
-              <w:t xml:space="preserve">2</w:t>
+          </w:tcPr>
+          <w:p>
+            <w:r>
+              <w:t>2</w:t>
             </w:r>
           </w:p>
         </w:tc>
         <w:tc>
           <w:tcPr>
             <w:tcW w:type="dxa" w:w="3580"/>
-            <w:tcBorders>
-              <w:top w:val="single" w:color="BFBFBF" w:sz="4"/>
-              <w:left w:val="single" w:color="BFBFBF" w:sz="4"/>
-              <w:bottom w:val="single" w:color="BFBFBF" w:sz="4"/>
-              <w:right w:val="single" w:color="BFBFBF" w:sz="4"/>
-            </w:tcBorders>
-            <w:shd w:fill="F3F4F6" w:val="clear"/>
-            <w:tcMar>
-              <w:top w:type="dxa" w:w="100"/>
-              <w:left w:type="dxa" w:w="140"/>
-              <w:bottom w:type="dxa" w:w="100"/>
-              <w:right w:type="dxa" w:w="140"/>
-            </w:tcMar>
-            <w:vAlign w:val="center"/>
-          </w:tcPr>
-          <w:p>
-            <w:pPr>
-              <w:spacing w:after="40" w:before="40"/>
-              <w:jc w:val="left"/>
-            </w:pPr>
-            <w:r>
-              <w:rPr>
-                <w:rFonts w:ascii="Calibri" w:cs="Calibri" w:eastAsia="Calibri" w:hAnsi="Calibri"/>
-                <w:b/>
-                <w:bCs/>
-                <w:sz w:val="22"/>
-                <w:szCs w:val="22"/>
-              </w:rPr>
-              <w:t xml:space="preserve">Rourkela Steel Plant, Rourkela</w:t>
+          </w:tcPr>
+          <w:p>
+            <w:r>
+              <w:t>Utility Alloys Pvt. Ltd., Coimbatore</w:t>
             </w:r>
           </w:p>
         </w:tc>
         <w:tc>
           <w:tcPr>
             <w:tcW w:type="dxa" w:w="5000"/>
-            <w:tcBorders>
-              <w:top w:val="single" w:color="BFBFBF" w:sz="4"/>
-              <w:left w:val="single" w:color="BFBFBF" w:sz="4"/>
-              <w:bottom w:val="single" w:color="BFBFBF" w:sz="4"/>
-              <w:right w:val="single" w:color="BFBFBF" w:sz="4"/>
-            </w:tcBorders>
-            <w:shd w:fill="F3F4F6" w:val="clear"/>
-            <w:tcMar>
-              <w:top w:type="dxa" w:w="100"/>
-              <w:left w:type="dxa" w:w="140"/>
-              <w:bottom w:type="dxa" w:w="100"/>
-              <w:right w:type="dxa" w:w="140"/>
-            </w:tcMar>
-            <w:vAlign w:val="center"/>
-          </w:tcPr>
-          <w:p>
-            <w:pPr>
-              <w:spacing w:after="40" w:before="40"/>
-              <w:jc w:val="left"/>
-            </w:pPr>
-            <w:r>
-              <w:rPr>
-                <w:rFonts w:ascii="Calibri" w:cs="Calibri" w:eastAsia="Calibri" w:hAnsi="Calibri"/>
-                <w:sz w:val="22"/>
-                <w:szCs w:val="22"/>
-              </w:rPr>
-              <w:t xml:space="preserve">Horizontal Ladle Preheater</w:t>
+          </w:tcPr>
+          <w:p>
+            <w:r>
+              <w:t>Recuperator</w:t>
             </w:r>
           </w:p>
         </w:tc>
@@ -6353,101 +6211,30 @@
         <w:tc>
           <w:tcPr>
             <w:tcW w:type="dxa" w:w="780"/>
-            <w:tcBorders>
-              <w:top w:val="single" w:color="BFBFBF" w:sz="4"/>
-              <w:left w:val="single" w:color="BFBFBF" w:sz="4"/>
-              <w:bottom w:val="single" w:color="BFBFBF" w:sz="4"/>
-              <w:right w:val="single" w:color="BFBFBF" w:sz="4"/>
-            </w:tcBorders>
-            <w:shd w:fill="F3F4F6" w:val="clear"/>
-            <w:tcMar>
-              <w:top w:type="dxa" w:w="100"/>
-              <w:left w:type="dxa" w:w="140"/>
-              <w:bottom w:type="dxa" w:w="100"/>
-              <w:right w:type="dxa" w:w="140"/>
-            </w:tcMar>
-            <w:vAlign w:val="center"/>
-          </w:tcPr>
-          <w:p>
-            <w:pPr>
-              <w:spacing w:after="40" w:before="40"/>
-              <w:jc w:val="center"/>
-            </w:pPr>
-            <w:r>
-              <w:rPr>
-                <w:rFonts w:ascii="Calibri" w:cs="Calibri" w:eastAsia="Calibri" w:hAnsi="Calibri"/>
-                <w:sz w:val="22"/>
-                <w:szCs w:val="22"/>
-              </w:rPr>
-              <w:t xml:space="preserve">3</w:t>
+          </w:tcPr>
+          <w:p>
+            <w:r>
+              <w:t>3</w:t>
             </w:r>
           </w:p>
         </w:tc>
         <w:tc>
           <w:tcPr>
             <w:tcW w:type="dxa" w:w="3580"/>
-            <w:tcBorders>
-              <w:top w:val="single" w:color="BFBFBF" w:sz="4"/>
-              <w:left w:val="single" w:color="BFBFBF" w:sz="4"/>
-              <w:bottom w:val="single" w:color="BFBFBF" w:sz="4"/>
-              <w:right w:val="single" w:color="BFBFBF" w:sz="4"/>
-            </w:tcBorders>
-            <w:shd w:fill="F3F4F6" w:val="clear"/>
-            <w:tcMar>
-              <w:top w:type="dxa" w:w="100"/>
-              <w:left w:type="dxa" w:w="140"/>
-              <w:bottom w:type="dxa" w:w="100"/>
-              <w:right w:type="dxa" w:w="140"/>
-            </w:tcMar>
-            <w:vAlign w:val="center"/>
-          </w:tcPr>
-          <w:p>
-            <w:pPr>
-              <w:spacing w:after="40" w:before="40"/>
-              <w:jc w:val="left"/>
-            </w:pPr>
-            <w:r>
-              <w:rPr>
-                <w:rFonts w:ascii="Calibri" w:cs="Calibri" w:eastAsia="Calibri" w:hAnsi="Calibri"/>
-                <w:b/>
-                <w:bCs/>
-                <w:sz w:val="22"/>
-                <w:szCs w:val="22"/>
-              </w:rPr>
-              <w:t xml:space="preserve">JSW Steel Limited, Bellary</w:t>
+          </w:tcPr>
+          <w:p>
+            <w:r>
+              <w:t>CUMI Refractories, Chennai</w:t>
             </w:r>
           </w:p>
         </w:tc>
         <w:tc>
           <w:tcPr>
             <w:tcW w:type="dxa" w:w="5000"/>
-            <w:tcBorders>
-              <w:top w:val="single" w:color="BFBFBF" w:sz="4"/>
-              <w:left w:val="single" w:color="BFBFBF" w:sz="4"/>
-              <w:bottom w:val="single" w:color="BFBFBF" w:sz="4"/>
-              <w:right w:val="single" w:color="BFBFBF" w:sz="4"/>
-            </w:tcBorders>
-            <w:shd w:fill="F3F4F6" w:val="clear"/>
-            <w:tcMar>
-              <w:top w:type="dxa" w:w="100"/>
-              <w:left w:type="dxa" w:w="140"/>
-              <w:bottom w:type="dxa" w:w="100"/>
-              <w:right w:type="dxa" w:w="140"/>
-            </w:tcMar>
-            <w:vAlign w:val="center"/>
-          </w:tcPr>
-          <w:p>
-            <w:pPr>
-              <w:spacing w:after="40" w:before="40"/>
-              <w:jc w:val="left"/>
-            </w:pPr>
-            <w:r>
-              <w:rPr>
-                <w:rFonts w:ascii="Calibri" w:cs="Calibri" w:eastAsia="Calibri" w:hAnsi="Calibri"/>
-                <w:sz w:val="22"/>
-                <w:szCs w:val="22"/>
-              </w:rPr>
-              <w:t xml:space="preserve">Tundish Preheater</w:t>
+          </w:tcPr>
+          <w:p>
+            <w:r>
+              <w:t>Recuperator</w:t>
             </w:r>
           </w:p>
         </w:tc>
@@ -6456,101 +6243,30 @@
         <w:tc>
           <w:tcPr>
             <w:tcW w:type="dxa" w:w="780"/>
-            <w:tcBorders>
-              <w:top w:val="single" w:color="BFBFBF" w:sz="4"/>
-              <w:left w:val="single" w:color="BFBFBF" w:sz="4"/>
-              <w:bottom w:val="single" w:color="BFBFBF" w:sz="4"/>
-              <w:right w:val="single" w:color="BFBFBF" w:sz="4"/>
-            </w:tcBorders>
-            <w:shd w:fill="F3F4F6" w:val="clear"/>
-            <w:tcMar>
-              <w:top w:type="dxa" w:w="100"/>
-              <w:left w:type="dxa" w:w="140"/>
-              <w:bottom w:type="dxa" w:w="100"/>
-              <w:right w:type="dxa" w:w="140"/>
-            </w:tcMar>
-            <w:vAlign w:val="center"/>
-          </w:tcPr>
-          <w:p>
-            <w:pPr>
-              <w:spacing w:after="40" w:before="40"/>
-              <w:jc w:val="center"/>
-            </w:pPr>
-            <w:r>
-              <w:rPr>
-                <w:rFonts w:ascii="Calibri" w:cs="Calibri" w:eastAsia="Calibri" w:hAnsi="Calibri"/>
-                <w:sz w:val="22"/>
-                <w:szCs w:val="22"/>
-              </w:rPr>
-              <w:t xml:space="preserve">4</w:t>
+          </w:tcPr>
+          <w:p>
+            <w:r>
+              <w:t>4</w:t>
             </w:r>
           </w:p>
         </w:tc>
         <w:tc>
           <w:tcPr>
             <w:tcW w:type="dxa" w:w="3580"/>
-            <w:tcBorders>
-              <w:top w:val="single" w:color="BFBFBF" w:sz="4"/>
-              <w:left w:val="single" w:color="BFBFBF" w:sz="4"/>
-              <w:bottom w:val="single" w:color="BFBFBF" w:sz="4"/>
-              <w:right w:val="single" w:color="BFBFBF" w:sz="4"/>
-            </w:tcBorders>
-            <w:shd w:fill="F3F4F6" w:val="clear"/>
-            <w:tcMar>
-              <w:top w:type="dxa" w:w="100"/>
-              <w:left w:type="dxa" w:w="140"/>
-              <w:bottom w:type="dxa" w:w="100"/>
-              <w:right w:type="dxa" w:w="140"/>
-            </w:tcMar>
-            <w:vAlign w:val="center"/>
-          </w:tcPr>
-          <w:p>
-            <w:pPr>
-              <w:spacing w:after="40" w:before="40"/>
-              <w:jc w:val="left"/>
-            </w:pPr>
-            <w:r>
-              <w:rPr>
-                <w:rFonts w:ascii="Calibri" w:cs="Calibri" w:eastAsia="Calibri" w:hAnsi="Calibri"/>
-                <w:b/>
-                <w:bCs/>
-                <w:sz w:val="22"/>
-                <w:szCs w:val="22"/>
-              </w:rPr>
-              <w:t xml:space="preserve">Danieli India Limited</w:t>
+          </w:tcPr>
+          <w:p>
+            <w:r>
+              <w:t>Sunflag Iron &amp; Steel Company Ltd., Maharashtra</w:t>
             </w:r>
           </w:p>
         </w:tc>
         <w:tc>
           <w:tcPr>
             <w:tcW w:type="dxa" w:w="5000"/>
-            <w:tcBorders>
-              <w:top w:val="single" w:color="BFBFBF" w:sz="4"/>
-              <w:left w:val="single" w:color="BFBFBF" w:sz="4"/>
-              <w:bottom w:val="single" w:color="BFBFBF" w:sz="4"/>
-              <w:right w:val="single" w:color="BFBFBF" w:sz="4"/>
-            </w:tcBorders>
-            <w:shd w:fill="F3F4F6" w:val="clear"/>
-            <w:tcMar>
-              <w:top w:type="dxa" w:w="100"/>
-              <w:left w:type="dxa" w:w="140"/>
-              <w:bottom w:type="dxa" w:w="100"/>
-              <w:right w:type="dxa" w:w="140"/>
-            </w:tcMar>
-            <w:vAlign w:val="center"/>
-          </w:tcPr>
-          <w:p>
-            <w:pPr>
-              <w:spacing w:after="40" w:before="40"/>
-              <w:jc w:val="left"/>
-            </w:pPr>
-            <w:r>
-              <w:rPr>
-                <w:rFonts w:ascii="Calibri" w:cs="Calibri" w:eastAsia="Calibri" w:hAnsi="Calibri"/>
-                <w:sz w:val="22"/>
-                <w:szCs w:val="22"/>
-              </w:rPr>
-              <w:t xml:space="preserve">Tundish Preheater</w:t>
+          </w:tcPr>
+          <w:p>
+            <w:r>
+              <w:t>Recuperator</w:t>
             </w:r>
           </w:p>
         </w:tc>
@@ -6559,129 +6275,30 @@
         <w:tc>
           <w:tcPr>
             <w:tcW w:type="dxa" w:w="780"/>
-            <w:tcBorders>
-              <w:top w:val="single" w:color="BFBFBF" w:sz="4"/>
-              <w:left w:val="single" w:color="BFBFBF" w:sz="4"/>
-              <w:bottom w:val="single" w:color="BFBFBF" w:sz="4"/>
-              <w:right w:val="single" w:color="BFBFBF" w:sz="4"/>
-            </w:tcBorders>
-            <w:shd w:fill="F3F4F6" w:val="clear"/>
-            <w:tcMar>
-              <w:top w:type="dxa" w:w="100"/>
-              <w:left w:type="dxa" w:w="140"/>
-              <w:bottom w:type="dxa" w:w="100"/>
-              <w:right w:type="dxa" w:w="140"/>
-            </w:tcMar>
-            <w:vAlign w:val="center"/>
-          </w:tcPr>
-          <w:p>
-            <w:pPr>
-              <w:spacing w:after="40" w:before="40"/>
-              <w:jc w:val="center"/>
-            </w:pPr>
-            <w:r>
-              <w:rPr>
-                <w:rFonts w:ascii="Calibri" w:cs="Calibri" w:eastAsia="Calibri" w:hAnsi="Calibri"/>
-                <w:sz w:val="22"/>
-                <w:szCs w:val="22"/>
-              </w:rPr>
-              <w:t xml:space="preserve">5</w:t>
+          </w:tcPr>
+          <w:p>
+            <w:r>
+              <w:t>5</w:t>
             </w:r>
           </w:p>
         </w:tc>
         <w:tc>
           <w:tcPr>
             <w:tcW w:type="dxa" w:w="3580"/>
-            <w:tcBorders>
-              <w:top w:val="single" w:color="BFBFBF" w:sz="4"/>
-              <w:left w:val="single" w:color="BFBFBF" w:sz="4"/>
-              <w:bottom w:val="single" w:color="BFBFBF" w:sz="4"/>
-              <w:right w:val="single" w:color="BFBFBF" w:sz="4"/>
-            </w:tcBorders>
-            <w:shd w:fill="F3F4F6" w:val="clear"/>
-            <w:tcMar>
-              <w:top w:type="dxa" w:w="100"/>
-              <w:left w:type="dxa" w:w="140"/>
-              <w:bottom w:type="dxa" w:w="100"/>
-              <w:right w:type="dxa" w:w="140"/>
-            </w:tcMar>
-            <w:vAlign w:val="center"/>
-          </w:tcPr>
-          <w:p>
-            <w:pPr>
-              <w:spacing w:after="40" w:before="40"/>
-              <w:jc w:val="left"/>
-            </w:pPr>
-            <w:r>
-              <w:rPr>
-                <w:rFonts w:ascii="Calibri" w:cs="Calibri" w:eastAsia="Calibri" w:hAnsi="Calibri"/>
-                <w:b/>
-                <w:bCs/>
-                <w:sz w:val="22"/>
-                <w:szCs w:val="22"/>
-              </w:rPr>
-              <w:t xml:space="preserve">BMM Ispat Ltd.</w:t>
+          </w:tcPr>
+          <w:p>
+            <w:r>
+              <w:t>Tata Steel Ltd, Boisar, MH</w:t>
             </w:r>
           </w:p>
         </w:tc>
         <w:tc>
           <w:tcPr>
             <w:tcW w:type="dxa" w:w="5000"/>
-            <w:tcBorders>
-              <w:top w:val="single" w:color="BFBFBF" w:sz="4"/>
-              <w:left w:val="single" w:color="BFBFBF" w:sz="4"/>
-              <w:bottom w:val="single" w:color="BFBFBF" w:sz="4"/>
-              <w:right w:val="single" w:color="BFBFBF" w:sz="4"/>
-            </w:tcBorders>
-            <w:shd w:fill="F3F4F6" w:val="clear"/>
-            <w:tcMar>
-              <w:top w:type="dxa" w:w="100"/>
-              <w:left w:type="dxa" w:w="140"/>
-              <w:bottom w:type="dxa" w:w="100"/>
-              <w:right w:type="dxa" w:w="140"/>
-            </w:tcMar>
-            <w:vAlign w:val="center"/>
-          </w:tcPr>
-          <w:p>
-            <w:pPr>
-              <w:spacing w:after="40" w:before="40"/>
-              <w:jc w:val="left"/>
-            </w:pPr>
-            <w:r>
-              <w:rPr>
-                <w:rFonts w:ascii="Calibri" w:cs="Calibri" w:eastAsia="Calibri" w:hAnsi="Calibri"/>
-                <w:sz w:val="22"/>
-                <w:szCs w:val="22"/>
-              </w:rPr>
-              <w:t xml:space="preserve">Vertical Ladle Preheater</w:t>
-            </w:r>
-          </w:p>
-          <w:p>
-            <w:pPr>
-              <w:spacing w:after="40" w:before="40"/>
-              <w:jc w:val="left"/>
-            </w:pPr>
-            <w:r>
-              <w:rPr>
-                <w:rFonts w:ascii="Calibri" w:cs="Calibri" w:eastAsia="Calibri" w:hAnsi="Calibri"/>
-                <w:sz w:val="22"/>
-                <w:szCs w:val="22"/>
-              </w:rPr>
-              <w:t xml:space="preserve">Horizontal Ladle Preheater</w:t>
-            </w:r>
-          </w:p>
-          <w:p>
-            <w:pPr>
-              <w:spacing w:after="40" w:before="40"/>
-              <w:jc w:val="left"/>
-            </w:pPr>
-            <w:r>
-              <w:rPr>
-                <w:rFonts w:ascii="Calibri" w:cs="Calibri" w:eastAsia="Calibri" w:hAnsi="Calibri"/>
-                <w:sz w:val="22"/>
-                <w:szCs w:val="22"/>
-              </w:rPr>
-              <w:t xml:space="preserve">Tundish Preheater</w:t>
+          </w:tcPr>
+          <w:p>
+            <w:r>
+              <w:t>Recuperator</w:t>
             </w:r>
           </w:p>
         </w:tc>
@@ -6690,115 +6307,30 @@
         <w:tc>
           <w:tcPr>
             <w:tcW w:type="dxa" w:w="780"/>
-            <w:tcBorders>
-              <w:top w:val="single" w:color="BFBFBF" w:sz="4"/>
-              <w:left w:val="single" w:color="BFBFBF" w:sz="4"/>
-              <w:bottom w:val="single" w:color="BFBFBF" w:sz="4"/>
-              <w:right w:val="single" w:color="BFBFBF" w:sz="4"/>
-            </w:tcBorders>
-            <w:shd w:fill="F3F4F6" w:val="clear"/>
-            <w:tcMar>
-              <w:top w:type="dxa" w:w="100"/>
-              <w:left w:type="dxa" w:w="140"/>
-              <w:bottom w:type="dxa" w:w="100"/>
-              <w:right w:type="dxa" w:w="140"/>
-            </w:tcMar>
-            <w:vAlign w:val="center"/>
-          </w:tcPr>
-          <w:p>
-            <w:pPr>
-              <w:spacing w:after="40" w:before="40"/>
-              <w:jc w:val="center"/>
-            </w:pPr>
-            <w:r>
-              <w:rPr>
-                <w:rFonts w:ascii="Calibri" w:cs="Calibri" w:eastAsia="Calibri" w:hAnsi="Calibri"/>
-                <w:sz w:val="22"/>
-                <w:szCs w:val="22"/>
-              </w:rPr>
-              <w:t xml:space="preserve">6</w:t>
+          </w:tcPr>
+          <w:p>
+            <w:r>
+              <w:t>6</w:t>
             </w:r>
           </w:p>
         </w:tc>
         <w:tc>
           <w:tcPr>
             <w:tcW w:type="dxa" w:w="3580"/>
-            <w:tcBorders>
-              <w:top w:val="single" w:color="BFBFBF" w:sz="4"/>
-              <w:left w:val="single" w:color="BFBFBF" w:sz="4"/>
-              <w:bottom w:val="single" w:color="BFBFBF" w:sz="4"/>
-              <w:right w:val="single" w:color="BFBFBF" w:sz="4"/>
-            </w:tcBorders>
-            <w:shd w:fill="F3F4F6" w:val="clear"/>
-            <w:tcMar>
-              <w:top w:type="dxa" w:w="100"/>
-              <w:left w:type="dxa" w:w="140"/>
-              <w:bottom w:type="dxa" w:w="100"/>
-              <w:right w:type="dxa" w:w="140"/>
-            </w:tcMar>
-            <w:vAlign w:val="center"/>
-          </w:tcPr>
-          <w:p>
-            <w:pPr>
-              <w:spacing w:after="40" w:before="40"/>
-              <w:jc w:val="left"/>
-            </w:pPr>
-            <w:r>
-              <w:rPr>
-                <w:rFonts w:ascii="Calibri" w:cs="Calibri" w:eastAsia="Calibri" w:hAnsi="Calibri"/>
-                <w:b/>
-                <w:bCs/>
-                <w:sz w:val="22"/>
-                <w:szCs w:val="22"/>
-              </w:rPr>
-              <w:t xml:space="preserve">Electrotherm India Ltd.</w:t>
+          </w:tcPr>
+          <w:p>
+            <w:r>
+              <w:t>Modern Steel Ltd, Mandi Gobindgarh</w:t>
             </w:r>
           </w:p>
         </w:tc>
         <w:tc>
           <w:tcPr>
             <w:tcW w:type="dxa" w:w="5000"/>
-            <w:tcBorders>
-              <w:top w:val="single" w:color="BFBFBF" w:sz="4"/>
-              <w:left w:val="single" w:color="BFBFBF" w:sz="4"/>
-              <w:bottom w:val="single" w:color="BFBFBF" w:sz="4"/>
-              <w:right w:val="single" w:color="BFBFBF" w:sz="4"/>
-            </w:tcBorders>
-            <w:shd w:fill="F3F4F6" w:val="clear"/>
-            <w:tcMar>
-              <w:top w:type="dxa" w:w="100"/>
-              <w:left w:type="dxa" w:w="140"/>
-              <w:bottom w:type="dxa" w:w="100"/>
-              <w:right w:type="dxa" w:w="140"/>
-            </w:tcMar>
-            <w:vAlign w:val="center"/>
-          </w:tcPr>
-          <w:p>
-            <w:pPr>
-              <w:spacing w:after="40" w:before="40"/>
-              <w:jc w:val="left"/>
-            </w:pPr>
-            <w:r>
-              <w:rPr>
-                <w:rFonts w:ascii="Calibri" w:cs="Calibri" w:eastAsia="Calibri" w:hAnsi="Calibri"/>
-                <w:sz w:val="22"/>
-                <w:szCs w:val="22"/>
-              </w:rPr>
-              <w:t xml:space="preserve">Vertical Ladle Preheater - 15 MT</w:t>
-            </w:r>
-          </w:p>
-          <w:p>
-            <w:pPr>
-              <w:spacing w:after="40" w:before="40"/>
-              <w:jc w:val="left"/>
-            </w:pPr>
-            <w:r>
-              <w:rPr>
-                <w:rFonts w:ascii="Calibri" w:cs="Calibri" w:eastAsia="Calibri" w:hAnsi="Calibri"/>
-                <w:sz w:val="22"/>
-                <w:szCs w:val="22"/>
-              </w:rPr>
-              <w:t xml:space="preserve">Horizontal Ladle Preheater - 15 MT</w:t>
+          </w:tcPr>
+          <w:p>
+            <w:r>
+              <w:t>Recuperator</w:t>
             </w:r>
           </w:p>
         </w:tc>
@@ -6807,115 +6339,30 @@
         <w:tc>
           <w:tcPr>
             <w:tcW w:type="dxa" w:w="780"/>
-            <w:tcBorders>
-              <w:top w:val="single" w:color="BFBFBF" w:sz="4"/>
-              <w:left w:val="single" w:color="BFBFBF" w:sz="4"/>
-              <w:bottom w:val="single" w:color="BFBFBF" w:sz="4"/>
-              <w:right w:val="single" w:color="BFBFBF" w:sz="4"/>
-            </w:tcBorders>
-            <w:shd w:fill="F3F4F6" w:val="clear"/>
-            <w:tcMar>
-              <w:top w:type="dxa" w:w="100"/>
-              <w:left w:type="dxa" w:w="140"/>
-              <w:bottom w:type="dxa" w:w="100"/>
-              <w:right w:type="dxa" w:w="140"/>
-            </w:tcMar>
-            <w:vAlign w:val="center"/>
-          </w:tcPr>
-          <w:p>
-            <w:pPr>
-              <w:spacing w:after="40" w:before="40"/>
-              <w:jc w:val="center"/>
-            </w:pPr>
-            <w:r>
-              <w:rPr>
-                <w:rFonts w:ascii="Calibri" w:cs="Calibri" w:eastAsia="Calibri" w:hAnsi="Calibri"/>
-                <w:sz w:val="22"/>
-                <w:szCs w:val="22"/>
-              </w:rPr>
-              <w:t xml:space="preserve">7</w:t>
+          </w:tcPr>
+          <w:p>
+            <w:r>
+              <w:t>7</w:t>
             </w:r>
           </w:p>
         </w:tc>
         <w:tc>
           <w:tcPr>
             <w:tcW w:type="dxa" w:w="3580"/>
-            <w:tcBorders>
-              <w:top w:val="single" w:color="BFBFBF" w:sz="4"/>
-              <w:left w:val="single" w:color="BFBFBF" w:sz="4"/>
-              <w:bottom w:val="single" w:color="BFBFBF" w:sz="4"/>
-              <w:right w:val="single" w:color="BFBFBF" w:sz="4"/>
-            </w:tcBorders>
-            <w:shd w:fill="F3F4F6" w:val="clear"/>
-            <w:tcMar>
-              <w:top w:type="dxa" w:w="100"/>
-              <w:left w:type="dxa" w:w="140"/>
-              <w:bottom w:type="dxa" w:w="100"/>
-              <w:right w:type="dxa" w:w="140"/>
-            </w:tcMar>
-            <w:vAlign w:val="center"/>
-          </w:tcPr>
-          <w:p>
-            <w:pPr>
-              <w:spacing w:after="40" w:before="40"/>
-              <w:jc w:val="left"/>
-            </w:pPr>
-            <w:r>
-              <w:rPr>
-                <w:rFonts w:ascii="Calibri" w:cs="Calibri" w:eastAsia="Calibri" w:hAnsi="Calibri"/>
-                <w:b/>
-                <w:bCs/>
-                <w:sz w:val="22"/>
-                <w:szCs w:val="22"/>
-              </w:rPr>
-              <w:t xml:space="preserve">Siemens Ltd.</w:t>
+          </w:tcPr>
+          <w:p>
+            <w:r>
+              <w:t>Raj Shree Udyog, Mandi Gobindgarh</w:t>
             </w:r>
           </w:p>
         </w:tc>
         <w:tc>
           <w:tcPr>
             <w:tcW w:type="dxa" w:w="5000"/>
-            <w:tcBorders>
-              <w:top w:val="single" w:color="BFBFBF" w:sz="4"/>
-              <w:left w:val="single" w:color="BFBFBF" w:sz="4"/>
-              <w:bottom w:val="single" w:color="BFBFBF" w:sz="4"/>
-              <w:right w:val="single" w:color="BFBFBF" w:sz="4"/>
-            </w:tcBorders>
-            <w:shd w:fill="F3F4F6" w:val="clear"/>
-            <w:tcMar>
-              <w:top w:type="dxa" w:w="100"/>
-              <w:left w:type="dxa" w:w="140"/>
-              <w:bottom w:type="dxa" w:w="100"/>
-              <w:right w:type="dxa" w:w="140"/>
-            </w:tcMar>
-            <w:vAlign w:val="center"/>
-          </w:tcPr>
-          <w:p>
-            <w:pPr>
-              <w:spacing w:after="40" w:before="40"/>
-              <w:jc w:val="left"/>
-            </w:pPr>
-            <w:r>
-              <w:rPr>
-                <w:rFonts w:ascii="Calibri" w:cs="Calibri" w:eastAsia="Calibri" w:hAnsi="Calibri"/>
-                <w:sz w:val="22"/>
-                <w:szCs w:val="22"/>
-              </w:rPr>
-              <w:t xml:space="preserve">Horizontal Ladle Preheater</w:t>
-            </w:r>
-          </w:p>
-          <w:p>
-            <w:pPr>
-              <w:spacing w:after="40" w:before="40"/>
-              <w:jc w:val="left"/>
-            </w:pPr>
-            <w:r>
-              <w:rPr>
-                <w:rFonts w:ascii="Calibri" w:cs="Calibri" w:eastAsia="Calibri" w:hAnsi="Calibri"/>
-                <w:sz w:val="22"/>
-                <w:szCs w:val="22"/>
-              </w:rPr>
-              <w:t xml:space="preserve">Vertical Ladle Preheater</w:t>
+          </w:tcPr>
+          <w:p>
+            <w:r>
+              <w:t>Recuperator</w:t>
             </w:r>
           </w:p>
         </w:tc>
@@ -6924,115 +6371,30 @@
         <w:tc>
           <w:tcPr>
             <w:tcW w:type="dxa" w:w="780"/>
-            <w:tcBorders>
-              <w:top w:val="single" w:color="BFBFBF" w:sz="4"/>
-              <w:left w:val="single" w:color="BFBFBF" w:sz="4"/>
-              <w:bottom w:val="single" w:color="BFBFBF" w:sz="4"/>
-              <w:right w:val="single" w:color="BFBFBF" w:sz="4"/>
-            </w:tcBorders>
-            <w:shd w:fill="F3F4F6" w:val="clear"/>
-            <w:tcMar>
-              <w:top w:type="dxa" w:w="100"/>
-              <w:left w:type="dxa" w:w="140"/>
-              <w:bottom w:type="dxa" w:w="100"/>
-              <w:right w:type="dxa" w:w="140"/>
-            </w:tcMar>
-            <w:vAlign w:val="center"/>
-          </w:tcPr>
-          <w:p>
-            <w:pPr>
-              <w:spacing w:after="40" w:before="40"/>
-              <w:jc w:val="center"/>
-            </w:pPr>
-            <w:r>
-              <w:rPr>
-                <w:rFonts w:ascii="Calibri" w:cs="Calibri" w:eastAsia="Calibri" w:hAnsi="Calibri"/>
-                <w:sz w:val="22"/>
-                <w:szCs w:val="22"/>
-              </w:rPr>
-              <w:t xml:space="preserve">8</w:t>
+          </w:tcPr>
+          <w:p>
+            <w:r>
+              <w:t>8</w:t>
             </w:r>
           </w:p>
         </w:tc>
         <w:tc>
           <w:tcPr>
             <w:tcW w:type="dxa" w:w="3580"/>
-            <w:tcBorders>
-              <w:top w:val="single" w:color="BFBFBF" w:sz="4"/>
-              <w:left w:val="single" w:color="BFBFBF" w:sz="4"/>
-              <w:bottom w:val="single" w:color="BFBFBF" w:sz="4"/>
-              <w:right w:val="single" w:color="BFBFBF" w:sz="4"/>
-            </w:tcBorders>
-            <w:shd w:fill="F3F4F6" w:val="clear"/>
-            <w:tcMar>
-              <w:top w:type="dxa" w:w="100"/>
-              <w:left w:type="dxa" w:w="140"/>
-              <w:bottom w:type="dxa" w:w="100"/>
-              <w:right w:type="dxa" w:w="140"/>
-            </w:tcMar>
-            <w:vAlign w:val="center"/>
-          </w:tcPr>
-          <w:p>
-            <w:pPr>
-              <w:spacing w:after="40" w:before="40"/>
-              <w:jc w:val="left"/>
-            </w:pPr>
-            <w:r>
-              <w:rPr>
-                <w:rFonts w:ascii="Calibri" w:cs="Calibri" w:eastAsia="Calibri" w:hAnsi="Calibri"/>
-                <w:b/>
-                <w:bCs/>
-                <w:sz w:val="22"/>
-                <w:szCs w:val="22"/>
-              </w:rPr>
-              <w:t xml:space="preserve">E &amp; P Division Electrotherm India Ltd.</w:t>
+          </w:tcPr>
+          <w:p>
+            <w:r>
+              <w:t>Dhiman Iron &amp; Steel Industries, Mandi Gobindgarh</w:t>
             </w:r>
           </w:p>
         </w:tc>
         <w:tc>
           <w:tcPr>
             <w:tcW w:type="dxa" w:w="5000"/>
-            <w:tcBorders>
-              <w:top w:val="single" w:color="BFBFBF" w:sz="4"/>
-              <w:left w:val="single" w:color="BFBFBF" w:sz="4"/>
-              <w:bottom w:val="single" w:color="BFBFBF" w:sz="4"/>
-              <w:right w:val="single" w:color="BFBFBF" w:sz="4"/>
-            </w:tcBorders>
-            <w:shd w:fill="F3F4F6" w:val="clear"/>
-            <w:tcMar>
-              <w:top w:type="dxa" w:w="100"/>
-              <w:left w:type="dxa" w:w="140"/>
-              <w:bottom w:type="dxa" w:w="100"/>
-              <w:right w:type="dxa" w:w="140"/>
-            </w:tcMar>
-            <w:vAlign w:val="center"/>
-          </w:tcPr>
-          <w:p>
-            <w:pPr>
-              <w:spacing w:after="40" w:before="40"/>
-              <w:jc w:val="left"/>
-            </w:pPr>
-            <w:r>
-              <w:rPr>
-                <w:rFonts w:ascii="Calibri" w:cs="Calibri" w:eastAsia="Calibri" w:hAnsi="Calibri"/>
-                <w:sz w:val="22"/>
-                <w:szCs w:val="22"/>
-              </w:rPr>
-              <w:t xml:space="preserve">Horizontal Ladle Preheater - 30 MT</w:t>
-            </w:r>
-          </w:p>
-          <w:p>
-            <w:pPr>
-              <w:spacing w:after="40" w:before="40"/>
-              <w:jc w:val="left"/>
-            </w:pPr>
-            <w:r>
-              <w:rPr>
-                <w:rFonts w:ascii="Calibri" w:cs="Calibri" w:eastAsia="Calibri" w:hAnsi="Calibri"/>
-                <w:sz w:val="22"/>
-                <w:szCs w:val="22"/>
-              </w:rPr>
-              <w:t xml:space="preserve">Vertical Ladle Preheater - 30 MT</w:t>
+          </w:tcPr>
+          <w:p>
+            <w:r>
+              <w:t>Recuperator</w:t>
             </w:r>
           </w:p>
         </w:tc>
@@ -7041,101 +6403,30 @@
         <w:tc>
           <w:tcPr>
             <w:tcW w:type="dxa" w:w="780"/>
-            <w:tcBorders>
-              <w:top w:val="single" w:color="BFBFBF" w:sz="4"/>
-              <w:left w:val="single" w:color="BFBFBF" w:sz="4"/>
-              <w:bottom w:val="single" w:color="BFBFBF" w:sz="4"/>
-              <w:right w:val="single" w:color="BFBFBF" w:sz="4"/>
-            </w:tcBorders>
-            <w:shd w:fill="F3F4F6" w:val="clear"/>
-            <w:tcMar>
-              <w:top w:type="dxa" w:w="100"/>
-              <w:left w:type="dxa" w:w="140"/>
-              <w:bottom w:type="dxa" w:w="100"/>
-              <w:right w:type="dxa" w:w="140"/>
-            </w:tcMar>
-            <w:vAlign w:val="center"/>
-          </w:tcPr>
-          <w:p>
-            <w:pPr>
-              <w:spacing w:after="40" w:before="40"/>
-              <w:jc w:val="center"/>
-            </w:pPr>
-            <w:r>
-              <w:rPr>
-                <w:rFonts w:ascii="Calibri" w:cs="Calibri" w:eastAsia="Calibri" w:hAnsi="Calibri"/>
-                <w:sz w:val="22"/>
-                <w:szCs w:val="22"/>
-              </w:rPr>
-              <w:t xml:space="preserve">9</w:t>
+          </w:tcPr>
+          <w:p>
+            <w:r>
+              <w:t>9</w:t>
             </w:r>
           </w:p>
         </w:tc>
         <w:tc>
           <w:tcPr>
             <w:tcW w:type="dxa" w:w="3580"/>
-            <w:tcBorders>
-              <w:top w:val="single" w:color="BFBFBF" w:sz="4"/>
-              <w:left w:val="single" w:color="BFBFBF" w:sz="4"/>
-              <w:bottom w:val="single" w:color="BFBFBF" w:sz="4"/>
-              <w:right w:val="single" w:color="BFBFBF" w:sz="4"/>
-            </w:tcBorders>
-            <w:shd w:fill="F3F4F6" w:val="clear"/>
-            <w:tcMar>
-              <w:top w:type="dxa" w:w="100"/>
-              <w:left w:type="dxa" w:w="140"/>
-              <w:bottom w:type="dxa" w:w="100"/>
-              <w:right w:type="dxa" w:w="140"/>
-            </w:tcMar>
-            <w:vAlign w:val="center"/>
-          </w:tcPr>
-          <w:p>
-            <w:pPr>
-              <w:spacing w:after="40" w:before="40"/>
-              <w:jc w:val="left"/>
-            </w:pPr>
-            <w:r>
-              <w:rPr>
-                <w:rFonts w:ascii="Calibri" w:cs="Calibri" w:eastAsia="Calibri" w:hAnsi="Calibri"/>
-                <w:b/>
-                <w:bCs/>
-                <w:sz w:val="22"/>
-                <w:szCs w:val="22"/>
-              </w:rPr>
-              <w:t xml:space="preserve">Hill Metal Est</w:t>
+          </w:tcPr>
+          <w:p>
+            <w:r>
+              <w:t>Bharat Ispat Udyog Pvt. Ltd., Mandi Gobindgarh</w:t>
             </w:r>
           </w:p>
         </w:tc>
         <w:tc>
           <w:tcPr>
             <w:tcW w:type="dxa" w:w="5000"/>
-            <w:tcBorders>
-              <w:top w:val="single" w:color="BFBFBF" w:sz="4"/>
-              <w:left w:val="single" w:color="BFBFBF" w:sz="4"/>
-              <w:bottom w:val="single" w:color="BFBFBF" w:sz="4"/>
-              <w:right w:val="single" w:color="BFBFBF" w:sz="4"/>
-            </w:tcBorders>
-            <w:shd w:fill="F3F4F6" w:val="clear"/>
-            <w:tcMar>
-              <w:top w:type="dxa" w:w="100"/>
-              <w:left w:type="dxa" w:w="140"/>
-              <w:bottom w:type="dxa" w:w="100"/>
-              <w:right w:type="dxa" w:w="140"/>
-            </w:tcMar>
-            <w:vAlign w:val="center"/>
-          </w:tcPr>
-          <w:p>
-            <w:pPr>
-              <w:spacing w:after="40" w:before="40"/>
-              <w:jc w:val="left"/>
-            </w:pPr>
-            <w:r>
-              <w:rPr>
-                <w:rFonts w:ascii="Calibri" w:cs="Calibri" w:eastAsia="Calibri" w:hAnsi="Calibri"/>
-                <w:sz w:val="22"/>
-                <w:szCs w:val="22"/>
-              </w:rPr>
-              <w:t xml:space="preserve">Tundish Preheater</w:t>
+          </w:tcPr>
+          <w:p>
+            <w:r>
+              <w:t>Recuperator</w:t>
             </w:r>
           </w:p>
         </w:tc>
@@ -7144,115 +6435,30 @@
         <w:tc>
           <w:tcPr>
             <w:tcW w:type="dxa" w:w="780"/>
-            <w:tcBorders>
-              <w:top w:val="single" w:color="BFBFBF" w:sz="4"/>
-              <w:left w:val="single" w:color="BFBFBF" w:sz="4"/>
-              <w:bottom w:val="single" w:color="BFBFBF" w:sz="4"/>
-              <w:right w:val="single" w:color="BFBFBF" w:sz="4"/>
-            </w:tcBorders>
-            <w:shd w:fill="F3F4F6" w:val="clear"/>
-            <w:tcMar>
-              <w:top w:type="dxa" w:w="100"/>
-              <w:left w:type="dxa" w:w="140"/>
-              <w:bottom w:type="dxa" w:w="100"/>
-              <w:right w:type="dxa" w:w="140"/>
-            </w:tcMar>
-            <w:vAlign w:val="center"/>
-          </w:tcPr>
-          <w:p>
-            <w:pPr>
-              <w:spacing w:after="40" w:before="40"/>
-              <w:jc w:val="center"/>
-            </w:pPr>
-            <w:r>
-              <w:rPr>
-                <w:rFonts w:ascii="Calibri" w:cs="Calibri" w:eastAsia="Calibri" w:hAnsi="Calibri"/>
-                <w:sz w:val="22"/>
-                <w:szCs w:val="22"/>
-              </w:rPr>
-              <w:t xml:space="preserve">10</w:t>
+          </w:tcPr>
+          <w:p>
+            <w:r>
+              <w:t>10</w:t>
             </w:r>
           </w:p>
         </w:tc>
         <w:tc>
           <w:tcPr>
             <w:tcW w:type="dxa" w:w="3580"/>
-            <w:tcBorders>
-              <w:top w:val="single" w:color="BFBFBF" w:sz="4"/>
-              <w:left w:val="single" w:color="BFBFBF" w:sz="4"/>
-              <w:bottom w:val="single" w:color="BFBFBF" w:sz="4"/>
-              <w:right w:val="single" w:color="BFBFBF" w:sz="4"/>
-            </w:tcBorders>
-            <w:shd w:fill="F3F4F6" w:val="clear"/>
-            <w:tcMar>
-              <w:top w:type="dxa" w:w="100"/>
-              <w:left w:type="dxa" w:w="140"/>
-              <w:bottom w:type="dxa" w:w="100"/>
-              <w:right w:type="dxa" w:w="140"/>
-            </w:tcMar>
-            <w:vAlign w:val="center"/>
-          </w:tcPr>
-          <w:p>
-            <w:pPr>
-              <w:spacing w:after="40" w:before="40"/>
-              <w:jc w:val="left"/>
-            </w:pPr>
-            <w:r>
-              <w:rPr>
-                <w:rFonts w:ascii="Calibri" w:cs="Calibri" w:eastAsia="Calibri" w:hAnsi="Calibri"/>
-                <w:b/>
-                <w:bCs/>
-                <w:sz w:val="22"/>
-                <w:szCs w:val="22"/>
-              </w:rPr>
-              <w:t xml:space="preserve">PT. Gunung Raja Paksi</w:t>
+          </w:tcPr>
+          <w:p>
+            <w:r>
+              <w:t>Tameer Steel Factory Company Ltd., Saudi Arabia</w:t>
             </w:r>
           </w:p>
         </w:tc>
         <w:tc>
           <w:tcPr>
             <w:tcW w:type="dxa" w:w="5000"/>
-            <w:tcBorders>
-              <w:top w:val="single" w:color="BFBFBF" w:sz="4"/>
-              <w:left w:val="single" w:color="BFBFBF" w:sz="4"/>
-              <w:bottom w:val="single" w:color="BFBFBF" w:sz="4"/>
-              <w:right w:val="single" w:color="BFBFBF" w:sz="4"/>
-            </w:tcBorders>
-            <w:shd w:fill="F3F4F6" w:val="clear"/>
-            <w:tcMar>
-              <w:top w:type="dxa" w:w="100"/>
-              <w:left w:type="dxa" w:w="140"/>
-              <w:bottom w:type="dxa" w:w="100"/>
-              <w:right w:type="dxa" w:w="140"/>
-            </w:tcMar>
-            <w:vAlign w:val="center"/>
-          </w:tcPr>
-          <w:p>
-            <w:pPr>
-              <w:spacing w:after="40" w:before="40"/>
-              <w:jc w:val="left"/>
-            </w:pPr>
-            <w:r>
-              <w:rPr>
-                <w:rFonts w:ascii="Calibri" w:cs="Calibri" w:eastAsia="Calibri" w:hAnsi="Calibri"/>
-                <w:sz w:val="22"/>
-                <w:szCs w:val="22"/>
-              </w:rPr>
-              <w:t xml:space="preserve">Vertical Ladle Preheater</w:t>
-            </w:r>
-          </w:p>
-          <w:p>
-            <w:pPr>
-              <w:spacing w:after="40" w:before="40"/>
-              <w:jc w:val="left"/>
-            </w:pPr>
-            <w:r>
-              <w:rPr>
-                <w:rFonts w:ascii="Calibri" w:cs="Calibri" w:eastAsia="Calibri" w:hAnsi="Calibri"/>
-                <w:sz w:val="22"/>
-                <w:szCs w:val="22"/>
-              </w:rPr>
-              <w:t xml:space="preserve">Horizontal Ladle Preheater</w:t>
+          </w:tcPr>
+          <w:p>
+            <w:r>
+              <w:t>Recuperator</w:t>
             </w:r>
           </w:p>
         </w:tc>
@@ -7261,101 +6467,30 @@
         <w:tc>
           <w:tcPr>
             <w:tcW w:type="dxa" w:w="780"/>
-            <w:tcBorders>
-              <w:top w:val="single" w:color="BFBFBF" w:sz="4"/>
-              <w:left w:val="single" w:color="BFBFBF" w:sz="4"/>
-              <w:bottom w:val="single" w:color="BFBFBF" w:sz="4"/>
-              <w:right w:val="single" w:color="BFBFBF" w:sz="4"/>
-            </w:tcBorders>
-            <w:shd w:fill="F3F4F6" w:val="clear"/>
-            <w:tcMar>
-              <w:top w:type="dxa" w:w="100"/>
-              <w:left w:type="dxa" w:w="140"/>
-              <w:bottom w:type="dxa" w:w="100"/>
-              <w:right w:type="dxa" w:w="140"/>
-            </w:tcMar>
-            <w:vAlign w:val="center"/>
-          </w:tcPr>
-          <w:p>
-            <w:pPr>
-              <w:spacing w:after="40" w:before="40"/>
-              <w:jc w:val="center"/>
-            </w:pPr>
-            <w:r>
-              <w:rPr>
-                <w:rFonts w:ascii="Calibri" w:cs="Calibri" w:eastAsia="Calibri" w:hAnsi="Calibri"/>
-                <w:sz w:val="22"/>
-                <w:szCs w:val="22"/>
-              </w:rPr>
-              <w:t xml:space="preserve">11</w:t>
+          </w:tcPr>
+          <w:p>
+            <w:r>
+              <w:t>11</w:t>
             </w:r>
           </w:p>
         </w:tc>
         <w:tc>
           <w:tcPr>
             <w:tcW w:type="dxa" w:w="3580"/>
-            <w:tcBorders>
-              <w:top w:val="single" w:color="BFBFBF" w:sz="4"/>
-              <w:left w:val="single" w:color="BFBFBF" w:sz="4"/>
-              <w:bottom w:val="single" w:color="BFBFBF" w:sz="4"/>
-              <w:right w:val="single" w:color="BFBFBF" w:sz="4"/>
-            </w:tcBorders>
-            <w:shd w:fill="F3F4F6" w:val="clear"/>
-            <w:tcMar>
-              <w:top w:type="dxa" w:w="100"/>
-              <w:left w:type="dxa" w:w="140"/>
-              <w:bottom w:type="dxa" w:w="100"/>
-              <w:right w:type="dxa" w:w="140"/>
-            </w:tcMar>
-            <w:vAlign w:val="center"/>
-          </w:tcPr>
-          <w:p>
-            <w:pPr>
-              <w:spacing w:after="40" w:before="40"/>
-              <w:jc w:val="left"/>
-            </w:pPr>
-            <w:r>
-              <w:rPr>
-                <w:rFonts w:ascii="Calibri" w:cs="Calibri" w:eastAsia="Calibri" w:hAnsi="Calibri"/>
-                <w:b/>
-                <w:bCs/>
-                <w:sz w:val="22"/>
-                <w:szCs w:val="22"/>
-              </w:rPr>
-              <w:t xml:space="preserve">Danieli India Ltd.</w:t>
+          </w:tcPr>
+          <w:p>
+            <w:r>
+              <w:t>Premier Rolling Mills, Kenya</w:t>
             </w:r>
           </w:p>
         </w:tc>
         <w:tc>
           <w:tcPr>
             <w:tcW w:type="dxa" w:w="5000"/>
-            <w:tcBorders>
-              <w:top w:val="single" w:color="BFBFBF" w:sz="4"/>
-              <w:left w:val="single" w:color="BFBFBF" w:sz="4"/>
-              <w:bottom w:val="single" w:color="BFBFBF" w:sz="4"/>
-              <w:right w:val="single" w:color="BFBFBF" w:sz="4"/>
-            </w:tcBorders>
-            <w:shd w:fill="F3F4F6" w:val="clear"/>
-            <w:tcMar>
-              <w:top w:type="dxa" w:w="100"/>
-              <w:left w:type="dxa" w:w="140"/>
-              <w:bottom w:type="dxa" w:w="100"/>
-              <w:right w:type="dxa" w:w="140"/>
-            </w:tcMar>
-            <w:vAlign w:val="center"/>
-          </w:tcPr>
-          <w:p>
-            <w:pPr>
-              <w:spacing w:after="40" w:before="40"/>
-              <w:jc w:val="left"/>
-            </w:pPr>
-            <w:r>
-              <w:rPr>
-                <w:rFonts w:ascii="Calibri" w:cs="Calibri" w:eastAsia="Calibri" w:hAnsi="Calibri"/>
-                <w:sz w:val="22"/>
-                <w:szCs w:val="22"/>
-              </w:rPr>
-              <w:t xml:space="preserve">Tundish Preheater</w:t>
+          </w:tcPr>
+          <w:p>
+            <w:r>
+              <w:t>Recuperator</w:t>
             </w:r>
           </w:p>
         </w:tc>
@@ -7364,101 +6499,30 @@
         <w:tc>
           <w:tcPr>
             <w:tcW w:type="dxa" w:w="780"/>
-            <w:tcBorders>
-              <w:top w:val="single" w:color="BFBFBF" w:sz="4"/>
-              <w:left w:val="single" w:color="BFBFBF" w:sz="4"/>
-              <w:bottom w:val="single" w:color="BFBFBF" w:sz="4"/>
-              <w:right w:val="single" w:color="BFBFBF" w:sz="4"/>
-            </w:tcBorders>
-            <w:shd w:fill="F3F4F6" w:val="clear"/>
-            <w:tcMar>
-              <w:top w:type="dxa" w:w="100"/>
-              <w:left w:type="dxa" w:w="140"/>
-              <w:bottom w:type="dxa" w:w="100"/>
-              <w:right w:type="dxa" w:w="140"/>
-            </w:tcMar>
-            <w:vAlign w:val="center"/>
-          </w:tcPr>
-          <w:p>
-            <w:pPr>
-              <w:spacing w:after="40" w:before="40"/>
-              <w:jc w:val="center"/>
-            </w:pPr>
-            <w:r>
-              <w:rPr>
-                <w:rFonts w:ascii="Calibri" w:cs="Calibri" w:eastAsia="Calibri" w:hAnsi="Calibri"/>
-                <w:sz w:val="22"/>
-                <w:szCs w:val="22"/>
-              </w:rPr>
-              <w:t xml:space="preserve">12</w:t>
+          </w:tcPr>
+          <w:p>
+            <w:r>
+              <w:t>12</w:t>
             </w:r>
           </w:p>
         </w:tc>
         <w:tc>
           <w:tcPr>
             <w:tcW w:type="dxa" w:w="3580"/>
-            <w:tcBorders>
-              <w:top w:val="single" w:color="BFBFBF" w:sz="4"/>
-              <w:left w:val="single" w:color="BFBFBF" w:sz="4"/>
-              <w:bottom w:val="single" w:color="BFBFBF" w:sz="4"/>
-              <w:right w:val="single" w:color="BFBFBF" w:sz="4"/>
-            </w:tcBorders>
-            <w:shd w:fill="F3F4F6" w:val="clear"/>
-            <w:tcMar>
-              <w:top w:type="dxa" w:w="100"/>
-              <w:left w:type="dxa" w:w="140"/>
-              <w:bottom w:type="dxa" w:w="100"/>
-              <w:right w:type="dxa" w:w="140"/>
-            </w:tcMar>
-            <w:vAlign w:val="center"/>
-          </w:tcPr>
-          <w:p>
-            <w:pPr>
-              <w:spacing w:after="40" w:before="40"/>
-              <w:jc w:val="left"/>
-            </w:pPr>
-            <w:r>
-              <w:rPr>
-                <w:rFonts w:ascii="Calibri" w:cs="Calibri" w:eastAsia="Calibri" w:hAnsi="Calibri"/>
-                <w:b/>
-                <w:bCs/>
-                <w:sz w:val="22"/>
-                <w:szCs w:val="22"/>
-              </w:rPr>
-              <w:t xml:space="preserve">Primetals Technologies India Pvt. Ltd.</w:t>
+          </w:tcPr>
+          <w:p>
+            <w:r>
+              <w:t>Gulf Steel Industries, Abu Dhabi</w:t>
             </w:r>
           </w:p>
         </w:tc>
         <w:tc>
           <w:tcPr>
             <w:tcW w:type="dxa" w:w="5000"/>
-            <w:tcBorders>
-              <w:top w:val="single" w:color="BFBFBF" w:sz="4"/>
-              <w:left w:val="single" w:color="BFBFBF" w:sz="4"/>
-              <w:bottom w:val="single" w:color="BFBFBF" w:sz="4"/>
-              <w:right w:val="single" w:color="BFBFBF" w:sz="4"/>
-            </w:tcBorders>
-            <w:shd w:fill="F3F4F6" w:val="clear"/>
-            <w:tcMar>
-              <w:top w:type="dxa" w:w="100"/>
-              <w:left w:type="dxa" w:w="140"/>
-              <w:bottom w:type="dxa" w:w="100"/>
-              <w:right w:type="dxa" w:w="140"/>
-            </w:tcMar>
-            <w:vAlign w:val="center"/>
-          </w:tcPr>
-          <w:p>
-            <w:pPr>
-              <w:spacing w:after="40" w:before="40"/>
-              <w:jc w:val="left"/>
-            </w:pPr>
-            <w:r>
-              <w:rPr>
-                <w:rFonts w:ascii="Calibri" w:cs="Calibri" w:eastAsia="Calibri" w:hAnsi="Calibri"/>
-                <w:sz w:val="22"/>
-                <w:szCs w:val="22"/>
-              </w:rPr>
-              <w:t xml:space="preserve">Tundish Preheater</w:t>
+          </w:tcPr>
+          <w:p>
+            <w:r>
+              <w:t>Recuperator</w:t>
             </w:r>
           </w:p>
         </w:tc>
@@ -7467,115 +6531,30 @@
         <w:tc>
           <w:tcPr>
             <w:tcW w:type="dxa" w:w="780"/>
-            <w:tcBorders>
-              <w:top w:val="single" w:color="BFBFBF" w:sz="4"/>
-              <w:left w:val="single" w:color="BFBFBF" w:sz="4"/>
-              <w:bottom w:val="single" w:color="BFBFBF" w:sz="4"/>
-              <w:right w:val="single" w:color="BFBFBF" w:sz="4"/>
-            </w:tcBorders>
-            <w:shd w:fill="F3F4F6" w:val="clear"/>
-            <w:tcMar>
-              <w:top w:type="dxa" w:w="100"/>
-              <w:left w:type="dxa" w:w="140"/>
-              <w:bottom w:type="dxa" w:w="100"/>
-              <w:right w:type="dxa" w:w="140"/>
-            </w:tcMar>
-            <w:vAlign w:val="center"/>
-          </w:tcPr>
-          <w:p>
-            <w:pPr>
-              <w:spacing w:after="40" w:before="40"/>
-              <w:jc w:val="center"/>
-            </w:pPr>
-            <w:r>
-              <w:rPr>
-                <w:rFonts w:ascii="Calibri" w:cs="Calibri" w:eastAsia="Calibri" w:hAnsi="Calibri"/>
-                <w:sz w:val="22"/>
-                <w:szCs w:val="22"/>
-              </w:rPr>
-              <w:t xml:space="preserve">13</w:t>
+          </w:tcPr>
+          <w:p>
+            <w:r>
+              <w:t>13</w:t>
             </w:r>
           </w:p>
         </w:tc>
         <w:tc>
           <w:tcPr>
             <w:tcW w:type="dxa" w:w="3580"/>
-            <w:tcBorders>
-              <w:top w:val="single" w:color="BFBFBF" w:sz="4"/>
-              <w:left w:val="single" w:color="BFBFBF" w:sz="4"/>
-              <w:bottom w:val="single" w:color="BFBFBF" w:sz="4"/>
-              <w:right w:val="single" w:color="BFBFBF" w:sz="4"/>
-            </w:tcBorders>
-            <w:shd w:fill="F3F4F6" w:val="clear"/>
-            <w:tcMar>
-              <w:top w:type="dxa" w:w="100"/>
-              <w:left w:type="dxa" w:w="140"/>
-              <w:bottom w:type="dxa" w:w="100"/>
-              <w:right w:type="dxa" w:w="140"/>
-            </w:tcMar>
-            <w:vAlign w:val="center"/>
-          </w:tcPr>
-          <w:p>
-            <w:pPr>
-              <w:spacing w:after="40" w:before="40"/>
-              <w:jc w:val="left"/>
-            </w:pPr>
-            <w:r>
-              <w:rPr>
-                <w:rFonts w:ascii="Calibri" w:cs="Calibri" w:eastAsia="Calibri" w:hAnsi="Calibri"/>
-                <w:b/>
-                <w:bCs/>
-                <w:sz w:val="22"/>
-                <w:szCs w:val="22"/>
-              </w:rPr>
-              <w:t xml:space="preserve">JSW Steel Limited</w:t>
+          </w:tcPr>
+          <w:p>
+            <w:r>
+              <w:t>GTB Columbo Corporation, Sri Lanka</w:t>
             </w:r>
           </w:p>
         </w:tc>
         <w:tc>
           <w:tcPr>
             <w:tcW w:type="dxa" w:w="5000"/>
-            <w:tcBorders>
-              <w:top w:val="single" w:color="BFBFBF" w:sz="4"/>
-              <w:left w:val="single" w:color="BFBFBF" w:sz="4"/>
-              <w:bottom w:val="single" w:color="BFBFBF" w:sz="4"/>
-              <w:right w:val="single" w:color="BFBFBF" w:sz="4"/>
-            </w:tcBorders>
-            <w:shd w:fill="F3F4F6" w:val="clear"/>
-            <w:tcMar>
-              <w:top w:type="dxa" w:w="100"/>
-              <w:left w:type="dxa" w:w="140"/>
-              <w:bottom w:type="dxa" w:w="100"/>
-              <w:right w:type="dxa" w:w="140"/>
-            </w:tcMar>
-            <w:vAlign w:val="center"/>
-          </w:tcPr>
-          <w:p>
-            <w:pPr>
-              <w:spacing w:after="40" w:before="40"/>
-              <w:jc w:val="left"/>
-            </w:pPr>
-            <w:r>
-              <w:rPr>
-                <w:rFonts w:ascii="Calibri" w:cs="Calibri" w:eastAsia="Calibri" w:hAnsi="Calibri"/>
-                <w:sz w:val="22"/>
-                <w:szCs w:val="22"/>
-              </w:rPr>
-              <w:t xml:space="preserve">Tundish Preheater</w:t>
-            </w:r>
-          </w:p>
-          <w:p>
-            <w:pPr>
-              <w:spacing w:after="40" w:before="40"/>
-              <w:jc w:val="left"/>
-            </w:pPr>
-            <w:r>
-              <w:rPr>
-                <w:rFonts w:ascii="Calibri" w:cs="Calibri" w:eastAsia="Calibri" w:hAnsi="Calibri"/>
-                <w:sz w:val="22"/>
-                <w:szCs w:val="22"/>
-              </w:rPr>
-              <w:t xml:space="preserve">Vertical Ladle Preheater</w:t>
+          </w:tcPr>
+          <w:p>
+            <w:r>
+              <w:t>Recuperator</w:t>
             </w:r>
           </w:p>
         </w:tc>
@@ -7584,101 +6563,30 @@
         <w:tc>
           <w:tcPr>
             <w:tcW w:type="dxa" w:w="780"/>
-            <w:tcBorders>
-              <w:top w:val="single" w:color="BFBFBF" w:sz="4"/>
-              <w:left w:val="single" w:color="BFBFBF" w:sz="4"/>
-              <w:bottom w:val="single" w:color="BFBFBF" w:sz="4"/>
-              <w:right w:val="single" w:color="BFBFBF" w:sz="4"/>
-            </w:tcBorders>
-            <w:shd w:fill="F3F4F6" w:val="clear"/>
-            <w:tcMar>
-              <w:top w:type="dxa" w:w="100"/>
-              <w:left w:type="dxa" w:w="140"/>
-              <w:bottom w:type="dxa" w:w="100"/>
-              <w:right w:type="dxa" w:w="140"/>
-            </w:tcMar>
-            <w:vAlign w:val="center"/>
-          </w:tcPr>
-          <w:p>
-            <w:pPr>
-              <w:spacing w:after="40" w:before="40"/>
-              <w:jc w:val="center"/>
-            </w:pPr>
-            <w:r>
-              <w:rPr>
-                <w:rFonts w:ascii="Calibri" w:cs="Calibri" w:eastAsia="Calibri" w:hAnsi="Calibri"/>
-                <w:sz w:val="22"/>
-                <w:szCs w:val="22"/>
-              </w:rPr>
-              <w:t xml:space="preserve">14</w:t>
+          </w:tcPr>
+          <w:p>
+            <w:r>
+              <w:t>14</w:t>
             </w:r>
           </w:p>
         </w:tc>
         <w:tc>
           <w:tcPr>
             <w:tcW w:type="dxa" w:w="3580"/>
-            <w:tcBorders>
-              <w:top w:val="single" w:color="BFBFBF" w:sz="4"/>
-              <w:left w:val="single" w:color="BFBFBF" w:sz="4"/>
-              <w:bottom w:val="single" w:color="BFBFBF" w:sz="4"/>
-              <w:right w:val="single" w:color="BFBFBF" w:sz="4"/>
-            </w:tcBorders>
-            <w:shd w:fill="F3F4F6" w:val="clear"/>
-            <w:tcMar>
-              <w:top w:type="dxa" w:w="100"/>
-              <w:left w:type="dxa" w:w="140"/>
-              <w:bottom w:type="dxa" w:w="100"/>
-              <w:right w:type="dxa" w:w="140"/>
-            </w:tcMar>
-            <w:vAlign w:val="center"/>
-          </w:tcPr>
-          <w:p>
-            <w:pPr>
-              <w:spacing w:after="40" w:before="40"/>
-              <w:jc w:val="left"/>
-            </w:pPr>
-            <w:r>
-              <w:rPr>
-                <w:rFonts w:ascii="Calibri" w:cs="Calibri" w:eastAsia="Calibri" w:hAnsi="Calibri"/>
-                <w:b/>
-                <w:bCs/>
-                <w:sz w:val="22"/>
-                <w:szCs w:val="22"/>
-              </w:rPr>
-              <w:t xml:space="preserve">Kalyani Carpenter Special Steel Pvt. Ltd.</w:t>
+          </w:tcPr>
+          <w:p>
+            <w:r>
+              <w:t>Divine Alloys &amp; Power Company Ltd., Jamshedpur</w:t>
             </w:r>
           </w:p>
         </w:tc>
         <w:tc>
           <w:tcPr>
             <w:tcW w:type="dxa" w:w="5000"/>
-            <w:tcBorders>
-              <w:top w:val="single" w:color="BFBFBF" w:sz="4"/>
-              <w:left w:val="single" w:color="BFBFBF" w:sz="4"/>
-              <w:bottom w:val="single" w:color="BFBFBF" w:sz="4"/>
-              <w:right w:val="single" w:color="BFBFBF" w:sz="4"/>
-            </w:tcBorders>
-            <w:shd w:fill="F3F4F6" w:val="clear"/>
-            <w:tcMar>
-              <w:top w:type="dxa" w:w="100"/>
-              <w:left w:type="dxa" w:w="140"/>
-              <w:bottom w:type="dxa" w:w="100"/>
-              <w:right w:type="dxa" w:w="140"/>
-            </w:tcMar>
-            <w:vAlign w:val="center"/>
-          </w:tcPr>
-          <w:p>
-            <w:pPr>
-              <w:spacing w:after="40" w:before="40"/>
-              <w:jc w:val="left"/>
-            </w:pPr>
-            <w:r>
-              <w:rPr>
-                <w:rFonts w:ascii="Calibri" w:cs="Calibri" w:eastAsia="Calibri" w:hAnsi="Calibri"/>
-                <w:sz w:val="22"/>
-                <w:szCs w:val="22"/>
-              </w:rPr>
-              <w:t xml:space="preserve">Horizontal Ladle Preheater</w:t>
+          </w:tcPr>
+          <w:p>
+            <w:r>
+              <w:t>Recuperator</w:t>
             </w:r>
           </w:p>
         </w:tc>
@@ -7687,101 +6595,30 @@
         <w:tc>
           <w:tcPr>
             <w:tcW w:type="dxa" w:w="780"/>
-            <w:tcBorders>
-              <w:top w:val="single" w:color="BFBFBF" w:sz="4"/>
-              <w:left w:val="single" w:color="BFBFBF" w:sz="4"/>
-              <w:bottom w:val="single" w:color="BFBFBF" w:sz="4"/>
-              <w:right w:val="single" w:color="BFBFBF" w:sz="4"/>
-            </w:tcBorders>
-            <w:shd w:fill="F3F4F6" w:val="clear"/>
-            <w:tcMar>
-              <w:top w:type="dxa" w:w="100"/>
-              <w:left w:type="dxa" w:w="140"/>
-              <w:bottom w:type="dxa" w:w="100"/>
-              <w:right w:type="dxa" w:w="140"/>
-            </w:tcMar>
-            <w:vAlign w:val="center"/>
-          </w:tcPr>
-          <w:p>
-            <w:pPr>
-              <w:spacing w:after="40" w:before="40"/>
-              <w:jc w:val="center"/>
-            </w:pPr>
-            <w:r>
-              <w:rPr>
-                <w:rFonts w:ascii="Calibri" w:cs="Calibri" w:eastAsia="Calibri" w:hAnsi="Calibri"/>
-                <w:sz w:val="22"/>
-                <w:szCs w:val="22"/>
-              </w:rPr>
-              <w:t xml:space="preserve">15</w:t>
+          </w:tcPr>
+          <w:p>
+            <w:r>
+              <w:t>15</w:t>
             </w:r>
           </w:p>
         </w:tc>
         <w:tc>
           <w:tcPr>
             <w:tcW w:type="dxa" w:w="3580"/>
-            <w:tcBorders>
-              <w:top w:val="single" w:color="BFBFBF" w:sz="4"/>
-              <w:left w:val="single" w:color="BFBFBF" w:sz="4"/>
-              <w:bottom w:val="single" w:color="BFBFBF" w:sz="4"/>
-              <w:right w:val="single" w:color="BFBFBF" w:sz="4"/>
-            </w:tcBorders>
-            <w:shd w:fill="F3F4F6" w:val="clear"/>
-            <w:tcMar>
-              <w:top w:type="dxa" w:w="100"/>
-              <w:left w:type="dxa" w:w="140"/>
-              <w:bottom w:type="dxa" w:w="100"/>
-              <w:right w:type="dxa" w:w="140"/>
-            </w:tcMar>
-            <w:vAlign w:val="center"/>
-          </w:tcPr>
-          <w:p>
-            <w:pPr>
-              <w:spacing w:after="40" w:before="40"/>
-              <w:jc w:val="left"/>
-            </w:pPr>
-            <w:r>
-              <w:rPr>
-                <w:rFonts w:ascii="Calibri" w:cs="Calibri" w:eastAsia="Calibri" w:hAnsi="Calibri"/>
-                <w:b/>
-                <w:bCs/>
-                <w:sz w:val="22"/>
-                <w:szCs w:val="22"/>
-              </w:rPr>
-              <w:t xml:space="preserve">Jindal Shadeed Iron &amp; Steel LLC</w:t>
+          </w:tcPr>
+          <w:p>
+            <w:r>
+              <w:t>Maadi Steel, Egypt</w:t>
             </w:r>
           </w:p>
         </w:tc>
         <w:tc>
           <w:tcPr>
             <w:tcW w:type="dxa" w:w="5000"/>
-            <w:tcBorders>
-              <w:top w:val="single" w:color="BFBFBF" w:sz="4"/>
-              <w:left w:val="single" w:color="BFBFBF" w:sz="4"/>
-              <w:bottom w:val="single" w:color="BFBFBF" w:sz="4"/>
-              <w:right w:val="single" w:color="BFBFBF" w:sz="4"/>
-            </w:tcBorders>
-            <w:shd w:fill="F3F4F6" w:val="clear"/>
-            <w:tcMar>
-              <w:top w:type="dxa" w:w="100"/>
-              <w:left w:type="dxa" w:w="140"/>
-              <w:bottom w:type="dxa" w:w="100"/>
-              <w:right w:type="dxa" w:w="140"/>
-            </w:tcMar>
-            <w:vAlign w:val="center"/>
-          </w:tcPr>
-          <w:p>
-            <w:pPr>
-              <w:spacing w:after="40" w:before="40"/>
-              <w:jc w:val="left"/>
-            </w:pPr>
-            <w:r>
-              <w:rPr>
-                <w:rFonts w:ascii="Calibri" w:cs="Calibri" w:eastAsia="Calibri" w:hAnsi="Calibri"/>
-                <w:sz w:val="22"/>
-                <w:szCs w:val="22"/>
-              </w:rPr>
-              <w:t xml:space="preserve">Tundish Preheater</w:t>
+          </w:tcPr>
+          <w:p>
+            <w:r>
+              <w:t>Recuperator</w:t>
             </w:r>
           </w:p>
         </w:tc>
@@ -7790,115 +6627,30 @@
         <w:tc>
           <w:tcPr>
             <w:tcW w:type="dxa" w:w="780"/>
-            <w:tcBorders>
-              <w:top w:val="single" w:color="BFBFBF" w:sz="4"/>
-              <w:left w:val="single" w:color="BFBFBF" w:sz="4"/>
-              <w:bottom w:val="single" w:color="BFBFBF" w:sz="4"/>
-              <w:right w:val="single" w:color="BFBFBF" w:sz="4"/>
-            </w:tcBorders>
-            <w:shd w:fill="F3F4F6" w:val="clear"/>
-            <w:tcMar>
-              <w:top w:type="dxa" w:w="100"/>
-              <w:left w:type="dxa" w:w="140"/>
-              <w:bottom w:type="dxa" w:w="100"/>
-              <w:right w:type="dxa" w:w="140"/>
-            </w:tcMar>
-            <w:vAlign w:val="center"/>
-          </w:tcPr>
-          <w:p>
-            <w:pPr>
-              <w:spacing w:after="40" w:before="40"/>
-              <w:jc w:val="center"/>
-            </w:pPr>
-            <w:r>
-              <w:rPr>
-                <w:rFonts w:ascii="Calibri" w:cs="Calibri" w:eastAsia="Calibri" w:hAnsi="Calibri"/>
-                <w:sz w:val="22"/>
-                <w:szCs w:val="22"/>
-              </w:rPr>
-              <w:t xml:space="preserve">16</w:t>
+          </w:tcPr>
+          <w:p>
+            <w:r>
+              <w:t>16</w:t>
             </w:r>
           </w:p>
         </w:tc>
         <w:tc>
           <w:tcPr>
             <w:tcW w:type="dxa" w:w="3580"/>
-            <w:tcBorders>
-              <w:top w:val="single" w:color="BFBFBF" w:sz="4"/>
-              <w:left w:val="single" w:color="BFBFBF" w:sz="4"/>
-              <w:bottom w:val="single" w:color="BFBFBF" w:sz="4"/>
-              <w:right w:val="single" w:color="BFBFBF" w:sz="4"/>
-            </w:tcBorders>
-            <w:shd w:fill="F3F4F6" w:val="clear"/>
-            <w:tcMar>
-              <w:top w:type="dxa" w:w="100"/>
-              <w:left w:type="dxa" w:w="140"/>
-              <w:bottom w:type="dxa" w:w="100"/>
-              <w:right w:type="dxa" w:w="140"/>
-            </w:tcMar>
-            <w:vAlign w:val="center"/>
-          </w:tcPr>
-          <w:p>
-            <w:pPr>
-              <w:spacing w:after="40" w:before="40"/>
-              <w:jc w:val="left"/>
-            </w:pPr>
-            <w:r>
-              <w:rPr>
-                <w:rFonts w:ascii="Calibri" w:cs="Calibri" w:eastAsia="Calibri" w:hAnsi="Calibri"/>
-                <w:b/>
-                <w:bCs/>
-                <w:sz w:val="22"/>
-                <w:szCs w:val="22"/>
-              </w:rPr>
-              <w:t xml:space="preserve">Saarloha Advanced Materials (P) Ltd.</w:t>
+          </w:tcPr>
+          <w:p>
+            <w:r>
+              <w:t>Steel Rolling Mills Ltd., Uganda</w:t>
             </w:r>
           </w:p>
         </w:tc>
         <w:tc>
           <w:tcPr>
             <w:tcW w:type="dxa" w:w="5000"/>
-            <w:tcBorders>
-              <w:top w:val="single" w:color="BFBFBF" w:sz="4"/>
-              <w:left w:val="single" w:color="BFBFBF" w:sz="4"/>
-              <w:bottom w:val="single" w:color="BFBFBF" w:sz="4"/>
-              <w:right w:val="single" w:color="BFBFBF" w:sz="4"/>
-            </w:tcBorders>
-            <w:shd w:fill="F3F4F6" w:val="clear"/>
-            <w:tcMar>
-              <w:top w:type="dxa" w:w="100"/>
-              <w:left w:type="dxa" w:w="140"/>
-              <w:bottom w:type="dxa" w:w="100"/>
-              <w:right w:type="dxa" w:w="140"/>
-            </w:tcMar>
-            <w:vAlign w:val="center"/>
-          </w:tcPr>
-          <w:p>
-            <w:pPr>
-              <w:spacing w:after="40" w:before="40"/>
-              <w:jc w:val="left"/>
-            </w:pPr>
-            <w:r>
-              <w:rPr>
-                <w:rFonts w:ascii="Calibri" w:cs="Calibri" w:eastAsia="Calibri" w:hAnsi="Calibri"/>
-                <w:sz w:val="22"/>
-                <w:szCs w:val="22"/>
-              </w:rPr>
-              <w:t xml:space="preserve">Horizontal Ladle Preheater - 35 MT</w:t>
-            </w:r>
-          </w:p>
-          <w:p>
-            <w:pPr>
-              <w:spacing w:after="40" w:before="40"/>
-              <w:jc w:val="left"/>
-            </w:pPr>
-            <w:r>
-              <w:rPr>
-                <w:rFonts w:ascii="Calibri" w:cs="Calibri" w:eastAsia="Calibri" w:hAnsi="Calibri"/>
-                <w:sz w:val="22"/>
-                <w:szCs w:val="22"/>
-              </w:rPr>
-              <w:t xml:space="preserve">Vertical Ladle Preheater</w:t>
+          </w:tcPr>
+          <w:p>
+            <w:r>
+              <w:t>Recuperator</w:t>
             </w:r>
           </w:p>
         </w:tc>
@@ -7907,115 +6659,30 @@
         <w:tc>
           <w:tcPr>
             <w:tcW w:type="dxa" w:w="780"/>
-            <w:tcBorders>
-              <w:top w:val="single" w:color="BFBFBF" w:sz="4"/>
-              <w:left w:val="single" w:color="BFBFBF" w:sz="4"/>
-              <w:bottom w:val="single" w:color="BFBFBF" w:sz="4"/>
-              <w:right w:val="single" w:color="BFBFBF" w:sz="4"/>
-            </w:tcBorders>
-            <w:shd w:fill="F3F4F6" w:val="clear"/>
-            <w:tcMar>
-              <w:top w:type="dxa" w:w="100"/>
-              <w:left w:type="dxa" w:w="140"/>
-              <w:bottom w:type="dxa" w:w="100"/>
-              <w:right w:type="dxa" w:w="140"/>
-            </w:tcMar>
-            <w:vAlign w:val="center"/>
-          </w:tcPr>
-          <w:p>
-            <w:pPr>
-              <w:spacing w:after="40" w:before="40"/>
-              <w:jc w:val="center"/>
-            </w:pPr>
-            <w:r>
-              <w:rPr>
-                <w:rFonts w:ascii="Calibri" w:cs="Calibri" w:eastAsia="Calibri" w:hAnsi="Calibri"/>
-                <w:sz w:val="22"/>
-                <w:szCs w:val="22"/>
-              </w:rPr>
-              <w:t xml:space="preserve">17</w:t>
+          </w:tcPr>
+          <w:p>
+            <w:r>
+              <w:t>17</w:t>
             </w:r>
           </w:p>
         </w:tc>
         <w:tc>
           <w:tcPr>
             <w:tcW w:type="dxa" w:w="3580"/>
-            <w:tcBorders>
-              <w:top w:val="single" w:color="BFBFBF" w:sz="4"/>
-              <w:left w:val="single" w:color="BFBFBF" w:sz="4"/>
-              <w:bottom w:val="single" w:color="BFBFBF" w:sz="4"/>
-              <w:right w:val="single" w:color="BFBFBF" w:sz="4"/>
-            </w:tcBorders>
-            <w:shd w:fill="F3F4F6" w:val="clear"/>
-            <w:tcMar>
-              <w:top w:type="dxa" w:w="100"/>
-              <w:left w:type="dxa" w:w="140"/>
-              <w:bottom w:type="dxa" w:w="100"/>
-              <w:right w:type="dxa" w:w="140"/>
-            </w:tcMar>
-            <w:vAlign w:val="center"/>
-          </w:tcPr>
-          <w:p>
-            <w:pPr>
-              <w:spacing w:after="40" w:before="40"/>
-              <w:jc w:val="left"/>
-            </w:pPr>
-            <w:r>
-              <w:rPr>
-                <w:rFonts w:ascii="Calibri" w:cs="Calibri" w:eastAsia="Calibri" w:hAnsi="Calibri"/>
-                <w:b/>
-                <w:bCs/>
-                <w:sz w:val="22"/>
-                <w:szCs w:val="22"/>
-              </w:rPr>
-              <w:t xml:space="preserve">GPH Ispat Ltd.</w:t>
+          </w:tcPr>
+          <w:p>
+            <w:r>
+              <w:t>Star Wire, Faridabad</w:t>
             </w:r>
           </w:p>
         </w:tc>
         <w:tc>
           <w:tcPr>
             <w:tcW w:type="dxa" w:w="5000"/>
-            <w:tcBorders>
-              <w:top w:val="single" w:color="BFBFBF" w:sz="4"/>
-              <w:left w:val="single" w:color="BFBFBF" w:sz="4"/>
-              <w:bottom w:val="single" w:color="BFBFBF" w:sz="4"/>
-              <w:right w:val="single" w:color="BFBFBF" w:sz="4"/>
-            </w:tcBorders>
-            <w:shd w:fill="F3F4F6" w:val="clear"/>
-            <w:tcMar>
-              <w:top w:type="dxa" w:w="100"/>
-              <w:left w:type="dxa" w:w="140"/>
-              <w:bottom w:type="dxa" w:w="100"/>
-              <w:right w:type="dxa" w:w="140"/>
-            </w:tcMar>
-            <w:vAlign w:val="center"/>
-          </w:tcPr>
-          <w:p>
-            <w:pPr>
-              <w:spacing w:after="40" w:before="40"/>
-              <w:jc w:val="left"/>
-            </w:pPr>
-            <w:r>
-              <w:rPr>
-                <w:rFonts w:ascii="Calibri" w:cs="Calibri" w:eastAsia="Calibri" w:hAnsi="Calibri"/>
-                <w:sz w:val="22"/>
-                <w:szCs w:val="22"/>
-              </w:rPr>
-              <w:t xml:space="preserve">Vertical Ladle Preheater</w:t>
-            </w:r>
-          </w:p>
-          <w:p>
-            <w:pPr>
-              <w:spacing w:after="40" w:before="40"/>
-              <w:jc w:val="left"/>
-            </w:pPr>
-            <w:r>
-              <w:rPr>
-                <w:rFonts w:ascii="Calibri" w:cs="Calibri" w:eastAsia="Calibri" w:hAnsi="Calibri"/>
-                <w:sz w:val="22"/>
-                <w:szCs w:val="22"/>
-              </w:rPr>
-              <w:t xml:space="preserve">Horizontal Ladle Preheater</w:t>
+          </w:tcPr>
+          <w:p>
+            <w:r>
+              <w:t>Recuperator</w:t>
             </w:r>
           </w:p>
         </w:tc>
@@ -8024,101 +6691,30 @@
         <w:tc>
           <w:tcPr>
             <w:tcW w:type="dxa" w:w="780"/>
-            <w:tcBorders>
-              <w:top w:val="single" w:color="BFBFBF" w:sz="4"/>
-              <w:left w:val="single" w:color="BFBFBF" w:sz="4"/>
-              <w:bottom w:val="single" w:color="BFBFBF" w:sz="4"/>
-              <w:right w:val="single" w:color="BFBFBF" w:sz="4"/>
-            </w:tcBorders>
-            <w:shd w:fill="F3F4F6" w:val="clear"/>
-            <w:tcMar>
-              <w:top w:type="dxa" w:w="100"/>
-              <w:left w:type="dxa" w:w="140"/>
-              <w:bottom w:type="dxa" w:w="100"/>
-              <w:right w:type="dxa" w:w="140"/>
-            </w:tcMar>
-            <w:vAlign w:val="center"/>
-          </w:tcPr>
-          <w:p>
-            <w:pPr>
-              <w:spacing w:after="40" w:before="40"/>
-              <w:jc w:val="center"/>
-            </w:pPr>
-            <w:r>
-              <w:rPr>
-                <w:rFonts w:ascii="Calibri" w:cs="Calibri" w:eastAsia="Calibri" w:hAnsi="Calibri"/>
-                <w:sz w:val="22"/>
-                <w:szCs w:val="22"/>
-              </w:rPr>
-              <w:t xml:space="preserve">18</w:t>
+          </w:tcPr>
+          <w:p>
+            <w:r>
+              <w:t>18</w:t>
             </w:r>
           </w:p>
         </w:tc>
         <w:tc>
           <w:tcPr>
             <w:tcW w:type="dxa" w:w="3580"/>
-            <w:tcBorders>
-              <w:top w:val="single" w:color="BFBFBF" w:sz="4"/>
-              <w:left w:val="single" w:color="BFBFBF" w:sz="4"/>
-              <w:bottom w:val="single" w:color="BFBFBF" w:sz="4"/>
-              <w:right w:val="single" w:color="BFBFBF" w:sz="4"/>
-            </w:tcBorders>
-            <w:shd w:fill="F3F4F6" w:val="clear"/>
-            <w:tcMar>
-              <w:top w:type="dxa" w:w="100"/>
-              <w:left w:type="dxa" w:w="140"/>
-              <w:bottom w:type="dxa" w:w="100"/>
-              <w:right w:type="dxa" w:w="140"/>
-            </w:tcMar>
-            <w:vAlign w:val="center"/>
-          </w:tcPr>
-          <w:p>
-            <w:pPr>
-              <w:spacing w:after="40" w:before="40"/>
-              <w:jc w:val="left"/>
-            </w:pPr>
-            <w:r>
-              <w:rPr>
-                <w:rFonts w:ascii="Calibri" w:cs="Calibri" w:eastAsia="Calibri" w:hAnsi="Calibri"/>
-                <w:b/>
-                <w:bCs/>
-                <w:sz w:val="22"/>
-                <w:szCs w:val="22"/>
-              </w:rPr>
-              <w:t xml:space="preserve">SMS India Pvt. Ltd.</w:t>
+          </w:tcPr>
+          <w:p>
+            <w:r>
+              <w:t>Sadhu Forging Ltd., Faridabad</w:t>
             </w:r>
           </w:p>
         </w:tc>
         <w:tc>
           <w:tcPr>
             <w:tcW w:type="dxa" w:w="5000"/>
-            <w:tcBorders>
-              <w:top w:val="single" w:color="BFBFBF" w:sz="4"/>
-              <w:left w:val="single" w:color="BFBFBF" w:sz="4"/>
-              <w:bottom w:val="single" w:color="BFBFBF" w:sz="4"/>
-              <w:right w:val="single" w:color="BFBFBF" w:sz="4"/>
-            </w:tcBorders>
-            <w:shd w:fill="F3F4F6" w:val="clear"/>
-            <w:tcMar>
-              <w:top w:type="dxa" w:w="100"/>
-              <w:left w:type="dxa" w:w="140"/>
-              <w:bottom w:type="dxa" w:w="100"/>
-              <w:right w:type="dxa" w:w="140"/>
-            </w:tcMar>
-            <w:vAlign w:val="center"/>
-          </w:tcPr>
-          <w:p>
-            <w:pPr>
-              <w:spacing w:after="40" w:before="40"/>
-              <w:jc w:val="left"/>
-            </w:pPr>
-            <w:r>
-              <w:rPr>
-                <w:rFonts w:ascii="Calibri" w:cs="Calibri" w:eastAsia="Calibri" w:hAnsi="Calibri"/>
-                <w:sz w:val="22"/>
-                <w:szCs w:val="22"/>
-              </w:rPr>
-              <w:t xml:space="preserve">Tundish Preheater</w:t>
+          </w:tcPr>
+          <w:p>
+            <w:r>
+              <w:t>Recuperator</w:t>
             </w:r>
           </w:p>
         </w:tc>
@@ -8127,101 +6723,30 @@
         <w:tc>
           <w:tcPr>
             <w:tcW w:type="dxa" w:w="780"/>
-            <w:tcBorders>
-              <w:top w:val="single" w:color="BFBFBF" w:sz="4"/>
-              <w:left w:val="single" w:color="BFBFBF" w:sz="4"/>
-              <w:bottom w:val="single" w:color="BFBFBF" w:sz="4"/>
-              <w:right w:val="single" w:color="BFBFBF" w:sz="4"/>
-            </w:tcBorders>
-            <w:shd w:fill="F3F4F6" w:val="clear"/>
-            <w:tcMar>
-              <w:top w:type="dxa" w:w="100"/>
-              <w:left w:type="dxa" w:w="140"/>
-              <w:bottom w:type="dxa" w:w="100"/>
-              <w:right w:type="dxa" w:w="140"/>
-            </w:tcMar>
-            <w:vAlign w:val="center"/>
-          </w:tcPr>
-          <w:p>
-            <w:pPr>
-              <w:spacing w:after="40" w:before="40"/>
-              <w:jc w:val="center"/>
-            </w:pPr>
-            <w:r>
-              <w:rPr>
-                <w:rFonts w:ascii="Calibri" w:cs="Calibri" w:eastAsia="Calibri" w:hAnsi="Calibri"/>
-                <w:sz w:val="22"/>
-                <w:szCs w:val="22"/>
-              </w:rPr>
-              <w:t xml:space="preserve">19</w:t>
+          </w:tcPr>
+          <w:p>
+            <w:r>
+              <w:t>19</w:t>
             </w:r>
           </w:p>
         </w:tc>
         <w:tc>
           <w:tcPr>
             <w:tcW w:type="dxa" w:w="3580"/>
-            <w:tcBorders>
-              <w:top w:val="single" w:color="BFBFBF" w:sz="4"/>
-              <w:left w:val="single" w:color="BFBFBF" w:sz="4"/>
-              <w:bottom w:val="single" w:color="BFBFBF" w:sz="4"/>
-              <w:right w:val="single" w:color="BFBFBF" w:sz="4"/>
-            </w:tcBorders>
-            <w:shd w:fill="F3F4F6" w:val="clear"/>
-            <w:tcMar>
-              <w:top w:type="dxa" w:w="100"/>
-              <w:left w:type="dxa" w:w="140"/>
-              <w:bottom w:type="dxa" w:w="100"/>
-              <w:right w:type="dxa" w:w="140"/>
-            </w:tcMar>
-            <w:vAlign w:val="center"/>
-          </w:tcPr>
-          <w:p>
-            <w:pPr>
-              <w:spacing w:after="40" w:before="40"/>
-              <w:jc w:val="left"/>
-            </w:pPr>
-            <w:r>
-              <w:rPr>
-                <w:rFonts w:ascii="Calibri" w:cs="Calibri" w:eastAsia="Calibri" w:hAnsi="Calibri"/>
-                <w:b/>
-                <w:bCs/>
-                <w:sz w:val="22"/>
-                <w:szCs w:val="22"/>
-              </w:rPr>
-              <w:t xml:space="preserve">BSRM Steel Mills Limited</w:t>
+          </w:tcPr>
+          <w:p>
+            <w:r>
+              <w:t>Hindustan Udyog Ltd., Kolkata</w:t>
             </w:r>
           </w:p>
         </w:tc>
         <w:tc>
           <w:tcPr>
             <w:tcW w:type="dxa" w:w="5000"/>
-            <w:tcBorders>
-              <w:top w:val="single" w:color="BFBFBF" w:sz="4"/>
-              <w:left w:val="single" w:color="BFBFBF" w:sz="4"/>
-              <w:bottom w:val="single" w:color="BFBFBF" w:sz="4"/>
-              <w:right w:val="single" w:color="BFBFBF" w:sz="4"/>
-            </w:tcBorders>
-            <w:shd w:fill="F3F4F6" w:val="clear"/>
-            <w:tcMar>
-              <w:top w:type="dxa" w:w="100"/>
-              <w:left w:type="dxa" w:w="140"/>
-              <w:bottom w:type="dxa" w:w="100"/>
-              <w:right w:type="dxa" w:w="140"/>
-            </w:tcMar>
-            <w:vAlign w:val="center"/>
-          </w:tcPr>
-          <w:p>
-            <w:pPr>
-              <w:spacing w:after="40" w:before="40"/>
-              <w:jc w:val="left"/>
-            </w:pPr>
-            <w:r>
-              <w:rPr>
-                <w:rFonts w:ascii="Calibri" w:cs="Calibri" w:eastAsia="Calibri" w:hAnsi="Calibri"/>
-                <w:sz w:val="22"/>
-                <w:szCs w:val="22"/>
-              </w:rPr>
-              <w:t xml:space="preserve">Tundish Preheater</w:t>
+          </w:tcPr>
+          <w:p>
+            <w:r>
+              <w:t>Recuperator</w:t>
             </w:r>
           </w:p>
         </w:tc>
@@ -8230,3326 +6755,30 @@
         <w:tc>
           <w:tcPr>
             <w:tcW w:type="dxa" w:w="780"/>
-            <w:tcBorders>
-              <w:top w:val="single" w:color="BFBFBF" w:sz="4"/>
-              <w:left w:val="single" w:color="BFBFBF" w:sz="4"/>
-              <w:bottom w:val="single" w:color="BFBFBF" w:sz="4"/>
-              <w:right w:val="single" w:color="BFBFBF" w:sz="4"/>
-            </w:tcBorders>
-            <w:shd w:fill="F3F4F6" w:val="clear"/>
-            <w:tcMar>
-              <w:top w:type="dxa" w:w="100"/>
-              <w:left w:type="dxa" w:w="140"/>
-              <w:bottom w:type="dxa" w:w="100"/>
-              <w:right w:type="dxa" w:w="140"/>
-            </w:tcMar>
-            <w:vAlign w:val="center"/>
-          </w:tcPr>
-          <w:p>
-            <w:pPr>
-              <w:spacing w:after="40" w:before="40"/>
-              <w:jc w:val="center"/>
-            </w:pPr>
-            <w:r>
-              <w:rPr>
-                <w:rFonts w:ascii="Calibri" w:cs="Calibri" w:eastAsia="Calibri" w:hAnsi="Calibri"/>
-                <w:sz w:val="22"/>
-                <w:szCs w:val="22"/>
-              </w:rPr>
-              <w:t xml:space="preserve">20</w:t>
+          </w:tcPr>
+          <w:p>
+            <w:r>
+              <w:t>20</w:t>
             </w:r>
           </w:p>
         </w:tc>
         <w:tc>
           <w:tcPr>
             <w:tcW w:type="dxa" w:w="3580"/>
-            <w:tcBorders>
-              <w:top w:val="single" w:color="BFBFBF" w:sz="4"/>
-              <w:left w:val="single" w:color="BFBFBF" w:sz="4"/>
-              <w:bottom w:val="single" w:color="BFBFBF" w:sz="4"/>
-              <w:right w:val="single" w:color="BFBFBF" w:sz="4"/>
-            </w:tcBorders>
-            <w:shd w:fill="F3F4F6" w:val="clear"/>
-            <w:tcMar>
-              <w:top w:type="dxa" w:w="100"/>
-              <w:left w:type="dxa" w:w="140"/>
-              <w:bottom w:type="dxa" w:w="100"/>
-              <w:right w:type="dxa" w:w="140"/>
-            </w:tcMar>
-            <w:vAlign w:val="center"/>
-          </w:tcPr>
-          <w:p>
-            <w:pPr>
-              <w:spacing w:after="40" w:before="40"/>
-              <w:jc w:val="left"/>
-            </w:pPr>
-            <w:r>
-              <w:rPr>
-                <w:rFonts w:ascii="Calibri" w:cs="Calibri" w:eastAsia="Calibri" w:hAnsi="Calibri"/>
-                <w:b/>
-                <w:bCs/>
-                <w:sz w:val="22"/>
-                <w:szCs w:val="22"/>
-              </w:rPr>
-              <w:t xml:space="preserve">Electrotherm India Limited</w:t>
+          </w:tcPr>
+          <w:p>
+            <w:r>
+              <w:t>Steel Makers Ltd., Kenya</w:t>
             </w:r>
           </w:p>
         </w:tc>
         <w:tc>
           <w:tcPr>
             <w:tcW w:type="dxa" w:w="5000"/>
-            <w:tcBorders>
-              <w:top w:val="single" w:color="BFBFBF" w:sz="4"/>
-              <w:left w:val="single" w:color="BFBFBF" w:sz="4"/>
-              <w:bottom w:val="single" w:color="BFBFBF" w:sz="4"/>
-              <w:right w:val="single" w:color="BFBFBF" w:sz="4"/>
-            </w:tcBorders>
-            <w:shd w:fill="F3F4F6" w:val="clear"/>
-            <w:tcMar>
-              <w:top w:type="dxa" w:w="100"/>
-              <w:left w:type="dxa" w:w="140"/>
-              <w:bottom w:type="dxa" w:w="100"/>
-              <w:right w:type="dxa" w:w="140"/>
-            </w:tcMar>
-            <w:vAlign w:val="center"/>
-          </w:tcPr>
-          <w:p>
-            <w:pPr>
-              <w:spacing w:after="40" w:before="40"/>
-              <w:jc w:val="left"/>
-            </w:pPr>
-            <w:r>
-              <w:rPr>
-                <w:rFonts w:ascii="Calibri" w:cs="Calibri" w:eastAsia="Calibri" w:hAnsi="Calibri"/>
-                <w:sz w:val="22"/>
-                <w:szCs w:val="22"/>
-              </w:rPr>
-              <w:t xml:space="preserve">Tundish Preheater</w:t>
-            </w:r>
-          </w:p>
-        </w:tc>
-      </w:tr>
-      <w:tr>
-        <w:tc>
-          <w:tcPr>
-            <w:tcW w:type="dxa" w:w="780"/>
-            <w:tcBorders>
-              <w:top w:val="single" w:color="BFBFBF" w:sz="4"/>
-              <w:left w:val="single" w:color="BFBFBF" w:sz="4"/>
-              <w:bottom w:val="single" w:color="BFBFBF" w:sz="4"/>
-              <w:right w:val="single" w:color="BFBFBF" w:sz="4"/>
-            </w:tcBorders>
-            <w:shd w:fill="F3F4F6" w:val="clear"/>
-            <w:tcMar>
-              <w:top w:type="dxa" w:w="100"/>
-              <w:left w:type="dxa" w:w="140"/>
-              <w:bottom w:type="dxa" w:w="100"/>
-              <w:right w:type="dxa" w:w="140"/>
-            </w:tcMar>
-            <w:vAlign w:val="center"/>
-          </w:tcPr>
-          <w:p>
-            <w:pPr>
-              <w:spacing w:after="40" w:before="40"/>
-              <w:jc w:val="center"/>
-            </w:pPr>
-            <w:r>
-              <w:rPr>
-                <w:rFonts w:ascii="Calibri" w:cs="Calibri" w:eastAsia="Calibri" w:hAnsi="Calibri"/>
-                <w:sz w:val="22"/>
-                <w:szCs w:val="22"/>
-              </w:rPr>
-              <w:t xml:space="preserve">21</w:t>
-            </w:r>
-          </w:p>
-        </w:tc>
-        <w:tc>
-          <w:tcPr>
-            <w:tcW w:type="dxa" w:w="3580"/>
-            <w:tcBorders>
-              <w:top w:val="single" w:color="BFBFBF" w:sz="4"/>
-              <w:left w:val="single" w:color="BFBFBF" w:sz="4"/>
-              <w:bottom w:val="single" w:color="BFBFBF" w:sz="4"/>
-              <w:right w:val="single" w:color="BFBFBF" w:sz="4"/>
-            </w:tcBorders>
-            <w:shd w:fill="F3F4F6" w:val="clear"/>
-            <w:tcMar>
-              <w:top w:type="dxa" w:w="100"/>
-              <w:left w:type="dxa" w:w="140"/>
-              <w:bottom w:type="dxa" w:w="100"/>
-              <w:right w:type="dxa" w:w="140"/>
-            </w:tcMar>
-            <w:vAlign w:val="center"/>
-          </w:tcPr>
-          <w:p>
-            <w:pPr>
-              <w:spacing w:after="40" w:before="40"/>
-              <w:jc w:val="left"/>
-            </w:pPr>
-            <w:r>
-              <w:rPr>
-                <w:rFonts w:ascii="Calibri" w:cs="Calibri" w:eastAsia="Calibri" w:hAnsi="Calibri"/>
-                <w:b/>
-                <w:bCs/>
-                <w:sz w:val="22"/>
-                <w:szCs w:val="22"/>
-              </w:rPr>
-              <w:t xml:space="preserve">Bhilai Steel Plant</w:t>
-            </w:r>
-          </w:p>
-        </w:tc>
-        <w:tc>
-          <w:tcPr>
-            <w:tcW w:type="dxa" w:w="5000"/>
-            <w:tcBorders>
-              <w:top w:val="single" w:color="BFBFBF" w:sz="4"/>
-              <w:left w:val="single" w:color="BFBFBF" w:sz="4"/>
-              <w:bottom w:val="single" w:color="BFBFBF" w:sz="4"/>
-              <w:right w:val="single" w:color="BFBFBF" w:sz="4"/>
-            </w:tcBorders>
-            <w:shd w:fill="F3F4F6" w:val="clear"/>
-            <w:tcMar>
-              <w:top w:type="dxa" w:w="100"/>
-              <w:left w:type="dxa" w:w="140"/>
-              <w:bottom w:type="dxa" w:w="100"/>
-              <w:right w:type="dxa" w:w="140"/>
-            </w:tcMar>
-            <w:vAlign w:val="center"/>
-          </w:tcPr>
-          <w:p>
-            <w:pPr>
-              <w:spacing w:after="40" w:before="40"/>
-              <w:jc w:val="left"/>
-            </w:pPr>
-            <w:r>
-              <w:rPr>
-                <w:rFonts w:ascii="Calibri" w:cs="Calibri" w:eastAsia="Calibri" w:hAnsi="Calibri"/>
-                <w:sz w:val="22"/>
-                <w:szCs w:val="22"/>
-              </w:rPr>
-              <w:t xml:space="preserve">Tundish Preheater</w:t>
-            </w:r>
-          </w:p>
-        </w:tc>
-      </w:tr>
-      <w:tr>
-        <w:tc>
-          <w:tcPr>
-            <w:tcW w:type="dxa" w:w="780"/>
-            <w:tcBorders>
-              <w:top w:val="single" w:color="BFBFBF" w:sz="4"/>
-              <w:left w:val="single" w:color="BFBFBF" w:sz="4"/>
-              <w:bottom w:val="single" w:color="BFBFBF" w:sz="4"/>
-              <w:right w:val="single" w:color="BFBFBF" w:sz="4"/>
-            </w:tcBorders>
-            <w:shd w:fill="F3F4F6" w:val="clear"/>
-            <w:tcMar>
-              <w:top w:type="dxa" w:w="100"/>
-              <w:left w:type="dxa" w:w="140"/>
-              <w:bottom w:type="dxa" w:w="100"/>
-              <w:right w:type="dxa" w:w="140"/>
-            </w:tcMar>
-            <w:vAlign w:val="center"/>
-          </w:tcPr>
-          <w:p>
-            <w:pPr>
-              <w:spacing w:after="40" w:before="40"/>
-              <w:jc w:val="center"/>
-            </w:pPr>
-            <w:r>
-              <w:rPr>
-                <w:rFonts w:ascii="Calibri" w:cs="Calibri" w:eastAsia="Calibri" w:hAnsi="Calibri"/>
-                <w:sz w:val="22"/>
-                <w:szCs w:val="22"/>
-              </w:rPr>
-              <w:t xml:space="preserve">22</w:t>
-            </w:r>
-          </w:p>
-        </w:tc>
-        <w:tc>
-          <w:tcPr>
-            <w:tcW w:type="dxa" w:w="3580"/>
-            <w:tcBorders>
-              <w:top w:val="single" w:color="BFBFBF" w:sz="4"/>
-              <w:left w:val="single" w:color="BFBFBF" w:sz="4"/>
-              <w:bottom w:val="single" w:color="BFBFBF" w:sz="4"/>
-              <w:right w:val="single" w:color="BFBFBF" w:sz="4"/>
-            </w:tcBorders>
-            <w:shd w:fill="F3F4F6" w:val="clear"/>
-            <w:tcMar>
-              <w:top w:type="dxa" w:w="100"/>
-              <w:left w:type="dxa" w:w="140"/>
-              <w:bottom w:type="dxa" w:w="100"/>
-              <w:right w:type="dxa" w:w="140"/>
-            </w:tcMar>
-            <w:vAlign w:val="center"/>
-          </w:tcPr>
-          <w:p>
-            <w:pPr>
-              <w:spacing w:after="40" w:before="40"/>
-              <w:jc w:val="left"/>
-            </w:pPr>
-            <w:r>
-              <w:rPr>
-                <w:rFonts w:ascii="Calibri" w:cs="Calibri" w:eastAsia="Calibri" w:hAnsi="Calibri"/>
-                <w:b/>
-                <w:bCs/>
-                <w:sz w:val="22"/>
-                <w:szCs w:val="22"/>
-              </w:rPr>
-              <w:t xml:space="preserve">Rungta Mines Limited</w:t>
-            </w:r>
-          </w:p>
-        </w:tc>
-        <w:tc>
-          <w:tcPr>
-            <w:tcW w:type="dxa" w:w="5000"/>
-            <w:tcBorders>
-              <w:top w:val="single" w:color="BFBFBF" w:sz="4"/>
-              <w:left w:val="single" w:color="BFBFBF" w:sz="4"/>
-              <w:bottom w:val="single" w:color="BFBFBF" w:sz="4"/>
-              <w:right w:val="single" w:color="BFBFBF" w:sz="4"/>
-            </w:tcBorders>
-            <w:shd w:fill="F3F4F6" w:val="clear"/>
-            <w:tcMar>
-              <w:top w:type="dxa" w:w="100"/>
-              <w:left w:type="dxa" w:w="140"/>
-              <w:bottom w:type="dxa" w:w="100"/>
-              <w:right w:type="dxa" w:w="140"/>
-            </w:tcMar>
-            <w:vAlign w:val="center"/>
-          </w:tcPr>
-          <w:p>
-            <w:pPr>
-              <w:spacing w:after="40" w:before="40"/>
-              <w:jc w:val="left"/>
-            </w:pPr>
-            <w:r>
-              <w:rPr>
-                <w:rFonts w:ascii="Calibri" w:cs="Calibri" w:eastAsia="Calibri" w:hAnsi="Calibri"/>
-                <w:sz w:val="22"/>
-                <w:szCs w:val="22"/>
-              </w:rPr>
-              <w:t xml:space="preserve">Horizontal Ladle Preheater - 22 MT</w:t>
-            </w:r>
-          </w:p>
-          <w:p>
-            <w:pPr>
-              <w:spacing w:after="40" w:before="40"/>
-              <w:jc w:val="left"/>
-            </w:pPr>
-            <w:r>
-              <w:rPr>
-                <w:rFonts w:ascii="Calibri" w:cs="Calibri" w:eastAsia="Calibri" w:hAnsi="Calibri"/>
-                <w:sz w:val="22"/>
-                <w:szCs w:val="22"/>
-              </w:rPr>
-              <w:t xml:space="preserve">Vertical Ladle Preheater - 22 MT</w:t>
-            </w:r>
-          </w:p>
-        </w:tc>
-      </w:tr>
-      <w:tr>
-        <w:tc>
-          <w:tcPr>
-            <w:tcW w:type="dxa" w:w="780"/>
-            <w:tcBorders>
-              <w:top w:val="single" w:color="BFBFBF" w:sz="4"/>
-              <w:left w:val="single" w:color="BFBFBF" w:sz="4"/>
-              <w:bottom w:val="single" w:color="BFBFBF" w:sz="4"/>
-              <w:right w:val="single" w:color="BFBFBF" w:sz="4"/>
-            </w:tcBorders>
-            <w:shd w:fill="F3F4F6" w:val="clear"/>
-            <w:tcMar>
-              <w:top w:type="dxa" w:w="100"/>
-              <w:left w:type="dxa" w:w="140"/>
-              <w:bottom w:type="dxa" w:w="100"/>
-              <w:right w:type="dxa" w:w="140"/>
-            </w:tcMar>
-            <w:vAlign w:val="center"/>
-          </w:tcPr>
-          <w:p>
-            <w:pPr>
-              <w:spacing w:after="40" w:before="40"/>
-              <w:jc w:val="center"/>
-            </w:pPr>
-            <w:r>
-              <w:rPr>
-                <w:rFonts w:ascii="Calibri" w:cs="Calibri" w:eastAsia="Calibri" w:hAnsi="Calibri"/>
-                <w:sz w:val="22"/>
-                <w:szCs w:val="22"/>
-              </w:rPr>
-              <w:t xml:space="preserve">23</w:t>
-            </w:r>
-          </w:p>
-        </w:tc>
-        <w:tc>
-          <w:tcPr>
-            <w:tcW w:type="dxa" w:w="3580"/>
-            <w:tcBorders>
-              <w:top w:val="single" w:color="BFBFBF" w:sz="4"/>
-              <w:left w:val="single" w:color="BFBFBF" w:sz="4"/>
-              <w:bottom w:val="single" w:color="BFBFBF" w:sz="4"/>
-              <w:right w:val="single" w:color="BFBFBF" w:sz="4"/>
-            </w:tcBorders>
-            <w:shd w:fill="F3F4F6" w:val="clear"/>
-            <w:tcMar>
-              <w:top w:type="dxa" w:w="100"/>
-              <w:left w:type="dxa" w:w="140"/>
-              <w:bottom w:type="dxa" w:w="100"/>
-              <w:right w:type="dxa" w:w="140"/>
-            </w:tcMar>
-            <w:vAlign w:val="center"/>
-          </w:tcPr>
-          <w:p>
-            <w:pPr>
-              <w:spacing w:after="40" w:before="40"/>
-              <w:jc w:val="left"/>
-            </w:pPr>
-            <w:r>
-              <w:rPr>
-                <w:rFonts w:ascii="Calibri" w:cs="Calibri" w:eastAsia="Calibri" w:hAnsi="Calibri"/>
-                <w:b/>
-                <w:bCs/>
-                <w:sz w:val="22"/>
-                <w:szCs w:val="22"/>
-              </w:rPr>
-              <w:t xml:space="preserve">Primetals Technologies India P. Ltd.</w:t>
-            </w:r>
-          </w:p>
-        </w:tc>
-        <w:tc>
-          <w:tcPr>
-            <w:tcW w:type="dxa" w:w="5000"/>
-            <w:tcBorders>
-              <w:top w:val="single" w:color="BFBFBF" w:sz="4"/>
-              <w:left w:val="single" w:color="BFBFBF" w:sz="4"/>
-              <w:bottom w:val="single" w:color="BFBFBF" w:sz="4"/>
-              <w:right w:val="single" w:color="BFBFBF" w:sz="4"/>
-            </w:tcBorders>
-            <w:shd w:fill="F3F4F6" w:val="clear"/>
-            <w:tcMar>
-              <w:top w:type="dxa" w:w="100"/>
-              <w:left w:type="dxa" w:w="140"/>
-              <w:bottom w:type="dxa" w:w="100"/>
-              <w:right w:type="dxa" w:w="140"/>
-            </w:tcMar>
-            <w:vAlign w:val="center"/>
-          </w:tcPr>
-          <w:p>
-            <w:pPr>
-              <w:spacing w:after="40" w:before="40"/>
-              <w:jc w:val="left"/>
-            </w:pPr>
-            <w:r>
-              <w:rPr>
-                <w:rFonts w:ascii="Calibri" w:cs="Calibri" w:eastAsia="Calibri" w:hAnsi="Calibri"/>
-                <w:sz w:val="22"/>
-                <w:szCs w:val="22"/>
-              </w:rPr>
-              <w:t xml:space="preserve">Horizontal Ladle Preheater</w:t>
-            </w:r>
-          </w:p>
-          <w:p>
-            <w:pPr>
-              <w:spacing w:after="40" w:before="40"/>
-              <w:jc w:val="left"/>
-            </w:pPr>
-            <w:r>
-              <w:rPr>
-                <w:rFonts w:ascii="Calibri" w:cs="Calibri" w:eastAsia="Calibri" w:hAnsi="Calibri"/>
-                <w:sz w:val="22"/>
-                <w:szCs w:val="22"/>
-              </w:rPr>
-              <w:t xml:space="preserve">Vertical Ladle Preheater</w:t>
-            </w:r>
-          </w:p>
-        </w:tc>
-      </w:tr>
-      <w:tr>
-        <w:tc>
-          <w:tcPr>
-            <w:tcW w:type="dxa" w:w="780"/>
-            <w:tcBorders>
-              <w:top w:val="single" w:color="BFBFBF" w:sz="4"/>
-              <w:left w:val="single" w:color="BFBFBF" w:sz="4"/>
-              <w:bottom w:val="single" w:color="BFBFBF" w:sz="4"/>
-              <w:right w:val="single" w:color="BFBFBF" w:sz="4"/>
-            </w:tcBorders>
-            <w:shd w:fill="F3F4F6" w:val="clear"/>
-            <w:tcMar>
-              <w:top w:type="dxa" w:w="100"/>
-              <w:left w:type="dxa" w:w="140"/>
-              <w:bottom w:type="dxa" w:w="100"/>
-              <w:right w:type="dxa" w:w="140"/>
-            </w:tcMar>
-            <w:vAlign w:val="center"/>
-          </w:tcPr>
-          <w:p>
-            <w:pPr>
-              <w:spacing w:after="40" w:before="40"/>
-              <w:jc w:val="center"/>
-            </w:pPr>
-            <w:r>
-              <w:rPr>
-                <w:rFonts w:ascii="Calibri" w:cs="Calibri" w:eastAsia="Calibri" w:hAnsi="Calibri"/>
-                <w:sz w:val="22"/>
-                <w:szCs w:val="22"/>
-              </w:rPr>
-              <w:t xml:space="preserve">24</w:t>
-            </w:r>
-          </w:p>
-        </w:tc>
-        <w:tc>
-          <w:tcPr>
-            <w:tcW w:type="dxa" w:w="3580"/>
-            <w:tcBorders>
-              <w:top w:val="single" w:color="BFBFBF" w:sz="4"/>
-              <w:left w:val="single" w:color="BFBFBF" w:sz="4"/>
-              <w:bottom w:val="single" w:color="BFBFBF" w:sz="4"/>
-              <w:right w:val="single" w:color="BFBFBF" w:sz="4"/>
-            </w:tcBorders>
-            <w:shd w:fill="F3F4F6" w:val="clear"/>
-            <w:tcMar>
-              <w:top w:type="dxa" w:w="100"/>
-              <w:left w:type="dxa" w:w="140"/>
-              <w:bottom w:type="dxa" w:w="100"/>
-              <w:right w:type="dxa" w:w="140"/>
-            </w:tcMar>
-            <w:vAlign w:val="center"/>
-          </w:tcPr>
-          <w:p>
-            <w:pPr>
-              <w:spacing w:after="40" w:before="40"/>
-              <w:jc w:val="left"/>
-            </w:pPr>
-            <w:r>
-              <w:rPr>
-                <w:rFonts w:ascii="Calibri" w:cs="Calibri" w:eastAsia="Calibri" w:hAnsi="Calibri"/>
-                <w:b/>
-                <w:bCs/>
-                <w:sz w:val="22"/>
-                <w:szCs w:val="22"/>
-              </w:rPr>
-              <w:t xml:space="preserve">Rashtriya Ispat Nigam Ltd.</w:t>
-            </w:r>
-          </w:p>
-        </w:tc>
-        <w:tc>
-          <w:tcPr>
-            <w:tcW w:type="dxa" w:w="5000"/>
-            <w:tcBorders>
-              <w:top w:val="single" w:color="BFBFBF" w:sz="4"/>
-              <w:left w:val="single" w:color="BFBFBF" w:sz="4"/>
-              <w:bottom w:val="single" w:color="BFBFBF" w:sz="4"/>
-              <w:right w:val="single" w:color="BFBFBF" w:sz="4"/>
-            </w:tcBorders>
-            <w:shd w:fill="F3F4F6" w:val="clear"/>
-            <w:tcMar>
-              <w:top w:type="dxa" w:w="100"/>
-              <w:left w:type="dxa" w:w="140"/>
-              <w:bottom w:type="dxa" w:w="100"/>
-              <w:right w:type="dxa" w:w="140"/>
-            </w:tcMar>
-            <w:vAlign w:val="center"/>
-          </w:tcPr>
-          <w:p>
-            <w:pPr>
-              <w:spacing w:after="40" w:before="40"/>
-              <w:jc w:val="left"/>
-            </w:pPr>
-            <w:r>
-              <w:rPr>
-                <w:rFonts w:ascii="Calibri" w:cs="Calibri" w:eastAsia="Calibri" w:hAnsi="Calibri"/>
-                <w:sz w:val="22"/>
-                <w:szCs w:val="22"/>
-              </w:rPr>
-              <w:t xml:space="preserve">Tundish Preheater</w:t>
-            </w:r>
-          </w:p>
-        </w:tc>
-      </w:tr>
-      <w:tr>
-        <w:tc>
-          <w:tcPr>
-            <w:tcW w:type="dxa" w:w="780"/>
-            <w:tcBorders>
-              <w:top w:val="single" w:color="BFBFBF" w:sz="4"/>
-              <w:left w:val="single" w:color="BFBFBF" w:sz="4"/>
-              <w:bottom w:val="single" w:color="BFBFBF" w:sz="4"/>
-              <w:right w:val="single" w:color="BFBFBF" w:sz="4"/>
-            </w:tcBorders>
-            <w:shd w:fill="F3F4F6" w:val="clear"/>
-            <w:tcMar>
-              <w:top w:type="dxa" w:w="100"/>
-              <w:left w:type="dxa" w:w="140"/>
-              <w:bottom w:type="dxa" w:w="100"/>
-              <w:right w:type="dxa" w:w="140"/>
-            </w:tcMar>
-            <w:vAlign w:val="center"/>
-          </w:tcPr>
-          <w:p>
-            <w:pPr>
-              <w:spacing w:after="40" w:before="40"/>
-              <w:jc w:val="center"/>
-            </w:pPr>
-            <w:r>
-              <w:rPr>
-                <w:rFonts w:ascii="Calibri" w:cs="Calibri" w:eastAsia="Calibri" w:hAnsi="Calibri"/>
-                <w:sz w:val="22"/>
-                <w:szCs w:val="22"/>
-              </w:rPr>
-              <w:t xml:space="preserve">25</w:t>
-            </w:r>
-          </w:p>
-        </w:tc>
-        <w:tc>
-          <w:tcPr>
-            <w:tcW w:type="dxa" w:w="3580"/>
-            <w:tcBorders>
-              <w:top w:val="single" w:color="BFBFBF" w:sz="4"/>
-              <w:left w:val="single" w:color="BFBFBF" w:sz="4"/>
-              <w:bottom w:val="single" w:color="BFBFBF" w:sz="4"/>
-              <w:right w:val="single" w:color="BFBFBF" w:sz="4"/>
-            </w:tcBorders>
-            <w:shd w:fill="F3F4F6" w:val="clear"/>
-            <w:tcMar>
-              <w:top w:type="dxa" w:w="100"/>
-              <w:left w:type="dxa" w:w="140"/>
-              <w:bottom w:type="dxa" w:w="100"/>
-              <w:right w:type="dxa" w:w="140"/>
-            </w:tcMar>
-            <w:vAlign w:val="center"/>
-          </w:tcPr>
-          <w:p>
-            <w:pPr>
-              <w:spacing w:after="40" w:before="40"/>
-              <w:jc w:val="left"/>
-            </w:pPr>
-            <w:r>
-              <w:rPr>
-                <w:rFonts w:ascii="Calibri" w:cs="Calibri" w:eastAsia="Calibri" w:hAnsi="Calibri"/>
-                <w:b/>
-                <w:bCs/>
-                <w:sz w:val="22"/>
-                <w:szCs w:val="22"/>
-              </w:rPr>
-              <w:t xml:space="preserve">Jindal Stainless Limited A/c Primetals</w:t>
-            </w:r>
-          </w:p>
-        </w:tc>
-        <w:tc>
-          <w:tcPr>
-            <w:tcW w:type="dxa" w:w="5000"/>
-            <w:tcBorders>
-              <w:top w:val="single" w:color="BFBFBF" w:sz="4"/>
-              <w:left w:val="single" w:color="BFBFBF" w:sz="4"/>
-              <w:bottom w:val="single" w:color="BFBFBF" w:sz="4"/>
-              <w:right w:val="single" w:color="BFBFBF" w:sz="4"/>
-            </w:tcBorders>
-            <w:shd w:fill="F3F4F6" w:val="clear"/>
-            <w:tcMar>
-              <w:top w:type="dxa" w:w="100"/>
-              <w:left w:type="dxa" w:w="140"/>
-              <w:bottom w:type="dxa" w:w="100"/>
-              <w:right w:type="dxa" w:w="140"/>
-            </w:tcMar>
-            <w:vAlign w:val="center"/>
-          </w:tcPr>
-          <w:p>
-            <w:pPr>
-              <w:spacing w:after="40" w:before="40"/>
-              <w:jc w:val="left"/>
-            </w:pPr>
-            <w:r>
-              <w:rPr>
-                <w:rFonts w:ascii="Calibri" w:cs="Calibri" w:eastAsia="Calibri" w:hAnsi="Calibri"/>
-                <w:sz w:val="22"/>
-                <w:szCs w:val="22"/>
-              </w:rPr>
-              <w:t xml:space="preserve">Tundish Preheater</w:t>
-            </w:r>
-          </w:p>
-        </w:tc>
-      </w:tr>
-      <w:tr>
-        <w:tc>
-          <w:tcPr>
-            <w:tcW w:type="dxa" w:w="780"/>
-            <w:tcBorders>
-              <w:top w:val="single" w:color="BFBFBF" w:sz="4"/>
-              <w:left w:val="single" w:color="BFBFBF" w:sz="4"/>
-              <w:bottom w:val="single" w:color="BFBFBF" w:sz="4"/>
-              <w:right w:val="single" w:color="BFBFBF" w:sz="4"/>
-            </w:tcBorders>
-            <w:shd w:fill="F3F4F6" w:val="clear"/>
-            <w:tcMar>
-              <w:top w:type="dxa" w:w="100"/>
-              <w:left w:type="dxa" w:w="140"/>
-              <w:bottom w:type="dxa" w:w="100"/>
-              <w:right w:type="dxa" w:w="140"/>
-            </w:tcMar>
-            <w:vAlign w:val="center"/>
-          </w:tcPr>
-          <w:p>
-            <w:pPr>
-              <w:spacing w:after="40" w:before="40"/>
-              <w:jc w:val="center"/>
-            </w:pPr>
-            <w:r>
-              <w:rPr>
-                <w:rFonts w:ascii="Calibri" w:cs="Calibri" w:eastAsia="Calibri" w:hAnsi="Calibri"/>
-                <w:sz w:val="22"/>
-                <w:szCs w:val="22"/>
-              </w:rPr>
-              <w:t xml:space="preserve">26</w:t>
-            </w:r>
-          </w:p>
-        </w:tc>
-        <w:tc>
-          <w:tcPr>
-            <w:tcW w:type="dxa" w:w="3580"/>
-            <w:tcBorders>
-              <w:top w:val="single" w:color="BFBFBF" w:sz="4"/>
-              <w:left w:val="single" w:color="BFBFBF" w:sz="4"/>
-              <w:bottom w:val="single" w:color="BFBFBF" w:sz="4"/>
-              <w:right w:val="single" w:color="BFBFBF" w:sz="4"/>
-            </w:tcBorders>
-            <w:shd w:fill="F3F4F6" w:val="clear"/>
-            <w:tcMar>
-              <w:top w:type="dxa" w:w="100"/>
-              <w:left w:type="dxa" w:w="140"/>
-              <w:bottom w:type="dxa" w:w="100"/>
-              <w:right w:type="dxa" w:w="140"/>
-            </w:tcMar>
-            <w:vAlign w:val="center"/>
-          </w:tcPr>
-          <w:p>
-            <w:pPr>
-              <w:spacing w:after="40" w:before="40"/>
-              <w:jc w:val="left"/>
-            </w:pPr>
-            <w:r>
-              <w:rPr>
-                <w:rFonts w:ascii="Calibri" w:cs="Calibri" w:eastAsia="Calibri" w:hAnsi="Calibri"/>
-                <w:b/>
-                <w:bCs/>
-                <w:sz w:val="22"/>
-                <w:szCs w:val="22"/>
-              </w:rPr>
-              <w:t xml:space="preserve">Jindal Steel &amp; Power Ltd.</w:t>
-            </w:r>
-          </w:p>
-        </w:tc>
-        <w:tc>
-          <w:tcPr>
-            <w:tcW w:type="dxa" w:w="5000"/>
-            <w:tcBorders>
-              <w:top w:val="single" w:color="BFBFBF" w:sz="4"/>
-              <w:left w:val="single" w:color="BFBFBF" w:sz="4"/>
-              <w:bottom w:val="single" w:color="BFBFBF" w:sz="4"/>
-              <w:right w:val="single" w:color="BFBFBF" w:sz="4"/>
-            </w:tcBorders>
-            <w:shd w:fill="F3F4F6" w:val="clear"/>
-            <w:tcMar>
-              <w:top w:type="dxa" w:w="100"/>
-              <w:left w:type="dxa" w:w="140"/>
-              <w:bottom w:type="dxa" w:w="100"/>
-              <w:right w:type="dxa" w:w="140"/>
-            </w:tcMar>
-            <w:vAlign w:val="center"/>
-          </w:tcPr>
-          <w:p>
-            <w:pPr>
-              <w:spacing w:after="40" w:before="40"/>
-              <w:jc w:val="left"/>
-            </w:pPr>
-            <w:r>
-              <w:rPr>
-                <w:rFonts w:ascii="Calibri" w:cs="Calibri" w:eastAsia="Calibri" w:hAnsi="Calibri"/>
-                <w:sz w:val="22"/>
-                <w:szCs w:val="22"/>
-              </w:rPr>
-              <w:t xml:space="preserve">Vertical Ladle Preheater - 100 MT</w:t>
-            </w:r>
-          </w:p>
-        </w:tc>
-      </w:tr>
-      <w:tr>
-        <w:tc>
-          <w:tcPr>
-            <w:tcW w:type="dxa" w:w="780"/>
-            <w:tcBorders>
-              <w:top w:val="single" w:color="BFBFBF" w:sz="4"/>
-              <w:left w:val="single" w:color="BFBFBF" w:sz="4"/>
-              <w:bottom w:val="single" w:color="BFBFBF" w:sz="4"/>
-              <w:right w:val="single" w:color="BFBFBF" w:sz="4"/>
-            </w:tcBorders>
-            <w:shd w:fill="F3F4F6" w:val="clear"/>
-            <w:tcMar>
-              <w:top w:type="dxa" w:w="100"/>
-              <w:left w:type="dxa" w:w="140"/>
-              <w:bottom w:type="dxa" w:w="100"/>
-              <w:right w:type="dxa" w:w="140"/>
-            </w:tcMar>
-            <w:vAlign w:val="center"/>
-          </w:tcPr>
-          <w:p>
-            <w:pPr>
-              <w:spacing w:after="40" w:before="40"/>
-              <w:jc w:val="center"/>
-            </w:pPr>
-            <w:r>
-              <w:rPr>
-                <w:rFonts w:ascii="Calibri" w:cs="Calibri" w:eastAsia="Calibri" w:hAnsi="Calibri"/>
-                <w:sz w:val="22"/>
-                <w:szCs w:val="22"/>
-              </w:rPr>
-              <w:t xml:space="preserve">27</w:t>
-            </w:r>
-          </w:p>
-        </w:tc>
-        <w:tc>
-          <w:tcPr>
-            <w:tcW w:type="dxa" w:w="3580"/>
-            <w:tcBorders>
-              <w:top w:val="single" w:color="BFBFBF" w:sz="4"/>
-              <w:left w:val="single" w:color="BFBFBF" w:sz="4"/>
-              <w:bottom w:val="single" w:color="BFBFBF" w:sz="4"/>
-              <w:right w:val="single" w:color="BFBFBF" w:sz="4"/>
-            </w:tcBorders>
-            <w:shd w:fill="F3F4F6" w:val="clear"/>
-            <w:tcMar>
-              <w:top w:type="dxa" w:w="100"/>
-              <w:left w:type="dxa" w:w="140"/>
-              <w:bottom w:type="dxa" w:w="100"/>
-              <w:right w:type="dxa" w:w="140"/>
-            </w:tcMar>
-            <w:vAlign w:val="center"/>
-          </w:tcPr>
-          <w:p>
-            <w:pPr>
-              <w:spacing w:after="40" w:before="40"/>
-              <w:jc w:val="left"/>
-            </w:pPr>
-            <w:r>
-              <w:rPr>
-                <w:rFonts w:ascii="Calibri" w:cs="Calibri" w:eastAsia="Calibri" w:hAnsi="Calibri"/>
-                <w:b/>
-                <w:bCs/>
-                <w:sz w:val="22"/>
-                <w:szCs w:val="22"/>
-              </w:rPr>
-              <w:t xml:space="preserve">Bangladesh Steel Re-Rolling Mills Ltd.</w:t>
-            </w:r>
-          </w:p>
-        </w:tc>
-        <w:tc>
-          <w:tcPr>
-            <w:tcW w:type="dxa" w:w="5000"/>
-            <w:tcBorders>
-              <w:top w:val="single" w:color="BFBFBF" w:sz="4"/>
-              <w:left w:val="single" w:color="BFBFBF" w:sz="4"/>
-              <w:bottom w:val="single" w:color="BFBFBF" w:sz="4"/>
-              <w:right w:val="single" w:color="BFBFBF" w:sz="4"/>
-            </w:tcBorders>
-            <w:shd w:fill="F3F4F6" w:val="clear"/>
-            <w:tcMar>
-              <w:top w:type="dxa" w:w="100"/>
-              <w:left w:type="dxa" w:w="140"/>
-              <w:bottom w:type="dxa" w:w="100"/>
-              <w:right w:type="dxa" w:w="140"/>
-            </w:tcMar>
-            <w:vAlign w:val="center"/>
-          </w:tcPr>
-          <w:p>
-            <w:pPr>
-              <w:spacing w:after="40" w:before="40"/>
-              <w:jc w:val="left"/>
-            </w:pPr>
-            <w:r>
-              <w:rPr>
-                <w:rFonts w:ascii="Calibri" w:cs="Calibri" w:eastAsia="Calibri" w:hAnsi="Calibri"/>
-                <w:sz w:val="22"/>
-                <w:szCs w:val="22"/>
-              </w:rPr>
-              <w:t xml:space="preserve">Horizontal Ladle Preheater</w:t>
-            </w:r>
-          </w:p>
-        </w:tc>
-      </w:tr>
-      <w:tr>
-        <w:tc>
-          <w:tcPr>
-            <w:tcW w:type="dxa" w:w="780"/>
-            <w:tcBorders>
-              <w:top w:val="single" w:color="BFBFBF" w:sz="4"/>
-              <w:left w:val="single" w:color="BFBFBF" w:sz="4"/>
-              <w:bottom w:val="single" w:color="BFBFBF" w:sz="4"/>
-              <w:right w:val="single" w:color="BFBFBF" w:sz="4"/>
-            </w:tcBorders>
-            <w:shd w:fill="F3F4F6" w:val="clear"/>
-            <w:tcMar>
-              <w:top w:type="dxa" w:w="100"/>
-              <w:left w:type="dxa" w:w="140"/>
-              <w:bottom w:type="dxa" w:w="100"/>
-              <w:right w:type="dxa" w:w="140"/>
-            </w:tcMar>
-            <w:vAlign w:val="center"/>
-          </w:tcPr>
-          <w:p>
-            <w:pPr>
-              <w:spacing w:after="40" w:before="40"/>
-              <w:jc w:val="center"/>
-            </w:pPr>
-            <w:r>
-              <w:rPr>
-                <w:rFonts w:ascii="Calibri" w:cs="Calibri" w:eastAsia="Calibri" w:hAnsi="Calibri"/>
-                <w:sz w:val="22"/>
-                <w:szCs w:val="22"/>
-              </w:rPr>
-              <w:t xml:space="preserve">28</w:t>
-            </w:r>
-          </w:p>
-        </w:tc>
-        <w:tc>
-          <w:tcPr>
-            <w:tcW w:type="dxa" w:w="3580"/>
-            <w:tcBorders>
-              <w:top w:val="single" w:color="BFBFBF" w:sz="4"/>
-              <w:left w:val="single" w:color="BFBFBF" w:sz="4"/>
-              <w:bottom w:val="single" w:color="BFBFBF" w:sz="4"/>
-              <w:right w:val="single" w:color="BFBFBF" w:sz="4"/>
-            </w:tcBorders>
-            <w:shd w:fill="F3F4F6" w:val="clear"/>
-            <w:tcMar>
-              <w:top w:type="dxa" w:w="100"/>
-              <w:left w:type="dxa" w:w="140"/>
-              <w:bottom w:type="dxa" w:w="100"/>
-              <w:right w:type="dxa" w:w="140"/>
-            </w:tcMar>
-            <w:vAlign w:val="center"/>
-          </w:tcPr>
-          <w:p>
-            <w:pPr>
-              <w:spacing w:after="40" w:before="40"/>
-              <w:jc w:val="left"/>
-            </w:pPr>
-            <w:r>
-              <w:rPr>
-                <w:rFonts w:ascii="Calibri" w:cs="Calibri" w:eastAsia="Calibri" w:hAnsi="Calibri"/>
-                <w:b/>
-                <w:bCs/>
-                <w:sz w:val="22"/>
-                <w:szCs w:val="22"/>
-              </w:rPr>
-              <w:t xml:space="preserve">Kisco Castings India Ltd.</w:t>
-            </w:r>
-          </w:p>
-        </w:tc>
-        <w:tc>
-          <w:tcPr>
-            <w:tcW w:type="dxa" w:w="5000"/>
-            <w:tcBorders>
-              <w:top w:val="single" w:color="BFBFBF" w:sz="4"/>
-              <w:left w:val="single" w:color="BFBFBF" w:sz="4"/>
-              <w:bottom w:val="single" w:color="BFBFBF" w:sz="4"/>
-              <w:right w:val="single" w:color="BFBFBF" w:sz="4"/>
-            </w:tcBorders>
-            <w:shd w:fill="F3F4F6" w:val="clear"/>
-            <w:tcMar>
-              <w:top w:type="dxa" w:w="100"/>
-              <w:left w:type="dxa" w:w="140"/>
-              <w:bottom w:type="dxa" w:w="100"/>
-              <w:right w:type="dxa" w:w="140"/>
-            </w:tcMar>
-            <w:vAlign w:val="center"/>
-          </w:tcPr>
-          <w:p>
-            <w:pPr>
-              <w:spacing w:after="40" w:before="40"/>
-              <w:jc w:val="left"/>
-            </w:pPr>
-            <w:r>
-              <w:rPr>
-                <w:rFonts w:ascii="Calibri" w:cs="Calibri" w:eastAsia="Calibri" w:hAnsi="Calibri"/>
-                <w:sz w:val="22"/>
-                <w:szCs w:val="22"/>
-              </w:rPr>
-              <w:t xml:space="preserve">Vertical Ladle Preheater - 11 MT</w:t>
-            </w:r>
-          </w:p>
-        </w:tc>
-      </w:tr>
-      <w:tr>
-        <w:tc>
-          <w:tcPr>
-            <w:tcW w:type="dxa" w:w="780"/>
-            <w:tcBorders>
-              <w:top w:val="single" w:color="BFBFBF" w:sz="4"/>
-              <w:left w:val="single" w:color="BFBFBF" w:sz="4"/>
-              <w:bottom w:val="single" w:color="BFBFBF" w:sz="4"/>
-              <w:right w:val="single" w:color="BFBFBF" w:sz="4"/>
-            </w:tcBorders>
-            <w:shd w:fill="F3F4F6" w:val="clear"/>
-            <w:tcMar>
-              <w:top w:type="dxa" w:w="100"/>
-              <w:left w:type="dxa" w:w="140"/>
-              <w:bottom w:type="dxa" w:w="100"/>
-              <w:right w:type="dxa" w:w="140"/>
-            </w:tcMar>
-            <w:vAlign w:val="center"/>
-          </w:tcPr>
-          <w:p>
-            <w:pPr>
-              <w:spacing w:after="40" w:before="40"/>
-              <w:jc w:val="center"/>
-            </w:pPr>
-            <w:r>
-              <w:rPr>
-                <w:rFonts w:ascii="Calibri" w:cs="Calibri" w:eastAsia="Calibri" w:hAnsi="Calibri"/>
-                <w:sz w:val="22"/>
-                <w:szCs w:val="22"/>
-              </w:rPr>
-              <w:t xml:space="preserve">29</w:t>
-            </w:r>
-          </w:p>
-        </w:tc>
-        <w:tc>
-          <w:tcPr>
-            <w:tcW w:type="dxa" w:w="3580"/>
-            <w:tcBorders>
-              <w:top w:val="single" w:color="BFBFBF" w:sz="4"/>
-              <w:left w:val="single" w:color="BFBFBF" w:sz="4"/>
-              <w:bottom w:val="single" w:color="BFBFBF" w:sz="4"/>
-              <w:right w:val="single" w:color="BFBFBF" w:sz="4"/>
-            </w:tcBorders>
-            <w:shd w:fill="F3F4F6" w:val="clear"/>
-            <w:tcMar>
-              <w:top w:type="dxa" w:w="100"/>
-              <w:left w:type="dxa" w:w="140"/>
-              <w:bottom w:type="dxa" w:w="100"/>
-              <w:right w:type="dxa" w:w="140"/>
-            </w:tcMar>
-            <w:vAlign w:val="center"/>
-          </w:tcPr>
-          <w:p>
-            <w:pPr>
-              <w:spacing w:after="40" w:before="40"/>
-              <w:jc w:val="left"/>
-            </w:pPr>
-            <w:r>
-              <w:rPr>
-                <w:rFonts w:ascii="Calibri" w:cs="Calibri" w:eastAsia="Calibri" w:hAnsi="Calibri"/>
-                <w:b/>
-                <w:bCs/>
-                <w:sz w:val="22"/>
-                <w:szCs w:val="22"/>
-              </w:rPr>
-              <w:t xml:space="preserve">Vardhman Special Steels Ltd. ( Unit-1)</w:t>
-            </w:r>
-          </w:p>
-        </w:tc>
-        <w:tc>
-          <w:tcPr>
-            <w:tcW w:type="dxa" w:w="5000"/>
-            <w:tcBorders>
-              <w:top w:val="single" w:color="BFBFBF" w:sz="4"/>
-              <w:left w:val="single" w:color="BFBFBF" w:sz="4"/>
-              <w:bottom w:val="single" w:color="BFBFBF" w:sz="4"/>
-              <w:right w:val="single" w:color="BFBFBF" w:sz="4"/>
-            </w:tcBorders>
-            <w:shd w:fill="F3F4F6" w:val="clear"/>
-            <w:tcMar>
-              <w:top w:type="dxa" w:w="100"/>
-              <w:left w:type="dxa" w:w="140"/>
-              <w:bottom w:type="dxa" w:w="100"/>
-              <w:right w:type="dxa" w:w="140"/>
-            </w:tcMar>
-            <w:vAlign w:val="center"/>
-          </w:tcPr>
-          <w:p>
-            <w:pPr>
-              <w:spacing w:after="40" w:before="40"/>
-              <w:jc w:val="left"/>
-            </w:pPr>
-            <w:r>
-              <w:rPr>
-                <w:rFonts w:ascii="Calibri" w:cs="Calibri" w:eastAsia="Calibri" w:hAnsi="Calibri"/>
-                <w:sz w:val="22"/>
-                <w:szCs w:val="22"/>
-              </w:rPr>
-              <w:t xml:space="preserve">Vertical Ladle Preheater</w:t>
-            </w:r>
-          </w:p>
-          <w:p>
-            <w:pPr>
-              <w:spacing w:after="40" w:before="40"/>
-              <w:jc w:val="left"/>
-            </w:pPr>
-            <w:r>
-              <w:rPr>
-                <w:rFonts w:ascii="Calibri" w:cs="Calibri" w:eastAsia="Calibri" w:hAnsi="Calibri"/>
-                <w:sz w:val="22"/>
-                <w:szCs w:val="22"/>
-              </w:rPr>
-              <w:t xml:space="preserve">Horizontal Ladle Preheater</w:t>
-            </w:r>
-          </w:p>
-          <w:p>
-            <w:pPr>
-              <w:spacing w:after="40" w:before="40"/>
-              <w:jc w:val="left"/>
-            </w:pPr>
-            <w:r>
-              <w:rPr>
-                <w:rFonts w:ascii="Calibri" w:cs="Calibri" w:eastAsia="Calibri" w:hAnsi="Calibri"/>
-                <w:sz w:val="22"/>
-                <w:szCs w:val="22"/>
-              </w:rPr>
-              <w:t xml:space="preserve">Vertical Ladle Preheater - 45 MT</w:t>
-            </w:r>
-          </w:p>
-        </w:tc>
-      </w:tr>
-      <w:tr>
-        <w:tc>
-          <w:tcPr>
-            <w:tcW w:type="dxa" w:w="780"/>
-            <w:tcBorders>
-              <w:top w:val="single" w:color="BFBFBF" w:sz="4"/>
-              <w:left w:val="single" w:color="BFBFBF" w:sz="4"/>
-              <w:bottom w:val="single" w:color="BFBFBF" w:sz="4"/>
-              <w:right w:val="single" w:color="BFBFBF" w:sz="4"/>
-            </w:tcBorders>
-            <w:shd w:fill="F3F4F6" w:val="clear"/>
-            <w:tcMar>
-              <w:top w:type="dxa" w:w="100"/>
-              <w:left w:type="dxa" w:w="140"/>
-              <w:bottom w:type="dxa" w:w="100"/>
-              <w:right w:type="dxa" w:w="140"/>
-            </w:tcMar>
-            <w:vAlign w:val="center"/>
-          </w:tcPr>
-          <w:p>
-            <w:pPr>
-              <w:spacing w:after="40" w:before="40"/>
-              <w:jc w:val="center"/>
-            </w:pPr>
-            <w:r>
-              <w:rPr>
-                <w:rFonts w:ascii="Calibri" w:cs="Calibri" w:eastAsia="Calibri" w:hAnsi="Calibri"/>
-                <w:sz w:val="22"/>
-                <w:szCs w:val="22"/>
-              </w:rPr>
-              <w:t xml:space="preserve">30</w:t>
-            </w:r>
-          </w:p>
-        </w:tc>
-        <w:tc>
-          <w:tcPr>
-            <w:tcW w:type="dxa" w:w="3580"/>
-            <w:tcBorders>
-              <w:top w:val="single" w:color="BFBFBF" w:sz="4"/>
-              <w:left w:val="single" w:color="BFBFBF" w:sz="4"/>
-              <w:bottom w:val="single" w:color="BFBFBF" w:sz="4"/>
-              <w:right w:val="single" w:color="BFBFBF" w:sz="4"/>
-            </w:tcBorders>
-            <w:shd w:fill="F3F4F6" w:val="clear"/>
-            <w:tcMar>
-              <w:top w:type="dxa" w:w="100"/>
-              <w:left w:type="dxa" w:w="140"/>
-              <w:bottom w:type="dxa" w:w="100"/>
-              <w:right w:type="dxa" w:w="140"/>
-            </w:tcMar>
-            <w:vAlign w:val="center"/>
-          </w:tcPr>
-          <w:p>
-            <w:pPr>
-              <w:spacing w:after="40" w:before="40"/>
-              <w:jc w:val="left"/>
-            </w:pPr>
-            <w:r>
-              <w:rPr>
-                <w:rFonts w:ascii="Calibri" w:cs="Calibri" w:eastAsia="Calibri" w:hAnsi="Calibri"/>
-                <w:b/>
-                <w:bCs/>
-                <w:sz w:val="22"/>
-                <w:szCs w:val="22"/>
-              </w:rPr>
-              <w:t xml:space="preserve">Rungta Mines Ltd.</w:t>
-            </w:r>
-          </w:p>
-        </w:tc>
-        <w:tc>
-          <w:tcPr>
-            <w:tcW w:type="dxa" w:w="5000"/>
-            <w:tcBorders>
-              <w:top w:val="single" w:color="BFBFBF" w:sz="4"/>
-              <w:left w:val="single" w:color="BFBFBF" w:sz="4"/>
-              <w:bottom w:val="single" w:color="BFBFBF" w:sz="4"/>
-              <w:right w:val="single" w:color="BFBFBF" w:sz="4"/>
-            </w:tcBorders>
-            <w:shd w:fill="F3F4F6" w:val="clear"/>
-            <w:tcMar>
-              <w:top w:type="dxa" w:w="100"/>
-              <w:left w:type="dxa" w:w="140"/>
-              <w:bottom w:type="dxa" w:w="100"/>
-              <w:right w:type="dxa" w:w="140"/>
-            </w:tcMar>
-            <w:vAlign w:val="center"/>
-          </w:tcPr>
-          <w:p>
-            <w:pPr>
-              <w:spacing w:after="40" w:before="40"/>
-              <w:jc w:val="left"/>
-            </w:pPr>
-            <w:r>
-              <w:rPr>
-                <w:rFonts w:ascii="Calibri" w:cs="Calibri" w:eastAsia="Calibri" w:hAnsi="Calibri"/>
-                <w:sz w:val="22"/>
-                <w:szCs w:val="22"/>
-              </w:rPr>
-              <w:t xml:space="preserve">Horizontal Ladle Preheater - 45 MT</w:t>
-            </w:r>
-          </w:p>
-          <w:p>
-            <w:pPr>
-              <w:spacing w:after="40" w:before="40"/>
-              <w:jc w:val="left"/>
-            </w:pPr>
-            <w:r>
-              <w:rPr>
-                <w:rFonts w:ascii="Calibri" w:cs="Calibri" w:eastAsia="Calibri" w:hAnsi="Calibri"/>
-                <w:sz w:val="22"/>
-                <w:szCs w:val="22"/>
-              </w:rPr>
-              <w:t xml:space="preserve">Horizontal Ladle Preheater - 250 MT</w:t>
-            </w:r>
-          </w:p>
-          <w:p>
-            <w:pPr>
-              <w:spacing w:after="40" w:before="40"/>
-              <w:jc w:val="left"/>
-            </w:pPr>
-            <w:r>
-              <w:rPr>
-                <w:rFonts w:ascii="Calibri" w:cs="Calibri" w:eastAsia="Calibri" w:hAnsi="Calibri"/>
-                <w:sz w:val="22"/>
-                <w:szCs w:val="22"/>
-              </w:rPr>
-              <w:t xml:space="preserve">Vertical Ladle Preheater - 250 MT</w:t>
-            </w:r>
-          </w:p>
-          <w:p>
-            <w:pPr>
-              <w:spacing w:after="40" w:before="40"/>
-              <w:jc w:val="left"/>
-            </w:pPr>
-            <w:r>
-              <w:rPr>
-                <w:rFonts w:ascii="Calibri" w:cs="Calibri" w:eastAsia="Calibri" w:hAnsi="Calibri"/>
-                <w:sz w:val="22"/>
-                <w:szCs w:val="22"/>
-              </w:rPr>
-              <w:t xml:space="preserve">Vertical Ladle Preheater</w:t>
-            </w:r>
-          </w:p>
-        </w:tc>
-      </w:tr>
-      <w:tr>
-        <w:tc>
-          <w:tcPr>
-            <w:tcW w:type="dxa" w:w="780"/>
-            <w:tcBorders>
-              <w:top w:val="single" w:color="BFBFBF" w:sz="4"/>
-              <w:left w:val="single" w:color="BFBFBF" w:sz="4"/>
-              <w:bottom w:val="single" w:color="BFBFBF" w:sz="4"/>
-              <w:right w:val="single" w:color="BFBFBF" w:sz="4"/>
-            </w:tcBorders>
-            <w:shd w:fill="F3F4F6" w:val="clear"/>
-            <w:tcMar>
-              <w:top w:type="dxa" w:w="100"/>
-              <w:left w:type="dxa" w:w="140"/>
-              <w:bottom w:type="dxa" w:w="100"/>
-              <w:right w:type="dxa" w:w="140"/>
-            </w:tcMar>
-            <w:vAlign w:val="center"/>
-          </w:tcPr>
-          <w:p>
-            <w:pPr>
-              <w:spacing w:after="40" w:before="40"/>
-              <w:jc w:val="center"/>
-            </w:pPr>
-            <w:r>
-              <w:rPr>
-                <w:rFonts w:ascii="Calibri" w:cs="Calibri" w:eastAsia="Calibri" w:hAnsi="Calibri"/>
-                <w:sz w:val="22"/>
-                <w:szCs w:val="22"/>
-              </w:rPr>
-              <w:t xml:space="preserve">31</w:t>
-            </w:r>
-          </w:p>
-        </w:tc>
-        <w:tc>
-          <w:tcPr>
-            <w:tcW w:type="dxa" w:w="3580"/>
-            <w:tcBorders>
-              <w:top w:val="single" w:color="BFBFBF" w:sz="4"/>
-              <w:left w:val="single" w:color="BFBFBF" w:sz="4"/>
-              <w:bottom w:val="single" w:color="BFBFBF" w:sz="4"/>
-              <w:right w:val="single" w:color="BFBFBF" w:sz="4"/>
-            </w:tcBorders>
-            <w:shd w:fill="F3F4F6" w:val="clear"/>
-            <w:tcMar>
-              <w:top w:type="dxa" w:w="100"/>
-              <w:left w:type="dxa" w:w="140"/>
-              <w:bottom w:type="dxa" w:w="100"/>
-              <w:right w:type="dxa" w:w="140"/>
-            </w:tcMar>
-            <w:vAlign w:val="center"/>
-          </w:tcPr>
-          <w:p>
-            <w:pPr>
-              <w:spacing w:after="40" w:before="40"/>
-              <w:jc w:val="left"/>
-            </w:pPr>
-            <w:r>
-              <w:rPr>
-                <w:rFonts w:ascii="Calibri" w:cs="Calibri" w:eastAsia="Calibri" w:hAnsi="Calibri"/>
-                <w:b/>
-                <w:bCs/>
-                <w:sz w:val="22"/>
-                <w:szCs w:val="22"/>
-              </w:rPr>
-              <w:t xml:space="preserve">Tata Steel Long Products</w:t>
-            </w:r>
-          </w:p>
-        </w:tc>
-        <w:tc>
-          <w:tcPr>
-            <w:tcW w:type="dxa" w:w="5000"/>
-            <w:tcBorders>
-              <w:top w:val="single" w:color="BFBFBF" w:sz="4"/>
-              <w:left w:val="single" w:color="BFBFBF" w:sz="4"/>
-              <w:bottom w:val="single" w:color="BFBFBF" w:sz="4"/>
-              <w:right w:val="single" w:color="BFBFBF" w:sz="4"/>
-            </w:tcBorders>
-            <w:shd w:fill="F3F4F6" w:val="clear"/>
-            <w:tcMar>
-              <w:top w:type="dxa" w:w="100"/>
-              <w:left w:type="dxa" w:w="140"/>
-              <w:bottom w:type="dxa" w:w="100"/>
-              <w:right w:type="dxa" w:w="140"/>
-            </w:tcMar>
-            <w:vAlign w:val="center"/>
-          </w:tcPr>
-          <w:p>
-            <w:pPr>
-              <w:spacing w:after="40" w:before="40"/>
-              <w:jc w:val="left"/>
-            </w:pPr>
-            <w:r>
-              <w:rPr>
-                <w:rFonts w:ascii="Calibri" w:cs="Calibri" w:eastAsia="Calibri" w:hAnsi="Calibri"/>
-                <w:sz w:val="22"/>
-                <w:szCs w:val="22"/>
-              </w:rPr>
-              <w:t xml:space="preserve">Vertical Ladle Preheater - 70 MT</w:t>
-            </w:r>
-          </w:p>
-          <w:p>
-            <w:pPr>
-              <w:spacing w:after="40" w:before="40"/>
-              <w:jc w:val="left"/>
-            </w:pPr>
-            <w:r>
-              <w:rPr>
-                <w:rFonts w:ascii="Calibri" w:cs="Calibri" w:eastAsia="Calibri" w:hAnsi="Calibri"/>
-                <w:sz w:val="22"/>
-                <w:szCs w:val="22"/>
-              </w:rPr>
-              <w:t xml:space="preserve">Vertical Ladle Preheater</w:t>
-            </w:r>
-          </w:p>
-        </w:tc>
-      </w:tr>
-      <w:tr>
-        <w:tc>
-          <w:tcPr>
-            <w:tcW w:type="dxa" w:w="780"/>
-            <w:tcBorders>
-              <w:top w:val="single" w:color="BFBFBF" w:sz="4"/>
-              <w:left w:val="single" w:color="BFBFBF" w:sz="4"/>
-              <w:bottom w:val="single" w:color="BFBFBF" w:sz="4"/>
-              <w:right w:val="single" w:color="BFBFBF" w:sz="4"/>
-            </w:tcBorders>
-            <w:shd w:fill="F3F4F6" w:val="clear"/>
-            <w:tcMar>
-              <w:top w:type="dxa" w:w="100"/>
-              <w:left w:type="dxa" w:w="140"/>
-              <w:bottom w:type="dxa" w:w="100"/>
-              <w:right w:type="dxa" w:w="140"/>
-            </w:tcMar>
-            <w:vAlign w:val="center"/>
-          </w:tcPr>
-          <w:p>
-            <w:pPr>
-              <w:spacing w:after="40" w:before="40"/>
-              <w:jc w:val="center"/>
-            </w:pPr>
-            <w:r>
-              <w:rPr>
-                <w:rFonts w:ascii="Calibri" w:cs="Calibri" w:eastAsia="Calibri" w:hAnsi="Calibri"/>
-                <w:sz w:val="22"/>
-                <w:szCs w:val="22"/>
-              </w:rPr>
-              <w:t xml:space="preserve">32</w:t>
-            </w:r>
-          </w:p>
-        </w:tc>
-        <w:tc>
-          <w:tcPr>
-            <w:tcW w:type="dxa" w:w="3580"/>
-            <w:tcBorders>
-              <w:top w:val="single" w:color="BFBFBF" w:sz="4"/>
-              <w:left w:val="single" w:color="BFBFBF" w:sz="4"/>
-              <w:bottom w:val="single" w:color="BFBFBF" w:sz="4"/>
-              <w:right w:val="single" w:color="BFBFBF" w:sz="4"/>
-            </w:tcBorders>
-            <w:shd w:fill="F3F4F6" w:val="clear"/>
-            <w:tcMar>
-              <w:top w:type="dxa" w:w="100"/>
-              <w:left w:type="dxa" w:w="140"/>
-              <w:bottom w:type="dxa" w:w="100"/>
-              <w:right w:type="dxa" w:w="140"/>
-            </w:tcMar>
-            <w:vAlign w:val="center"/>
-          </w:tcPr>
-          <w:p>
-            <w:pPr>
-              <w:spacing w:after="40" w:before="40"/>
-              <w:jc w:val="left"/>
-            </w:pPr>
-            <w:r>
-              <w:rPr>
-                <w:rFonts w:ascii="Calibri" w:cs="Calibri" w:eastAsia="Calibri" w:hAnsi="Calibri"/>
-                <w:b/>
-                <w:bCs/>
-                <w:sz w:val="22"/>
-                <w:szCs w:val="22"/>
-              </w:rPr>
-              <w:t xml:space="preserve">Jindal Steel Iron &amp; Steel LLC</w:t>
-            </w:r>
-          </w:p>
-        </w:tc>
-        <w:tc>
-          <w:tcPr>
-            <w:tcW w:type="dxa" w:w="5000"/>
-            <w:tcBorders>
-              <w:top w:val="single" w:color="BFBFBF" w:sz="4"/>
-              <w:left w:val="single" w:color="BFBFBF" w:sz="4"/>
-              <w:bottom w:val="single" w:color="BFBFBF" w:sz="4"/>
-              <w:right w:val="single" w:color="BFBFBF" w:sz="4"/>
-            </w:tcBorders>
-            <w:shd w:fill="F3F4F6" w:val="clear"/>
-            <w:tcMar>
-              <w:top w:type="dxa" w:w="100"/>
-              <w:left w:type="dxa" w:w="140"/>
-              <w:bottom w:type="dxa" w:w="100"/>
-              <w:right w:type="dxa" w:w="140"/>
-            </w:tcMar>
-            <w:vAlign w:val="center"/>
-          </w:tcPr>
-          <w:p>
-            <w:pPr>
-              <w:spacing w:after="40" w:before="40"/>
-              <w:jc w:val="left"/>
-            </w:pPr>
-            <w:r>
-              <w:rPr>
-                <w:rFonts w:ascii="Calibri" w:cs="Calibri" w:eastAsia="Calibri" w:hAnsi="Calibri"/>
-                <w:sz w:val="22"/>
-                <w:szCs w:val="22"/>
-              </w:rPr>
-              <w:t xml:space="preserve">Tundish Preheater</w:t>
-            </w:r>
-          </w:p>
-        </w:tc>
-      </w:tr>
-      <w:tr>
-        <w:tc>
-          <w:tcPr>
-            <w:tcW w:type="dxa" w:w="780"/>
-            <w:tcBorders>
-              <w:top w:val="single" w:color="BFBFBF" w:sz="4"/>
-              <w:left w:val="single" w:color="BFBFBF" w:sz="4"/>
-              <w:bottom w:val="single" w:color="BFBFBF" w:sz="4"/>
-              <w:right w:val="single" w:color="BFBFBF" w:sz="4"/>
-            </w:tcBorders>
-            <w:shd w:fill="F3F4F6" w:val="clear"/>
-            <w:tcMar>
-              <w:top w:type="dxa" w:w="100"/>
-              <w:left w:type="dxa" w:w="140"/>
-              <w:bottom w:type="dxa" w:w="100"/>
-              <w:right w:type="dxa" w:w="140"/>
-            </w:tcMar>
-            <w:vAlign w:val="center"/>
-          </w:tcPr>
-          <w:p>
-            <w:pPr>
-              <w:spacing w:after="40" w:before="40"/>
-              <w:jc w:val="center"/>
-            </w:pPr>
-            <w:r>
-              <w:rPr>
-                <w:rFonts w:ascii="Calibri" w:cs="Calibri" w:eastAsia="Calibri" w:hAnsi="Calibri"/>
-                <w:sz w:val="22"/>
-                <w:szCs w:val="22"/>
-              </w:rPr>
-              <w:t xml:space="preserve">33</w:t>
-            </w:r>
-          </w:p>
-        </w:tc>
-        <w:tc>
-          <w:tcPr>
-            <w:tcW w:type="dxa" w:w="3580"/>
-            <w:tcBorders>
-              <w:top w:val="single" w:color="BFBFBF" w:sz="4"/>
-              <w:left w:val="single" w:color="BFBFBF" w:sz="4"/>
-              <w:bottom w:val="single" w:color="BFBFBF" w:sz="4"/>
-              <w:right w:val="single" w:color="BFBFBF" w:sz="4"/>
-            </w:tcBorders>
-            <w:shd w:fill="F3F4F6" w:val="clear"/>
-            <w:tcMar>
-              <w:top w:type="dxa" w:w="100"/>
-              <w:left w:type="dxa" w:w="140"/>
-              <w:bottom w:type="dxa" w:w="100"/>
-              <w:right w:type="dxa" w:w="140"/>
-            </w:tcMar>
-            <w:vAlign w:val="center"/>
-          </w:tcPr>
-          <w:p>
-            <w:pPr>
-              <w:spacing w:after="40" w:before="40"/>
-              <w:jc w:val="left"/>
-            </w:pPr>
-            <w:r>
-              <w:rPr>
-                <w:rFonts w:ascii="Calibri" w:cs="Calibri" w:eastAsia="Calibri" w:hAnsi="Calibri"/>
-                <w:b/>
-                <w:bCs/>
-                <w:sz w:val="22"/>
-                <w:szCs w:val="22"/>
-              </w:rPr>
-              <w:t xml:space="preserve">JSW Power Steel Ltd.</w:t>
-            </w:r>
-          </w:p>
-        </w:tc>
-        <w:tc>
-          <w:tcPr>
-            <w:tcW w:type="dxa" w:w="5000"/>
-            <w:tcBorders>
-              <w:top w:val="single" w:color="BFBFBF" w:sz="4"/>
-              <w:left w:val="single" w:color="BFBFBF" w:sz="4"/>
-              <w:bottom w:val="single" w:color="BFBFBF" w:sz="4"/>
-              <w:right w:val="single" w:color="BFBFBF" w:sz="4"/>
-            </w:tcBorders>
-            <w:shd w:fill="F3F4F6" w:val="clear"/>
-            <w:tcMar>
-              <w:top w:type="dxa" w:w="100"/>
-              <w:left w:type="dxa" w:w="140"/>
-              <w:bottom w:type="dxa" w:w="100"/>
-              <w:right w:type="dxa" w:w="140"/>
-            </w:tcMar>
-            <w:vAlign w:val="center"/>
-          </w:tcPr>
-          <w:p>
-            <w:pPr>
-              <w:spacing w:after="40" w:before="40"/>
-              <w:jc w:val="left"/>
-            </w:pPr>
-            <w:r>
-              <w:rPr>
-                <w:rFonts w:ascii="Calibri" w:cs="Calibri" w:eastAsia="Calibri" w:hAnsi="Calibri"/>
-                <w:sz w:val="22"/>
-                <w:szCs w:val="22"/>
-              </w:rPr>
-              <w:t xml:space="preserve">Tundish Preheater</w:t>
-            </w:r>
-          </w:p>
-        </w:tc>
-      </w:tr>
-      <w:tr>
-        <w:tc>
-          <w:tcPr>
-            <w:tcW w:type="dxa" w:w="780"/>
-            <w:tcBorders>
-              <w:top w:val="single" w:color="BFBFBF" w:sz="4"/>
-              <w:left w:val="single" w:color="BFBFBF" w:sz="4"/>
-              <w:bottom w:val="single" w:color="BFBFBF" w:sz="4"/>
-              <w:right w:val="single" w:color="BFBFBF" w:sz="4"/>
-            </w:tcBorders>
-            <w:shd w:fill="F3F4F6" w:val="clear"/>
-            <w:tcMar>
-              <w:top w:type="dxa" w:w="100"/>
-              <w:left w:type="dxa" w:w="140"/>
-              <w:bottom w:type="dxa" w:w="100"/>
-              <w:right w:type="dxa" w:w="140"/>
-            </w:tcMar>
-            <w:vAlign w:val="center"/>
-          </w:tcPr>
-          <w:p>
-            <w:pPr>
-              <w:spacing w:after="40" w:before="40"/>
-              <w:jc w:val="center"/>
-            </w:pPr>
-            <w:r>
-              <w:rPr>
-                <w:rFonts w:ascii="Calibri" w:cs="Calibri" w:eastAsia="Calibri" w:hAnsi="Calibri"/>
-                <w:sz w:val="22"/>
-                <w:szCs w:val="22"/>
-              </w:rPr>
-              <w:t xml:space="preserve">34</w:t>
-            </w:r>
-          </w:p>
-        </w:tc>
-        <w:tc>
-          <w:tcPr>
-            <w:tcW w:type="dxa" w:w="3580"/>
-            <w:tcBorders>
-              <w:top w:val="single" w:color="BFBFBF" w:sz="4"/>
-              <w:left w:val="single" w:color="BFBFBF" w:sz="4"/>
-              <w:bottom w:val="single" w:color="BFBFBF" w:sz="4"/>
-              <w:right w:val="single" w:color="BFBFBF" w:sz="4"/>
-            </w:tcBorders>
-            <w:shd w:fill="F3F4F6" w:val="clear"/>
-            <w:tcMar>
-              <w:top w:type="dxa" w:w="100"/>
-              <w:left w:type="dxa" w:w="140"/>
-              <w:bottom w:type="dxa" w:w="100"/>
-              <w:right w:type="dxa" w:w="140"/>
-            </w:tcMar>
-            <w:vAlign w:val="center"/>
-          </w:tcPr>
-          <w:p>
-            <w:pPr>
-              <w:spacing w:after="40" w:before="40"/>
-              <w:jc w:val="left"/>
-            </w:pPr>
-            <w:r>
-              <w:rPr>
-                <w:rFonts w:ascii="Calibri" w:cs="Calibri" w:eastAsia="Calibri" w:hAnsi="Calibri"/>
-                <w:b/>
-                <w:bCs/>
-                <w:sz w:val="22"/>
-                <w:szCs w:val="22"/>
-              </w:rPr>
-              <w:t xml:space="preserve">Jindal Stainless Limited</w:t>
-            </w:r>
-          </w:p>
-        </w:tc>
-        <w:tc>
-          <w:tcPr>
-            <w:tcW w:type="dxa" w:w="5000"/>
-            <w:tcBorders>
-              <w:top w:val="single" w:color="BFBFBF" w:sz="4"/>
-              <w:left w:val="single" w:color="BFBFBF" w:sz="4"/>
-              <w:bottom w:val="single" w:color="BFBFBF" w:sz="4"/>
-              <w:right w:val="single" w:color="BFBFBF" w:sz="4"/>
-            </w:tcBorders>
-            <w:shd w:fill="F3F4F6" w:val="clear"/>
-            <w:tcMar>
-              <w:top w:type="dxa" w:w="100"/>
-              <w:left w:type="dxa" w:w="140"/>
-              <w:bottom w:type="dxa" w:w="100"/>
-              <w:right w:type="dxa" w:w="140"/>
-            </w:tcMar>
-            <w:vAlign w:val="center"/>
-          </w:tcPr>
-          <w:p>
-            <w:pPr>
-              <w:spacing w:after="40" w:before="40"/>
-              <w:jc w:val="left"/>
-            </w:pPr>
-            <w:r>
-              <w:rPr>
-                <w:rFonts w:ascii="Calibri" w:cs="Calibri" w:eastAsia="Calibri" w:hAnsi="Calibri"/>
-                <w:sz w:val="22"/>
-                <w:szCs w:val="22"/>
-              </w:rPr>
-              <w:t xml:space="preserve">Horizontal Ladle Preheater - 150 MT</w:t>
-            </w:r>
-          </w:p>
-          <w:p>
-            <w:pPr>
-              <w:spacing w:after="40" w:before="40"/>
-              <w:jc w:val="left"/>
-            </w:pPr>
-            <w:r>
-              <w:rPr>
-                <w:rFonts w:ascii="Calibri" w:cs="Calibri" w:eastAsia="Calibri" w:hAnsi="Calibri"/>
-                <w:sz w:val="22"/>
-                <w:szCs w:val="22"/>
-              </w:rPr>
-              <w:t xml:space="preserve">Horizontal Ladle Preheater - 130 MT</w:t>
-            </w:r>
-          </w:p>
-          <w:p>
-            <w:pPr>
-              <w:spacing w:after="40" w:before="40"/>
-              <w:jc w:val="left"/>
-            </w:pPr>
-            <w:r>
-              <w:rPr>
-                <w:rFonts w:ascii="Calibri" w:cs="Calibri" w:eastAsia="Calibri" w:hAnsi="Calibri"/>
-                <w:sz w:val="22"/>
-                <w:szCs w:val="22"/>
-              </w:rPr>
-              <w:t xml:space="preserve">Vertical Ladle Preheater - 150 MT</w:t>
-            </w:r>
-          </w:p>
-        </w:tc>
-      </w:tr>
-      <w:tr>
-        <w:tc>
-          <w:tcPr>
-            <w:tcW w:type="dxa" w:w="780"/>
-            <w:tcBorders>
-              <w:top w:val="single" w:color="BFBFBF" w:sz="4"/>
-              <w:left w:val="single" w:color="BFBFBF" w:sz="4"/>
-              <w:bottom w:val="single" w:color="BFBFBF" w:sz="4"/>
-              <w:right w:val="single" w:color="BFBFBF" w:sz="4"/>
-            </w:tcBorders>
-            <w:shd w:fill="F3F4F6" w:val="clear"/>
-            <w:tcMar>
-              <w:top w:type="dxa" w:w="100"/>
-              <w:left w:type="dxa" w:w="140"/>
-              <w:bottom w:type="dxa" w:w="100"/>
-              <w:right w:type="dxa" w:w="140"/>
-            </w:tcMar>
-            <w:vAlign w:val="center"/>
-          </w:tcPr>
-          <w:p>
-            <w:pPr>
-              <w:spacing w:after="40" w:before="40"/>
-              <w:jc w:val="center"/>
-            </w:pPr>
-            <w:r>
-              <w:rPr>
-                <w:rFonts w:ascii="Calibri" w:cs="Calibri" w:eastAsia="Calibri" w:hAnsi="Calibri"/>
-                <w:sz w:val="22"/>
-                <w:szCs w:val="22"/>
-              </w:rPr>
-              <w:t xml:space="preserve">35</w:t>
-            </w:r>
-          </w:p>
-        </w:tc>
-        <w:tc>
-          <w:tcPr>
-            <w:tcW w:type="dxa" w:w="3580"/>
-            <w:tcBorders>
-              <w:top w:val="single" w:color="BFBFBF" w:sz="4"/>
-              <w:left w:val="single" w:color="BFBFBF" w:sz="4"/>
-              <w:bottom w:val="single" w:color="BFBFBF" w:sz="4"/>
-              <w:right w:val="single" w:color="BFBFBF" w:sz="4"/>
-            </w:tcBorders>
-            <w:shd w:fill="F3F4F6" w:val="clear"/>
-            <w:tcMar>
-              <w:top w:type="dxa" w:w="100"/>
-              <w:left w:type="dxa" w:w="140"/>
-              <w:bottom w:type="dxa" w:w="100"/>
-              <w:right w:type="dxa" w:w="140"/>
-            </w:tcMar>
-            <w:vAlign w:val="center"/>
-          </w:tcPr>
-          <w:p>
-            <w:pPr>
-              <w:spacing w:after="40" w:before="40"/>
-              <w:jc w:val="left"/>
-            </w:pPr>
-            <w:r>
-              <w:rPr>
-                <w:rFonts w:ascii="Calibri" w:cs="Calibri" w:eastAsia="Calibri" w:hAnsi="Calibri"/>
-                <w:b/>
-                <w:bCs/>
-                <w:sz w:val="22"/>
-                <w:szCs w:val="22"/>
-              </w:rPr>
-              <w:t xml:space="preserve">Primetals Technologies India Limited</w:t>
-            </w:r>
-          </w:p>
-        </w:tc>
-        <w:tc>
-          <w:tcPr>
-            <w:tcW w:type="dxa" w:w="5000"/>
-            <w:tcBorders>
-              <w:top w:val="single" w:color="BFBFBF" w:sz="4"/>
-              <w:left w:val="single" w:color="BFBFBF" w:sz="4"/>
-              <w:bottom w:val="single" w:color="BFBFBF" w:sz="4"/>
-              <w:right w:val="single" w:color="BFBFBF" w:sz="4"/>
-            </w:tcBorders>
-            <w:shd w:fill="F3F4F6" w:val="clear"/>
-            <w:tcMar>
-              <w:top w:type="dxa" w:w="100"/>
-              <w:left w:type="dxa" w:w="140"/>
-              <w:bottom w:type="dxa" w:w="100"/>
-              <w:right w:type="dxa" w:w="140"/>
-            </w:tcMar>
-            <w:vAlign w:val="center"/>
-          </w:tcPr>
-          <w:p>
-            <w:pPr>
-              <w:spacing w:after="40" w:before="40"/>
-              <w:jc w:val="left"/>
-            </w:pPr>
-            <w:r>
-              <w:rPr>
-                <w:rFonts w:ascii="Calibri" w:cs="Calibri" w:eastAsia="Calibri" w:hAnsi="Calibri"/>
-                <w:sz w:val="22"/>
-                <w:szCs w:val="22"/>
-              </w:rPr>
-              <w:t xml:space="preserve">Tundish Preheater</w:t>
-            </w:r>
-          </w:p>
-        </w:tc>
-      </w:tr>
-      <w:tr>
-        <w:tc>
-          <w:tcPr>
-            <w:tcW w:type="dxa" w:w="780"/>
-            <w:tcBorders>
-              <w:top w:val="single" w:color="BFBFBF" w:sz="4"/>
-              <w:left w:val="single" w:color="BFBFBF" w:sz="4"/>
-              <w:bottom w:val="single" w:color="BFBFBF" w:sz="4"/>
-              <w:right w:val="single" w:color="BFBFBF" w:sz="4"/>
-            </w:tcBorders>
-            <w:shd w:fill="F3F4F6" w:val="clear"/>
-            <w:tcMar>
-              <w:top w:type="dxa" w:w="100"/>
-              <w:left w:type="dxa" w:w="140"/>
-              <w:bottom w:type="dxa" w:w="100"/>
-              <w:right w:type="dxa" w:w="140"/>
-            </w:tcMar>
-            <w:vAlign w:val="center"/>
-          </w:tcPr>
-          <w:p>
-            <w:pPr>
-              <w:spacing w:after="40" w:before="40"/>
-              <w:jc w:val="center"/>
-            </w:pPr>
-            <w:r>
-              <w:rPr>
-                <w:rFonts w:ascii="Calibri" w:cs="Calibri" w:eastAsia="Calibri" w:hAnsi="Calibri"/>
-                <w:sz w:val="22"/>
-                <w:szCs w:val="22"/>
-              </w:rPr>
-              <w:t xml:space="preserve">36</w:t>
-            </w:r>
-          </w:p>
-        </w:tc>
-        <w:tc>
-          <w:tcPr>
-            <w:tcW w:type="dxa" w:w="3580"/>
-            <w:tcBorders>
-              <w:top w:val="single" w:color="BFBFBF" w:sz="4"/>
-              <w:left w:val="single" w:color="BFBFBF" w:sz="4"/>
-              <w:bottom w:val="single" w:color="BFBFBF" w:sz="4"/>
-              <w:right w:val="single" w:color="BFBFBF" w:sz="4"/>
-            </w:tcBorders>
-            <w:shd w:fill="F3F4F6" w:val="clear"/>
-            <w:tcMar>
-              <w:top w:type="dxa" w:w="100"/>
-              <w:left w:type="dxa" w:w="140"/>
-              <w:bottom w:type="dxa" w:w="100"/>
-              <w:right w:type="dxa" w:w="140"/>
-            </w:tcMar>
-            <w:vAlign w:val="center"/>
-          </w:tcPr>
-          <w:p>
-            <w:pPr>
-              <w:spacing w:after="40" w:before="40"/>
-              <w:jc w:val="left"/>
-            </w:pPr>
-            <w:r>
-              <w:rPr>
-                <w:rFonts w:ascii="Calibri" w:cs="Calibri" w:eastAsia="Calibri" w:hAnsi="Calibri"/>
-                <w:b/>
-                <w:bCs/>
-                <w:sz w:val="22"/>
-                <w:szCs w:val="22"/>
-              </w:rPr>
-              <w:t xml:space="preserve">Emirates Steel Industries</w:t>
-            </w:r>
-          </w:p>
-        </w:tc>
-        <w:tc>
-          <w:tcPr>
-            <w:tcW w:type="dxa" w:w="5000"/>
-            <w:tcBorders>
-              <w:top w:val="single" w:color="BFBFBF" w:sz="4"/>
-              <w:left w:val="single" w:color="BFBFBF" w:sz="4"/>
-              <w:bottom w:val="single" w:color="BFBFBF" w:sz="4"/>
-              <w:right w:val="single" w:color="BFBFBF" w:sz="4"/>
-            </w:tcBorders>
-            <w:shd w:fill="F3F4F6" w:val="clear"/>
-            <w:tcMar>
-              <w:top w:type="dxa" w:w="100"/>
-              <w:left w:type="dxa" w:w="140"/>
-              <w:bottom w:type="dxa" w:w="100"/>
-              <w:right w:type="dxa" w:w="140"/>
-            </w:tcMar>
-            <w:vAlign w:val="center"/>
-          </w:tcPr>
-          <w:p>
-            <w:pPr>
-              <w:spacing w:after="40" w:before="40"/>
-              <w:jc w:val="left"/>
-            </w:pPr>
-            <w:r>
-              <w:rPr>
-                <w:rFonts w:ascii="Calibri" w:cs="Calibri" w:eastAsia="Calibri" w:hAnsi="Calibri"/>
-                <w:sz w:val="22"/>
-                <w:szCs w:val="22"/>
-              </w:rPr>
-              <w:t xml:space="preserve">Tundish Preheater</w:t>
-            </w:r>
-          </w:p>
-        </w:tc>
-      </w:tr>
-      <w:tr>
-        <w:tc>
-          <w:tcPr>
-            <w:tcW w:type="dxa" w:w="780"/>
-            <w:tcBorders>
-              <w:top w:val="single" w:color="BFBFBF" w:sz="4"/>
-              <w:left w:val="single" w:color="BFBFBF" w:sz="4"/>
-              <w:bottom w:val="single" w:color="BFBFBF" w:sz="4"/>
-              <w:right w:val="single" w:color="BFBFBF" w:sz="4"/>
-            </w:tcBorders>
-            <w:shd w:fill="F3F4F6" w:val="clear"/>
-            <w:tcMar>
-              <w:top w:type="dxa" w:w="100"/>
-              <w:left w:type="dxa" w:w="140"/>
-              <w:bottom w:type="dxa" w:w="100"/>
-              <w:right w:type="dxa" w:w="140"/>
-            </w:tcMar>
-            <w:vAlign w:val="center"/>
-          </w:tcPr>
-          <w:p>
-            <w:pPr>
-              <w:spacing w:after="40" w:before="40"/>
-              <w:jc w:val="center"/>
-            </w:pPr>
-            <w:r>
-              <w:rPr>
-                <w:rFonts w:ascii="Calibri" w:cs="Calibri" w:eastAsia="Calibri" w:hAnsi="Calibri"/>
-                <w:sz w:val="22"/>
-                <w:szCs w:val="22"/>
-              </w:rPr>
-              <w:t xml:space="preserve">37</w:t>
-            </w:r>
-          </w:p>
-        </w:tc>
-        <w:tc>
-          <w:tcPr>
-            <w:tcW w:type="dxa" w:w="3580"/>
-            <w:tcBorders>
-              <w:top w:val="single" w:color="BFBFBF" w:sz="4"/>
-              <w:left w:val="single" w:color="BFBFBF" w:sz="4"/>
-              <w:bottom w:val="single" w:color="BFBFBF" w:sz="4"/>
-              <w:right w:val="single" w:color="BFBFBF" w:sz="4"/>
-            </w:tcBorders>
-            <w:shd w:fill="F3F4F6" w:val="clear"/>
-            <w:tcMar>
-              <w:top w:type="dxa" w:w="100"/>
-              <w:left w:type="dxa" w:w="140"/>
-              <w:bottom w:type="dxa" w:w="100"/>
-              <w:right w:type="dxa" w:w="140"/>
-            </w:tcMar>
-            <w:vAlign w:val="center"/>
-          </w:tcPr>
-          <w:p>
-            <w:pPr>
-              <w:spacing w:after="40" w:before="40"/>
-              <w:jc w:val="left"/>
-            </w:pPr>
-            <w:r>
-              <w:rPr>
-                <w:rFonts w:ascii="Calibri" w:cs="Calibri" w:eastAsia="Calibri" w:hAnsi="Calibri"/>
-                <w:b/>
-                <w:bCs/>
-                <w:sz w:val="22"/>
-                <w:szCs w:val="22"/>
-              </w:rPr>
-              <w:t xml:space="preserve">Jindal Steel &amp; Power Limited</w:t>
-            </w:r>
-          </w:p>
-        </w:tc>
-        <w:tc>
-          <w:tcPr>
-            <w:tcW w:type="dxa" w:w="5000"/>
-            <w:tcBorders>
-              <w:top w:val="single" w:color="BFBFBF" w:sz="4"/>
-              <w:left w:val="single" w:color="BFBFBF" w:sz="4"/>
-              <w:bottom w:val="single" w:color="BFBFBF" w:sz="4"/>
-              <w:right w:val="single" w:color="BFBFBF" w:sz="4"/>
-            </w:tcBorders>
-            <w:shd w:fill="F3F4F6" w:val="clear"/>
-            <w:tcMar>
-              <w:top w:type="dxa" w:w="100"/>
-              <w:left w:type="dxa" w:w="140"/>
-              <w:bottom w:type="dxa" w:w="100"/>
-              <w:right w:type="dxa" w:w="140"/>
-            </w:tcMar>
-            <w:vAlign w:val="center"/>
-          </w:tcPr>
-          <w:p>
-            <w:pPr>
-              <w:spacing w:after="40" w:before="40"/>
-              <w:jc w:val="left"/>
-            </w:pPr>
-            <w:r>
-              <w:rPr>
-                <w:rFonts w:ascii="Calibri" w:cs="Calibri" w:eastAsia="Calibri" w:hAnsi="Calibri"/>
-                <w:sz w:val="22"/>
-                <w:szCs w:val="22"/>
-              </w:rPr>
-              <w:t xml:space="preserve">Vertical Ladle Preheater - 65 MT</w:t>
-            </w:r>
-          </w:p>
-          <w:p>
-            <w:pPr>
-              <w:spacing w:after="40" w:before="40"/>
-              <w:jc w:val="left"/>
-            </w:pPr>
-            <w:r>
-              <w:rPr>
-                <w:rFonts w:ascii="Calibri" w:cs="Calibri" w:eastAsia="Calibri" w:hAnsi="Calibri"/>
-                <w:sz w:val="22"/>
-                <w:szCs w:val="22"/>
-              </w:rPr>
-              <w:t xml:space="preserve">Tundish Preheater</w:t>
-            </w:r>
-          </w:p>
-        </w:tc>
-      </w:tr>
-      <w:tr>
-        <w:tc>
-          <w:tcPr>
-            <w:tcW w:type="dxa" w:w="780"/>
-            <w:tcBorders>
-              <w:top w:val="single" w:color="BFBFBF" w:sz="4"/>
-              <w:left w:val="single" w:color="BFBFBF" w:sz="4"/>
-              <w:bottom w:val="single" w:color="BFBFBF" w:sz="4"/>
-              <w:right w:val="single" w:color="BFBFBF" w:sz="4"/>
-            </w:tcBorders>
-            <w:shd w:fill="F3F4F6" w:val="clear"/>
-            <w:tcMar>
-              <w:top w:type="dxa" w:w="100"/>
-              <w:left w:type="dxa" w:w="140"/>
-              <w:bottom w:type="dxa" w:w="100"/>
-              <w:right w:type="dxa" w:w="140"/>
-            </w:tcMar>
-            <w:vAlign w:val="center"/>
-          </w:tcPr>
-          <w:p>
-            <w:pPr>
-              <w:spacing w:after="40" w:before="40"/>
-              <w:jc w:val="center"/>
-            </w:pPr>
-            <w:r>
-              <w:rPr>
-                <w:rFonts w:ascii="Calibri" w:cs="Calibri" w:eastAsia="Calibri" w:hAnsi="Calibri"/>
-                <w:sz w:val="22"/>
-                <w:szCs w:val="22"/>
-              </w:rPr>
-              <w:t xml:space="preserve">38</w:t>
-            </w:r>
-          </w:p>
-        </w:tc>
-        <w:tc>
-          <w:tcPr>
-            <w:tcW w:type="dxa" w:w="3580"/>
-            <w:tcBorders>
-              <w:top w:val="single" w:color="BFBFBF" w:sz="4"/>
-              <w:left w:val="single" w:color="BFBFBF" w:sz="4"/>
-              <w:bottom w:val="single" w:color="BFBFBF" w:sz="4"/>
-              <w:right w:val="single" w:color="BFBFBF" w:sz="4"/>
-            </w:tcBorders>
-            <w:shd w:fill="F3F4F6" w:val="clear"/>
-            <w:tcMar>
-              <w:top w:type="dxa" w:w="100"/>
-              <w:left w:type="dxa" w:w="140"/>
-              <w:bottom w:type="dxa" w:w="100"/>
-              <w:right w:type="dxa" w:w="140"/>
-            </w:tcMar>
-            <w:vAlign w:val="center"/>
-          </w:tcPr>
-          <w:p>
-            <w:pPr>
-              <w:spacing w:after="40" w:before="40"/>
-              <w:jc w:val="left"/>
-            </w:pPr>
-            <w:r>
-              <w:rPr>
-                <w:rFonts w:ascii="Calibri" w:cs="Calibri" w:eastAsia="Calibri" w:hAnsi="Calibri"/>
-                <w:b/>
-                <w:bCs/>
-                <w:sz w:val="22"/>
-                <w:szCs w:val="22"/>
-              </w:rPr>
-              <w:t xml:space="preserve">Aarti Steel Limited</w:t>
-            </w:r>
-          </w:p>
-        </w:tc>
-        <w:tc>
-          <w:tcPr>
-            <w:tcW w:type="dxa" w:w="5000"/>
-            <w:tcBorders>
-              <w:top w:val="single" w:color="BFBFBF" w:sz="4"/>
-              <w:left w:val="single" w:color="BFBFBF" w:sz="4"/>
-              <w:bottom w:val="single" w:color="BFBFBF" w:sz="4"/>
-              <w:right w:val="single" w:color="BFBFBF" w:sz="4"/>
-            </w:tcBorders>
-            <w:shd w:fill="F3F4F6" w:val="clear"/>
-            <w:tcMar>
-              <w:top w:type="dxa" w:w="100"/>
-              <w:left w:type="dxa" w:w="140"/>
-              <w:bottom w:type="dxa" w:w="100"/>
-              <w:right w:type="dxa" w:w="140"/>
-            </w:tcMar>
-            <w:vAlign w:val="center"/>
-          </w:tcPr>
-          <w:p>
-            <w:pPr>
-              <w:spacing w:after="40" w:before="40"/>
-              <w:jc w:val="left"/>
-            </w:pPr>
-            <w:r>
-              <w:rPr>
-                <w:rFonts w:ascii="Calibri" w:cs="Calibri" w:eastAsia="Calibri" w:hAnsi="Calibri"/>
-                <w:sz w:val="22"/>
-                <w:szCs w:val="22"/>
-              </w:rPr>
-              <w:t xml:space="preserve">Tundish Preheater</w:t>
-            </w:r>
-          </w:p>
-        </w:tc>
-      </w:tr>
-      <w:tr>
-        <w:tc>
-          <w:tcPr>
-            <w:tcW w:type="dxa" w:w="780"/>
-            <w:tcBorders>
-              <w:top w:val="single" w:color="BFBFBF" w:sz="4"/>
-              <w:left w:val="single" w:color="BFBFBF" w:sz="4"/>
-              <w:bottom w:val="single" w:color="BFBFBF" w:sz="4"/>
-              <w:right w:val="single" w:color="BFBFBF" w:sz="4"/>
-            </w:tcBorders>
-            <w:shd w:fill="F3F4F6" w:val="clear"/>
-            <w:tcMar>
-              <w:top w:type="dxa" w:w="100"/>
-              <w:left w:type="dxa" w:w="140"/>
-              <w:bottom w:type="dxa" w:w="100"/>
-              <w:right w:type="dxa" w:w="140"/>
-            </w:tcMar>
-            <w:vAlign w:val="center"/>
-          </w:tcPr>
-          <w:p>
-            <w:pPr>
-              <w:spacing w:after="40" w:before="40"/>
-              <w:jc w:val="center"/>
-            </w:pPr>
-            <w:r>
-              <w:rPr>
-                <w:rFonts w:ascii="Calibri" w:cs="Calibri" w:eastAsia="Calibri" w:hAnsi="Calibri"/>
-                <w:sz w:val="22"/>
-                <w:szCs w:val="22"/>
-              </w:rPr>
-              <w:t xml:space="preserve">39</w:t>
-            </w:r>
-          </w:p>
-        </w:tc>
-        <w:tc>
-          <w:tcPr>
-            <w:tcW w:type="dxa" w:w="3580"/>
-            <w:tcBorders>
-              <w:top w:val="single" w:color="BFBFBF" w:sz="4"/>
-              <w:left w:val="single" w:color="BFBFBF" w:sz="4"/>
-              <w:bottom w:val="single" w:color="BFBFBF" w:sz="4"/>
-              <w:right w:val="single" w:color="BFBFBF" w:sz="4"/>
-            </w:tcBorders>
-            <w:shd w:fill="F3F4F6" w:val="clear"/>
-            <w:tcMar>
-              <w:top w:type="dxa" w:w="100"/>
-              <w:left w:type="dxa" w:w="140"/>
-              <w:bottom w:type="dxa" w:w="100"/>
-              <w:right w:type="dxa" w:w="140"/>
-            </w:tcMar>
-            <w:vAlign w:val="center"/>
-          </w:tcPr>
-          <w:p>
-            <w:pPr>
-              <w:spacing w:after="40" w:before="40"/>
-              <w:jc w:val="left"/>
-            </w:pPr>
-            <w:r>
-              <w:rPr>
-                <w:rFonts w:ascii="Calibri" w:cs="Calibri" w:eastAsia="Calibri" w:hAnsi="Calibri"/>
-                <w:b/>
-                <w:bCs/>
-                <w:sz w:val="22"/>
-                <w:szCs w:val="22"/>
-              </w:rPr>
-              <w:t xml:space="preserve">Action Ispat And Power P Ltd.</w:t>
-            </w:r>
-          </w:p>
-        </w:tc>
-        <w:tc>
-          <w:tcPr>
-            <w:tcW w:type="dxa" w:w="5000"/>
-            <w:tcBorders>
-              <w:top w:val="single" w:color="BFBFBF" w:sz="4"/>
-              <w:left w:val="single" w:color="BFBFBF" w:sz="4"/>
-              <w:bottom w:val="single" w:color="BFBFBF" w:sz="4"/>
-              <w:right w:val="single" w:color="BFBFBF" w:sz="4"/>
-            </w:tcBorders>
-            <w:shd w:fill="F3F4F6" w:val="clear"/>
-            <w:tcMar>
-              <w:top w:type="dxa" w:w="100"/>
-              <w:left w:type="dxa" w:w="140"/>
-              <w:bottom w:type="dxa" w:w="100"/>
-              <w:right w:type="dxa" w:w="140"/>
-            </w:tcMar>
-            <w:vAlign w:val="center"/>
-          </w:tcPr>
-          <w:p>
-            <w:pPr>
-              <w:spacing w:after="40" w:before="40"/>
-              <w:jc w:val="left"/>
-            </w:pPr>
-            <w:r>
-              <w:rPr>
-                <w:rFonts w:ascii="Calibri" w:cs="Calibri" w:eastAsia="Calibri" w:hAnsi="Calibri"/>
-                <w:sz w:val="22"/>
-                <w:szCs w:val="22"/>
-              </w:rPr>
-              <w:t xml:space="preserve">Vertical Ladle Preheater - 15 MT</w:t>
-            </w:r>
-          </w:p>
-          <w:p>
-            <w:pPr>
-              <w:spacing w:after="40" w:before="40"/>
-              <w:jc w:val="left"/>
-            </w:pPr>
-            <w:r>
-              <w:rPr>
-                <w:rFonts w:ascii="Calibri" w:cs="Calibri" w:eastAsia="Calibri" w:hAnsi="Calibri"/>
-                <w:sz w:val="22"/>
-                <w:szCs w:val="22"/>
-              </w:rPr>
-              <w:t xml:space="preserve">Vertical Ladle Preheater</w:t>
-            </w:r>
-          </w:p>
-        </w:tc>
-      </w:tr>
-      <w:tr>
-        <w:tc>
-          <w:tcPr>
-            <w:tcW w:type="dxa" w:w="780"/>
-            <w:tcBorders>
-              <w:top w:val="single" w:color="BFBFBF" w:sz="4"/>
-              <w:left w:val="single" w:color="BFBFBF" w:sz="4"/>
-              <w:bottom w:val="single" w:color="BFBFBF" w:sz="4"/>
-              <w:right w:val="single" w:color="BFBFBF" w:sz="4"/>
-            </w:tcBorders>
-            <w:shd w:fill="F3F4F6" w:val="clear"/>
-            <w:tcMar>
-              <w:top w:type="dxa" w:w="100"/>
-              <w:left w:type="dxa" w:w="140"/>
-              <w:bottom w:type="dxa" w:w="100"/>
-              <w:right w:type="dxa" w:w="140"/>
-            </w:tcMar>
-            <w:vAlign w:val="center"/>
-          </w:tcPr>
-          <w:p>
-            <w:pPr>
-              <w:spacing w:after="40" w:before="40"/>
-              <w:jc w:val="center"/>
-            </w:pPr>
-            <w:r>
-              <w:rPr>
-                <w:rFonts w:ascii="Calibri" w:cs="Calibri" w:eastAsia="Calibri" w:hAnsi="Calibri"/>
-                <w:sz w:val="22"/>
-                <w:szCs w:val="22"/>
-              </w:rPr>
-              <w:t xml:space="preserve">40</w:t>
-            </w:r>
-          </w:p>
-        </w:tc>
-        <w:tc>
-          <w:tcPr>
-            <w:tcW w:type="dxa" w:w="3580"/>
-            <w:tcBorders>
-              <w:top w:val="single" w:color="BFBFBF" w:sz="4"/>
-              <w:left w:val="single" w:color="BFBFBF" w:sz="4"/>
-              <w:bottom w:val="single" w:color="BFBFBF" w:sz="4"/>
-              <w:right w:val="single" w:color="BFBFBF" w:sz="4"/>
-            </w:tcBorders>
-            <w:shd w:fill="F3F4F6" w:val="clear"/>
-            <w:tcMar>
-              <w:top w:type="dxa" w:w="100"/>
-              <w:left w:type="dxa" w:w="140"/>
-              <w:bottom w:type="dxa" w:w="100"/>
-              <w:right w:type="dxa" w:w="140"/>
-            </w:tcMar>
-            <w:vAlign w:val="center"/>
-          </w:tcPr>
-          <w:p>
-            <w:pPr>
-              <w:spacing w:after="40" w:before="40"/>
-              <w:jc w:val="left"/>
-            </w:pPr>
-            <w:r>
-              <w:rPr>
-                <w:rFonts w:ascii="Calibri" w:cs="Calibri" w:eastAsia="Calibri" w:hAnsi="Calibri"/>
-                <w:b/>
-                <w:bCs/>
-                <w:sz w:val="22"/>
-                <w:szCs w:val="22"/>
-              </w:rPr>
-              <w:t xml:space="preserve">Vardhman Special Steels Ltd.Unit-1</w:t>
-            </w:r>
-          </w:p>
-        </w:tc>
-        <w:tc>
-          <w:tcPr>
-            <w:tcW w:type="dxa" w:w="5000"/>
-            <w:tcBorders>
-              <w:top w:val="single" w:color="BFBFBF" w:sz="4"/>
-              <w:left w:val="single" w:color="BFBFBF" w:sz="4"/>
-              <w:bottom w:val="single" w:color="BFBFBF" w:sz="4"/>
-              <w:right w:val="single" w:color="BFBFBF" w:sz="4"/>
-            </w:tcBorders>
-            <w:shd w:fill="F3F4F6" w:val="clear"/>
-            <w:tcMar>
-              <w:top w:type="dxa" w:w="100"/>
-              <w:left w:type="dxa" w:w="140"/>
-              <w:bottom w:type="dxa" w:w="100"/>
-              <w:right w:type="dxa" w:w="140"/>
-            </w:tcMar>
-            <w:vAlign w:val="center"/>
-          </w:tcPr>
-          <w:p>
-            <w:pPr>
-              <w:spacing w:after="40" w:before="40"/>
-              <w:jc w:val="left"/>
-            </w:pPr>
-            <w:r>
-              <w:rPr>
-                <w:rFonts w:ascii="Calibri" w:cs="Calibri" w:eastAsia="Calibri" w:hAnsi="Calibri"/>
-                <w:sz w:val="22"/>
-                <w:szCs w:val="22"/>
-              </w:rPr>
-              <w:t xml:space="preserve">Tundish Preheater</w:t>
-            </w:r>
-          </w:p>
-        </w:tc>
-      </w:tr>
-      <w:tr>
-        <w:tc>
-          <w:tcPr>
-            <w:tcW w:type="dxa" w:w="780"/>
-            <w:tcBorders>
-              <w:top w:val="single" w:color="BFBFBF" w:sz="4"/>
-              <w:left w:val="single" w:color="BFBFBF" w:sz="4"/>
-              <w:bottom w:val="single" w:color="BFBFBF" w:sz="4"/>
-              <w:right w:val="single" w:color="BFBFBF" w:sz="4"/>
-            </w:tcBorders>
-            <w:shd w:fill="F3F4F6" w:val="clear"/>
-            <w:tcMar>
-              <w:top w:type="dxa" w:w="100"/>
-              <w:left w:type="dxa" w:w="140"/>
-              <w:bottom w:type="dxa" w:w="100"/>
-              <w:right w:type="dxa" w:w="140"/>
-            </w:tcMar>
-            <w:vAlign w:val="center"/>
-          </w:tcPr>
-          <w:p>
-            <w:pPr>
-              <w:spacing w:after="40" w:before="40"/>
-              <w:jc w:val="center"/>
-            </w:pPr>
-            <w:r>
-              <w:rPr>
-                <w:rFonts w:ascii="Calibri" w:cs="Calibri" w:eastAsia="Calibri" w:hAnsi="Calibri"/>
-                <w:sz w:val="22"/>
-                <w:szCs w:val="22"/>
-              </w:rPr>
-              <w:t xml:space="preserve">41</w:t>
-            </w:r>
-          </w:p>
-        </w:tc>
-        <w:tc>
-          <w:tcPr>
-            <w:tcW w:type="dxa" w:w="3580"/>
-            <w:tcBorders>
-              <w:top w:val="single" w:color="BFBFBF" w:sz="4"/>
-              <w:left w:val="single" w:color="BFBFBF" w:sz="4"/>
-              <w:bottom w:val="single" w:color="BFBFBF" w:sz="4"/>
-              <w:right w:val="single" w:color="BFBFBF" w:sz="4"/>
-            </w:tcBorders>
-            <w:shd w:fill="F3F4F6" w:val="clear"/>
-            <w:tcMar>
-              <w:top w:type="dxa" w:w="100"/>
-              <w:left w:type="dxa" w:w="140"/>
-              <w:bottom w:type="dxa" w:w="100"/>
-              <w:right w:type="dxa" w:w="140"/>
-            </w:tcMar>
-            <w:vAlign w:val="center"/>
-          </w:tcPr>
-          <w:p>
-            <w:pPr>
-              <w:spacing w:after="40" w:before="40"/>
-              <w:jc w:val="left"/>
-            </w:pPr>
-            <w:r>
-              <w:rPr>
-                <w:rFonts w:ascii="Calibri" w:cs="Calibri" w:eastAsia="Calibri" w:hAnsi="Calibri"/>
-                <w:b/>
-                <w:bCs/>
-                <w:sz w:val="22"/>
-                <w:szCs w:val="22"/>
-              </w:rPr>
-              <w:t xml:space="preserve">Bangladesh Re Rolling Mills Ltd.</w:t>
-            </w:r>
-          </w:p>
-        </w:tc>
-        <w:tc>
-          <w:tcPr>
-            <w:tcW w:type="dxa" w:w="5000"/>
-            <w:tcBorders>
-              <w:top w:val="single" w:color="BFBFBF" w:sz="4"/>
-              <w:left w:val="single" w:color="BFBFBF" w:sz="4"/>
-              <w:bottom w:val="single" w:color="BFBFBF" w:sz="4"/>
-              <w:right w:val="single" w:color="BFBFBF" w:sz="4"/>
-            </w:tcBorders>
-            <w:shd w:fill="F3F4F6" w:val="clear"/>
-            <w:tcMar>
-              <w:top w:type="dxa" w:w="100"/>
-              <w:left w:type="dxa" w:w="140"/>
-              <w:bottom w:type="dxa" w:w="100"/>
-              <w:right w:type="dxa" w:w="140"/>
-            </w:tcMar>
-            <w:vAlign w:val="center"/>
-          </w:tcPr>
-          <w:p>
-            <w:pPr>
-              <w:spacing w:after="40" w:before="40"/>
-              <w:jc w:val="left"/>
-            </w:pPr>
-            <w:r>
-              <w:rPr>
-                <w:rFonts w:ascii="Calibri" w:cs="Calibri" w:eastAsia="Calibri" w:hAnsi="Calibri"/>
-                <w:sz w:val="22"/>
-                <w:szCs w:val="22"/>
-              </w:rPr>
-              <w:t xml:space="preserve">Tundish Preheater</w:t>
-            </w:r>
-          </w:p>
-        </w:tc>
-      </w:tr>
-      <w:tr>
-        <w:tc>
-          <w:tcPr>
-            <w:tcW w:type="dxa" w:w="780"/>
-            <w:tcBorders>
-              <w:top w:val="single" w:color="BFBFBF" w:sz="4"/>
-              <w:left w:val="single" w:color="BFBFBF" w:sz="4"/>
-              <w:bottom w:val="single" w:color="BFBFBF" w:sz="4"/>
-              <w:right w:val="single" w:color="BFBFBF" w:sz="4"/>
-            </w:tcBorders>
-            <w:shd w:fill="F3F4F6" w:val="clear"/>
-            <w:tcMar>
-              <w:top w:type="dxa" w:w="100"/>
-              <w:left w:type="dxa" w:w="140"/>
-              <w:bottom w:type="dxa" w:w="100"/>
-              <w:right w:type="dxa" w:w="140"/>
-            </w:tcMar>
-            <w:vAlign w:val="center"/>
-          </w:tcPr>
-          <w:p>
-            <w:pPr>
-              <w:spacing w:after="40" w:before="40"/>
-              <w:jc w:val="center"/>
-            </w:pPr>
-            <w:r>
-              <w:rPr>
-                <w:rFonts w:ascii="Calibri" w:cs="Calibri" w:eastAsia="Calibri" w:hAnsi="Calibri"/>
-                <w:sz w:val="22"/>
-                <w:szCs w:val="22"/>
-              </w:rPr>
-              <w:t xml:space="preserve">42</w:t>
-            </w:r>
-          </w:p>
-        </w:tc>
-        <w:tc>
-          <w:tcPr>
-            <w:tcW w:type="dxa" w:w="3580"/>
-            <w:tcBorders>
-              <w:top w:val="single" w:color="BFBFBF" w:sz="4"/>
-              <w:left w:val="single" w:color="BFBFBF" w:sz="4"/>
-              <w:bottom w:val="single" w:color="BFBFBF" w:sz="4"/>
-              <w:right w:val="single" w:color="BFBFBF" w:sz="4"/>
-            </w:tcBorders>
-            <w:shd w:fill="F3F4F6" w:val="clear"/>
-            <w:tcMar>
-              <w:top w:type="dxa" w:w="100"/>
-              <w:left w:type="dxa" w:w="140"/>
-              <w:bottom w:type="dxa" w:w="100"/>
-              <w:right w:type="dxa" w:w="140"/>
-            </w:tcMar>
-            <w:vAlign w:val="center"/>
-          </w:tcPr>
-          <w:p>
-            <w:pPr>
-              <w:spacing w:after="40" w:before="40"/>
-              <w:jc w:val="left"/>
-            </w:pPr>
-            <w:r>
-              <w:rPr>
-                <w:rFonts w:ascii="Calibri" w:cs="Calibri" w:eastAsia="Calibri" w:hAnsi="Calibri"/>
-                <w:b/>
-                <w:bCs/>
-                <w:sz w:val="22"/>
-                <w:szCs w:val="22"/>
-              </w:rPr>
-              <w:t xml:space="preserve">Amic Forging Ltd.</w:t>
-            </w:r>
-          </w:p>
-        </w:tc>
-        <w:tc>
-          <w:tcPr>
-            <w:tcW w:type="dxa" w:w="5000"/>
-            <w:tcBorders>
-              <w:top w:val="single" w:color="BFBFBF" w:sz="4"/>
-              <w:left w:val="single" w:color="BFBFBF" w:sz="4"/>
-              <w:bottom w:val="single" w:color="BFBFBF" w:sz="4"/>
-              <w:right w:val="single" w:color="BFBFBF" w:sz="4"/>
-            </w:tcBorders>
-            <w:shd w:fill="F3F4F6" w:val="clear"/>
-            <w:tcMar>
-              <w:top w:type="dxa" w:w="100"/>
-              <w:left w:type="dxa" w:w="140"/>
-              <w:bottom w:type="dxa" w:w="100"/>
-              <w:right w:type="dxa" w:w="140"/>
-            </w:tcMar>
-            <w:vAlign w:val="center"/>
-          </w:tcPr>
-          <w:p>
-            <w:pPr>
-              <w:spacing w:after="40" w:before="40"/>
-              <w:jc w:val="left"/>
-            </w:pPr>
-            <w:r>
-              <w:rPr>
-                <w:rFonts w:ascii="Calibri" w:cs="Calibri" w:eastAsia="Calibri" w:hAnsi="Calibri"/>
-                <w:sz w:val="22"/>
-                <w:szCs w:val="22"/>
-              </w:rPr>
-              <w:t xml:space="preserve">Vertical Ladle Preheater - 10 MT</w:t>
-            </w:r>
-          </w:p>
-        </w:tc>
-      </w:tr>
-      <w:tr>
-        <w:tc>
-          <w:tcPr>
-            <w:tcW w:type="dxa" w:w="780"/>
-            <w:tcBorders>
-              <w:top w:val="single" w:color="BFBFBF" w:sz="4"/>
-              <w:left w:val="single" w:color="BFBFBF" w:sz="4"/>
-              <w:bottom w:val="single" w:color="BFBFBF" w:sz="4"/>
-              <w:right w:val="single" w:color="BFBFBF" w:sz="4"/>
-            </w:tcBorders>
-            <w:shd w:fill="F3F4F6" w:val="clear"/>
-            <w:tcMar>
-              <w:top w:type="dxa" w:w="100"/>
-              <w:left w:type="dxa" w:w="140"/>
-              <w:bottom w:type="dxa" w:w="100"/>
-              <w:right w:type="dxa" w:w="140"/>
-            </w:tcMar>
-            <w:vAlign w:val="center"/>
-          </w:tcPr>
-          <w:p>
-            <w:pPr>
-              <w:spacing w:after="40" w:before="40"/>
-              <w:jc w:val="center"/>
-            </w:pPr>
-            <w:r>
-              <w:rPr>
-                <w:rFonts w:ascii="Calibri" w:cs="Calibri" w:eastAsia="Calibri" w:hAnsi="Calibri"/>
-                <w:sz w:val="22"/>
-                <w:szCs w:val="22"/>
-              </w:rPr>
-              <w:t xml:space="preserve">43</w:t>
-            </w:r>
-          </w:p>
-        </w:tc>
-        <w:tc>
-          <w:tcPr>
-            <w:tcW w:type="dxa" w:w="3580"/>
-            <w:tcBorders>
-              <w:top w:val="single" w:color="BFBFBF" w:sz="4"/>
-              <w:left w:val="single" w:color="BFBFBF" w:sz="4"/>
-              <w:bottom w:val="single" w:color="BFBFBF" w:sz="4"/>
-              <w:right w:val="single" w:color="BFBFBF" w:sz="4"/>
-            </w:tcBorders>
-            <w:shd w:fill="F3F4F6" w:val="clear"/>
-            <w:tcMar>
-              <w:top w:type="dxa" w:w="100"/>
-              <w:left w:type="dxa" w:w="140"/>
-              <w:bottom w:type="dxa" w:w="100"/>
-              <w:right w:type="dxa" w:w="140"/>
-            </w:tcMar>
-            <w:vAlign w:val="center"/>
-          </w:tcPr>
-          <w:p>
-            <w:pPr>
-              <w:spacing w:after="40" w:before="40"/>
-              <w:jc w:val="left"/>
-            </w:pPr>
-            <w:r>
-              <w:rPr>
-                <w:rFonts w:ascii="Calibri" w:cs="Calibri" w:eastAsia="Calibri" w:hAnsi="Calibri"/>
-                <w:b/>
-                <w:bCs/>
-                <w:sz w:val="22"/>
-                <w:szCs w:val="22"/>
-              </w:rPr>
-              <w:t xml:space="preserve">Lloyds Engineering Works Limited</w:t>
-            </w:r>
-          </w:p>
-        </w:tc>
-        <w:tc>
-          <w:tcPr>
-            <w:tcW w:type="dxa" w:w="5000"/>
-            <w:tcBorders>
-              <w:top w:val="single" w:color="BFBFBF" w:sz="4"/>
-              <w:left w:val="single" w:color="BFBFBF" w:sz="4"/>
-              <w:bottom w:val="single" w:color="BFBFBF" w:sz="4"/>
-              <w:right w:val="single" w:color="BFBFBF" w:sz="4"/>
-            </w:tcBorders>
-            <w:shd w:fill="F3F4F6" w:val="clear"/>
-            <w:tcMar>
-              <w:top w:type="dxa" w:w="100"/>
-              <w:left w:type="dxa" w:w="140"/>
-              <w:bottom w:type="dxa" w:w="100"/>
-              <w:right w:type="dxa" w:w="140"/>
-            </w:tcMar>
-            <w:vAlign w:val="center"/>
-          </w:tcPr>
-          <w:p>
-            <w:pPr>
-              <w:spacing w:after="40" w:before="40"/>
-              <w:jc w:val="left"/>
-            </w:pPr>
-            <w:r>
-              <w:rPr>
-                <w:rFonts w:ascii="Calibri" w:cs="Calibri" w:eastAsia="Calibri" w:hAnsi="Calibri"/>
-                <w:sz w:val="22"/>
-                <w:szCs w:val="22"/>
-              </w:rPr>
-              <w:t xml:space="preserve">Vertical Ladle Preheater - 50 MT</w:t>
-            </w:r>
-          </w:p>
-          <w:p>
-            <w:pPr>
-              <w:spacing w:after="40" w:before="40"/>
-              <w:jc w:val="left"/>
-            </w:pPr>
-            <w:r>
-              <w:rPr>
-                <w:rFonts w:ascii="Calibri" w:cs="Calibri" w:eastAsia="Calibri" w:hAnsi="Calibri"/>
-                <w:sz w:val="22"/>
-                <w:szCs w:val="22"/>
-              </w:rPr>
-              <w:t xml:space="preserve">Vertical Ladle Preheater - 40 MT</w:t>
-            </w:r>
-          </w:p>
-        </w:tc>
-      </w:tr>
-      <w:tr>
-        <w:tc>
-          <w:tcPr>
-            <w:tcW w:type="dxa" w:w="780"/>
-            <w:tcBorders>
-              <w:top w:val="single" w:color="BFBFBF" w:sz="4"/>
-              <w:left w:val="single" w:color="BFBFBF" w:sz="4"/>
-              <w:bottom w:val="single" w:color="BFBFBF" w:sz="4"/>
-              <w:right w:val="single" w:color="BFBFBF" w:sz="4"/>
-            </w:tcBorders>
-            <w:shd w:fill="F3F4F6" w:val="clear"/>
-            <w:tcMar>
-              <w:top w:type="dxa" w:w="100"/>
-              <w:left w:type="dxa" w:w="140"/>
-              <w:bottom w:type="dxa" w:w="100"/>
-              <w:right w:type="dxa" w:w="140"/>
-            </w:tcMar>
-            <w:vAlign w:val="center"/>
-          </w:tcPr>
-          <w:p>
-            <w:pPr>
-              <w:spacing w:after="40" w:before="40"/>
-              <w:jc w:val="center"/>
-            </w:pPr>
-            <w:r>
-              <w:rPr>
-                <w:rFonts w:ascii="Calibri" w:cs="Calibri" w:eastAsia="Calibri" w:hAnsi="Calibri"/>
-                <w:sz w:val="22"/>
-                <w:szCs w:val="22"/>
-              </w:rPr>
-              <w:t xml:space="preserve">44</w:t>
-            </w:r>
-          </w:p>
-        </w:tc>
-        <w:tc>
-          <w:tcPr>
-            <w:tcW w:type="dxa" w:w="3580"/>
-            <w:tcBorders>
-              <w:top w:val="single" w:color="BFBFBF" w:sz="4"/>
-              <w:left w:val="single" w:color="BFBFBF" w:sz="4"/>
-              <w:bottom w:val="single" w:color="BFBFBF" w:sz="4"/>
-              <w:right w:val="single" w:color="BFBFBF" w:sz="4"/>
-            </w:tcBorders>
-            <w:shd w:fill="F3F4F6" w:val="clear"/>
-            <w:tcMar>
-              <w:top w:type="dxa" w:w="100"/>
-              <w:left w:type="dxa" w:w="140"/>
-              <w:bottom w:type="dxa" w:w="100"/>
-              <w:right w:type="dxa" w:w="140"/>
-            </w:tcMar>
-            <w:vAlign w:val="center"/>
-          </w:tcPr>
-          <w:p>
-            <w:pPr>
-              <w:spacing w:after="40" w:before="40"/>
-              <w:jc w:val="left"/>
-            </w:pPr>
-            <w:r>
-              <w:rPr>
-                <w:rFonts w:ascii="Calibri" w:cs="Calibri" w:eastAsia="Calibri" w:hAnsi="Calibri"/>
-                <w:b/>
-                <w:bCs/>
-                <w:sz w:val="22"/>
-                <w:szCs w:val="22"/>
-              </w:rPr>
-              <w:t xml:space="preserve">Muhaj Baghdad Co. Ltd.</w:t>
-            </w:r>
-          </w:p>
-        </w:tc>
-        <w:tc>
-          <w:tcPr>
-            <w:tcW w:type="dxa" w:w="5000"/>
-            <w:tcBorders>
-              <w:top w:val="single" w:color="BFBFBF" w:sz="4"/>
-              <w:left w:val="single" w:color="BFBFBF" w:sz="4"/>
-              <w:bottom w:val="single" w:color="BFBFBF" w:sz="4"/>
-              <w:right w:val="single" w:color="BFBFBF" w:sz="4"/>
-            </w:tcBorders>
-            <w:shd w:fill="F3F4F6" w:val="clear"/>
-            <w:tcMar>
-              <w:top w:type="dxa" w:w="100"/>
-              <w:left w:type="dxa" w:w="140"/>
-              <w:bottom w:type="dxa" w:w="100"/>
-              <w:right w:type="dxa" w:w="140"/>
-            </w:tcMar>
-            <w:vAlign w:val="center"/>
-          </w:tcPr>
-          <w:p>
-            <w:pPr>
-              <w:spacing w:after="40" w:before="40"/>
-              <w:jc w:val="left"/>
-            </w:pPr>
-            <w:r>
-              <w:rPr>
-                <w:rFonts w:ascii="Calibri" w:cs="Calibri" w:eastAsia="Calibri" w:hAnsi="Calibri"/>
-                <w:sz w:val="22"/>
-                <w:szCs w:val="22"/>
-              </w:rPr>
-              <w:t xml:space="preserve">Tundish Preheater</w:t>
-            </w:r>
-          </w:p>
-        </w:tc>
-      </w:tr>
-      <w:tr>
-        <w:tc>
-          <w:tcPr>
-            <w:tcW w:type="dxa" w:w="780"/>
-            <w:tcBorders>
-              <w:top w:val="single" w:color="BFBFBF" w:sz="4"/>
-              <w:left w:val="single" w:color="BFBFBF" w:sz="4"/>
-              <w:bottom w:val="single" w:color="BFBFBF" w:sz="4"/>
-              <w:right w:val="single" w:color="BFBFBF" w:sz="4"/>
-            </w:tcBorders>
-            <w:shd w:fill="F3F4F6" w:val="clear"/>
-            <w:tcMar>
-              <w:top w:type="dxa" w:w="100"/>
-              <w:left w:type="dxa" w:w="140"/>
-              <w:bottom w:type="dxa" w:w="100"/>
-              <w:right w:type="dxa" w:w="140"/>
-            </w:tcMar>
-            <w:vAlign w:val="center"/>
-          </w:tcPr>
-          <w:p>
-            <w:pPr>
-              <w:spacing w:after="40" w:before="40"/>
-              <w:jc w:val="center"/>
-            </w:pPr>
-            <w:r>
-              <w:rPr>
-                <w:rFonts w:ascii="Calibri" w:cs="Calibri" w:eastAsia="Calibri" w:hAnsi="Calibri"/>
-                <w:sz w:val="22"/>
-                <w:szCs w:val="22"/>
-              </w:rPr>
-              <w:t xml:space="preserve">45</w:t>
-            </w:r>
-          </w:p>
-        </w:tc>
-        <w:tc>
-          <w:tcPr>
-            <w:tcW w:type="dxa" w:w="3580"/>
-            <w:tcBorders>
-              <w:top w:val="single" w:color="BFBFBF" w:sz="4"/>
-              <w:left w:val="single" w:color="BFBFBF" w:sz="4"/>
-              <w:bottom w:val="single" w:color="BFBFBF" w:sz="4"/>
-              <w:right w:val="single" w:color="BFBFBF" w:sz="4"/>
-            </w:tcBorders>
-            <w:shd w:fill="F3F4F6" w:val="clear"/>
-            <w:tcMar>
-              <w:top w:type="dxa" w:w="100"/>
-              <w:left w:type="dxa" w:w="140"/>
-              <w:bottom w:type="dxa" w:w="100"/>
-              <w:right w:type="dxa" w:w="140"/>
-            </w:tcMar>
-            <w:vAlign w:val="center"/>
-          </w:tcPr>
-          <w:p>
-            <w:pPr>
-              <w:spacing w:after="40" w:before="40"/>
-              <w:jc w:val="left"/>
-            </w:pPr>
-            <w:r>
-              <w:rPr>
-                <w:rFonts w:ascii="Calibri" w:cs="Calibri" w:eastAsia="Calibri" w:hAnsi="Calibri"/>
-                <w:b/>
-                <w:bCs/>
-                <w:sz w:val="22"/>
-                <w:szCs w:val="22"/>
-              </w:rPr>
-              <w:t xml:space="preserve">Topworth Steels &amp; Power Pvt. Ltd.</w:t>
-            </w:r>
-          </w:p>
-        </w:tc>
-        <w:tc>
-          <w:tcPr>
-            <w:tcW w:type="dxa" w:w="5000"/>
-            <w:tcBorders>
-              <w:top w:val="single" w:color="BFBFBF" w:sz="4"/>
-              <w:left w:val="single" w:color="BFBFBF" w:sz="4"/>
-              <w:bottom w:val="single" w:color="BFBFBF" w:sz="4"/>
-              <w:right w:val="single" w:color="BFBFBF" w:sz="4"/>
-            </w:tcBorders>
-            <w:shd w:fill="F3F4F6" w:val="clear"/>
-            <w:tcMar>
-              <w:top w:type="dxa" w:w="100"/>
-              <w:left w:type="dxa" w:w="140"/>
-              <w:bottom w:type="dxa" w:w="100"/>
-              <w:right w:type="dxa" w:w="140"/>
-            </w:tcMar>
-            <w:vAlign w:val="center"/>
-          </w:tcPr>
-          <w:p>
-            <w:pPr>
-              <w:spacing w:after="40" w:before="40"/>
-              <w:jc w:val="left"/>
-            </w:pPr>
-            <w:r>
-              <w:rPr>
-                <w:rFonts w:ascii="Calibri" w:cs="Calibri" w:eastAsia="Calibri" w:hAnsi="Calibri"/>
-                <w:sz w:val="22"/>
-                <w:szCs w:val="22"/>
-              </w:rPr>
-              <w:t xml:space="preserve">Vertical Ladle Preheater</w:t>
-            </w:r>
-          </w:p>
-        </w:tc>
-      </w:tr>
-      <w:tr>
-        <w:tc>
-          <w:tcPr>
-            <w:tcW w:type="dxa" w:w="780"/>
-            <w:tcBorders>
-              <w:top w:val="single" w:color="BFBFBF" w:sz="4"/>
-              <w:left w:val="single" w:color="BFBFBF" w:sz="4"/>
-              <w:bottom w:val="single" w:color="BFBFBF" w:sz="4"/>
-              <w:right w:val="single" w:color="BFBFBF" w:sz="4"/>
-            </w:tcBorders>
-            <w:shd w:fill="F3F4F6" w:val="clear"/>
-            <w:tcMar>
-              <w:top w:type="dxa" w:w="100"/>
-              <w:left w:type="dxa" w:w="140"/>
-              <w:bottom w:type="dxa" w:w="100"/>
-              <w:right w:type="dxa" w:w="140"/>
-            </w:tcMar>
-            <w:vAlign w:val="center"/>
-          </w:tcPr>
-          <w:p>
-            <w:pPr>
-              <w:spacing w:after="40" w:before="40"/>
-              <w:jc w:val="center"/>
-            </w:pPr>
-            <w:r>
-              <w:rPr>
-                <w:rFonts w:ascii="Calibri" w:cs="Calibri" w:eastAsia="Calibri" w:hAnsi="Calibri"/>
-                <w:sz w:val="22"/>
-                <w:szCs w:val="22"/>
-              </w:rPr>
-              <w:t xml:space="preserve">46</w:t>
-            </w:r>
-          </w:p>
-        </w:tc>
-        <w:tc>
-          <w:tcPr>
-            <w:tcW w:type="dxa" w:w="3580"/>
-            <w:tcBorders>
-              <w:top w:val="single" w:color="BFBFBF" w:sz="4"/>
-              <w:left w:val="single" w:color="BFBFBF" w:sz="4"/>
-              <w:bottom w:val="single" w:color="BFBFBF" w:sz="4"/>
-              <w:right w:val="single" w:color="BFBFBF" w:sz="4"/>
-            </w:tcBorders>
-            <w:shd w:fill="F3F4F6" w:val="clear"/>
-            <w:tcMar>
-              <w:top w:type="dxa" w:w="100"/>
-              <w:left w:type="dxa" w:w="140"/>
-              <w:bottom w:type="dxa" w:w="100"/>
-              <w:right w:type="dxa" w:w="140"/>
-            </w:tcMar>
-            <w:vAlign w:val="center"/>
-          </w:tcPr>
-          <w:p>
-            <w:pPr>
-              <w:spacing w:after="40" w:before="40"/>
-              <w:jc w:val="left"/>
-            </w:pPr>
-            <w:r>
-              <w:rPr>
-                <w:rFonts w:ascii="Calibri" w:cs="Calibri" w:eastAsia="Calibri" w:hAnsi="Calibri"/>
-                <w:b/>
-                <w:bCs/>
-                <w:sz w:val="22"/>
-                <w:szCs w:val="22"/>
-              </w:rPr>
-              <w:t xml:space="preserve">Sohar Steel LLC</w:t>
-            </w:r>
-          </w:p>
-        </w:tc>
-        <w:tc>
-          <w:tcPr>
-            <w:tcW w:type="dxa" w:w="5000"/>
-            <w:tcBorders>
-              <w:top w:val="single" w:color="BFBFBF" w:sz="4"/>
-              <w:left w:val="single" w:color="BFBFBF" w:sz="4"/>
-              <w:bottom w:val="single" w:color="BFBFBF" w:sz="4"/>
-              <w:right w:val="single" w:color="BFBFBF" w:sz="4"/>
-            </w:tcBorders>
-            <w:shd w:fill="F3F4F6" w:val="clear"/>
-            <w:tcMar>
-              <w:top w:type="dxa" w:w="100"/>
-              <w:left w:type="dxa" w:w="140"/>
-              <w:bottom w:type="dxa" w:w="100"/>
-              <w:right w:type="dxa" w:w="140"/>
-            </w:tcMar>
-            <w:vAlign w:val="center"/>
-          </w:tcPr>
-          <w:p>
-            <w:pPr>
-              <w:spacing w:after="40" w:before="40"/>
-              <w:jc w:val="left"/>
-            </w:pPr>
-            <w:r>
-              <w:rPr>
-                <w:rFonts w:ascii="Calibri" w:cs="Calibri" w:eastAsia="Calibri" w:hAnsi="Calibri"/>
-                <w:sz w:val="22"/>
-                <w:szCs w:val="22"/>
-              </w:rPr>
-              <w:t xml:space="preserve">Vertical Ladle Preheater</w:t>
-            </w:r>
-          </w:p>
-          <w:p>
-            <w:pPr>
-              <w:spacing w:after="40" w:before="40"/>
-              <w:jc w:val="left"/>
-            </w:pPr>
-            <w:r>
-              <w:rPr>
-                <w:rFonts w:ascii="Calibri" w:cs="Calibri" w:eastAsia="Calibri" w:hAnsi="Calibri"/>
-                <w:sz w:val="22"/>
-                <w:szCs w:val="22"/>
-              </w:rPr>
-              <w:t xml:space="preserve">Horizontal Ladle Preheater</w:t>
-            </w:r>
-          </w:p>
-        </w:tc>
-      </w:tr>
-      <w:tr>
-        <w:tc>
-          <w:tcPr>
-            <w:tcW w:type="dxa" w:w="780"/>
-            <w:tcBorders>
-              <w:top w:val="single" w:color="BFBFBF" w:sz="4"/>
-              <w:left w:val="single" w:color="BFBFBF" w:sz="4"/>
-              <w:bottom w:val="single" w:color="BFBFBF" w:sz="4"/>
-              <w:right w:val="single" w:color="BFBFBF" w:sz="4"/>
-            </w:tcBorders>
-            <w:shd w:fill="F3F4F6" w:val="clear"/>
-            <w:tcMar>
-              <w:top w:type="dxa" w:w="100"/>
-              <w:left w:type="dxa" w:w="140"/>
-              <w:bottom w:type="dxa" w:w="100"/>
-              <w:right w:type="dxa" w:w="140"/>
-            </w:tcMar>
-            <w:vAlign w:val="center"/>
-          </w:tcPr>
-          <w:p>
-            <w:pPr>
-              <w:spacing w:after="40" w:before="40"/>
-              <w:jc w:val="center"/>
-            </w:pPr>
-            <w:r>
-              <w:rPr>
-                <w:rFonts w:ascii="Calibri" w:cs="Calibri" w:eastAsia="Calibri" w:hAnsi="Calibri"/>
-                <w:sz w:val="22"/>
-                <w:szCs w:val="22"/>
-              </w:rPr>
-              <w:t xml:space="preserve">47</w:t>
-            </w:r>
-          </w:p>
-        </w:tc>
-        <w:tc>
-          <w:tcPr>
-            <w:tcW w:type="dxa" w:w="3580"/>
-            <w:tcBorders>
-              <w:top w:val="single" w:color="BFBFBF" w:sz="4"/>
-              <w:left w:val="single" w:color="BFBFBF" w:sz="4"/>
-              <w:bottom w:val="single" w:color="BFBFBF" w:sz="4"/>
-              <w:right w:val="single" w:color="BFBFBF" w:sz="4"/>
-            </w:tcBorders>
-            <w:shd w:fill="F3F4F6" w:val="clear"/>
-            <w:tcMar>
-              <w:top w:type="dxa" w:w="100"/>
-              <w:left w:type="dxa" w:w="140"/>
-              <w:bottom w:type="dxa" w:w="100"/>
-              <w:right w:type="dxa" w:w="140"/>
-            </w:tcMar>
-            <w:vAlign w:val="center"/>
-          </w:tcPr>
-          <w:p>
-            <w:pPr>
-              <w:spacing w:after="40" w:before="40"/>
-              <w:jc w:val="left"/>
-            </w:pPr>
-            <w:r>
-              <w:rPr>
-                <w:rFonts w:ascii="Calibri" w:cs="Calibri" w:eastAsia="Calibri" w:hAnsi="Calibri"/>
-                <w:b/>
-                <w:bCs/>
-                <w:sz w:val="22"/>
-                <w:szCs w:val="22"/>
-              </w:rPr>
-              <w:t xml:space="preserve">Quality Industries P Ltd.</w:t>
-            </w:r>
-          </w:p>
-        </w:tc>
-        <w:tc>
-          <w:tcPr>
-            <w:tcW w:type="dxa" w:w="5000"/>
-            <w:tcBorders>
-              <w:top w:val="single" w:color="BFBFBF" w:sz="4"/>
-              <w:left w:val="single" w:color="BFBFBF" w:sz="4"/>
-              <w:bottom w:val="single" w:color="BFBFBF" w:sz="4"/>
-              <w:right w:val="single" w:color="BFBFBF" w:sz="4"/>
-            </w:tcBorders>
-            <w:shd w:fill="F3F4F6" w:val="clear"/>
-            <w:tcMar>
-              <w:top w:type="dxa" w:w="100"/>
-              <w:left w:type="dxa" w:w="140"/>
-              <w:bottom w:type="dxa" w:w="100"/>
-              <w:right w:type="dxa" w:w="140"/>
-            </w:tcMar>
-            <w:vAlign w:val="center"/>
-          </w:tcPr>
-          <w:p>
-            <w:pPr>
-              <w:spacing w:after="40" w:before="40"/>
-              <w:jc w:val="left"/>
-            </w:pPr>
-            <w:r>
-              <w:rPr>
-                <w:rFonts w:ascii="Calibri" w:cs="Calibri" w:eastAsia="Calibri" w:hAnsi="Calibri"/>
-                <w:sz w:val="22"/>
-                <w:szCs w:val="22"/>
-              </w:rPr>
-              <w:t xml:space="preserve">Vertical Ladle Preheater - 30 MT</w:t>
-            </w:r>
-          </w:p>
-          <w:p>
-            <w:pPr>
-              <w:spacing w:after="40" w:before="40"/>
-              <w:jc w:val="left"/>
-            </w:pPr>
-            <w:r>
-              <w:rPr>
-                <w:rFonts w:ascii="Calibri" w:cs="Calibri" w:eastAsia="Calibri" w:hAnsi="Calibri"/>
-                <w:sz w:val="22"/>
-                <w:szCs w:val="22"/>
-              </w:rPr>
-              <w:t xml:space="preserve">Horizontal Ladle Preheater - 30 MT</w:t>
-            </w:r>
-          </w:p>
-        </w:tc>
-      </w:tr>
-      <w:tr>
-        <w:tc>
-          <w:tcPr>
-            <w:tcW w:type="dxa" w:w="780"/>
-            <w:tcBorders>
-              <w:top w:val="single" w:color="BFBFBF" w:sz="4"/>
-              <w:left w:val="single" w:color="BFBFBF" w:sz="4"/>
-              <w:bottom w:val="single" w:color="BFBFBF" w:sz="4"/>
-              <w:right w:val="single" w:color="BFBFBF" w:sz="4"/>
-            </w:tcBorders>
-            <w:shd w:fill="F3F4F6" w:val="clear"/>
-            <w:tcMar>
-              <w:top w:type="dxa" w:w="100"/>
-              <w:left w:type="dxa" w:w="140"/>
-              <w:bottom w:type="dxa" w:w="100"/>
-              <w:right w:type="dxa" w:w="140"/>
-            </w:tcMar>
-            <w:vAlign w:val="center"/>
-          </w:tcPr>
-          <w:p>
-            <w:pPr>
-              <w:spacing w:after="40" w:before="40"/>
-              <w:jc w:val="center"/>
-            </w:pPr>
-            <w:r>
-              <w:rPr>
-                <w:rFonts w:ascii="Calibri" w:cs="Calibri" w:eastAsia="Calibri" w:hAnsi="Calibri"/>
-                <w:sz w:val="22"/>
-                <w:szCs w:val="22"/>
-              </w:rPr>
-              <w:t xml:space="preserve">48</w:t>
-            </w:r>
-          </w:p>
-        </w:tc>
-        <w:tc>
-          <w:tcPr>
-            <w:tcW w:type="dxa" w:w="3580"/>
-            <w:tcBorders>
-              <w:top w:val="single" w:color="BFBFBF" w:sz="4"/>
-              <w:left w:val="single" w:color="BFBFBF" w:sz="4"/>
-              <w:bottom w:val="single" w:color="BFBFBF" w:sz="4"/>
-              <w:right w:val="single" w:color="BFBFBF" w:sz="4"/>
-            </w:tcBorders>
-            <w:shd w:fill="F3F4F6" w:val="clear"/>
-            <w:tcMar>
-              <w:top w:type="dxa" w:w="100"/>
-              <w:left w:type="dxa" w:w="140"/>
-              <w:bottom w:type="dxa" w:w="100"/>
-              <w:right w:type="dxa" w:w="140"/>
-            </w:tcMar>
-            <w:vAlign w:val="center"/>
-          </w:tcPr>
-          <w:p>
-            <w:pPr>
-              <w:spacing w:after="40" w:before="40"/>
-              <w:jc w:val="left"/>
-            </w:pPr>
-            <w:r>
-              <w:rPr>
-                <w:rFonts w:ascii="Calibri" w:cs="Calibri" w:eastAsia="Calibri" w:hAnsi="Calibri"/>
-                <w:b/>
-                <w:bCs/>
-                <w:sz w:val="22"/>
-                <w:szCs w:val="22"/>
-              </w:rPr>
-              <w:t xml:space="preserve">Rashtriya Ispat Nigam Limited</w:t>
-            </w:r>
-          </w:p>
-        </w:tc>
-        <w:tc>
-          <w:tcPr>
-            <w:tcW w:type="dxa" w:w="5000"/>
-            <w:tcBorders>
-              <w:top w:val="single" w:color="BFBFBF" w:sz="4"/>
-              <w:left w:val="single" w:color="BFBFBF" w:sz="4"/>
-              <w:bottom w:val="single" w:color="BFBFBF" w:sz="4"/>
-              <w:right w:val="single" w:color="BFBFBF" w:sz="4"/>
-            </w:tcBorders>
-            <w:shd w:fill="F3F4F6" w:val="clear"/>
-            <w:tcMar>
-              <w:top w:type="dxa" w:w="100"/>
-              <w:left w:type="dxa" w:w="140"/>
-              <w:bottom w:type="dxa" w:w="100"/>
-              <w:right w:type="dxa" w:w="140"/>
-            </w:tcMar>
-            <w:vAlign w:val="center"/>
-          </w:tcPr>
-          <w:p>
-            <w:pPr>
-              <w:spacing w:after="40" w:before="40"/>
-              <w:jc w:val="left"/>
-            </w:pPr>
-            <w:r>
-              <w:rPr>
-                <w:rFonts w:ascii="Calibri" w:cs="Calibri" w:eastAsia="Calibri" w:hAnsi="Calibri"/>
-                <w:sz w:val="22"/>
-                <w:szCs w:val="22"/>
-              </w:rPr>
-              <w:t xml:space="preserve">Tundish Preheater</w:t>
-            </w:r>
-          </w:p>
-        </w:tc>
-      </w:tr>
-      <w:tr>
-        <w:tc>
-          <w:tcPr>
-            <w:tcW w:type="dxa" w:w="780"/>
-            <w:tcBorders>
-              <w:top w:val="single" w:color="BFBFBF" w:sz="4"/>
-              <w:left w:val="single" w:color="BFBFBF" w:sz="4"/>
-              <w:bottom w:val="single" w:color="BFBFBF" w:sz="4"/>
-              <w:right w:val="single" w:color="BFBFBF" w:sz="4"/>
-            </w:tcBorders>
-            <w:shd w:fill="F3F4F6" w:val="clear"/>
-            <w:tcMar>
-              <w:top w:type="dxa" w:w="100"/>
-              <w:left w:type="dxa" w:w="140"/>
-              <w:bottom w:type="dxa" w:w="100"/>
-              <w:right w:type="dxa" w:w="140"/>
-            </w:tcMar>
-            <w:vAlign w:val="center"/>
-          </w:tcPr>
-          <w:p>
-            <w:pPr>
-              <w:spacing w:after="40" w:before="40"/>
-              <w:jc w:val="center"/>
-            </w:pPr>
-            <w:r>
-              <w:rPr>
-                <w:rFonts w:ascii="Calibri" w:cs="Calibri" w:eastAsia="Calibri" w:hAnsi="Calibri"/>
-                <w:sz w:val="22"/>
-                <w:szCs w:val="22"/>
-              </w:rPr>
-              <w:t xml:space="preserve">49</w:t>
-            </w:r>
-          </w:p>
-        </w:tc>
-        <w:tc>
-          <w:tcPr>
-            <w:tcW w:type="dxa" w:w="3580"/>
-            <w:tcBorders>
-              <w:top w:val="single" w:color="BFBFBF" w:sz="4"/>
-              <w:left w:val="single" w:color="BFBFBF" w:sz="4"/>
-              <w:bottom w:val="single" w:color="BFBFBF" w:sz="4"/>
-              <w:right w:val="single" w:color="BFBFBF" w:sz="4"/>
-            </w:tcBorders>
-            <w:shd w:fill="F3F4F6" w:val="clear"/>
-            <w:tcMar>
-              <w:top w:type="dxa" w:w="100"/>
-              <w:left w:type="dxa" w:w="140"/>
-              <w:bottom w:type="dxa" w:w="100"/>
-              <w:right w:type="dxa" w:w="140"/>
-            </w:tcMar>
-            <w:vAlign w:val="center"/>
-          </w:tcPr>
-          <w:p>
-            <w:pPr>
-              <w:spacing w:after="40" w:before="40"/>
-              <w:jc w:val="left"/>
-            </w:pPr>
-            <w:r>
-              <w:rPr>
-                <w:rFonts w:ascii="Calibri" w:cs="Calibri" w:eastAsia="Calibri" w:hAnsi="Calibri"/>
-                <w:b/>
-                <w:bCs/>
-                <w:sz w:val="22"/>
-                <w:szCs w:val="22"/>
-              </w:rPr>
-              <w:t xml:space="preserve">PT. Garuda Yamato Steel</w:t>
-            </w:r>
-          </w:p>
-        </w:tc>
-        <w:tc>
-          <w:tcPr>
-            <w:tcW w:type="dxa" w:w="5000"/>
-            <w:tcBorders>
-              <w:top w:val="single" w:color="BFBFBF" w:sz="4"/>
-              <w:left w:val="single" w:color="BFBFBF" w:sz="4"/>
-              <w:bottom w:val="single" w:color="BFBFBF" w:sz="4"/>
-              <w:right w:val="single" w:color="BFBFBF" w:sz="4"/>
-            </w:tcBorders>
-            <w:shd w:fill="F3F4F6" w:val="clear"/>
-            <w:tcMar>
-              <w:top w:type="dxa" w:w="100"/>
-              <w:left w:type="dxa" w:w="140"/>
-              <w:bottom w:type="dxa" w:w="100"/>
-              <w:right w:type="dxa" w:w="140"/>
-            </w:tcMar>
-            <w:vAlign w:val="center"/>
-          </w:tcPr>
-          <w:p>
-            <w:pPr>
-              <w:spacing w:after="40" w:before="40"/>
-              <w:jc w:val="left"/>
-            </w:pPr>
-            <w:r>
-              <w:rPr>
-                <w:rFonts w:ascii="Calibri" w:cs="Calibri" w:eastAsia="Calibri" w:hAnsi="Calibri"/>
-                <w:sz w:val="22"/>
-                <w:szCs w:val="22"/>
-              </w:rPr>
-              <w:t xml:space="preserve">Horizontal Ladle Preheater</w:t>
-            </w:r>
-          </w:p>
-          <w:p>
-            <w:pPr>
-              <w:spacing w:after="40" w:before="40"/>
-              <w:jc w:val="left"/>
-            </w:pPr>
-            <w:r>
-              <w:rPr>
-                <w:rFonts w:ascii="Calibri" w:cs="Calibri" w:eastAsia="Calibri" w:hAnsi="Calibri"/>
-                <w:sz w:val="22"/>
-                <w:szCs w:val="22"/>
-              </w:rPr>
-              <w:t xml:space="preserve">Vertical Ladle Preheater</w:t>
-            </w:r>
-          </w:p>
-          <w:p>
-            <w:pPr>
-              <w:spacing w:after="40" w:before="40"/>
-              <w:jc w:val="left"/>
-            </w:pPr>
-            <w:r>
-              <w:rPr>
-                <w:rFonts w:ascii="Calibri" w:cs="Calibri" w:eastAsia="Calibri" w:hAnsi="Calibri"/>
-                <w:sz w:val="22"/>
-                <w:szCs w:val="22"/>
-              </w:rPr>
-              <w:t xml:space="preserve">Tundish Preheater</w:t>
+          </w:tcPr>
+          <w:p>
+            <w:r>
+              <w:t>Recuperator</w:t>
             </w:r>
           </w:p>
         </w:tc>

--- a/Recup_Offer_Template.docx
+++ b/Recup_Offer_Template.docx
@@ -3781,9 +3781,25 @@
         <w:rPr>
           <w:rFonts w:ascii="Calibri" w:cs="Calibri" w:eastAsia="Calibri" w:hAnsi="Calibri"/>
         </w:rPr>
-        <w:t xml:space="preserve">The scope of supply covers design, engineering, manufacturing, supply, and supervision for erection and commissioning of the system, consisting of the following components:</w:t>
-      </w:r>
-    </w:p>
+        <w:t xml:space="preserve">The Scope of supply will cover Design, manufacturing and supply of the recuperator as per the specifications provided by the client mentioned below.</w:t>
+      </w:r>
+    </w:p>
+    <w:p/>
+    <w:p>
+      <w:r>
+        <w:rPr>
+          <w:b/>
+          <w:u w:val="single"/>
+        </w:rPr>
+        <w:t xml:space="preserve">RECUPERATOR (Waste Heat Recovery System)</w:t>
+      </w:r>
+    </w:p>
+    <w:p>
+      <w:r>
+        <w:t xml:space="preserve">The furnace will be provided with a waste heat recovery Recuperator for suitable capacity, which will preheat the combustion air to a temperature of about (300-350) °C, which in turn decreases fuel consumption. Recuperator will be of Convective type having two passes for air and single pass for flue gas. The flue gas will pass over the bank while air passes through the tubes. The tubes for hot Bank (CS Boiler Grade) and cold Bank (CS Boiler Grade). The outer body of the recuperator shall be fabricated from MS plates of suitable thickness so that it may sustain thermal stresses developed during its work. The recuperator will be installed above the ground.</w:t>
+      </w:r>
+    </w:p>
+    <w:p/>
     <w:tbl>
       <w:tblPr>
         <w:tblW w:type="dxa" w:w="9360"/>
@@ -4546,6 +4562,70 @@
           </w:tcPr>
           <w:p>
             <w:r>
+              <w:rPr>
+                <w:b/>
+              </w:rPr>
+            </w:r>
+          </w:p>
+        </w:tc>
+        <w:tc>
+          <w:tcPr>
+            <w:tcW w:type="dxa" w:w="4080"/>
+          </w:tcPr>
+          <w:p>
+            <w:r>
+              <w:rPr>
+                <w:b/>
+              </w:rPr>
+              <w:t>TOTAL</w:t>
+            </w:r>
+          </w:p>
+        </w:tc>
+        <w:tc>
+          <w:tcPr>
+            <w:tcW w:type="dxa" w:w="1100"/>
+          </w:tcPr>
+          <w:p>
+            <w:r>
+              <w:rPr>
+                <w:b/>
+              </w:rPr>
+            </w:r>
+          </w:p>
+        </w:tc>
+        <w:tc>
+          <w:tcPr>
+            <w:tcW w:type="dxa" w:w="1700"/>
+          </w:tcPr>
+          <w:p>
+            <w:r>
+              <w:rPr>
+                <w:b/>
+              </w:rPr>
+            </w:r>
+          </w:p>
+        </w:tc>
+        <w:tc>
+          <w:tcPr>
+            <w:tcW w:type="dxa" w:w="1700"/>
+          </w:tcPr>
+          <w:p>
+            <w:r>
+              <w:rPr>
+                <w:b/>
+              </w:rPr>
+              <w:t>{{ grand_total }}</w:t>
+            </w:r>
+          </w:p>
+        </w:tc>
+      </w:tr>
+      <w:tr>
+        <w:tc>
+          <w:tcPr>
+            <w:tcW w:type="dxa" w:w="780"/>
+          </w:tcPr>
+          <w:p>
+            <w:r>
               <w:t>{%tr endif %}</w:t>
             </w:r>
           </w:p>
@@ -4774,7 +4854,9 @@
           </w:tcPr>
           <w:p>
             <w:r>
-              <w:t>{%tr if supervision_include %}</w:t>
+              <w:rPr>
+                <w:b/>
+              </w:rPr>
             </w:r>
           </w:p>
         </w:tc>
@@ -4783,6 +4865,68 @@
             <w:tcW w:type="dxa" w:w="4080"/>
           </w:tcPr>
           <w:p>
+            <w:r>
+              <w:rPr>
+                <w:b/>
+              </w:rPr>
+              <w:t>TOTAL</w:t>
+            </w:r>
+          </w:p>
+        </w:tc>
+        <w:tc>
+          <w:tcPr>
+            <w:tcW w:type="dxa" w:w="1100"/>
+          </w:tcPr>
+          <w:p>
+            <w:r>
+              <w:rPr>
+                <w:b/>
+              </w:rPr>
+            </w:r>
+          </w:p>
+        </w:tc>
+        <w:tc>
+          <w:tcPr>
+            <w:tcW w:type="dxa" w:w="1700"/>
+          </w:tcPr>
+          <w:p>
+            <w:r>
+              <w:rPr>
+                <w:b/>
+              </w:rPr>
+            </w:r>
+          </w:p>
+        </w:tc>
+        <w:tc>
+          <w:tcPr>
+            <w:tcW w:type="dxa" w:w="1700"/>
+          </w:tcPr>
+          <w:p>
+            <w:r>
+              <w:rPr>
+                <w:b/>
+              </w:rPr>
+              <w:t>{{ grand_total }}</w:t>
+            </w:r>
+          </w:p>
+        </w:tc>
+      </w:tr>
+      <w:tr>
+        <w:tc>
+          <w:tcPr>
+            <w:tcW w:type="dxa" w:w="780"/>
+          </w:tcPr>
+          <w:p>
+            <w:r>
+              <w:t>{%tr endif %}</w:t>
+            </w:r>
+          </w:p>
+        </w:tc>
+        <w:tc>
+          <w:tcPr>
+            <w:tcW w:type="dxa" w:w="4080"/>
+          </w:tcPr>
+          <w:p>
             <w:r/>
           </w:p>
         </w:tc>
@@ -4808,324 +4952,6 @@
           </w:tcPr>
           <w:p>
             <w:r/>
-          </w:p>
-        </w:tc>
-      </w:tr>
-      <w:tr>
-        <w:tc>
-          <w:tcPr>
-            <w:tcW w:type="dxa" w:w="780"/>
-          </w:tcPr>
-          <w:p>
-            <w:r/>
-          </w:p>
-        </w:tc>
-        <w:tc>
-          <w:tcPr>
-            <w:tcW w:type="dxa" w:w="4080"/>
-          </w:tcPr>
-          <w:p>
-            <w:r>
-              <w:t>Supervision Charges for Erection &amp; Commissioning (Erection by Client, Supervision by ENCON)</w:t>
-            </w:r>
-          </w:p>
-        </w:tc>
-        <w:tc>
-          <w:tcPr>
-            <w:tcW w:type="dxa" w:w="1100"/>
-          </w:tcPr>
-          <w:p>
-            <w:r/>
-          </w:p>
-        </w:tc>
-        <w:tc>
-          <w:tcPr>
-            <w:tcW w:type="dxa" w:w="1700"/>
-          </w:tcPr>
-          <w:p>
-            <w:r>
-              <w:t>{{ supervision_rate }}</w:t>
-            </w:r>
-          </w:p>
-        </w:tc>
-        <w:tc>
-          <w:tcPr>
-            <w:tcW w:type="dxa" w:w="1700"/>
-          </w:tcPr>
-          <w:p>
-            <w:r>
-              <w:t>{{ supervision_note }}</w:t>
-            </w:r>
-          </w:p>
-        </w:tc>
-      </w:tr>
-      <w:tr>
-        <w:tc>
-          <w:tcPr>
-            <w:tcW w:type="dxa" w:w="780"/>
-          </w:tcPr>
-          <w:p>
-            <w:r>
-              <w:t>{%tr endif %}</w:t>
-            </w:r>
-          </w:p>
-        </w:tc>
-        <w:tc>
-          <w:tcPr>
-            <w:tcW w:type="dxa" w:w="4080"/>
-          </w:tcPr>
-          <w:p>
-            <w:r/>
-          </w:p>
-        </w:tc>
-        <w:tc>
-          <w:tcPr>
-            <w:tcW w:type="dxa" w:w="1100"/>
-          </w:tcPr>
-          <w:p>
-            <w:r/>
-          </w:p>
-        </w:tc>
-        <w:tc>
-          <w:tcPr>
-            <w:tcW w:type="dxa" w:w="1700"/>
-          </w:tcPr>
-          <w:p>
-            <w:r/>
-          </w:p>
-        </w:tc>
-        <w:tc>
-          <w:tcPr>
-            <w:tcW w:type="dxa" w:w="1700"/>
-          </w:tcPr>
-          <w:p>
-            <w:r/>
-          </w:p>
-        </w:tc>
-      </w:tr>
-      <w:tr>
-        <w:tc>
-          <w:tcPr>
-            <w:tcW w:type="dxa" w:w="780"/>
-          </w:tcPr>
-          <w:p>
-            <w:r/>
-          </w:p>
-        </w:tc>
-        <w:tc>
-          <w:tcPr>
-            <w:tcW w:type="dxa" w:w="4080"/>
-          </w:tcPr>
-          <w:p>
-            <w:r>
-              <w:t>Bought-out Items Total</w:t>
-            </w:r>
-          </w:p>
-        </w:tc>
-        <w:tc>
-          <w:tcPr>
-            <w:tcW w:type="dxa" w:w="1100"/>
-          </w:tcPr>
-          <w:p>
-            <w:r/>
-          </w:p>
-        </w:tc>
-        <w:tc>
-          <w:tcPr>
-            <w:tcW w:type="dxa" w:w="1700"/>
-          </w:tcPr>
-          <w:p>
-            <w:r/>
-          </w:p>
-        </w:tc>
-        <w:tc>
-          <w:tcPr>
-            <w:tcW w:type="dxa" w:w="1700"/>
-          </w:tcPr>
-          <w:p>
-            <w:r>
-              <w:t>{{ bought_out_total }}</w:t>
-            </w:r>
-          </w:p>
-        </w:tc>
-      </w:tr>
-      <w:tr>
-        <w:tc>
-          <w:tcPr>
-            <w:tcW w:type="dxa" w:w="780"/>
-          </w:tcPr>
-          <w:p>
-            <w:r/>
-          </w:p>
-        </w:tc>
-        <w:tc>
-          <w:tcPr>
-            <w:tcW w:type="dxa" w:w="4080"/>
-          </w:tcPr>
-          <w:p>
-            <w:r>
-              <w:t>ENCON Items Total</w:t>
-            </w:r>
-          </w:p>
-        </w:tc>
-        <w:tc>
-          <w:tcPr>
-            <w:tcW w:type="dxa" w:w="1100"/>
-          </w:tcPr>
-          <w:p>
-            <w:r/>
-          </w:p>
-        </w:tc>
-        <w:tc>
-          <w:tcPr>
-            <w:tcW w:type="dxa" w:w="1700"/>
-          </w:tcPr>
-          <w:p>
-            <w:r/>
-          </w:p>
-        </w:tc>
-        <w:tc>
-          <w:tcPr>
-            <w:tcW w:type="dxa" w:w="1700"/>
-          </w:tcPr>
-          <w:p>
-            <w:r>
-              <w:t>{{ encon_total }}</w:t>
-            </w:r>
-          </w:p>
-        </w:tc>
-      </w:tr>
-      <w:tr>
-        <w:tc>
-          <w:tcPr>
-            <w:tcW w:type="dxa" w:w="780"/>
-          </w:tcPr>
-          <w:p>
-            <w:r>
-              <w:rPr>
-                <w:b/>
-              </w:rPr>
-            </w:r>
-          </w:p>
-        </w:tc>
-        <w:tc>
-          <w:tcPr>
-            <w:tcW w:type="dxa" w:w="4080"/>
-          </w:tcPr>
-          <w:p>
-            <w:r>
-              <w:rPr>
-                <w:b/>
-              </w:rPr>
-              <w:t>GRAND TOTAL</w:t>
-            </w:r>
-          </w:p>
-        </w:tc>
-        <w:tc>
-          <w:tcPr>
-            <w:tcW w:type="dxa" w:w="1100"/>
-          </w:tcPr>
-          <w:p>
-            <w:r>
-              <w:rPr>
-                <w:b/>
-              </w:rPr>
-            </w:r>
-          </w:p>
-        </w:tc>
-        <w:tc>
-          <w:tcPr>
-            <w:tcW w:type="dxa" w:w="1700"/>
-          </w:tcPr>
-          <w:p>
-            <w:r>
-              <w:rPr>
-                <w:b/>
-              </w:rPr>
-            </w:r>
-          </w:p>
-        </w:tc>
-        <w:tc>
-          <w:tcPr>
-            <w:tcW w:type="dxa" w:w="1700"/>
-          </w:tcPr>
-          <w:p>
-            <w:r>
-              <w:rPr>
-                <w:b/>
-              </w:rPr>
-              <w:t>{{ grand_total }}</w:t>
-            </w:r>
-          </w:p>
-        </w:tc>
-      </w:tr>
-      <w:tr>
-        <w:tc>
-          <w:tcPr>
-            <w:tcW w:type="dxa" w:w="780"/>
-          </w:tcPr>
-          <w:p>
-            <w:r>
-              <w:t>{%tr endif %}</w:t>
-            </w:r>
-          </w:p>
-        </w:tc>
-        <w:tc>
-          <w:tcPr>
-            <w:tcW w:type="dxa" w:w="4080"/>
-          </w:tcPr>
-          <w:p>
-            <w:r/>
-          </w:p>
-        </w:tc>
-        <w:tc>
-          <w:tcPr>
-            <w:tcW w:type="dxa" w:w="1100"/>
-          </w:tcPr>
-          <w:p>
-            <w:r/>
-          </w:p>
-        </w:tc>
-        <w:tc>
-          <w:tcPr>
-            <w:tcW w:type="dxa" w:w="1700"/>
-          </w:tcPr>
-          <w:p>
-            <w:r/>
-          </w:p>
-        </w:tc>
-        <w:tc>
-          <w:tcPr>
-            <w:tcW w:type="dxa" w:w="1700"/>
-          </w:tcPr>
-          <w:p>
-            <w:r/>
-          </w:p>
-        </w:tc>
-      </w:tr>
-      <w:tr>
-        <w:tc>
-          <w:tcPr>
-            <w:tcW w:type="dxa" w:w="7660"/>
-            <w:gridSpan w:val="4"/>
-          </w:tcPr>
-          <w:p>
-            <w:r>
-              <w:rPr>
-                <w:b/>
-              </w:rPr>
-              <w:t>{{ grand_total_in_words }}</w:t>
-            </w:r>
-          </w:p>
-        </w:tc>
-        <w:tc>
-          <w:tcPr>
-            <w:tcW w:type="dxa" w:w="1700"/>
-          </w:tcPr>
-          <w:p>
-            <w:r>
-              <w:t>{{ grand_total }}</w:t>
-            </w:r>
           </w:p>
         </w:tc>
       </w:tr>
@@ -5158,6 +4984,24 @@
           </w:tcPr>
           <w:p>
             <w:r>
+              <w:t>{%tr if supervision_include %}</w:t>
+            </w:r>
+          </w:p>
+        </w:tc>
+        <w:tc>
+          <w:tcPr>
+            <w:tcW w:type="dxa" w:w="3000"/>
+          </w:tcPr>
+          <w:p/>
+        </w:tc>
+      </w:tr>
+      <w:tr>
+        <w:tc>
+          <w:tcPr>
+            <w:tcW w:type="dxa" w:w="6360"/>
+          </w:tcPr>
+          <w:p>
+            <w:r>
               <w:t>Supervision Charges for Erection and Commissioning (Mechanical)</w:t>
             </w:r>
           </w:p>
@@ -5209,6 +5053,24 @@
               <w:t>Note: To-and-fro fare from Delhi to site, plus boarding, lodging, local conveyance, and medical assistance if required.</w:t>
             </w:r>
           </w:p>
+        </w:tc>
+      </w:tr>
+      <w:tr>
+        <w:tc>
+          <w:tcPr>
+            <w:tcW w:type="dxa" w:w="6360"/>
+          </w:tcPr>
+          <w:p>
+            <w:r>
+              <w:t>{%tr endif %}</w:t>
+            </w:r>
+          </w:p>
+        </w:tc>
+        <w:tc>
+          <w:tcPr>
+            <w:tcW w:type="dxa" w:w="3000"/>
+          </w:tcPr>
+          <w:p/>
         </w:tc>
       </w:tr>
     </w:tbl>
@@ -6784,177 +6646,6 @@
         </w:tc>
       </w:tr>
     </w:tbl>
-    <w:p>
-      <w:pPr>
-        <w:pStyle w:val="Heading1"/>
-        <w:pBdr>
-          <w:bottom w:val="single" w:color="E87722" w:sz="12" w:space="4"/>
-        </w:pBdr>
-        <w:spacing w:after="200" w:before="360"/>
-      </w:pPr>
-      <w:r>
-        <w:rPr>
-          <w:rFonts w:ascii="Calibri" w:cs="Calibri" w:eastAsia="Calibri" w:hAnsi="Calibri"/>
-          <w:b/>
-          <w:bCs/>
-          <w:color w:val="1F2937"/>
-          <w:sz w:val="32"/>
-          <w:szCs w:val="32"/>
-        </w:rPr>
-        <w:t>ANNEXURE VI — MAKE LIST</w:t>
-      </w:r>
-    </w:p>
-    <w:p>
-      <w:pPr>
-        <w:spacing w:after="160" w:before="60" w:line="300"/>
-        <w:jc w:val="left"/>
-      </w:pPr>
-      <w:r>
-        <w:rPr>
-          <w:rFonts w:ascii="Calibri" w:cs="Calibri" w:eastAsia="Calibri" w:hAnsi="Calibri"/>
-        </w:rPr>
-        <w:t xml:space="preserve">The following table lists the approved makes for major bought-out components in the proposed system.</w:t>
-      </w:r>
-    </w:p>
-    <w:tbl>
-      <w:tblPr>
-        <w:tblW w:type="dxa" w:w="9360"/>
-        <w:tblBorders>
-          <w:top w:val="single" w:color="auto" w:sz="4"/>
-          <w:left w:val="single" w:color="auto" w:sz="4"/>
-          <w:bottom w:val="single" w:color="auto" w:sz="4"/>
-          <w:right w:val="single" w:color="auto" w:sz="4"/>
-          <w:insideH w:val="single" w:color="auto" w:sz="4"/>
-          <w:insideV w:val="single" w:color="auto" w:sz="4"/>
-        </w:tblBorders>
-      </w:tblPr>
-      <w:tblGrid>
-        <w:gridCol w:w="780"/>
-        <w:gridCol w:w="4880"/>
-        <w:gridCol w:w="3700"/>
-      </w:tblGrid>
-      <w:tr>
-        <w:trPr>
-          <w:tblHeader/>
-        </w:trPr>
-        <w:tc>
-          <w:tcPr>
-            <w:tcW w:type="dxa" w:w="780"/>
-            <w:tcBorders>
-              <w:top w:val="single" w:color="BFBFBF" w:sz="4"/>
-              <w:left w:val="single" w:color="BFBFBF" w:sz="4"/>
-              <w:bottom w:val="single" w:color="BFBFBF" w:sz="4"/>
-              <w:right w:val="single" w:color="BFBFBF" w:sz="4"/>
-            </w:tcBorders>
-            <w:shd w:fill="E87722" w:val="clear"/>
-            <w:tcMar>
-              <w:top w:type="dxa" w:w="100"/>
-              <w:left w:type="dxa" w:w="140"/>
-              <w:bottom w:type="dxa" w:w="100"/>
-              <w:right w:type="dxa" w:w="140"/>
-            </w:tcMar>
-            <w:vAlign w:val="center"/>
-          </w:tcPr>
-          <w:p>
-            <w:pPr>
-              <w:spacing w:after="40" w:before="40"/>
-              <w:jc w:val="center"/>
-            </w:pPr>
-            <w:r>
-              <w:rPr>
-                <w:rFonts w:ascii="Calibri" w:cs="Calibri" w:eastAsia="Calibri" w:hAnsi="Calibri"/>
-                <w:b/>
-                <w:bCs/>
-                <w:color w:val="FFFFFF"/>
-                <w:sz w:val="22"/>
-                <w:szCs w:val="22"/>
-              </w:rPr>
-              <w:t xml:space="preserve">S. No.</w:t>
-            </w:r>
-          </w:p>
-        </w:tc>
-        <w:tc>
-          <w:tcPr>
-            <w:tcW w:type="dxa" w:w="4880"/>
-            <w:tcBorders>
-              <w:top w:val="single" w:color="BFBFBF" w:sz="4"/>
-              <w:left w:val="single" w:color="BFBFBF" w:sz="4"/>
-              <w:bottom w:val="single" w:color="BFBFBF" w:sz="4"/>
-              <w:right w:val="single" w:color="BFBFBF" w:sz="4"/>
-            </w:tcBorders>
-            <w:shd w:fill="E87722" w:val="clear"/>
-            <w:tcMar>
-              <w:top w:type="dxa" w:w="100"/>
-              <w:left w:type="dxa" w:w="140"/>
-              <w:bottom w:type="dxa" w:w="100"/>
-              <w:right w:type="dxa" w:w="140"/>
-            </w:tcMar>
-            <w:vAlign w:val="center"/>
-          </w:tcPr>
-          <w:p>
-            <w:pPr>
-              <w:spacing w:after="40" w:before="40"/>
-              <w:jc w:val="left"/>
-            </w:pPr>
-            <w:r>
-              <w:rPr>
-                <w:rFonts w:ascii="Calibri" w:cs="Calibri" w:eastAsia="Calibri" w:hAnsi="Calibri"/>
-                <w:b/>
-                <w:bCs/>
-                <w:color w:val="FFFFFF"/>
-                <w:sz w:val="22"/>
-                <w:szCs w:val="22"/>
-              </w:rPr>
-              <w:t xml:space="preserve">Item</w:t>
-            </w:r>
-          </w:p>
-        </w:tc>
-        <w:tc>
-          <w:tcPr>
-            <w:tcW w:type="dxa" w:w="3700"/>
-            <w:tcBorders>
-              <w:top w:val="single" w:color="BFBFBF" w:sz="4"/>
-              <w:left w:val="single" w:color="BFBFBF" w:sz="4"/>
-              <w:bottom w:val="single" w:color="BFBFBF" w:sz="4"/>
-              <w:right w:val="single" w:color="BFBFBF" w:sz="4"/>
-            </w:tcBorders>
-            <w:shd w:fill="E87722" w:val="clear"/>
-            <w:tcMar>
-              <w:top w:type="dxa" w:w="100"/>
-              <w:left w:type="dxa" w:w="140"/>
-              <w:bottom w:type="dxa" w:w="100"/>
-              <w:right w:type="dxa" w:w="140"/>
-            </w:tcMar>
-            <w:vAlign w:val="center"/>
-          </w:tcPr>
-          <w:p>
-            <w:pPr>
-              <w:spacing w:after="40" w:before="40"/>
-              <w:jc w:val="left"/>
-            </w:pPr>
-            <w:r>
-              <w:rPr>
-                <w:rFonts w:ascii="Calibri" w:cs="Calibri" w:eastAsia="Calibri" w:hAnsi="Calibri"/>
-                <w:b/>
-                <w:bCs/>
-                <w:color w:val="FFFFFF"/>
-                <w:sz w:val="22"/>
-                <w:szCs w:val="22"/>
-              </w:rPr>
-              <w:t xml:space="preserve">Make</w:t>
-            </w:r>
-          </w:p>
-        </w:tc>
-      </w:tr>
-    </w:tbl>
-    <w:p>
-      <w:pPr>
-        <w:spacing w:after="240" w:before="240"/>
-      </w:pPr>
-      <w:r>
-        <w:t xml:space="preserve"/>
-      </w:r>
-    </w:p>
     <w:p>
       <w:pPr>
         <w:spacing w:after="60" w:before="60" w:line="300"/>

--- a/Recup_Offer_Template.docx
+++ b/Recup_Offer_Template.docx
@@ -3433,50 +3433,6 @@
           </w:tcPr>
           <w:p>
             <w:r>
-              <w:t>Equipment</w:t>
-            </w:r>
-          </w:p>
-        </w:tc>
-        <w:tc>
-          <w:tcPr>
-            <w:tcW w:type="dxa" w:w="5616"/>
-          </w:tcPr>
-          <w:p>
-            <w:r>
-              <w:t>{{ equipment_name }}</w:t>
-            </w:r>
-          </w:p>
-        </w:tc>
-      </w:tr>
-      <w:tr>
-        <w:tc>
-          <w:tcPr>
-            <w:tcW w:type="dxa" w:w="3744"/>
-          </w:tcPr>
-          <w:p>
-            <w:r>
-              <w:t>Application</w:t>
-            </w:r>
-          </w:p>
-        </w:tc>
-        <w:tc>
-          <w:tcPr>
-            <w:tcW w:type="dxa" w:w="5616"/>
-          </w:tcPr>
-          <w:p>
-            <w:r>
-              <w:t>{{ application }}</w:t>
-            </w:r>
-          </w:p>
-        </w:tc>
-      </w:tr>
-      <w:tr>
-        <w:tc>
-          <w:tcPr>
-            <w:tcW w:type="dxa" w:w="3744"/>
-          </w:tcPr>
-          <w:p>
-            <w:r>
               <w:t>No. of Units</w:t>
             </w:r>
           </w:p>
@@ -4276,6 +4232,7 @@
       </w:tblGrid>
       <w:tr>
         <w:trPr>
+          <w:trHeight w:val="425" w:hRule="atLeast"/>
           <w:tblHeader/>
         </w:trPr>
         <w:tc>
@@ -4504,6 +4461,9 @@
         </w:tc>
       </w:tr>
       <w:tr>
+        <w:trPr>
+          <w:trHeight w:val="425" w:hRule="atLeast"/>
+        </w:trPr>
         <w:tc>
           <w:tcPr>
             <w:tcW w:type="dxa" w:w="780"/>
@@ -4556,6 +4516,9 @@
         </w:tc>
       </w:tr>
       <w:tr>
+        <w:trPr>
+          <w:trHeight w:val="425" w:hRule="atLeast"/>
+        </w:trPr>
         <w:tc>
           <w:tcPr>
             <w:tcW w:type="dxa" w:w="780"/>
@@ -4752,6 +4715,9 @@
         </w:tc>
       </w:tr>
       <w:tr>
+        <w:trPr>
+          <w:trHeight w:val="425" w:hRule="atLeast"/>
+        </w:trPr>
         <w:tc>
           <w:tcPr>
             <w:tcW w:type="dxa" w:w="780"/>
@@ -4848,6 +4814,9 @@
         </w:tc>
       </w:tr>
       <w:tr>
+        <w:trPr>
+          <w:trHeight w:val="425" w:hRule="atLeast"/>
+        </w:trPr>
         <w:tc>
           <w:tcPr>
             <w:tcW w:type="dxa" w:w="780"/>
@@ -4996,13 +4965,16 @@
         </w:tc>
       </w:tr>
       <w:tr>
+        <w:trPr>
+          <w:trHeight w:val="425" w:hRule="atLeast"/>
+        </w:trPr>
         <w:tc>
           <w:tcPr>
             <w:tcW w:type="dxa" w:w="6360"/>
           </w:tcPr>
           <w:p>
             <w:r>
-              <w:t>Supervision Charges for Erection and Commissioning (Mechanical)</w:t>
+              <w:t>Supervision Charges for Erection and Commissioning</w:t>
             </w:r>
           </w:p>
         </w:tc>
@@ -5012,34 +4984,15 @@
           </w:tcPr>
           <w:p>
             <w:r>
-              <w:t xml:space="preserve">INR {{ supervision_mech }}</w:t>
-            </w:r>
-          </w:p>
-        </w:tc>
-      </w:tr>
-      <w:tr>
-        <w:tc>
-          <w:tcPr>
-            <w:tcW w:type="dxa" w:w="6360"/>
-          </w:tcPr>
-          <w:p>
-            <w:r>
-              <w:t>Supervision Charges for Erection and Commissioning (PLC and Instrumentation)</w:t>
-            </w:r>
-          </w:p>
-        </w:tc>
-        <w:tc>
-          <w:tcPr>
-            <w:tcW w:type="dxa" w:w="3000"/>
-          </w:tcPr>
-          <w:p>
-            <w:r>
-              <w:t xml:space="preserve">INR {{ supervision_plc }}</w:t>
-            </w:r>
-          </w:p>
-        </w:tc>
-      </w:tr>
-      <w:tr>
+              <w:t>{{ supervision_rate }}</w:t>
+            </w:r>
+          </w:p>
+        </w:tc>
+      </w:tr>
+      <w:tr>
+        <w:trPr>
+          <w:trHeight w:val="425" w:hRule="atLeast"/>
+        </w:trPr>
         <w:tc>
           <w:tcPr>
             <w:tcW w:type="dxa" w:w="9360"/>
@@ -5047,9 +5000,6 @@
           </w:tcPr>
           <w:p>
             <w:r>
-              <w:rPr>
-                <w:i/>
-              </w:rPr>
               <w:t>Note: To-and-fro fare from Delhi to site, plus boarding, lodging, local conveyance, and medical assistance if required.</w:t>
             </w:r>
           </w:p>

--- a/Recup_Offer_Template.docx
+++ b/Recup_Offer_Template.docx
@@ -3752,7 +3752,7 @@
     </w:p>
     <w:p>
       <w:r>
-        <w:t xml:space="preserve">The furnace will be provided with a waste heat recovery Recuperator for suitable capacity, which will preheat the combustion air to a temperature of about (300-350) °C, which in turn decreases fuel consumption. Recuperator will be of Convective type having two passes for air and single pass for flue gas. The flue gas will pass over the bank while air passes through the tubes. The tubes for hot Bank (CS Boiler Grade) and cold Bank (CS Boiler Grade). The outer body of the recuperator shall be fabricated from MS plates of suitable thickness so that it may sustain thermal stresses developed during its work. The recuperator will be installed above the ground.</w:t>
+        <w:t xml:space="preserve">The furnace will be provided with a waste heat recovery Recuperator for suitable capacity, which will preheat the combustion air to a temperature of about {{ air_temp_out_C }} °C, which in turn decreases fuel consumption. Recuperator will be of Convective type having two passes for air and single pass for flue gas. The flue gas will pass over the bank while air passes through the tubes. The tubes are provided for hot Bank and cold Bank. The outer body of the recuperator shall be fabricated from MS plates of suitable thickness so that it may sustain thermal stresses developed during its work. The recuperator will be installed above the ground.</w:t>
       </w:r>
     </w:p>
     <w:p/>
@@ -3825,7 +3825,7 @@
               <w:rPr>
                 <w:b/>
               </w:rPr>
-              <w:t>{{ equipment_name }}  —  {{ recup_qty }}</w:t>
+              <w:t>Recuperator</w:t>
             </w:r>
           </w:p>
         </w:tc>

--- a/Recup_Offer_Template.docx
+++ b/Recup_Offer_Template.docx
@@ -4480,7 +4480,7 @@
           </w:tcPr>
           <w:p>
             <w:r>
-              <w:t>Recuperator for {{ application }}</w:t>
+              <w:t>Recuperator</w:t>
             </w:r>
           </w:p>
         </w:tc>

--- a/Recup_Offer_Template.docx
+++ b/Recup_Offer_Template.docx
@@ -3752,7 +3752,7 @@
     </w:p>
     <w:p>
       <w:r>
-        <w:t xml:space="preserve">The furnace will be provided with a waste heat recovery Recuperator for suitable capacity, which will preheat the combustion air to a temperature of about {{ air_temp_out_C }} °C, which in turn decreases fuel consumption. Recuperator will be of Convective type having two passes for air and single pass for flue gas. The flue gas will pass over the bank while air passes through the tubes. The tubes are provided for hot Bank and cold Bank. The outer body of the recuperator shall be fabricated from MS plates of suitable thickness so that it may sustain thermal stresses developed during its work. The recuperator will be installed above the ground.</w:t>
+        <w:t xml:space="preserve">A waste heat recovery Recuperator of suitable capacity will be provided, which will preheat the combustion air to a temperature of about {{ air_temp_out_C }} °C, which in turn decreases fuel consumption. Recuperator will be of Convective type having two passes for air and single pass for flue gas. The flue gas will pass over the bank while air passes through the tubes. The tubes are provided for hot Bank and cold Bank. The outer body of the recuperator shall be fabricated from MS plates of suitable thickness so that it may sustain thermal stresses developed during its work. The recuperator will be installed above the ground.</w:t>
       </w:r>
     </w:p>
     <w:p/>

--- a/Recup_Offer_Template.docx
+++ b/Recup_Offer_Template.docx
@@ -1750,112 +1750,6 @@
               <w:right w:val="single" w:color="BFBFBF" w:sz="4"/>
             </w:tcBorders>
             <w:shd w:fill="F3F4F6" w:val="clear"/>
-            <w:tcMar>
-              <w:top w:type="dxa" w:w="100"/>
-              <w:left w:type="dxa" w:w="140"/>
-              <w:bottom w:type="dxa" w:w="100"/>
-              <w:right w:type="dxa" w:w="140"/>
-            </w:tcMar>
-            <w:vAlign w:val="center"/>
-          </w:tcPr>
-          <w:p>
-            <w:pPr>
-              <w:spacing w:after="40" w:before="40"/>
-              <w:jc w:val="center"/>
-            </w:pPr>
-            <w:r>
-              <w:rPr>
-                <w:rFonts w:ascii="Calibri" w:cs="Calibri" w:eastAsia="Calibri" w:hAnsi="Calibri"/>
-                <w:b/>
-                <w:bCs/>
-                <w:color w:val="4CAF50"/>
-                <w:sz w:val="22"/>
-                <w:szCs w:val="22"/>
-              </w:rPr>
-              <w:t xml:space="preserve">Attached</w:t>
-            </w:r>
-          </w:p>
-        </w:tc>
-      </w:tr>
-      <w:tr>
-        <w:tc>
-          <w:tcPr>
-            <w:tcW w:type="dxa" w:w="1800"/>
-            <w:tcBorders>
-              <w:top w:val="single" w:color="BFBFBF" w:sz="4"/>
-              <w:left w:val="single" w:color="BFBFBF" w:sz="4"/>
-              <w:bottom w:val="single" w:color="BFBFBF" w:sz="4"/>
-              <w:right w:val="single" w:color="BFBFBF" w:sz="4"/>
-            </w:tcBorders>
-            <w:shd w:fill="FFFFFF" w:val="clear"/>
-            <w:tcMar>
-              <w:top w:type="dxa" w:w="100"/>
-              <w:left w:type="dxa" w:w="140"/>
-              <w:bottom w:type="dxa" w:w="100"/>
-              <w:right w:type="dxa" w:w="140"/>
-            </w:tcMar>
-            <w:vAlign w:val="center"/>
-          </w:tcPr>
-          <w:p>
-            <w:pPr>
-              <w:spacing w:after="40" w:before="40"/>
-              <w:jc w:val="center"/>
-            </w:pPr>
-            <w:r>
-              <w:rPr>
-                <w:rFonts w:ascii="Calibri" w:cs="Calibri" w:eastAsia="Calibri" w:hAnsi="Calibri"/>
-                <w:b/>
-                <w:bCs/>
-                <w:sz w:val="22"/>
-                <w:szCs w:val="22"/>
-              </w:rPr>
-              <w:t xml:space="preserve">Annexure VI</w:t>
-            </w:r>
-          </w:p>
-        </w:tc>
-        <w:tc>
-          <w:tcPr>
-            <w:tcW w:type="dxa" w:w="5760"/>
-            <w:tcBorders>
-              <w:top w:val="single" w:color="BFBFBF" w:sz="4"/>
-              <w:left w:val="single" w:color="BFBFBF" w:sz="4"/>
-              <w:bottom w:val="single" w:color="BFBFBF" w:sz="4"/>
-              <w:right w:val="single" w:color="BFBFBF" w:sz="4"/>
-            </w:tcBorders>
-            <w:shd w:fill="FFFFFF" w:val="clear"/>
-            <w:tcMar>
-              <w:top w:type="dxa" w:w="100"/>
-              <w:left w:type="dxa" w:w="140"/>
-              <w:bottom w:type="dxa" w:w="100"/>
-              <w:right w:type="dxa" w:w="140"/>
-            </w:tcMar>
-            <w:vAlign w:val="center"/>
-          </w:tcPr>
-          <w:p>
-            <w:pPr>
-              <w:spacing w:after="40" w:before="40"/>
-              <w:jc w:val="left"/>
-            </w:pPr>
-            <w:r>
-              <w:rPr>
-                <w:rFonts w:ascii="Calibri" w:cs="Calibri" w:eastAsia="Calibri" w:hAnsi="Calibri"/>
-                <w:sz w:val="22"/>
-                <w:szCs w:val="22"/>
-              </w:rPr>
-              <w:t xml:space="preserve">Make List</w:t>
-            </w:r>
-          </w:p>
-        </w:tc>
-        <w:tc>
-          <w:tcPr>
-            <w:tcW w:type="dxa" w:w="1800"/>
-            <w:tcBorders>
-              <w:top w:val="single" w:color="BFBFBF" w:sz="4"/>
-              <w:left w:val="single" w:color="BFBFBF" w:sz="4"/>
-              <w:bottom w:val="single" w:color="BFBFBF" w:sz="4"/>
-              <w:right w:val="single" w:color="BFBFBF" w:sz="4"/>
-            </w:tcBorders>
-            <w:shd w:fill="FFFFFF" w:val="clear"/>
             <w:tcMar>
               <w:top w:type="dxa" w:w="100"/>
               <w:left w:type="dxa" w:w="140"/>

--- a/Recup_Offer_Template.docx
+++ b/Recup_Offer_Template.docx
@@ -3581,7 +3581,7 @@
     </w:p>
     <w:p>
       <w:r>
-        <w:t>Our scope of supply will cover design, engineering, manufacturing, supply, and supervision for erection &amp; commissioning of the proposed Recuperator (Waste Heat Recovery System) for {{ application }}.</w:t>
+        <w:t>Our scope of supply will cover design, engineering, manufacturing, supply, and supervision for erection &amp; commissioning of the proposed Recuperator (Waste Heat Recovery System).</w:t>
       </w:r>
     </w:p>
     <w:p>

--- a/Recup_Offer_Template.docx
+++ b/Recup_Offer_Template.docx
@@ -3569,19 +3569,6 @@
       </w:pPr>
       <w:r>
         <w:t xml:space="preserve"/>
-      </w:r>
-    </w:p>
-    <w:p>
-      <w:r>
-        <w:rPr>
-          <w:b/>
-        </w:rPr>
-        <w:t>SCOPE OF SUPPLY</w:t>
-      </w:r>
-    </w:p>
-    <w:p>
-      <w:r>
-        <w:t>Our scope of supply will cover design, engineering, manufacturing, supply, and supervision for erection &amp; commissioning of the proposed Recuperator (Waste Heat Recovery System).</w:t>
       </w:r>
     </w:p>
     <w:p>

--- a/Recup_Offer_Template.docx
+++ b/Recup_Offer_Template.docx
@@ -3633,7 +3633,7 @@
     </w:p>
     <w:p>
       <w:r>
-        <w:t xml:space="preserve">A waste heat recovery Recuperator of suitable capacity will be provided, which will preheat the combustion air to a temperature of about {{ air_temp_out_C }} °C, which in turn decreases fuel consumption. Recuperator will be of Convective type having two passes for air and single pass for flue gas. The flue gas will pass over the bank while air passes through the tubes. The tubes are provided for hot Bank and cold Bank. The outer body of the recuperator shall be fabricated from MS plates of suitable thickness so that it may sustain thermal stresses developed during its work. The recuperator will be installed above the ground.</w:t>
+        <w:t xml:space="preserve">A waste heat recovery Recuperator of suitable capacity will be provided, which will preheat the combustion air to a temperature of about {{ air_temp_out_C_rounded }} °C, which in turn decreases fuel consumption. Recuperator will be of Convective type having two passes for air and single pass for flue gas. The flue gas will pass over the bank while air passes through the tubes. The tubes are provided for hot Bank and cold Bank. The outer body of the recuperator shall be fabricated from MS plates of suitable thickness so that it may sustain thermal stresses developed during its work. The recuperator will be installed above the ground.</w:t>
       </w:r>
     </w:p>
     <w:p/>

--- a/Recup_Offer_Template.docx
+++ b/Recup_Offer_Template.docx
@@ -8,6 +8,10 @@
         <w:jc w:val="center"/>
       </w:pPr>
       <w:r>
+        <w:rPr>
+          <w:rFonts w:ascii="Calibri" w:hAnsi="Calibri" w:cs="Calibri" w:eastAsia="Calibri"/>
+          <w:sz w:val="20"/>
+        </w:rPr>
         <w:drawing>
           <wp:inline distT="0" distB="0" distL="0" distR="0">
             <wp:extent cx="3619500" cy="4680000"/>
@@ -59,7 +63,7 @@
           <w:b/>
           <w:bCs/>
           <w:color w:val="1F2937"/>
-          <w:sz w:val="36"/>
+          <w:sz w:val="30"/>
           <w:szCs w:val="36"/>
           <w:spacing w:val="60"/>
         </w:rPr>
@@ -77,7 +81,7 @@
           <w:b/>
           <w:bCs/>
           <w:color w:val="E87722"/>
-          <w:sz w:val="32"/>
+          <w:sz w:val="30"/>
           <w:szCs w:val="32"/>
         </w:rPr>
         <w:t>{{equipment_name}}</w:t>
@@ -94,6 +98,9 @@
         <w:gridCol w:w="4800"/>
       </w:tblGrid>
       <w:tr>
+        <w:trPr>
+          <w:cantSplit/>
+        </w:trPr>
         <w:tc>
           <w:tcPr>
             <w:tcW w:w="2400" w:type="dxa"/>
@@ -121,7 +128,7 @@
                 <w:rFonts w:ascii="Calibri" w:cs="Calibri" w:eastAsia="Calibri" w:hAnsi="Calibri"/>
                 <w:b/>
                 <w:bCs/>
-                <w:sz w:val="22"/>
+                <w:sz w:val="24"/>
                 <w:szCs w:val="22"/>
               </w:rPr>
               <w:t xml:space="preserve">Project / Equipment</w:t>
@@ -151,12 +158,19 @@
               <w:spacing w:before="40" w:after="40"/>
             </w:pPr>
             <w:r>
+              <w:rPr>
+                <w:rFonts w:ascii="Calibri" w:hAnsi="Calibri" w:cs="Calibri" w:eastAsia="Calibri"/>
+                <w:sz w:val="24"/>
+              </w:rPr>
               <w:t>{{equipment_name}}</w:t>
             </w:r>
           </w:p>
         </w:tc>
       </w:tr>
       <w:tr>
+        <w:trPr>
+          <w:cantSplit/>
+        </w:trPr>
         <w:tc>
           <w:tcPr>
             <w:tcW w:w="2400" w:type="dxa"/>
@@ -184,7 +198,7 @@
                 <w:rFonts w:ascii="Calibri" w:cs="Calibri" w:eastAsia="Calibri" w:hAnsi="Calibri"/>
                 <w:b/>
                 <w:bCs/>
-                <w:sz w:val="22"/>
+                <w:sz w:val="20"/>
                 <w:szCs w:val="22"/>
               </w:rPr>
               <w:t xml:space="preserve">Project Name</w:t>
@@ -214,12 +228,19 @@
               <w:spacing w:before="40" w:after="40"/>
             </w:pPr>
             <w:r>
+              <w:rPr>
+                <w:rFonts w:ascii="Calibri" w:hAnsi="Calibri" w:cs="Calibri" w:eastAsia="Calibri"/>
+                <w:sz w:val="20"/>
+              </w:rPr>
               <w:t>{{project_name}}</w:t>
             </w:r>
           </w:p>
         </w:tc>
       </w:tr>
       <w:tr>
+        <w:trPr>
+          <w:cantSplit/>
+        </w:trPr>
         <w:tc>
           <w:tcPr>
             <w:tcW w:w="2400" w:type="dxa"/>
@@ -247,7 +268,7 @@
                 <w:rFonts w:ascii="Calibri" w:cs="Calibri" w:eastAsia="Calibri" w:hAnsi="Calibri"/>
                 <w:b/>
                 <w:bCs/>
-                <w:sz w:val="22"/>
+                <w:sz w:val="20"/>
                 <w:szCs w:val="22"/>
               </w:rPr>
               <w:t xml:space="preserve">Client</w:t>
@@ -277,12 +298,19 @@
               <w:spacing w:before="40" w:after="40"/>
             </w:pPr>
             <w:r>
+              <w:rPr>
+                <w:rFonts w:ascii="Calibri" w:hAnsi="Calibri" w:cs="Calibri" w:eastAsia="Calibri"/>
+                <w:sz w:val="20"/>
+              </w:rPr>
               <w:t>{{company_name}}</w:t>
             </w:r>
           </w:p>
         </w:tc>
       </w:tr>
       <w:tr>
+        <w:trPr>
+          <w:cantSplit/>
+        </w:trPr>
         <w:tc>
           <w:tcPr>
             <w:tcW w:w="2400" w:type="dxa"/>
@@ -310,7 +338,7 @@
                 <w:rFonts w:ascii="Calibri" w:cs="Calibri" w:eastAsia="Calibri" w:hAnsi="Calibri"/>
                 <w:b/>
                 <w:bCs/>
-                <w:sz w:val="22"/>
+                <w:sz w:val="20"/>
                 <w:szCs w:val="22"/>
               </w:rPr>
               <w:t>Enquiry No.</w:t>
@@ -340,6 +368,10 @@
               <w:spacing w:before="40" w:after="40"/>
             </w:pPr>
             <w:r>
+              <w:rPr>
+                <w:rFonts w:ascii="Calibri" w:hAnsi="Calibri" w:cs="Calibri" w:eastAsia="Calibri"/>
+                <w:sz w:val="20"/>
+              </w:rPr>
               <w:t>{{enquiry_ref}}</w:t>
             </w:r>
           </w:p>
@@ -351,6 +383,10 @@
         <w:spacing w:before="240" w:after="0"/>
       </w:pPr>
       <w:r>
+        <w:rPr>
+          <w:rFonts w:ascii="Calibri" w:hAnsi="Calibri" w:cs="Calibri" w:eastAsia="Calibri"/>
+          <w:sz w:val="20"/>
+        </w:rPr>
         <w:t xml:space="preserve"/>
       </w:r>
     </w:p>
@@ -365,7 +401,7 @@
           <w:b/>
           <w:bCs/>
           <w:color w:val="E87722"/>
-          <w:sz w:val="44"/>
+          <w:sz w:val="30"/>
           <w:szCs w:val="44"/>
         </w:rPr>
         <w:t xml:space="preserve">ENCON Thermal Engineers (P) Ltd</w:t>
@@ -382,7 +418,7 @@
           <w:i/>
           <w:iCs/>
           <w:color w:val="6B7280"/>
-          <w:sz w:val="22"/>
+          <w:sz w:val="24"/>
           <w:szCs w:val="22"/>
         </w:rPr>
         <w:t xml:space="preserve">Your Answer to the Continued Need for Energy Conservation</w:t>
@@ -439,6 +475,9 @@
           <w:headerReference w:type="default" r:id="rId7"/>
           <w:footerReference w:type="default" r:id="rId8"/>
           <w:headerReference w:type="first" r:id="rId13"/>
+          <w:footerReference w:type="first" r:id="rId14"/>
+          <w:headerReference w:type="even" r:id="rId17"/>
+          <w:footerReference w:type="even" r:id="rId18"/>
           <w:pgSz w:w="11906" w:h="16838" w:orient="portrait"/>
           <w:pgMar w:top="1440" w:right="1083" w:bottom="1440" w:left="1083" w:header="708" w:footer="708" w:gutter="0"/>
           <w:pgNumType/>
@@ -448,11 +487,22 @@
     </w:p>
     <w:p>
       <w:pPr>
-        <w:pStyle w:val="Heading1"/>
-        <w:pBdr>
-          <w:bottom w:val="single" w:color="E87722" w:sz="12" w:space="4"/>
-        </w:pBdr>
-        <w:spacing w:after="200" w:before="360"/>
+        <w:spacing w:after="60" w:before="120" w:line="300"/>
+        <w:jc w:val="left"/>
+        <w:pageBreakBefore/>
+      </w:pPr>
+      <w:r>
+        <w:rPr>
+          <w:rFonts w:ascii="Calibri" w:cs="Calibri" w:eastAsia="Calibri" w:hAnsi="Calibri"/>
+          <w:b/>
+          <w:sz w:val="20"/>
+        </w:rPr>
+        <w:t xml:space="preserve">To,</w:t>
+      </w:r>
+    </w:p>
+    <w:p>
+      <w:pPr>
+        <w:spacing w:after="60" w:before="0"/>
       </w:pPr>
       <w:r>
         <w:rPr>
@@ -460,27 +510,84 @@
           <w:b/>
           <w:bCs/>
           <w:color w:val="1F2937"/>
-          <w:sz w:val="32"/>
-          <w:szCs w:val="32"/>
+          <w:sz w:val="20"/>
+          <w:szCs w:val="26"/>
         </w:rPr>
-        <w:t>COVER LETTER</w:t>
+        <w:t>{{company_name}}</w:t>
       </w:r>
     </w:p>
     <w:p>
       <w:pPr>
-        <w:spacing w:after="60" w:before="120" w:line="300"/>
+        <w:spacing w:after="60" w:before="60" w:line="300"/>
         <w:jc w:val="left"/>
       </w:pPr>
       <w:r>
         <w:rPr>
           <w:rFonts w:ascii="Calibri" w:cs="Calibri" w:eastAsia="Calibri" w:hAnsi="Calibri"/>
+          <w:b/>
+          <w:sz w:val="20"/>
         </w:rPr>
-        <w:t xml:space="preserve">To,</w:t>
+        <w:t>Kind Attn: {{poc_name}} ({{poc_designation}})</w:t>
       </w:r>
     </w:p>
     <w:p>
       <w:pPr>
-        <w:spacing w:after="60" w:before="0"/>
+        <w:spacing w:after="60" w:before="0" w:line="300"/>
+        <w:jc w:val="left"/>
+      </w:pPr>
+      <w:r>
+        <w:rPr>
+          <w:rFonts w:ascii="Calibri" w:cs="Calibri" w:eastAsia="Calibri" w:hAnsi="Calibri"/>
+          <w:b/>
+          <w:sz w:val="20"/>
+        </w:rPr>
+        <w:t xml:space="preserve">{{company_address}}</w:t>
+      </w:r>
+    </w:p>
+    <w:p>
+      <w:pPr>
+        <w:spacing w:after="60" w:before="0" w:line="300"/>
+        <w:jc w:val="left"/>
+      </w:pPr>
+      <w:r>
+        <w:rPr>
+          <w:rFonts w:ascii="Calibri" w:cs="Calibri" w:eastAsia="Calibri" w:hAnsi="Calibri"/>
+          <w:b/>
+          <w:sz w:val="20"/>
+        </w:rPr>
+        <w:t>Contact No.: {{mobile_no}}</w:t>
+      </w:r>
+    </w:p>
+    <w:p>
+      <w:pPr>
+        <w:spacing w:after="200" w:before="0" w:line="300"/>
+        <w:jc w:val="left"/>
+      </w:pPr>
+      <w:r>
+        <w:rPr>
+          <w:rFonts w:ascii="Calibri" w:cs="Calibri" w:eastAsia="Calibri" w:hAnsi="Calibri"/>
+          <w:b/>
+          <w:sz w:val="20"/>
+          <w:szCs w:val="22"/>
+        </w:rPr>
+        <w:t>Email: {{email}}</w:t>
+      </w:r>
+    </w:p>
+    <w:p>
+      <w:pPr>
+        <w:spacing w:after="160" w:before="160"/>
+      </w:pPr>
+      <w:r>
+        <w:rPr>
+          <w:rFonts w:ascii="Calibri" w:hAnsi="Calibri" w:cs="Calibri" w:eastAsia="Calibri"/>
+          <w:sz w:val="20"/>
+        </w:rPr>
+        <w:t xml:space="preserve"/>
+      </w:r>
+    </w:p>
+    <w:p>
+      <w:pPr>
+        <w:spacing w:after="200" w:before="120"/>
       </w:pPr>
       <w:r>
         <w:rPr>
@@ -488,81 +595,7 @@
           <w:b/>
           <w:bCs/>
           <w:color w:val="1F2937"/>
-          <w:sz w:val="26"/>
-          <w:szCs w:val="26"/>
-        </w:rPr>
-        <w:t>{{company_name}}</w:t>
-      </w:r>
-    </w:p>
-    <w:p>
-      <w:pPr>
-        <w:spacing w:after="60" w:before="60" w:line="300"/>
-        <w:jc w:val="left"/>
-      </w:pPr>
-      <w:r>
-        <w:rPr>
-          <w:rFonts w:ascii="Calibri" w:cs="Calibri" w:eastAsia="Calibri" w:hAnsi="Calibri"/>
-        </w:rPr>
-        <w:t>Kind Attn: {{poc_name}} ({{poc_designation}})</w:t>
-      </w:r>
-    </w:p>
-    <w:p>
-      <w:pPr>
-        <w:spacing w:after="60" w:before="0" w:line="300"/>
-        <w:jc w:val="left"/>
-      </w:pPr>
-      <w:r>
-        <w:rPr>
-          <w:rFonts w:ascii="Calibri" w:cs="Calibri" w:eastAsia="Calibri" w:hAnsi="Calibri"/>
-        </w:rPr>
-        <w:t xml:space="preserve">{{company_address}}</w:t>
-      </w:r>
-    </w:p>
-    <w:p>
-      <w:pPr>
-        <w:spacing w:after="60" w:before="0" w:line="300"/>
-        <w:jc w:val="left"/>
-      </w:pPr>
-      <w:r>
-        <w:rPr>
-          <w:rFonts w:ascii="Calibri" w:cs="Calibri" w:eastAsia="Calibri" w:hAnsi="Calibri"/>
-        </w:rPr>
-        <w:t>Contact No.: {{mobile_no}}</w:t>
-      </w:r>
-    </w:p>
-    <w:p>
-      <w:pPr>
-        <w:spacing w:after="200" w:before="0" w:line="300"/>
-        <w:jc w:val="left"/>
-      </w:pPr>
-      <w:r>
-        <w:rPr>
-          <w:rFonts w:ascii="Calibri" w:cs="Calibri" w:eastAsia="Calibri" w:hAnsi="Calibri"/>
-          <w:sz w:val="22"/>
-          <w:szCs w:val="22"/>
-        </w:rPr>
-        <w:t>Email: {{email}}</w:t>
-      </w:r>
-    </w:p>
-    <w:p>
-      <w:pPr>
-        <w:spacing w:after="160" w:before="160"/>
-      </w:pPr>
-      <w:r>
-        <w:t xml:space="preserve"/>
-      </w:r>
-    </w:p>
-    <w:p>
-      <w:pPr>
-        <w:spacing w:after="200" w:before="120"/>
-      </w:pPr>
-      <w:r>
-        <w:rPr>
-          <w:rFonts w:ascii="Calibri" w:cs="Calibri" w:eastAsia="Calibri" w:hAnsi="Calibri"/>
-          <w:b/>
-          <w:bCs/>
-          <w:color w:val="1F2937"/>
-          <w:sz w:val="24"/>
+          <w:sz w:val="20"/>
           <w:szCs w:val="24"/>
         </w:rPr>
         <w:t>Subject: {{subject}}</w:t>
@@ -572,7 +605,7 @@
           <w:rFonts w:ascii="Calibri" w:cs="Calibri" w:eastAsia="Calibri" w:hAnsi="Calibri"/>
           <w:b/>
           <w:bCs/>
-          <w:sz w:val="24"/>
+          <w:sz w:val="20"/>
           <w:szCs w:val="24"/>
         </w:rPr>
       </w:r>
@@ -585,6 +618,7 @@
       <w:r>
         <w:rPr>
           <w:rFonts w:ascii="Calibri" w:cs="Calibri" w:eastAsia="Calibri" w:hAnsi="Calibri"/>
+          <w:sz w:val="20"/>
         </w:rPr>
         <w:t xml:space="preserve">Dear Sir,</w:t>
       </w:r>
@@ -597,6 +631,7 @@
       <w:r>
         <w:rPr>
           <w:rFonts w:ascii="Calibri" w:cs="Calibri" w:eastAsia="Calibri" w:hAnsi="Calibri"/>
+          <w:sz w:val="20"/>
         </w:rPr>
         <w:t>This is with reference to your enquiry for {{project_name}} as per the technical specifications shared.</w:t>
       </w:r>
@@ -609,6 +644,7 @@
       <w:r>
         <w:rPr>
           <w:rFonts w:ascii="Calibri" w:cs="Calibri" w:eastAsia="Calibri" w:hAnsi="Calibri"/>
+          <w:sz w:val="20"/>
         </w:rPr>
         <w:t>We are pleased to enclose herewith our most competitive and comprehensive offer for the same for your kind perusal.</w:t>
       </w:r>
@@ -621,6 +657,7 @@
       <w:r>
         <w:rPr>
           <w:rFonts w:ascii="Calibri" w:cs="Calibri" w:eastAsia="Calibri" w:hAnsi="Calibri"/>
+          <w:sz w:val="20"/>
         </w:rPr>
         <w:t xml:space="preserve">Though we have endeavored to make the offer self-explanatory, please feel free to contact us should you require any clarification or additional information.</w:t>
       </w:r>
@@ -633,6 +670,8 @@
       <w:r>
         <w:rPr>
           <w:rFonts w:ascii="Calibri" w:cs="Calibri" w:eastAsia="Calibri" w:hAnsi="Calibri"/>
+          <w:b/>
+          <w:sz w:val="20"/>
         </w:rPr>
         <w:t xml:space="preserve">Regards,</w:t>
       </w:r>
@@ -647,7 +686,7 @@
           <w:b/>
           <w:bCs/>
           <w:color w:val="1F2937"/>
-          <w:sz w:val="24"/>
+          <w:sz w:val="20"/>
           <w:szCs w:val="24"/>
         </w:rPr>
         <w:t>{{technical_person}}</w:t>
@@ -661,6 +700,8 @@
       <w:r>
         <w:rPr>
           <w:rFonts w:ascii="Calibri" w:cs="Calibri" w:eastAsia="Calibri" w:hAnsi="Calibri"/>
+          <w:b/>
+          <w:sz w:val="20"/>
         </w:rPr>
         <w:t xml:space="preserve">ENCON Thermal Engineers Pvt. Ltd.</w:t>
       </w:r>
@@ -673,7 +714,8 @@
       <w:r>
         <w:rPr>
           <w:rFonts w:ascii="Calibri" w:cs="Calibri" w:eastAsia="Calibri" w:hAnsi="Calibri"/>
-          <w:sz w:val="22"/>
+          <w:b/>
+          <w:sz w:val="20"/>
           <w:szCs w:val="22"/>
         </w:rPr>
         <w:t>Mob: {{technical_phone}}</w:t>
@@ -687,7 +729,8 @@
       <w:r>
         <w:rPr>
           <w:rFonts w:ascii="Calibri" w:cs="Calibri" w:eastAsia="Calibri" w:hAnsi="Calibri"/>
-          <w:sz w:val="22"/>
+          <w:b/>
+          <w:sz w:val="20"/>
           <w:szCs w:val="22"/>
         </w:rPr>
         <w:t>Email: {{technical_email}}   |   www.encon.co.in</w:t>
@@ -695,14 +738,19 @@
       <w:r>
         <w:rPr>
           <w:rFonts w:ascii="Calibri" w:cs="Calibri" w:eastAsia="Calibri" w:hAnsi="Calibri"/>
+          <w:b/>
           <w:color w:val="6B7280"/>
-          <w:sz w:val="22"/>
+          <w:sz w:val="20"/>
           <w:szCs w:val="22"/>
         </w:rPr>
       </w:r>
     </w:p>
     <w:p>
       <w:r>
+        <w:rPr>
+          <w:rFonts w:ascii="Calibri" w:hAnsi="Calibri" w:cs="Calibri" w:eastAsia="Calibri"/>
+          <w:sz w:val="20"/>
+        </w:rPr>
         <w:br w:type="page"/>
       </w:r>
     </w:p>
@@ -713,6 +761,9 @@
           <w:bottom w:val="single" w:color="E87722" w:sz="12" w:space="4"/>
         </w:pBdr>
         <w:spacing w:after="200" w:before="360"/>
+        <w:keepNext/>
+        <w:keepLines/>
+        <w:pageBreakBefore/>
       </w:pPr>
       <w:r>
         <w:rPr>
@@ -720,7 +771,7 @@
           <w:b/>
           <w:bCs/>
           <w:color w:val="1F2937"/>
-          <w:sz w:val="32"/>
+          <w:sz w:val="30"/>
           <w:szCs w:val="32"/>
         </w:rPr>
         <w:t>TABLE OF CONTENTS</w:t>
@@ -745,6 +796,7 @@
       <w:tr>
         <w:trPr>
           <w:tblHeader/>
+          <w:cantSplit/>
         </w:trPr>
         <w:tc>
           <w:tcPr>
@@ -766,6 +818,7 @@
           </w:tcPr>
           <w:p>
             <w:pPr>
+              <w:keepNext/>
               <w:spacing w:after="40" w:before="40"/>
               <w:jc w:val="center"/>
             </w:pPr>
@@ -775,7 +828,7 @@
                 <w:b/>
                 <w:bCs/>
                 <w:color w:val="FFFFFF"/>
-                <w:sz w:val="22"/>
+                <w:sz w:val="24"/>
                 <w:szCs w:val="22"/>
               </w:rPr>
               <w:t xml:space="preserve">S. No.</w:t>
@@ -802,6 +855,7 @@
           </w:tcPr>
           <w:p>
             <w:pPr>
+              <w:keepNext/>
               <w:spacing w:after="40" w:before="40"/>
               <w:jc w:val="left"/>
             </w:pPr>
@@ -811,7 +865,7 @@
                 <w:b/>
                 <w:bCs/>
                 <w:color w:val="FFFFFF"/>
-                <w:sz w:val="22"/>
+                <w:sz w:val="24"/>
                 <w:szCs w:val="22"/>
               </w:rPr>
               <w:t xml:space="preserve">Section</w:t>
@@ -820,6 +874,9 @@
         </w:tc>
       </w:tr>
       <w:tr>
+        <w:trPr>
+          <w:cantSplit/>
+        </w:trPr>
         <w:tc>
           <w:tcPr>
             <w:tcW w:type="dxa" w:w="1200"/>
@@ -840,13 +897,14 @@
           </w:tcPr>
           <w:p>
             <w:pPr>
+              <w:keepNext/>
               <w:spacing w:after="40" w:before="40"/>
               <w:jc w:val="center"/>
             </w:pPr>
             <w:r>
               <w:rPr>
                 <w:rFonts w:ascii="Calibri" w:cs="Calibri" w:eastAsia="Calibri" w:hAnsi="Calibri"/>
-                <w:sz w:val="22"/>
+                <w:sz w:val="20"/>
                 <w:szCs w:val="22"/>
               </w:rPr>
               <w:t xml:space="preserve">1</w:t>
@@ -873,13 +931,14 @@
           </w:tcPr>
           <w:p>
             <w:pPr>
+              <w:keepNext/>
               <w:spacing w:after="40" w:before="40"/>
               <w:jc w:val="left"/>
             </w:pPr>
             <w:r>
               <w:rPr>
                 <w:rFonts w:ascii="Calibri" w:cs="Calibri" w:eastAsia="Calibri" w:hAnsi="Calibri"/>
-                <w:sz w:val="22"/>
+                <w:sz w:val="20"/>
                 <w:szCs w:val="22"/>
               </w:rPr>
               <w:t xml:space="preserve">Company Profile</w:t>
@@ -888,6 +947,9 @@
         </w:tc>
       </w:tr>
       <w:tr>
+        <w:trPr>
+          <w:cantSplit/>
+        </w:trPr>
         <w:tc>
           <w:tcPr>
             <w:tcW w:type="dxa" w:w="1200"/>
@@ -908,13 +970,14 @@
           </w:tcPr>
           <w:p>
             <w:pPr>
+              <w:keepNext/>
               <w:spacing w:after="40" w:before="40"/>
               <w:jc w:val="center"/>
             </w:pPr>
             <w:r>
               <w:rPr>
                 <w:rFonts w:ascii="Calibri" w:cs="Calibri" w:eastAsia="Calibri" w:hAnsi="Calibri"/>
-                <w:sz w:val="22"/>
+                <w:sz w:val="20"/>
                 <w:szCs w:val="22"/>
               </w:rPr>
               <w:t xml:space="preserve">2</w:t>
@@ -941,13 +1004,14 @@
           </w:tcPr>
           <w:p>
             <w:pPr>
+              <w:keepNext/>
               <w:spacing w:after="40" w:before="40"/>
               <w:jc w:val="left"/>
             </w:pPr>
             <w:r>
               <w:rPr>
                 <w:rFonts w:ascii="Calibri" w:cs="Calibri" w:eastAsia="Calibri" w:hAnsi="Calibri"/>
-                <w:sz w:val="22"/>
+                <w:sz w:val="20"/>
                 <w:szCs w:val="22"/>
               </w:rPr>
               <w:t xml:space="preserve">About the Client</w:t>
@@ -956,6 +1020,9 @@
         </w:tc>
       </w:tr>
       <w:tr>
+        <w:trPr>
+          <w:cantSplit/>
+        </w:trPr>
         <w:tc>
           <w:tcPr>
             <w:tcW w:type="dxa" w:w="1200"/>
@@ -976,13 +1043,14 @@
           </w:tcPr>
           <w:p>
             <w:pPr>
+              <w:keepNext/>
               <w:spacing w:after="40" w:before="40"/>
               <w:jc w:val="center"/>
             </w:pPr>
             <w:r>
               <w:rPr>
                 <w:rFonts w:ascii="Calibri" w:cs="Calibri" w:eastAsia="Calibri" w:hAnsi="Calibri"/>
-                <w:sz w:val="22"/>
+                <w:sz w:val="20"/>
                 <w:szCs w:val="22"/>
               </w:rPr>
               <w:t xml:space="preserve">3</w:t>
@@ -1009,13 +1077,14 @@
           </w:tcPr>
           <w:p>
             <w:pPr>
+              <w:keepNext/>
               <w:spacing w:after="40" w:before="40"/>
               <w:jc w:val="left"/>
             </w:pPr>
             <w:r>
               <w:rPr>
                 <w:rFonts w:ascii="Calibri" w:cs="Calibri" w:eastAsia="Calibri" w:hAnsi="Calibri"/>
-                <w:sz w:val="22"/>
+                <w:sz w:val="20"/>
                 <w:szCs w:val="22"/>
               </w:rPr>
               <w:t xml:space="preserve">Technical Specifications</w:t>
@@ -1024,6 +1093,9 @@
         </w:tc>
       </w:tr>
       <w:tr>
+        <w:trPr>
+          <w:cantSplit/>
+        </w:trPr>
         <w:tc>
           <w:tcPr>
             <w:tcW w:type="dxa" w:w="1200"/>
@@ -1044,13 +1116,14 @@
           </w:tcPr>
           <w:p>
             <w:pPr>
+              <w:keepNext/>
               <w:spacing w:after="40" w:before="40"/>
               <w:jc w:val="center"/>
             </w:pPr>
             <w:r>
               <w:rPr>
                 <w:rFonts w:ascii="Calibri" w:cs="Calibri" w:eastAsia="Calibri" w:hAnsi="Calibri"/>
-                <w:sz w:val="22"/>
+                <w:sz w:val="20"/>
                 <w:szCs w:val="22"/>
               </w:rPr>
               <w:t xml:space="preserve">4</w:t>
@@ -1077,13 +1150,14 @@
           </w:tcPr>
           <w:p>
             <w:pPr>
+              <w:keepNext/>
               <w:spacing w:after="40" w:before="40"/>
               <w:jc w:val="left"/>
             </w:pPr>
             <w:r>
               <w:rPr>
                 <w:rFonts w:ascii="Calibri" w:cs="Calibri" w:eastAsia="Calibri" w:hAnsi="Calibri"/>
-                <w:sz w:val="22"/>
+                <w:sz w:val="20"/>
                 <w:szCs w:val="22"/>
               </w:rPr>
               <w:t xml:space="preserve">General Information</w:t>
@@ -1094,15 +1168,22 @@
     </w:tbl>
     <w:p>
       <w:pPr>
+        <w:keepLines/>
         <w:spacing w:after="120" w:before="120"/>
       </w:pPr>
       <w:r>
+        <w:rPr>
+          <w:rFonts w:ascii="Calibri" w:hAnsi="Calibri" w:cs="Calibri" w:eastAsia="Calibri"/>
+          <w:sz w:val="20"/>
+        </w:rPr>
         <w:t xml:space="preserve"/>
       </w:r>
     </w:p>
     <w:p>
       <w:pPr>
         <w:pStyle w:val="Heading3"/>
+        <w:keepNext/>
+        <w:keepLines/>
         <w:spacing w:after="80" w:before="200"/>
       </w:pPr>
       <w:r>
@@ -1111,7 +1192,7 @@
           <w:b/>
           <w:bCs/>
           <w:color w:val="1F2937"/>
-          <w:sz w:val="22"/>
+          <w:sz w:val="24"/>
           <w:szCs w:val="22"/>
         </w:rPr>
         <w:t>LIST OF ANNEXURES</w:t>
@@ -1137,6 +1218,7 @@
       <w:tr>
         <w:trPr>
           <w:tblHeader/>
+          <w:cantSplit/>
         </w:trPr>
         <w:tc>
           <w:tcPr>
@@ -1158,6 +1240,7 @@
           </w:tcPr>
           <w:p>
             <w:pPr>
+              <w:keepNext/>
               <w:spacing w:after="40" w:before="40"/>
               <w:jc w:val="center"/>
             </w:pPr>
@@ -1167,7 +1250,7 @@
                 <w:b/>
                 <w:bCs/>
                 <w:color w:val="FFFFFF"/>
-                <w:sz w:val="22"/>
+                <w:sz w:val="24"/>
                 <w:szCs w:val="22"/>
               </w:rPr>
               <w:t xml:space="preserve">Annexure No.</w:t>
@@ -1194,6 +1277,7 @@
           </w:tcPr>
           <w:p>
             <w:pPr>
+              <w:keepNext/>
               <w:spacing w:after="40" w:before="40"/>
               <w:jc w:val="left"/>
             </w:pPr>
@@ -1203,7 +1287,7 @@
                 <w:b/>
                 <w:bCs/>
                 <w:color w:val="FFFFFF"/>
-                <w:sz w:val="22"/>
+                <w:sz w:val="24"/>
                 <w:szCs w:val="22"/>
               </w:rPr>
               <w:t xml:space="preserve">Item</w:t>
@@ -1230,6 +1314,7 @@
           </w:tcPr>
           <w:p>
             <w:pPr>
+              <w:keepNext/>
               <w:spacing w:after="40" w:before="40"/>
               <w:jc w:val="center"/>
             </w:pPr>
@@ -1239,7 +1324,7 @@
                 <w:b/>
                 <w:bCs/>
                 <w:color w:val="FFFFFF"/>
-                <w:sz w:val="22"/>
+                <w:sz w:val="24"/>
                 <w:szCs w:val="22"/>
               </w:rPr>
               <w:t xml:space="preserve">Remarks</w:t>
@@ -1248,6 +1333,9 @@
         </w:tc>
       </w:tr>
       <w:tr>
+        <w:trPr>
+          <w:cantSplit/>
+        </w:trPr>
         <w:tc>
           <w:tcPr>
             <w:tcW w:type="dxa" w:w="1800"/>
@@ -1268,6 +1356,7 @@
           </w:tcPr>
           <w:p>
             <w:pPr>
+              <w:keepNext/>
               <w:spacing w:after="40" w:before="40"/>
               <w:jc w:val="center"/>
             </w:pPr>
@@ -1276,7 +1365,7 @@
                 <w:rFonts w:ascii="Calibri" w:cs="Calibri" w:eastAsia="Calibri" w:hAnsi="Calibri"/>
                 <w:b/>
                 <w:bCs/>
-                <w:sz w:val="22"/>
+                <w:sz w:val="20"/>
                 <w:szCs w:val="22"/>
               </w:rPr>
               <w:t xml:space="preserve">Annexure I</w:t>
@@ -1303,13 +1392,14 @@
           </w:tcPr>
           <w:p>
             <w:pPr>
+              <w:keepNext/>
               <w:spacing w:after="40" w:before="40"/>
               <w:jc w:val="left"/>
             </w:pPr>
             <w:r>
               <w:rPr>
                 <w:rFonts w:ascii="Calibri" w:cs="Calibri" w:eastAsia="Calibri" w:hAnsi="Calibri"/>
-                <w:sz w:val="22"/>
+                <w:sz w:val="20"/>
                 <w:szCs w:val="22"/>
               </w:rPr>
               <w:t xml:space="preserve">Scope of Supply</w:t>
@@ -1336,6 +1426,7 @@
           </w:tcPr>
           <w:p>
             <w:pPr>
+              <w:keepNext/>
               <w:spacing w:after="40" w:before="40"/>
               <w:jc w:val="center"/>
             </w:pPr>
@@ -1345,7 +1436,7 @@
                 <w:b/>
                 <w:bCs/>
                 <w:color w:val="4CAF50"/>
-                <w:sz w:val="22"/>
+                <w:sz w:val="20"/>
                 <w:szCs w:val="22"/>
               </w:rPr>
               <w:t xml:space="preserve">Attached</w:t>
@@ -1354,6 +1445,9 @@
         </w:tc>
       </w:tr>
       <w:tr>
+        <w:trPr>
+          <w:cantSplit/>
+        </w:trPr>
         <w:tc>
           <w:tcPr>
             <w:tcW w:type="dxa" w:w="1800"/>
@@ -1374,6 +1468,7 @@
           </w:tcPr>
           <w:p>
             <w:pPr>
+              <w:keepNext/>
               <w:spacing w:after="40" w:before="40"/>
               <w:jc w:val="center"/>
             </w:pPr>
@@ -1382,7 +1477,7 @@
                 <w:rFonts w:ascii="Calibri" w:cs="Calibri" w:eastAsia="Calibri" w:hAnsi="Calibri"/>
                 <w:b/>
                 <w:bCs/>
-                <w:sz w:val="22"/>
+                <w:sz w:val="20"/>
                 <w:szCs w:val="22"/>
               </w:rPr>
               <w:t xml:space="preserve">Annexure II</w:t>
@@ -1409,13 +1504,14 @@
           </w:tcPr>
           <w:p>
             <w:pPr>
+              <w:keepNext/>
               <w:spacing w:after="40" w:before="40"/>
               <w:jc w:val="left"/>
             </w:pPr>
             <w:r>
               <w:rPr>
                 <w:rFonts w:ascii="Calibri" w:cs="Calibri" w:eastAsia="Calibri" w:hAnsi="Calibri"/>
-                <w:sz w:val="22"/>
+                <w:sz w:val="20"/>
                 <w:szCs w:val="22"/>
               </w:rPr>
               <w:t xml:space="preserve">Exclusions</w:t>
@@ -1442,6 +1538,7 @@
           </w:tcPr>
           <w:p>
             <w:pPr>
+              <w:keepNext/>
               <w:spacing w:after="40" w:before="40"/>
               <w:jc w:val="center"/>
             </w:pPr>
@@ -1451,7 +1548,7 @@
                 <w:b/>
                 <w:bCs/>
                 <w:color w:val="4CAF50"/>
-                <w:sz w:val="22"/>
+                <w:sz w:val="20"/>
                 <w:szCs w:val="22"/>
               </w:rPr>
               <w:t xml:space="preserve">Attached</w:t>
@@ -1460,6 +1557,9 @@
         </w:tc>
       </w:tr>
       <w:tr>
+        <w:trPr>
+          <w:cantSplit/>
+        </w:trPr>
         <w:tc>
           <w:tcPr>
             <w:tcW w:type="dxa" w:w="1800"/>
@@ -1480,6 +1580,7 @@
           </w:tcPr>
           <w:p>
             <w:pPr>
+              <w:keepNext/>
               <w:spacing w:after="40" w:before="40"/>
               <w:jc w:val="center"/>
             </w:pPr>
@@ -1488,7 +1589,7 @@
                 <w:rFonts w:ascii="Calibri" w:cs="Calibri" w:eastAsia="Calibri" w:hAnsi="Calibri"/>
                 <w:b/>
                 <w:bCs/>
-                <w:sz w:val="22"/>
+                <w:sz w:val="20"/>
                 <w:szCs w:val="22"/>
               </w:rPr>
               <w:t xml:space="preserve">Annexure III</w:t>
@@ -1515,13 +1616,14 @@
           </w:tcPr>
           <w:p>
             <w:pPr>
+              <w:keepNext/>
               <w:spacing w:after="40" w:before="40"/>
               <w:jc w:val="left"/>
             </w:pPr>
             <w:r>
               <w:rPr>
                 <w:rFonts w:ascii="Calibri" w:cs="Calibri" w:eastAsia="Calibri" w:hAnsi="Calibri"/>
-                <w:sz w:val="22"/>
+                <w:sz w:val="20"/>
                 <w:szCs w:val="22"/>
               </w:rPr>
               <w:t xml:space="preserve">Price Schedule</w:t>
@@ -1548,6 +1650,7 @@
           </w:tcPr>
           <w:p>
             <w:pPr>
+              <w:keepNext/>
               <w:spacing w:after="40" w:before="40"/>
               <w:jc w:val="center"/>
             </w:pPr>
@@ -1557,7 +1660,7 @@
                 <w:b/>
                 <w:bCs/>
                 <w:color w:val="4CAF50"/>
-                <w:sz w:val="22"/>
+                <w:sz w:val="20"/>
                 <w:szCs w:val="22"/>
               </w:rPr>
               <w:t xml:space="preserve">Attached</w:t>
@@ -1566,6 +1669,9 @@
         </w:tc>
       </w:tr>
       <w:tr>
+        <w:trPr>
+          <w:cantSplit/>
+        </w:trPr>
         <w:tc>
           <w:tcPr>
             <w:tcW w:type="dxa" w:w="1800"/>
@@ -1586,6 +1692,7 @@
           </w:tcPr>
           <w:p>
             <w:pPr>
+              <w:keepNext/>
               <w:spacing w:after="40" w:before="40"/>
               <w:jc w:val="center"/>
             </w:pPr>
@@ -1594,7 +1701,7 @@
                 <w:rFonts w:ascii="Calibri" w:cs="Calibri" w:eastAsia="Calibri" w:hAnsi="Calibri"/>
                 <w:b/>
                 <w:bCs/>
-                <w:sz w:val="22"/>
+                <w:sz w:val="20"/>
                 <w:szCs w:val="22"/>
               </w:rPr>
               <w:t xml:space="preserve">Annexure IV</w:t>
@@ -1621,13 +1728,14 @@
           </w:tcPr>
           <w:p>
             <w:pPr>
+              <w:keepNext/>
               <w:spacing w:after="40" w:before="40"/>
               <w:jc w:val="left"/>
             </w:pPr>
             <w:r>
               <w:rPr>
                 <w:rFonts w:ascii="Calibri" w:cs="Calibri" w:eastAsia="Calibri" w:hAnsi="Calibri"/>
-                <w:sz w:val="22"/>
+                <w:sz w:val="20"/>
                 <w:szCs w:val="22"/>
               </w:rPr>
               <w:t xml:space="preserve">Terms &amp; Conditions</w:t>
@@ -1654,6 +1762,7 @@
           </w:tcPr>
           <w:p>
             <w:pPr>
+              <w:keepNext/>
               <w:spacing w:after="40" w:before="40"/>
               <w:jc w:val="center"/>
             </w:pPr>
@@ -1663,7 +1772,7 @@
                 <w:b/>
                 <w:bCs/>
                 <w:color w:val="4CAF50"/>
-                <w:sz w:val="22"/>
+                <w:sz w:val="20"/>
                 <w:szCs w:val="22"/>
               </w:rPr>
               <w:t xml:space="preserve">Attached</w:t>
@@ -1672,6 +1781,9 @@
         </w:tc>
       </w:tr>
       <w:tr>
+        <w:trPr>
+          <w:cantSplit/>
+        </w:trPr>
         <w:tc>
           <w:tcPr>
             <w:tcW w:type="dxa" w:w="1800"/>
@@ -1692,6 +1804,7 @@
           </w:tcPr>
           <w:p>
             <w:pPr>
+              <w:keepNext/>
               <w:spacing w:after="40" w:before="40"/>
               <w:jc w:val="center"/>
             </w:pPr>
@@ -1700,7 +1813,7 @@
                 <w:rFonts w:ascii="Calibri" w:cs="Calibri" w:eastAsia="Calibri" w:hAnsi="Calibri"/>
                 <w:b/>
                 <w:bCs/>
-                <w:sz w:val="22"/>
+                <w:sz w:val="20"/>
                 <w:szCs w:val="22"/>
               </w:rPr>
               <w:t xml:space="preserve">Annexure V</w:t>
@@ -1727,13 +1840,14 @@
           </w:tcPr>
           <w:p>
             <w:pPr>
+              <w:keepNext/>
               <w:spacing w:after="40" w:before="40"/>
               <w:jc w:val="left"/>
             </w:pPr>
             <w:r>
               <w:rPr>
                 <w:rFonts w:ascii="Calibri" w:cs="Calibri" w:eastAsia="Calibri" w:hAnsi="Calibri"/>
-                <w:sz w:val="22"/>
+                <w:sz w:val="20"/>
                 <w:szCs w:val="22"/>
               </w:rPr>
               <w:t xml:space="preserve">Reference List of Clients</w:t>
@@ -1760,6 +1874,7 @@
           </w:tcPr>
           <w:p>
             <w:pPr>
+              <w:keepNext/>
               <w:spacing w:after="40" w:before="40"/>
               <w:jc w:val="center"/>
             </w:pPr>
@@ -1769,7 +1884,7 @@
                 <w:b/>
                 <w:bCs/>
                 <w:color w:val="4CAF50"/>
-                <w:sz w:val="22"/>
+                <w:sz w:val="20"/>
                 <w:szCs w:val="22"/>
               </w:rPr>
               <w:t xml:space="preserve">Attached</w:t>
@@ -1779,7 +1894,14 @@
       </w:tr>
     </w:tbl>
     <w:p>
+      <w:pPr>
+        <w:keepLines/>
+      </w:pPr>
       <w:r>
+        <w:rPr>
+          <w:rFonts w:ascii="Calibri" w:hAnsi="Calibri" w:cs="Calibri" w:eastAsia="Calibri"/>
+          <w:sz w:val="20"/>
+        </w:rPr>
         <w:br w:type="page"/>
       </w:r>
     </w:p>
@@ -1790,6 +1912,9 @@
           <w:bottom w:val="single" w:color="E87722" w:sz="12" w:space="4"/>
         </w:pBdr>
         <w:spacing w:after="200" w:before="360"/>
+        <w:keepNext/>
+        <w:keepLines/>
+        <w:pageBreakBefore/>
       </w:pPr>
       <w:r>
         <w:rPr>
@@ -1797,7 +1922,7 @@
           <w:b/>
           <w:bCs/>
           <w:color w:val="1F2937"/>
-          <w:sz w:val="32"/>
+          <w:sz w:val="30"/>
           <w:szCs w:val="32"/>
         </w:rPr>
         <w:t>1. COMPANY PROFILE</w:t>
@@ -1806,6 +1931,8 @@
     <w:p>
       <w:pPr>
         <w:pStyle w:val="Heading2"/>
+        <w:keepNext/>
+        <w:keepLines/>
         <w:spacing w:after="120" w:before="280"/>
       </w:pPr>
       <w:r>
@@ -1814,7 +1941,7 @@
           <w:b/>
           <w:bCs/>
           <w:color w:val="E87722"/>
-          <w:sz w:val="26"/>
+          <w:sz w:val="24"/>
           <w:szCs w:val="26"/>
         </w:rPr>
         <w:t>ABOUT US</w:t>
@@ -1822,24 +1949,30 @@
     </w:p>
     <w:p>
       <w:pPr>
+        <w:keepNext/>
+        <w:keepLines/>
         <w:spacing w:after="160" w:before="60" w:line="300"/>
         <w:jc w:val="left"/>
       </w:pPr>
       <w:r>
         <w:rPr>
           <w:rFonts w:ascii="Calibri" w:cs="Calibri" w:eastAsia="Calibri" w:hAnsi="Calibri"/>
+          <w:b/>
+          <w:sz w:val="20"/>
         </w:rPr>
         <w:t xml:space="preserve">Founded during the energy crisis of 1978 in India, ENCON Thermal Engineers Pvt. Ltd. is a pioneer in industrial heating and energy conservation solutions. The name “ENCON” stands for Energy Conservation &amp; Conversion, reflecting the company’s commitment to sustainable energy practices. With over four decades of industry experience, ENCON specializes in providing innovative, reliable, and cost-effective thermal systems and equipment for various industries, including iron and steel, automotive, foundries, aluminum, glass, cement, pharmaceutical, and more.</w:t>
       </w:r>
     </w:p>
     <w:p>
       <w:pPr>
+        <w:keepLines/>
         <w:spacing w:after="200" w:before="60" w:line="300"/>
         <w:jc w:val="left"/>
       </w:pPr>
       <w:r>
         <w:rPr>
           <w:rFonts w:ascii="Calibri" w:cs="Calibri" w:eastAsia="Calibri" w:hAnsi="Calibri"/>
+          <w:sz w:val="20"/>
         </w:rPr>
         <w:t xml:space="preserve">We are well known for designing, manufacturing, supplying, and commissioning fuel-efficient heating systems on a turnkey basis.</w:t>
       </w:r>
@@ -1847,6 +1980,8 @@
     <w:p>
       <w:pPr>
         <w:pStyle w:val="Heading2"/>
+        <w:keepNext/>
+        <w:keepLines/>
         <w:spacing w:after="120" w:before="280"/>
       </w:pPr>
       <w:r>
@@ -1855,7 +1990,7 @@
           <w:b/>
           <w:bCs/>
           <w:color w:val="E87722"/>
-          <w:sz w:val="26"/>
+          <w:sz w:val="24"/>
           <w:szCs w:val="26"/>
         </w:rPr>
         <w:t>INDUSTRIES WE SERVE</w:t>
@@ -1863,6 +1998,7 @@
     </w:p>
     <w:p>
       <w:pPr>
+        <w:keepLines/>
         <w:spacing w:after="200" w:before="60" w:line="300"/>
         <w:jc w:val="left"/>
       </w:pPr>
@@ -1872,6 +2008,7 @@
           <w:i/>
           <w:iCs/>
           <w:color w:val="6B7280"/>
+          <w:sz w:val="20"/>
         </w:rPr>
         <w:t xml:space="preserve">Iron &amp; Steel  •  Automotive  •  Foundries  •  Aluminium  •  Glass  •  Cement  •  Pharmaceutical  •  Heat Treatment</w:t>
       </w:r>
@@ -1879,6 +2016,8 @@
     <w:p>
       <w:pPr>
         <w:pStyle w:val="Heading2"/>
+        <w:keepNext/>
+        <w:keepLines/>
         <w:spacing w:after="120" w:before="280"/>
       </w:pPr>
       <w:r>
@@ -1887,7 +2026,7 @@
           <w:b/>
           <w:bCs/>
           <w:color w:val="E87722"/>
-          <w:sz w:val="26"/>
+          <w:sz w:val="24"/>
           <w:szCs w:val="26"/>
         </w:rPr>
         <w:t>SOME OF OUR ESTEEMED CLIENTS</w:t>
@@ -1895,12 +2034,14 @@
     </w:p>
     <w:p>
       <w:pPr>
+        <w:keepLines/>
         <w:spacing w:after="200" w:before="60" w:line="300"/>
         <w:jc w:val="left"/>
       </w:pPr>
       <w:r>
         <w:rPr>
           <w:rFonts w:ascii="Calibri" w:cs="Calibri" w:eastAsia="Calibri" w:hAnsi="Calibri"/>
+          <w:sz w:val="20"/>
         </w:rPr>
         <w:t xml:space="preserve">ENCON has built lasting partnerships with leading names across the steel, casting, and process industries — a representative reference list is included in Annexure V.</w:t>
       </w:r>
@@ -1908,6 +2049,8 @@
     <w:p>
       <w:pPr>
         <w:pStyle w:val="Heading2"/>
+        <w:keepNext/>
+        <w:keepLines/>
         <w:spacing w:after="120" w:before="280"/>
       </w:pPr>
       <w:r>
@@ -1916,7 +2059,7 @@
           <w:b/>
           <w:bCs/>
           <w:color w:val="E87722"/>
-          <w:sz w:val="26"/>
+          <w:sz w:val="24"/>
           <w:szCs w:val="26"/>
         </w:rPr>
         <w:t>RESEARCH &amp; DEVELOPMENT</w:t>
@@ -1924,24 +2067,29 @@
     </w:p>
     <w:p>
       <w:pPr>
+        <w:keepNext/>
+        <w:keepLines/>
         <w:spacing w:after="160" w:before="60" w:line="300"/>
         <w:jc w:val="left"/>
       </w:pPr>
       <w:r>
         <w:rPr>
           <w:rFonts w:ascii="Calibri" w:cs="Calibri" w:eastAsia="Calibri" w:hAnsi="Calibri"/>
+          <w:sz w:val="20"/>
         </w:rPr>
         <w:t xml:space="preserve">At ENCON, our dedicated R&amp;D division plays a crucial role in driving innovation and new developments. Our team of experts is continuously engaged in research to improve existing products and develop new technologies that enhance energy efficiency and performance. This commitment to R&amp;D allows us to offer cutting-edge solutions that meet the evolving needs of our clients.</w:t>
       </w:r>
     </w:p>
     <w:p>
       <w:pPr>
+        <w:keepLines/>
         <w:spacing w:after="200" w:before="60" w:line="300"/>
         <w:jc w:val="left"/>
       </w:pPr>
       <w:r>
         <w:rPr>
           <w:rFonts w:ascii="Calibri" w:cs="Calibri" w:eastAsia="Calibri" w:hAnsi="Calibri"/>
+          <w:sz w:val="20"/>
         </w:rPr>
         <w:t xml:space="preserve">Recent developments from our R&amp;D team include advancements in self-recuperative and regenerative burners, which significantly improve thermal efficiency and reduce energy consumption in high-temperature applications. We are also exploring new materials and designs to further enhance the durability and effectiveness of our products.</w:t>
       </w:r>
@@ -1949,6 +2097,8 @@
     <w:p>
       <w:pPr>
         <w:pStyle w:val="Heading2"/>
+        <w:keepNext/>
+        <w:keepLines/>
         <w:spacing w:after="120" w:before="280"/>
       </w:pPr>
       <w:r>
@@ -1957,7 +2107,7 @@
           <w:b/>
           <w:bCs/>
           <w:color w:val="E87722"/>
-          <w:sz w:val="26"/>
+          <w:sz w:val="24"/>
           <w:szCs w:val="26"/>
         </w:rPr>
         <w:t>OUR COMMITMENT</w:t>
@@ -1965,24 +2115,29 @@
     </w:p>
     <w:p>
       <w:pPr>
+        <w:keepNext/>
+        <w:keepLines/>
         <w:spacing w:after="160" w:before="60" w:line="300"/>
         <w:jc w:val="left"/>
       </w:pPr>
       <w:r>
         <w:rPr>
           <w:rFonts w:ascii="Calibri" w:cs="Calibri" w:eastAsia="Calibri" w:hAnsi="Calibri"/>
+          <w:sz w:val="20"/>
         </w:rPr>
         <w:t xml:space="preserve">We have been committed to building long-term partnerships with our clients for the last 46 years — providing tailored solutions that meet specific needs and contributing to a sustainable future through energy conservation and innovation. ENCON’s dedication to excellence is reflected in our core values: integrity, quality, customer focus, and continuous improvement.</w:t>
       </w:r>
     </w:p>
     <w:p>
       <w:pPr>
+        <w:keepLines/>
         <w:spacing w:after="200" w:before="60" w:line="300"/>
         <w:jc w:val="left"/>
       </w:pPr>
       <w:r>
         <w:rPr>
           <w:rFonts w:ascii="Calibri" w:cs="Calibri" w:eastAsia="Calibri" w:hAnsi="Calibri"/>
+          <w:sz w:val="20"/>
         </w:rPr>
         <w:t xml:space="preserve">As a trusted name in the industry, ENCON has successfully executed numerous projects worldwide, earning a reputation for reliability and technical expertise. Our customer-centric approach ensures that we not only meet but exceed client expectations, offering support and guidance throughout the project lifecycle.</w:t>
       </w:r>
@@ -1990,6 +2145,8 @@
     <w:p>
       <w:pPr>
         <w:pStyle w:val="Heading2"/>
+        <w:keepNext/>
+        <w:keepLines/>
         <w:spacing w:after="120" w:before="280"/>
       </w:pPr>
       <w:r>
@@ -1998,7 +2155,7 @@
           <w:b/>
           <w:bCs/>
           <w:color w:val="E87722"/>
-          <w:sz w:val="26"/>
+          <w:sz w:val="24"/>
           <w:szCs w:val="26"/>
         </w:rPr>
         <w:t>ENCON’S GLOBAL PRESENCE</w:t>
@@ -2006,18 +2163,22 @@
     </w:p>
     <w:p>
       <w:pPr>
+        <w:keepNext/>
+        <w:keepLines/>
         <w:spacing w:after="200" w:before="60" w:line="300"/>
         <w:jc w:val="left"/>
       </w:pPr>
       <w:r>
         <w:rPr>
           <w:rFonts w:ascii="Calibri" w:cs="Calibri" w:eastAsia="Calibri" w:hAnsi="Calibri"/>
+          <w:sz w:val="20"/>
         </w:rPr>
         <w:t xml:space="preserve">With installations across India, the Middle East, and South-East Asia, ENCON serves a global customer base — backed by responsive after-sales support and a worldwide network of partners.</w:t>
       </w:r>
     </w:p>
     <ns0:p xmlns:ns0="http://schemas.openxmlformats.org/wordprocessingml/2006/main" xmlns:ns1="http://schemas.microsoft.com/office/word/2010/wordml" xmlns:ns2="http://schemas.openxmlformats.org/drawingml/2006/wordprocessingDrawing" xmlns:ns3="http://schemas.microsoft.com/office/word/2010/wordprocessingDrawing" xmlns:ns4="http://schemas.openxmlformats.org/drawingml/2006/main" xmlns:ns5="http://schemas.openxmlformats.org/drawingml/2006/picture" xmlns:ns6="http://schemas.openxmlformats.org/officeDocument/2006/relationships" ns1:paraId="0B67A015" ns1:textId="77777777" ns0:rsidR="009C3D95" ns0:rsidRDefault="00000000">
       <ns0:pPr>
+        <ns0:keepLines/>
         <ns0:pBdr>
           <ns0:top ns0:val="nil"/>
           <ns0:left ns0:val="nil"/>
@@ -2041,7 +2202,9 @@
       </ns0:pPr>
       <ns0:r>
         <ns0:rPr>
+          <ns0:rFonts ns0:ascii="Calibri" ns0:hAnsi="Calibri" ns0:cs="Calibri" ns0:eastAsia="Calibri"/>
           <ns0:noProof/>
+          <ns0:sz ns0:val="20"/>
         </ns0:rPr>
         <ns0:drawing>
           <ns2:anchor distT="0" distB="0" distL="0" distR="0" simplePos="0" relativeHeight="251682816" behindDoc="0" locked="0" layoutInCell="1" hidden="0" allowOverlap="1" ns3:anchorId="14434975" ns3:editId="7465BD3B">
@@ -2095,6 +2258,9 @@
           <w:bottom w:val="single" w:color="E87722" w:sz="12" w:space="4"/>
         </w:pBdr>
         <w:spacing w:after="200" w:before="360"/>
+        <w:keepNext/>
+        <w:keepLines/>
+        <w:pageBreakBefore/>
       </w:pPr>
       <w:r>
         <w:rPr>
@@ -2102,7 +2268,7 @@
           <w:b/>
           <w:bCs/>
           <w:color w:val="1F2937"/>
-          <w:sz w:val="32"/>
+          <w:sz w:val="30"/>
           <w:szCs w:val="32"/>
         </w:rPr>
         <w:t>2. ABOUT THE CLIENT</w:t>
@@ -2111,6 +2277,8 @@
     <w:p>
       <w:pPr>
         <w:pStyle w:val="Heading3"/>
+        <w:keepNext/>
+        <w:keepLines/>
         <w:spacing w:after="80" w:before="200"/>
       </w:pPr>
       <w:r>
@@ -2119,7 +2287,7 @@
           <w:b/>
           <w:bCs/>
           <w:color w:val="1F2937"/>
-          <w:sz w:val="22"/>
+          <w:sz w:val="24"/>
           <w:szCs w:val="22"/>
         </w:rPr>
         <w:t>CLIENT DETAILS</w:t>
@@ -2142,6 +2310,9 @@
         <w:gridCol w:w="6240"/>
       </w:tblGrid>
       <w:tr>
+        <w:trPr>
+          <w:cantSplit/>
+        </w:trPr>
         <w:tc>
           <w:tcPr>
             <w:tcW w:type="dxa" w:w="3120"/>
@@ -2162,6 +2333,7 @@
           </w:tcPr>
           <w:p>
             <w:pPr>
+              <w:keepNext/>
               <w:spacing w:after="40" w:before="40"/>
               <w:jc w:val="left"/>
             </w:pPr>
@@ -2170,7 +2342,7 @@
                 <w:rFonts w:ascii="Calibri" w:cs="Calibri" w:eastAsia="Calibri" w:hAnsi="Calibri"/>
                 <w:b/>
                 <w:bCs/>
-                <w:sz w:val="22"/>
+                <w:sz w:val="24"/>
                 <w:szCs w:val="22"/>
               </w:rPr>
               <w:t xml:space="preserve">Company</w:t>
@@ -2196,16 +2368,24 @@
           </w:tcPr>
           <w:p>
             <w:pPr>
+              <w:keepNext/>
               <w:spacing w:after="40" w:before="40"/>
               <w:jc w:val="left"/>
             </w:pPr>
             <w:r>
+              <w:rPr>
+                <w:rFonts w:ascii="Calibri" w:hAnsi="Calibri" w:cs="Calibri" w:eastAsia="Calibri"/>
+                <w:sz w:val="24"/>
+              </w:rPr>
               <w:t>{{company_name}}</w:t>
             </w:r>
           </w:p>
         </w:tc>
       </w:tr>
       <w:tr>
+        <w:trPr>
+          <w:cantSplit/>
+        </w:trPr>
         <w:tc>
           <w:tcPr>
             <w:tcW w:type="dxa" w:w="3120"/>
@@ -2226,6 +2406,7 @@
           </w:tcPr>
           <w:p>
             <w:pPr>
+              <w:keepNext/>
               <w:spacing w:after="40" w:before="40"/>
               <w:jc w:val="left"/>
             </w:pPr>
@@ -2234,7 +2415,7 @@
                 <w:rFonts w:ascii="Calibri" w:cs="Calibri" w:eastAsia="Calibri" w:hAnsi="Calibri"/>
                 <w:b/>
                 <w:bCs/>
-                <w:sz w:val="22"/>
+                <w:sz w:val="20"/>
                 <w:szCs w:val="22"/>
               </w:rPr>
               <w:t xml:space="preserve">Contact Person</w:t>
@@ -2260,16 +2441,24 @@
           </w:tcPr>
           <w:p>
             <w:pPr>
+              <w:keepNext/>
               <w:spacing w:after="40" w:before="40"/>
               <w:jc w:val="left"/>
             </w:pPr>
             <w:r>
+              <w:rPr>
+                <w:rFonts w:ascii="Calibri" w:hAnsi="Calibri" w:cs="Calibri" w:eastAsia="Calibri"/>
+                <w:sz w:val="20"/>
+              </w:rPr>
               <w:t>{{poc_name}}</w:t>
             </w:r>
           </w:p>
         </w:tc>
       </w:tr>
       <w:tr>
+        <w:trPr>
+          <w:cantSplit/>
+        </w:trPr>
         <w:tc>
           <w:tcPr>
             <w:tcW w:type="dxa" w:w="3120"/>
@@ -2290,6 +2479,7 @@
           </w:tcPr>
           <w:p>
             <w:pPr>
+              <w:keepNext/>
               <w:spacing w:after="40" w:before="40"/>
               <w:jc w:val="left"/>
             </w:pPr>
@@ -2298,7 +2488,7 @@
                 <w:rFonts w:ascii="Calibri" w:cs="Calibri" w:eastAsia="Calibri" w:hAnsi="Calibri"/>
                 <w:b/>
                 <w:bCs/>
-                <w:sz w:val="22"/>
+                <w:sz w:val="20"/>
                 <w:szCs w:val="22"/>
               </w:rPr>
               <w:t xml:space="preserve">Designation</w:t>
@@ -2324,16 +2514,24 @@
           </w:tcPr>
           <w:p>
             <w:pPr>
+              <w:keepNext/>
               <w:spacing w:after="40" w:before="40"/>
               <w:jc w:val="left"/>
             </w:pPr>
             <w:r>
+              <w:rPr>
+                <w:rFonts w:ascii="Calibri" w:hAnsi="Calibri" w:cs="Calibri" w:eastAsia="Calibri"/>
+                <w:sz w:val="20"/>
+              </w:rPr>
               <w:t>{{poc_designation}}</w:t>
             </w:r>
           </w:p>
         </w:tc>
       </w:tr>
       <w:tr>
+        <w:trPr>
+          <w:cantSplit/>
+        </w:trPr>
         <w:tc>
           <w:tcPr>
             <w:tcW w:type="dxa" w:w="3120"/>
@@ -2354,6 +2552,7 @@
           </w:tcPr>
           <w:p>
             <w:pPr>
+              <w:keepNext/>
               <w:spacing w:after="40" w:before="40"/>
               <w:jc w:val="left"/>
             </w:pPr>
@@ -2362,7 +2561,7 @@
                 <w:rFonts w:ascii="Calibri" w:cs="Calibri" w:eastAsia="Calibri" w:hAnsi="Calibri"/>
                 <w:b/>
                 <w:bCs/>
-                <w:sz w:val="22"/>
+                <w:sz w:val="20"/>
                 <w:szCs w:val="22"/>
               </w:rPr>
               <w:t xml:space="preserve">Contact No.</w:t>
@@ -2388,16 +2587,24 @@
           </w:tcPr>
           <w:p>
             <w:pPr>
+              <w:keepNext/>
               <w:spacing w:after="40" w:before="40"/>
               <w:jc w:val="left"/>
             </w:pPr>
             <w:r>
+              <w:rPr>
+                <w:rFonts w:ascii="Calibri" w:hAnsi="Calibri" w:cs="Calibri" w:eastAsia="Calibri"/>
+                <w:sz w:val="20"/>
+              </w:rPr>
               <w:t>{{mobile_no}}</w:t>
             </w:r>
           </w:p>
         </w:tc>
       </w:tr>
       <w:tr>
+        <w:trPr>
+          <w:cantSplit/>
+        </w:trPr>
         <w:tc>
           <w:tcPr>
             <w:tcW w:type="dxa" w:w="3120"/>
@@ -2418,6 +2625,7 @@
           </w:tcPr>
           <w:p>
             <w:pPr>
+              <w:keepNext/>
               <w:spacing w:after="40" w:before="40"/>
               <w:jc w:val="left"/>
             </w:pPr>
@@ -2426,7 +2634,7 @@
                 <w:rFonts w:ascii="Calibri" w:cs="Calibri" w:eastAsia="Calibri" w:hAnsi="Calibri"/>
                 <w:b/>
                 <w:bCs/>
-                <w:sz w:val="22"/>
+                <w:sz w:val="20"/>
                 <w:szCs w:val="22"/>
               </w:rPr>
               <w:t xml:space="preserve">Email</w:t>
@@ -2452,10 +2660,15 @@
           </w:tcPr>
           <w:p>
             <w:pPr>
+              <w:keepNext/>
               <w:spacing w:after="40" w:before="40"/>
               <w:jc w:val="left"/>
             </w:pPr>
             <w:r>
+              <w:rPr>
+                <w:rFonts w:ascii="Calibri" w:hAnsi="Calibri" w:cs="Calibri" w:eastAsia="Calibri"/>
+                <w:sz w:val="20"/>
+              </w:rPr>
               <w:t>{{email}}</w:t>
             </w:r>
           </w:p>
@@ -2464,15 +2677,22 @@
     </w:tbl>
     <w:p>
       <w:pPr>
+        <w:keepLines/>
         <w:spacing w:after="160" w:before="160"/>
       </w:pPr>
       <w:r>
+        <w:rPr>
+          <w:rFonts w:ascii="Calibri" w:hAnsi="Calibri" w:cs="Calibri" w:eastAsia="Calibri"/>
+          <w:sz w:val="20"/>
+        </w:rPr>
         <w:t xml:space="preserve"/>
       </w:r>
     </w:p>
     <w:p>
       <w:pPr>
         <w:pStyle w:val="Heading3"/>
+        <w:keepNext/>
+        <w:keepLines/>
         <w:spacing w:after="80" w:before="200"/>
       </w:pPr>
       <w:r>
@@ -2481,7 +2701,7 @@
           <w:b/>
           <w:bCs/>
           <w:color w:val="1F2937"/>
-          <w:sz w:val="22"/>
+          <w:sz w:val="24"/>
           <w:szCs w:val="22"/>
         </w:rPr>
         <w:t>MARKETING PERSON DETAILS</w:t>
@@ -2504,6 +2724,9 @@
         <w:gridCol w:w="6240"/>
       </w:tblGrid>
       <w:tr>
+        <w:trPr>
+          <w:cantSplit/>
+        </w:trPr>
         <w:tc>
           <w:tcPr>
             <w:tcW w:type="dxa" w:w="3120"/>
@@ -2524,6 +2747,7 @@
           </w:tcPr>
           <w:p>
             <w:pPr>
+              <w:keepNext/>
               <w:spacing w:after="40" w:before="40"/>
               <w:jc w:val="left"/>
             </w:pPr>
@@ -2532,7 +2756,7 @@
                 <w:rFonts w:ascii="Calibri" w:cs="Calibri" w:eastAsia="Calibri" w:hAnsi="Calibri"/>
                 <w:b/>
                 <w:bCs/>
-                <w:sz w:val="22"/>
+                <w:sz w:val="24"/>
                 <w:szCs w:val="22"/>
               </w:rPr>
               <w:t xml:space="preserve">Name</w:t>
@@ -2558,16 +2782,24 @@
           </w:tcPr>
           <w:p>
             <w:pPr>
+              <w:keepNext/>
               <w:spacing w:after="40" w:before="40"/>
               <w:jc w:val="left"/>
             </w:pPr>
             <w:r>
+              <w:rPr>
+                <w:rFonts w:ascii="Calibri" w:hAnsi="Calibri" w:cs="Calibri" w:eastAsia="Calibri"/>
+                <w:sz w:val="24"/>
+              </w:rPr>
               <w:t>{{marketing_person}}</w:t>
             </w:r>
           </w:p>
         </w:tc>
       </w:tr>
       <w:tr>
+        <w:trPr>
+          <w:cantSplit/>
+        </w:trPr>
         <w:tc>
           <w:tcPr>
             <w:tcW w:type="dxa" w:w="3120"/>
@@ -2588,6 +2820,7 @@
           </w:tcPr>
           <w:p>
             <w:pPr>
+              <w:keepNext/>
               <w:spacing w:after="40" w:before="40"/>
               <w:jc w:val="left"/>
             </w:pPr>
@@ -2596,7 +2829,7 @@
                 <w:rFonts w:ascii="Calibri" w:cs="Calibri" w:eastAsia="Calibri" w:hAnsi="Calibri"/>
                 <w:b/>
                 <w:bCs/>
-                <w:sz w:val="22"/>
+                <w:sz w:val="20"/>
                 <w:szCs w:val="22"/>
               </w:rPr>
               <w:t xml:space="preserve">Email</w:t>
@@ -2622,16 +2855,24 @@
           </w:tcPr>
           <w:p>
             <w:pPr>
+              <w:keepNext/>
               <w:spacing w:after="40" w:before="40"/>
               <w:jc w:val="left"/>
             </w:pPr>
             <w:r>
+              <w:rPr>
+                <w:rFonts w:ascii="Calibri" w:hAnsi="Calibri" w:cs="Calibri" w:eastAsia="Calibri"/>
+                <w:sz w:val="20"/>
+              </w:rPr>
               <w:t>{{marketing_email}}</w:t>
             </w:r>
           </w:p>
         </w:tc>
       </w:tr>
       <w:tr>
+        <w:trPr>
+          <w:cantSplit/>
+        </w:trPr>
         <w:tc>
           <w:tcPr>
             <w:tcW w:type="dxa" w:w="3120"/>
@@ -2652,6 +2893,7 @@
           </w:tcPr>
           <w:p>
             <w:pPr>
+              <w:keepNext/>
               <w:spacing w:after="40" w:before="40"/>
               <w:jc w:val="left"/>
             </w:pPr>
@@ -2660,7 +2902,7 @@
                 <w:rFonts w:ascii="Calibri" w:cs="Calibri" w:eastAsia="Calibri" w:hAnsi="Calibri"/>
                 <w:b/>
                 <w:bCs/>
-                <w:sz w:val="22"/>
+                <w:sz w:val="20"/>
                 <w:szCs w:val="22"/>
               </w:rPr>
               <w:t xml:space="preserve">Contact No.</w:t>
@@ -2686,10 +2928,15 @@
           </w:tcPr>
           <w:p>
             <w:pPr>
+              <w:keepNext/>
               <w:spacing w:after="40" w:before="40"/>
               <w:jc w:val="left"/>
             </w:pPr>
             <w:r>
+              <w:rPr>
+                <w:rFonts w:ascii="Calibri" w:hAnsi="Calibri" w:cs="Calibri" w:eastAsia="Calibri"/>
+                <w:sz w:val="20"/>
+              </w:rPr>
               <w:t>{{marketing_phone}}</w:t>
             </w:r>
           </w:p>
@@ -2697,7 +2944,14 @@
       </w:tr>
     </w:tbl>
     <w:p>
+      <w:pPr>
+        <w:keepLines/>
+      </w:pPr>
       <w:r>
+        <w:rPr>
+          <w:rFonts w:ascii="Calibri" w:hAnsi="Calibri" w:cs="Calibri" w:eastAsia="Calibri"/>
+          <w:sz w:val="20"/>
+        </w:rPr>
         <w:br w:type="page"/>
       </w:r>
     </w:p>
@@ -2708,6 +2962,9 @@
           <w:bottom w:val="single" w:color="E87722" w:sz="12" w:space="4"/>
         </w:pBdr>
         <w:spacing w:after="200" w:before="360"/>
+        <w:keepNext/>
+        <w:keepLines/>
+        <w:pageBreakBefore/>
       </w:pPr>
       <w:r>
         <w:rPr>
@@ -2715,7 +2972,7 @@
           <w:b/>
           <w:bCs/>
           <w:color w:val="1F2937"/>
-          <w:sz w:val="32"/>
+          <w:sz w:val="30"/>
           <w:szCs w:val="32"/>
         </w:rPr>
         <w:t>3. TECHNICAL SPECIFICATIONS</w:t>
@@ -2724,6 +2981,8 @@
     <w:p>
       <w:pPr>
         <w:pStyle w:val="Heading2"/>
+        <w:keepNext/>
+        <w:keepLines/>
         <w:spacing w:after="120" w:before="280"/>
       </w:pPr>
       <w:r>
@@ -2732,7 +2991,7 @@
           <w:b/>
           <w:bCs/>
           <w:color w:val="E87722"/>
-          <w:sz w:val="26"/>
+          <w:sz w:val="24"/>
           <w:szCs w:val="26"/>
         </w:rPr>
         <w:t>RECUPERATOR (Waste Heat Recovery System)</w:t>
@@ -2755,15 +3014,23 @@
         <w:gridCol w:w="5616"/>
       </w:tblGrid>
       <w:tr>
+        <w:trPr>
+          <w:cantSplit/>
+        </w:trPr>
         <w:tc>
           <w:tcPr>
             <w:tcW w:type="dxa" w:w="9360"/>
             <w:gridSpan w:val="2"/>
           </w:tcPr>
           <w:p>
-            <w:r>
-              <w:rPr>
+            <w:pPr>
+              <w:keepNext/>
+            </w:pPr>
+            <w:r>
+              <w:rPr>
+                <w:rFonts w:ascii="Calibri" w:hAnsi="Calibri" w:cs="Calibri" w:eastAsia="Calibri"/>
                 <w:b/>
+                <w:sz w:val="24"/>
               </w:rPr>
               <w:t>Material of Construction</w:t>
             </w:r>
@@ -2771,15 +3038,23 @@
         </w:tc>
       </w:tr>
       <w:tr>
+        <w:trPr>
+          <w:cantSplit/>
+        </w:trPr>
         <w:tc>
           <w:tcPr>
             <w:tcW w:type="dxa" w:w="9360"/>
             <w:gridSpan w:val="2"/>
           </w:tcPr>
           <w:p>
-            <w:r>
-              <w:rPr>
+            <w:pPr>
+              <w:keepNext/>
+            </w:pPr>
+            <w:r>
+              <w:rPr>
+                <w:rFonts w:ascii="Calibri" w:hAnsi="Calibri" w:cs="Calibri" w:eastAsia="Calibri"/>
                 <w:b/>
+                <w:sz w:val="20"/>
               </w:rPr>
               <w:t>COLD BANK</w:t>
             </w:r>
@@ -2787,12 +3062,22 @@
         </w:tc>
       </w:tr>
       <w:tr>
+        <w:trPr>
+          <w:cantSplit/>
+        </w:trPr>
         <w:tc>
           <w:tcPr>
             <w:tcW w:type="dxa" w:w="3744"/>
           </w:tcPr>
           <w:p>
-            <w:r>
+            <w:pPr>
+              <w:keepNext/>
+            </w:pPr>
+            <w:r>
+              <w:rPr>
+                <w:rFonts w:ascii="Calibri" w:hAnsi="Calibri" w:cs="Calibri" w:eastAsia="Calibri"/>
+                <w:sz w:val="20"/>
+              </w:rPr>
               <w:t>Tube Plate</w:t>
             </w:r>
           </w:p>
@@ -2802,19 +3087,36 @@
             <w:tcW w:type="dxa" w:w="5616"/>
           </w:tcPr>
           <w:p>
-            <w:r>
+            <w:pPr>
+              <w:keepNext/>
+            </w:pPr>
+            <w:r>
+              <w:rPr>
+                <w:rFonts w:ascii="Calibri" w:hAnsi="Calibri" w:cs="Calibri" w:eastAsia="Calibri"/>
+                <w:sz w:val="20"/>
+              </w:rPr>
               <w:t>{{ cold_tube_plate_material }}</w:t>
             </w:r>
           </w:p>
         </w:tc>
       </w:tr>
       <w:tr>
+        <w:trPr>
+          <w:cantSplit/>
+        </w:trPr>
         <w:tc>
           <w:tcPr>
             <w:tcW w:type="dxa" w:w="3744"/>
           </w:tcPr>
           <w:p>
-            <w:r>
+            <w:pPr>
+              <w:keepNext/>
+            </w:pPr>
+            <w:r>
+              <w:rPr>
+                <w:rFonts w:ascii="Calibri" w:hAnsi="Calibri" w:cs="Calibri" w:eastAsia="Calibri"/>
+                <w:sz w:val="20"/>
+              </w:rPr>
               <w:t>Tube</w:t>
             </w:r>
           </w:p>
@@ -2824,19 +3126,36 @@
             <w:tcW w:type="dxa" w:w="5616"/>
           </w:tcPr>
           <w:p>
-            <w:r>
+            <w:pPr>
+              <w:keepNext/>
+            </w:pPr>
+            <w:r>
+              <w:rPr>
+                <w:rFonts w:ascii="Calibri" w:hAnsi="Calibri" w:cs="Calibri" w:eastAsia="Calibri"/>
+                <w:sz w:val="20"/>
+              </w:rPr>
               <w:t>{{ cold_tube_material }}</w:t>
             </w:r>
           </w:p>
         </w:tc>
       </w:tr>
       <w:tr>
+        <w:trPr>
+          <w:cantSplit/>
+        </w:trPr>
         <w:tc>
           <w:tcPr>
             <w:tcW w:type="dxa" w:w="3744"/>
           </w:tcPr>
           <w:p>
-            <w:r>
+            <w:pPr>
+              <w:keepNext/>
+            </w:pPr>
+            <w:r>
+              <w:rPr>
+                <w:rFonts w:ascii="Calibri" w:hAnsi="Calibri" w:cs="Calibri" w:eastAsia="Calibri"/>
+                <w:sz w:val="20"/>
+              </w:rPr>
               <w:t>Duct Inlet</w:t>
             </w:r>
           </w:p>
@@ -2846,19 +3165,36 @@
             <w:tcW w:type="dxa" w:w="5616"/>
           </w:tcPr>
           <w:p>
-            <w:r>
+            <w:pPr>
+              <w:keepNext/>
+            </w:pPr>
+            <w:r>
+              <w:rPr>
+                <w:rFonts w:ascii="Calibri" w:hAnsi="Calibri" w:cs="Calibri" w:eastAsia="Calibri"/>
+                <w:sz w:val="20"/>
+              </w:rPr>
               <w:t>Mild Steel</w:t>
             </w:r>
           </w:p>
         </w:tc>
       </w:tr>
       <w:tr>
+        <w:trPr>
+          <w:cantSplit/>
+        </w:trPr>
         <w:tc>
           <w:tcPr>
             <w:tcW w:type="dxa" w:w="3744"/>
           </w:tcPr>
           <w:p>
-            <w:r>
+            <w:pPr>
+              <w:keepNext/>
+            </w:pPr>
+            <w:r>
+              <w:rPr>
+                <w:rFonts w:ascii="Calibri" w:hAnsi="Calibri" w:cs="Calibri" w:eastAsia="Calibri"/>
+                <w:sz w:val="20"/>
+              </w:rPr>
               <w:t>Inlet Collar</w:t>
             </w:r>
           </w:p>
@@ -2868,22 +3204,37 @@
             <w:tcW w:type="dxa" w:w="5616"/>
           </w:tcPr>
           <w:p>
-            <w:r>
+            <w:pPr>
+              <w:keepNext/>
+            </w:pPr>
+            <w:r>
+              <w:rPr>
+                <w:rFonts w:ascii="Calibri" w:hAnsi="Calibri" w:cs="Calibri" w:eastAsia="Calibri"/>
+                <w:sz w:val="20"/>
+              </w:rPr>
               <w:t>Mild Steel</w:t>
             </w:r>
           </w:p>
         </w:tc>
       </w:tr>
       <w:tr>
+        <w:trPr>
+          <w:cantSplit/>
+        </w:trPr>
         <w:tc>
           <w:tcPr>
             <w:tcW w:type="dxa" w:w="9360"/>
             <w:gridSpan w:val="2"/>
           </w:tcPr>
           <w:p>
-            <w:r>
-              <w:rPr>
+            <w:pPr>
+              <w:keepNext/>
+            </w:pPr>
+            <w:r>
+              <w:rPr>
+                <w:rFonts w:ascii="Calibri" w:hAnsi="Calibri" w:cs="Calibri" w:eastAsia="Calibri"/>
                 <w:b/>
+                <w:sz w:val="20"/>
               </w:rPr>
               <w:t>HOT BANK</w:t>
             </w:r>
@@ -2891,12 +3242,22 @@
         </w:tc>
       </w:tr>
       <w:tr>
+        <w:trPr>
+          <w:cantSplit/>
+        </w:trPr>
         <w:tc>
           <w:tcPr>
             <w:tcW w:type="dxa" w:w="3744"/>
           </w:tcPr>
           <w:p>
-            <w:r>
+            <w:pPr>
+              <w:keepNext/>
+            </w:pPr>
+            <w:r>
+              <w:rPr>
+                <w:rFonts w:ascii="Calibri" w:hAnsi="Calibri" w:cs="Calibri" w:eastAsia="Calibri"/>
+                <w:sz w:val="20"/>
+              </w:rPr>
               <w:t>Tube Plate</w:t>
             </w:r>
           </w:p>
@@ -2906,19 +3267,36 @@
             <w:tcW w:type="dxa" w:w="5616"/>
           </w:tcPr>
           <w:p>
-            <w:r>
+            <w:pPr>
+              <w:keepNext/>
+            </w:pPr>
+            <w:r>
+              <w:rPr>
+                <w:rFonts w:ascii="Calibri" w:hAnsi="Calibri" w:cs="Calibri" w:eastAsia="Calibri"/>
+                <w:sz w:val="20"/>
+              </w:rPr>
               <w:t>{{ hot_tube_plate_material }}</w:t>
             </w:r>
           </w:p>
         </w:tc>
       </w:tr>
       <w:tr>
+        <w:trPr>
+          <w:cantSplit/>
+        </w:trPr>
         <w:tc>
           <w:tcPr>
             <w:tcW w:type="dxa" w:w="3744"/>
           </w:tcPr>
           <w:p>
-            <w:r>
+            <w:pPr>
+              <w:keepNext/>
+            </w:pPr>
+            <w:r>
+              <w:rPr>
+                <w:rFonts w:ascii="Calibri" w:hAnsi="Calibri" w:cs="Calibri" w:eastAsia="Calibri"/>
+                <w:sz w:val="20"/>
+              </w:rPr>
               <w:t>Tube</w:t>
             </w:r>
           </w:p>
@@ -2928,19 +3306,36 @@
             <w:tcW w:type="dxa" w:w="5616"/>
           </w:tcPr>
           <w:p>
-            <w:r>
+            <w:pPr>
+              <w:keepNext/>
+            </w:pPr>
+            <w:r>
+              <w:rPr>
+                <w:rFonts w:ascii="Calibri" w:hAnsi="Calibri" w:cs="Calibri" w:eastAsia="Calibri"/>
+                <w:sz w:val="20"/>
+              </w:rPr>
               <w:t>{{ hot_tube_material }}</w:t>
             </w:r>
           </w:p>
         </w:tc>
       </w:tr>
       <w:tr>
+        <w:trPr>
+          <w:cantSplit/>
+        </w:trPr>
         <w:tc>
           <w:tcPr>
             <w:tcW w:type="dxa" w:w="3744"/>
           </w:tcPr>
           <w:p>
-            <w:r>
+            <w:pPr>
+              <w:keepNext/>
+            </w:pPr>
+            <w:r>
+              <w:rPr>
+                <w:rFonts w:ascii="Calibri" w:hAnsi="Calibri" w:cs="Calibri" w:eastAsia="Calibri"/>
+                <w:sz w:val="20"/>
+              </w:rPr>
               <w:t>Duct Outlet</w:t>
             </w:r>
           </w:p>
@@ -2950,19 +3345,36 @@
             <w:tcW w:type="dxa" w:w="5616"/>
           </w:tcPr>
           <w:p>
-            <w:r>
+            <w:pPr>
+              <w:keepNext/>
+            </w:pPr>
+            <w:r>
+              <w:rPr>
+                <w:rFonts w:ascii="Calibri" w:hAnsi="Calibri" w:cs="Calibri" w:eastAsia="Calibri"/>
+                <w:sz w:val="20"/>
+              </w:rPr>
               <w:t>Mild Steel</w:t>
             </w:r>
           </w:p>
         </w:tc>
       </w:tr>
       <w:tr>
+        <w:trPr>
+          <w:cantSplit/>
+        </w:trPr>
         <w:tc>
           <w:tcPr>
             <w:tcW w:type="dxa" w:w="3744"/>
           </w:tcPr>
           <w:p>
-            <w:r>
+            <w:pPr>
+              <w:keepNext/>
+            </w:pPr>
+            <w:r>
+              <w:rPr>
+                <w:rFonts w:ascii="Calibri" w:hAnsi="Calibri" w:cs="Calibri" w:eastAsia="Calibri"/>
+                <w:sz w:val="20"/>
+              </w:rPr>
               <w:t>Outlet Collar</w:t>
             </w:r>
           </w:p>
@@ -2972,19 +3384,36 @@
             <w:tcW w:type="dxa" w:w="5616"/>
           </w:tcPr>
           <w:p>
-            <w:r>
+            <w:pPr>
+              <w:keepNext/>
+            </w:pPr>
+            <w:r>
+              <w:rPr>
+                <w:rFonts w:ascii="Calibri" w:hAnsi="Calibri" w:cs="Calibri" w:eastAsia="Calibri"/>
+                <w:sz w:val="20"/>
+              </w:rPr>
               <w:t>Mild Steel</w:t>
             </w:r>
           </w:p>
         </w:tc>
       </w:tr>
       <w:tr>
+        <w:trPr>
+          <w:cantSplit/>
+        </w:trPr>
         <w:tc>
           <w:tcPr>
             <w:tcW w:type="dxa" w:w="3744"/>
           </w:tcPr>
           <w:p>
-            <w:r>
+            <w:pPr>
+              <w:keepNext/>
+            </w:pPr>
+            <w:r>
+              <w:rPr>
+                <w:rFonts w:ascii="Calibri" w:hAnsi="Calibri" w:cs="Calibri" w:eastAsia="Calibri"/>
+                <w:sz w:val="20"/>
+              </w:rPr>
               <w:t>Supporting Frame</w:t>
             </w:r>
           </w:p>
@@ -2994,19 +3423,36 @@
             <w:tcW w:type="dxa" w:w="5616"/>
           </w:tcPr>
           <w:p>
-            <w:r>
+            <w:pPr>
+              <w:keepNext/>
+            </w:pPr>
+            <w:r>
+              <w:rPr>
+                <w:rFonts w:ascii="Calibri" w:hAnsi="Calibri" w:cs="Calibri" w:eastAsia="Calibri"/>
+                <w:sz w:val="20"/>
+              </w:rPr>
               <w:t>Mild Steel</w:t>
             </w:r>
           </w:p>
         </w:tc>
       </w:tr>
       <w:tr>
+        <w:trPr>
+          <w:cantSplit/>
+        </w:trPr>
         <w:tc>
           <w:tcPr>
             <w:tcW w:type="dxa" w:w="3744"/>
           </w:tcPr>
           <w:p>
-            <w:r>
+            <w:pPr>
+              <w:keepNext/>
+            </w:pPr>
+            <w:r>
+              <w:rPr>
+                <w:rFonts w:ascii="Calibri" w:hAnsi="Calibri" w:cs="Calibri" w:eastAsia="Calibri"/>
+                <w:sz w:val="20"/>
+              </w:rPr>
               <w:t>Bottom Duct</w:t>
             </w:r>
           </w:p>
@@ -3016,19 +3462,36 @@
             <w:tcW w:type="dxa" w:w="5616"/>
           </w:tcPr>
           <w:p>
-            <w:r>
+            <w:pPr>
+              <w:keepNext/>
+            </w:pPr>
+            <w:r>
+              <w:rPr>
+                <w:rFonts w:ascii="Calibri" w:hAnsi="Calibri" w:cs="Calibri" w:eastAsia="Calibri"/>
+                <w:sz w:val="20"/>
+              </w:rPr>
               <w:t>Mild Steel</w:t>
             </w:r>
           </w:p>
         </w:tc>
       </w:tr>
       <w:tr>
+        <w:trPr>
+          <w:cantSplit/>
+        </w:trPr>
         <w:tc>
           <w:tcPr>
             <w:tcW w:type="dxa" w:w="3744"/>
           </w:tcPr>
           <w:p>
-            <w:r>
+            <w:pPr>
+              <w:keepNext/>
+            </w:pPr>
+            <w:r>
+              <w:rPr>
+                <w:rFonts w:ascii="Calibri" w:hAnsi="Calibri" w:cs="Calibri" w:eastAsia="Calibri"/>
+                <w:sz w:val="20"/>
+              </w:rPr>
               <w:t>Flange</w:t>
             </w:r>
           </w:p>
@@ -3038,22 +3501,37 @@
             <w:tcW w:type="dxa" w:w="5616"/>
           </w:tcPr>
           <w:p>
-            <w:r>
+            <w:pPr>
+              <w:keepNext/>
+            </w:pPr>
+            <w:r>
+              <w:rPr>
+                <w:rFonts w:ascii="Calibri" w:hAnsi="Calibri" w:cs="Calibri" w:eastAsia="Calibri"/>
+                <w:sz w:val="20"/>
+              </w:rPr>
               <w:t>Mild Steel</w:t>
             </w:r>
           </w:p>
         </w:tc>
       </w:tr>
       <w:tr>
+        <w:trPr>
+          <w:cantSplit/>
+        </w:trPr>
         <w:tc>
           <w:tcPr>
             <w:tcW w:type="dxa" w:w="9360"/>
             <w:gridSpan w:val="2"/>
           </w:tcPr>
           <w:p>
-            <w:r>
-              <w:rPr>
+            <w:pPr>
+              <w:keepNext/>
+            </w:pPr>
+            <w:r>
+              <w:rPr>
+                <w:rFonts w:ascii="Calibri" w:hAnsi="Calibri" w:cs="Calibri" w:eastAsia="Calibri"/>
                 <w:b/>
+                <w:sz w:val="20"/>
               </w:rPr>
               <w:t>OTHERS</w:t>
             </w:r>
@@ -3061,12 +3539,22 @@
         </w:tc>
       </w:tr>
       <w:tr>
+        <w:trPr>
+          <w:cantSplit/>
+        </w:trPr>
         <w:tc>
           <w:tcPr>
             <w:tcW w:type="dxa" w:w="3744"/>
           </w:tcPr>
           <w:p>
-            <w:r>
+            <w:pPr>
+              <w:keepNext/>
+            </w:pPr>
+            <w:r>
+              <w:rPr>
+                <w:rFonts w:ascii="Calibri" w:hAnsi="Calibri" w:cs="Calibri" w:eastAsia="Calibri"/>
+                <w:sz w:val="20"/>
+              </w:rPr>
               <w:t>Flanges</w:t>
             </w:r>
           </w:p>
@@ -3076,19 +3564,36 @@
             <w:tcW w:type="dxa" w:w="5616"/>
           </w:tcPr>
           <w:p>
-            <w:r>
+            <w:pPr>
+              <w:keepNext/>
+            </w:pPr>
+            <w:r>
+              <w:rPr>
+                <w:rFonts w:ascii="Calibri" w:hAnsi="Calibri" w:cs="Calibri" w:eastAsia="Calibri"/>
+                <w:sz w:val="20"/>
+              </w:rPr>
               <w:t>Mild Steel</w:t>
             </w:r>
           </w:p>
         </w:tc>
       </w:tr>
       <w:tr>
+        <w:trPr>
+          <w:cantSplit/>
+        </w:trPr>
         <w:tc>
           <w:tcPr>
             <w:tcW w:type="dxa" w:w="3744"/>
           </w:tcPr>
           <w:p>
-            <w:r>
+            <w:pPr>
+              <w:keepNext/>
+            </w:pPr>
+            <w:r>
+              <w:rPr>
+                <w:rFonts w:ascii="Calibri" w:hAnsi="Calibri" w:cs="Calibri" w:eastAsia="Calibri"/>
+                <w:sz w:val="20"/>
+              </w:rPr>
               <w:t>Air Inlet Duct</w:t>
             </w:r>
           </w:p>
@@ -3098,19 +3603,36 @@
             <w:tcW w:type="dxa" w:w="5616"/>
           </w:tcPr>
           <w:p>
-            <w:r>
+            <w:pPr>
+              <w:keepNext/>
+            </w:pPr>
+            <w:r>
+              <w:rPr>
+                <w:rFonts w:ascii="Calibri" w:hAnsi="Calibri" w:cs="Calibri" w:eastAsia="Calibri"/>
+                <w:sz w:val="20"/>
+              </w:rPr>
               <w:t>Mild Steel</w:t>
             </w:r>
           </w:p>
         </w:tc>
       </w:tr>
       <w:tr>
+        <w:trPr>
+          <w:cantSplit/>
+        </w:trPr>
         <w:tc>
           <w:tcPr>
             <w:tcW w:type="dxa" w:w="3744"/>
           </w:tcPr>
           <w:p>
-            <w:r>
+            <w:pPr>
+              <w:keepNext/>
+            </w:pPr>
+            <w:r>
+              <w:rPr>
+                <w:rFonts w:ascii="Calibri" w:hAnsi="Calibri" w:cs="Calibri" w:eastAsia="Calibri"/>
+                <w:sz w:val="20"/>
+              </w:rPr>
               <w:t>Air Outlet Duct</w:t>
             </w:r>
           </w:p>
@@ -3120,19 +3642,36 @@
             <w:tcW w:type="dxa" w:w="5616"/>
           </w:tcPr>
           <w:p>
-            <w:r>
+            <w:pPr>
+              <w:keepNext/>
+            </w:pPr>
+            <w:r>
+              <w:rPr>
+                <w:rFonts w:ascii="Calibri" w:hAnsi="Calibri" w:cs="Calibri" w:eastAsia="Calibri"/>
+                <w:sz w:val="20"/>
+              </w:rPr>
               <w:t>Mild Steel</w:t>
             </w:r>
           </w:p>
         </w:tc>
       </w:tr>
       <w:tr>
+        <w:trPr>
+          <w:cantSplit/>
+        </w:trPr>
         <w:tc>
           <w:tcPr>
             <w:tcW w:type="dxa" w:w="3744"/>
           </w:tcPr>
           <w:p>
-            <w:r>
+            <w:pPr>
+              <w:keepNext/>
+            </w:pPr>
+            <w:r>
+              <w:rPr>
+                <w:rFonts w:ascii="Calibri" w:hAnsi="Calibri" w:cs="Calibri" w:eastAsia="Calibri"/>
+                <w:sz w:val="20"/>
+              </w:rPr>
               <w:t>Bottom Air Receiving Box</w:t>
             </w:r>
           </w:p>
@@ -3142,19 +3681,36 @@
             <w:tcW w:type="dxa" w:w="5616"/>
           </w:tcPr>
           <w:p>
-            <w:r>
+            <w:pPr>
+              <w:keepNext/>
+            </w:pPr>
+            <w:r>
+              <w:rPr>
+                <w:rFonts w:ascii="Calibri" w:hAnsi="Calibri" w:cs="Calibri" w:eastAsia="Calibri"/>
+                <w:sz w:val="20"/>
+              </w:rPr>
               <w:t>Mild Steel</w:t>
             </w:r>
           </w:p>
         </w:tc>
       </w:tr>
       <w:tr>
+        <w:trPr>
+          <w:cantSplit/>
+        </w:trPr>
         <w:tc>
           <w:tcPr>
             <w:tcW w:type="dxa" w:w="3744"/>
           </w:tcPr>
           <w:p>
-            <w:r>
+            <w:pPr>
+              <w:keepNext/>
+            </w:pPr>
+            <w:r>
+              <w:rPr>
+                <w:rFonts w:ascii="Calibri" w:hAnsi="Calibri" w:cs="Calibri" w:eastAsia="Calibri"/>
+                <w:sz w:val="20"/>
+              </w:rPr>
               <w:t>Matching Flange</w:t>
             </w:r>
           </w:p>
@@ -3164,19 +3720,36 @@
             <w:tcW w:type="dxa" w:w="5616"/>
           </w:tcPr>
           <w:p>
-            <w:r>
+            <w:pPr>
+              <w:keepNext/>
+            </w:pPr>
+            <w:r>
+              <w:rPr>
+                <w:rFonts w:ascii="Calibri" w:hAnsi="Calibri" w:cs="Calibri" w:eastAsia="Calibri"/>
+                <w:sz w:val="20"/>
+              </w:rPr>
               <w:t>Mild Steel</w:t>
             </w:r>
           </w:p>
         </w:tc>
       </w:tr>
       <w:tr>
+        <w:trPr>
+          <w:cantSplit/>
+        </w:trPr>
         <w:tc>
           <w:tcPr>
             <w:tcW w:type="dxa" w:w="3744"/>
           </w:tcPr>
           <w:p>
-            <w:r>
+            <w:pPr>
+              <w:keepNext/>
+            </w:pPr>
+            <w:r>
+              <w:rPr>
+                <w:rFonts w:ascii="Calibri" w:hAnsi="Calibri" w:cs="Calibri" w:eastAsia="Calibri"/>
+                <w:sz w:val="20"/>
+              </w:rPr>
               <w:t>Nut, Bolt &amp; Washer</w:t>
             </w:r>
           </w:p>
@@ -3186,19 +3759,36 @@
             <w:tcW w:type="dxa" w:w="5616"/>
           </w:tcPr>
           <w:p>
-            <w:r>
+            <w:pPr>
+              <w:keepNext/>
+            </w:pPr>
+            <w:r>
+              <w:rPr>
+                <w:rFonts w:ascii="Calibri" w:hAnsi="Calibri" w:cs="Calibri" w:eastAsia="Calibri"/>
+                <w:sz w:val="20"/>
+              </w:rPr>
               <w:t>Mild Steel</w:t>
             </w:r>
           </w:p>
         </w:tc>
       </w:tr>
       <w:tr>
+        <w:trPr>
+          <w:cantSplit/>
+        </w:trPr>
         <w:tc>
           <w:tcPr>
             <w:tcW w:type="dxa" w:w="3744"/>
           </w:tcPr>
           <w:p>
-            <w:r>
+            <w:pPr>
+              <w:keepNext/>
+            </w:pPr>
+            <w:r>
+              <w:rPr>
+                <w:rFonts w:ascii="Calibri" w:hAnsi="Calibri" w:cs="Calibri" w:eastAsia="Calibri"/>
+                <w:sz w:val="20"/>
+              </w:rPr>
               <w:t>Gasket</w:t>
             </w:r>
           </w:p>
@@ -3208,19 +3798,36 @@
             <w:tcW w:type="dxa" w:w="5616"/>
           </w:tcPr>
           <w:p>
-            <w:r>
+            <w:pPr>
+              <w:keepNext/>
+            </w:pPr>
+            <w:r>
+              <w:rPr>
+                <w:rFonts w:ascii="Calibri" w:hAnsi="Calibri" w:cs="Calibri" w:eastAsia="Calibri"/>
+                <w:sz w:val="20"/>
+              </w:rPr>
               <w:t>Heat Resistant</w:t>
             </w:r>
           </w:p>
         </w:tc>
       </w:tr>
       <w:tr>
+        <w:trPr>
+          <w:cantSplit/>
+        </w:trPr>
         <w:tc>
           <w:tcPr>
             <w:tcW w:type="dxa" w:w="3744"/>
           </w:tcPr>
           <w:p>
-            <w:r>
+            <w:pPr>
+              <w:keepNext/>
+            </w:pPr>
+            <w:r>
+              <w:rPr>
+                <w:rFonts w:ascii="Calibri" w:hAnsi="Calibri" w:cs="Calibri" w:eastAsia="Calibri"/>
+                <w:sz w:val="20"/>
+              </w:rPr>
               <w:t>Supporting Structure</w:t>
             </w:r>
           </w:p>
@@ -3230,40 +3837,97 @@
             <w:tcW w:type="dxa" w:w="5616"/>
           </w:tcPr>
           <w:p>
-            <w:r>
+            <w:pPr>
+              <w:keepNext/>
+            </w:pPr>
+            <w:r>
+              <w:rPr>
+                <w:rFonts w:ascii="Calibri" w:hAnsi="Calibri" w:cs="Calibri" w:eastAsia="Calibri"/>
+                <w:sz w:val="20"/>
+              </w:rPr>
               <w:t>Mild Steel</w:t>
             </w:r>
           </w:p>
         </w:tc>
       </w:tr>
     </w:tbl>
-    <w:p/>
     <w:p>
+      <w:pPr>
+        <w:keepNext/>
+        <w:keepLines/>
+      </w:pPr>
+    </w:p>
+    <w:p>
+      <w:pPr>
+        <w:keepNext/>
+        <w:keepLines/>
+      </w:pPr>
       <w:r>
         <w:rPr>
+          <w:rFonts w:ascii="Calibri" w:hAnsi="Calibri" w:cs="Calibri" w:eastAsia="Calibri"/>
           <w:b/>
+          <w:sz w:val="20"/>
         </w:rPr>
         <w:t>3D Image of the Proposed Recuperator</w:t>
       </w:r>
     </w:p>
     <w:p>
+      <w:pPr>
+        <w:keepNext/>
+        <w:keepLines/>
+      </w:pPr>
       <w:r>
+        <w:rPr>
+          <w:rFonts w:ascii="Calibri" w:hAnsi="Calibri" w:cs="Calibri" w:eastAsia="Calibri"/>
+          <w:sz w:val="20"/>
+        </w:rPr>
         <w:t>{{ image_recup_side }}</w:t>
       </w:r>
     </w:p>
-    <w:p/>
     <w:p>
+      <w:pPr>
+        <w:keepNext/>
+        <w:keepLines/>
+      </w:pPr>
+    </w:p>
+    <w:p>
+      <w:pPr>
+        <w:keepNext/>
+        <w:keepLines/>
+      </w:pPr>
       <w:r>
+        <w:rPr>
+          <w:rFonts w:ascii="Calibri" w:hAnsi="Calibri" w:cs="Calibri" w:eastAsia="Calibri"/>
+          <w:sz w:val="20"/>
+        </w:rPr>
         <w:t>{{ image_recup_front }}</w:t>
       </w:r>
     </w:p>
-    <w:p/>
     <w:p>
+      <w:pPr>
+        <w:keepNext/>
+        <w:keepLines/>
+      </w:pPr>
+    </w:p>
+    <w:p>
+      <w:pPr>
+        <w:keepNext/>
+        <w:keepLines/>
+      </w:pPr>
       <w:r>
+        <w:rPr>
+          <w:rFonts w:ascii="Calibri" w:hAnsi="Calibri" w:cs="Calibri" w:eastAsia="Calibri"/>
+          <w:sz w:val="20"/>
+        </w:rPr>
         <w:t>{{ image_recup_top }}</w:t>
       </w:r>
     </w:p>
-    <w:p/>
+    <w:p>
+      <w:pPr>
+        <w:keepNext/>
+        <w:keepLines/>
+      </w:pPr>
+    </w:p>
     <w:tbl>
       <w:tblPr>
         <w:tblW w:type="dxa" w:w="9360"/>
@@ -3283,6 +3947,7 @@
       <w:tr>
         <w:trPr>
           <w:tblHeader/>
+          <w:cantSplit/>
         </w:trPr>
         <w:tc>
           <w:tcPr>
@@ -3304,29 +3969,49 @@
             <w:vAlign w:val="center"/>
           </w:tcPr>
           <w:p>
-            <w:r>
-              <w:rPr>
+            <w:pPr>
+              <w:keepNext/>
+            </w:pPr>
+            <w:r>
+              <w:rPr>
+                <w:rFonts w:ascii="Calibri" w:hAnsi="Calibri" w:cs="Calibri" w:eastAsia="Calibri"/>
                 <w:b/>
+                <w:sz w:val="24"/>
               </w:rPr>
               <w:t>Recuperator Designing Parameters</w:t>
             </w:r>
           </w:p>
           <w:p>
-            <w:r>
-              <w:rPr>
+            <w:pPr>
+              <w:keepNext/>
+            </w:pPr>
+            <w:r>
+              <w:rPr>
+                <w:rFonts w:ascii="Calibri" w:hAnsi="Calibri" w:cs="Calibri" w:eastAsia="Calibri"/>
                 <w:b/>
-              </w:rPr>
-            </w:r>
-          </w:p>
-        </w:tc>
-      </w:tr>
-      <w:tr>
+                <w:sz w:val="24"/>
+              </w:rPr>
+            </w:r>
+          </w:p>
+        </w:tc>
+      </w:tr>
+      <w:tr>
+        <w:trPr>
+          <w:cantSplit/>
+        </w:trPr>
         <w:tc>
           <w:tcPr>
             <w:tcW w:type="dxa" w:w="3744"/>
           </w:tcPr>
           <w:p>
-            <w:r>
+            <w:pPr>
+              <w:keepNext/>
+            </w:pPr>
+            <w:r>
+              <w:rPr>
+                <w:rFonts w:ascii="Calibri" w:hAnsi="Calibri" w:cs="Calibri" w:eastAsia="Calibri"/>
+                <w:sz w:val="20"/>
+              </w:rPr>
               <w:t>No. of Units</w:t>
             </w:r>
           </w:p>
@@ -3336,19 +4021,36 @@
             <w:tcW w:type="dxa" w:w="5616"/>
           </w:tcPr>
           <w:p>
-            <w:r>
+            <w:pPr>
+              <w:keepNext/>
+            </w:pPr>
+            <w:r>
+              <w:rPr>
+                <w:rFonts w:ascii="Calibri" w:hAnsi="Calibri" w:cs="Calibri" w:eastAsia="Calibri"/>
+                <w:sz w:val="20"/>
+              </w:rPr>
               <w:t>{{ recup_qty }}</w:t>
             </w:r>
           </w:p>
         </w:tc>
       </w:tr>
       <w:tr>
+        <w:trPr>
+          <w:cantSplit/>
+        </w:trPr>
         <w:tc>
           <w:tcPr>
             <w:tcW w:type="dxa" w:w="3744"/>
           </w:tcPr>
           <w:p>
-            <w:r>
+            <w:pPr>
+              <w:keepNext/>
+            </w:pPr>
+            <w:r>
+              <w:rPr>
+                <w:rFonts w:ascii="Calibri" w:hAnsi="Calibri" w:cs="Calibri" w:eastAsia="Calibri"/>
+                <w:sz w:val="20"/>
+              </w:rPr>
               <w:t>Flue Gas Flow</w:t>
             </w:r>
           </w:p>
@@ -3358,19 +4060,36 @@
             <w:tcW w:type="dxa" w:w="5616"/>
           </w:tcPr>
           <w:p>
-            <w:r>
+            <w:pPr>
+              <w:keepNext/>
+            </w:pPr>
+            <w:r>
+              <w:rPr>
+                <w:rFonts w:ascii="Calibri" w:hAnsi="Calibri" w:cs="Calibri" w:eastAsia="Calibri"/>
+                <w:sz w:val="20"/>
+              </w:rPr>
               <w:t>{{ flue_flow_nm3hr }} Nm³/hr</w:t>
             </w:r>
           </w:p>
         </w:tc>
       </w:tr>
       <w:tr>
+        <w:trPr>
+          <w:cantSplit/>
+        </w:trPr>
         <w:tc>
           <w:tcPr>
             <w:tcW w:type="dxa" w:w="3744"/>
           </w:tcPr>
           <w:p>
-            <w:r>
+            <w:pPr>
+              <w:keepNext/>
+            </w:pPr>
+            <w:r>
+              <w:rPr>
+                <w:rFonts w:ascii="Calibri" w:hAnsi="Calibri" w:cs="Calibri" w:eastAsia="Calibri"/>
+                <w:sz w:val="20"/>
+              </w:rPr>
               <w:t>Flue Gas Temperature (In)</w:t>
             </w:r>
           </w:p>
@@ -3380,19 +4099,36 @@
             <w:tcW w:type="dxa" w:w="5616"/>
           </w:tcPr>
           <w:p>
-            <w:r>
+            <w:pPr>
+              <w:keepNext/>
+            </w:pPr>
+            <w:r>
+              <w:rPr>
+                <w:rFonts w:ascii="Calibri" w:hAnsi="Calibri" w:cs="Calibri" w:eastAsia="Calibri"/>
+                <w:sz w:val="20"/>
+              </w:rPr>
               <w:t>{{ flue_temp_in_C }} °C</w:t>
             </w:r>
           </w:p>
         </w:tc>
       </w:tr>
       <w:tr>
+        <w:trPr>
+          <w:cantSplit/>
+        </w:trPr>
         <w:tc>
           <w:tcPr>
             <w:tcW w:type="dxa" w:w="3744"/>
           </w:tcPr>
           <w:p>
-            <w:r>
+            <w:pPr>
+              <w:keepNext/>
+            </w:pPr>
+            <w:r>
+              <w:rPr>
+                <w:rFonts w:ascii="Calibri" w:hAnsi="Calibri" w:cs="Calibri" w:eastAsia="Calibri"/>
+                <w:sz w:val="20"/>
+              </w:rPr>
               <w:t>Flue Gas Temperature (Out)</w:t>
             </w:r>
           </w:p>
@@ -3402,19 +4138,36 @@
             <w:tcW w:type="dxa" w:w="5616"/>
           </w:tcPr>
           <w:p>
-            <w:r>
+            <w:pPr>
+              <w:keepNext/>
+            </w:pPr>
+            <w:r>
+              <w:rPr>
+                <w:rFonts w:ascii="Calibri" w:hAnsi="Calibri" w:cs="Calibri" w:eastAsia="Calibri"/>
+                <w:sz w:val="20"/>
+              </w:rPr>
               <w:t>{{ flue_temp_out_C }} °C</w:t>
             </w:r>
           </w:p>
         </w:tc>
       </w:tr>
       <w:tr>
+        <w:trPr>
+          <w:cantSplit/>
+        </w:trPr>
         <w:tc>
           <w:tcPr>
             <w:tcW w:type="dxa" w:w="3744"/>
           </w:tcPr>
           <w:p>
-            <w:r>
+            <w:pPr>
+              <w:keepNext/>
+            </w:pPr>
+            <w:r>
+              <w:rPr>
+                <w:rFonts w:ascii="Calibri" w:hAnsi="Calibri" w:cs="Calibri" w:eastAsia="Calibri"/>
+                <w:sz w:val="20"/>
+              </w:rPr>
               <w:t>Air Volume</w:t>
             </w:r>
           </w:p>
@@ -3424,19 +4177,36 @@
             <w:tcW w:type="dxa" w:w="5616"/>
           </w:tcPr>
           <w:p>
-            <w:r>
+            <w:pPr>
+              <w:keepNext/>
+            </w:pPr>
+            <w:r>
+              <w:rPr>
+                <w:rFonts w:ascii="Calibri" w:hAnsi="Calibri" w:cs="Calibri" w:eastAsia="Calibri"/>
+                <w:sz w:val="20"/>
+              </w:rPr>
               <w:t>{{ air_volume_nm3hr }} Nm³/hr</w:t>
             </w:r>
           </w:p>
         </w:tc>
       </w:tr>
       <w:tr>
+        <w:trPr>
+          <w:cantSplit/>
+        </w:trPr>
         <w:tc>
           <w:tcPr>
             <w:tcW w:type="dxa" w:w="3744"/>
           </w:tcPr>
           <w:p>
-            <w:r>
+            <w:pPr>
+              <w:keepNext/>
+            </w:pPr>
+            <w:r>
+              <w:rPr>
+                <w:rFonts w:ascii="Calibri" w:hAnsi="Calibri" w:cs="Calibri" w:eastAsia="Calibri"/>
+                <w:sz w:val="20"/>
+              </w:rPr>
               <w:t>Air Temperature (In)</w:t>
             </w:r>
           </w:p>
@@ -3446,19 +4216,36 @@
             <w:tcW w:type="dxa" w:w="5616"/>
           </w:tcPr>
           <w:p>
-            <w:r>
+            <w:pPr>
+              <w:keepNext/>
+            </w:pPr>
+            <w:r>
+              <w:rPr>
+                <w:rFonts w:ascii="Calibri" w:hAnsi="Calibri" w:cs="Calibri" w:eastAsia="Calibri"/>
+                <w:sz w:val="20"/>
+              </w:rPr>
               <w:t>{{ air_temp_in_C }} °C</w:t>
             </w:r>
           </w:p>
         </w:tc>
       </w:tr>
       <w:tr>
+        <w:trPr>
+          <w:cantSplit/>
+        </w:trPr>
         <w:tc>
           <w:tcPr>
             <w:tcW w:type="dxa" w:w="3744"/>
           </w:tcPr>
           <w:p>
-            <w:r>
+            <w:pPr>
+              <w:keepNext/>
+            </w:pPr>
+            <w:r>
+              <w:rPr>
+                <w:rFonts w:ascii="Calibri" w:hAnsi="Calibri" w:cs="Calibri" w:eastAsia="Calibri"/>
+                <w:sz w:val="20"/>
+              </w:rPr>
               <w:t>Air Temperature (Out)</w:t>
             </w:r>
           </w:p>
@@ -3468,19 +4255,36 @@
             <w:tcW w:type="dxa" w:w="5616"/>
           </w:tcPr>
           <w:p>
-            <w:r>
+            <w:pPr>
+              <w:keepNext/>
+            </w:pPr>
+            <w:r>
+              <w:rPr>
+                <w:rFonts w:ascii="Calibri" w:hAnsi="Calibri" w:cs="Calibri" w:eastAsia="Calibri"/>
+                <w:sz w:val="20"/>
+              </w:rPr>
               <w:t>{{ air_temp_out_C }} °C</w:t>
             </w:r>
           </w:p>
         </w:tc>
       </w:tr>
       <w:tr>
+        <w:trPr>
+          <w:cantSplit/>
+        </w:trPr>
         <w:tc>
           <w:tcPr>
             <w:tcW w:type="dxa" w:w="3744"/>
           </w:tcPr>
           <w:p>
-            <w:r>
+            <w:pPr>
+              <w:keepNext/>
+            </w:pPr>
+            <w:r>
+              <w:rPr>
+                <w:rFonts w:ascii="Calibri" w:hAnsi="Calibri" w:cs="Calibri" w:eastAsia="Calibri"/>
+                <w:sz w:val="20"/>
+              </w:rPr>
               <w:t>Heat Transfer Area</w:t>
             </w:r>
           </w:p>
@@ -3490,19 +4294,36 @@
             <w:tcW w:type="dxa" w:w="5616"/>
           </w:tcPr>
           <w:p>
-            <w:r>
+            <w:pPr>
+              <w:keepNext/>
+            </w:pPr>
+            <w:r>
+              <w:rPr>
+                <w:rFonts w:ascii="Calibri" w:hAnsi="Calibri" w:cs="Calibri" w:eastAsia="Calibri"/>
+                <w:sz w:val="20"/>
+              </w:rPr>
               <w:t>{{ surface_area_m2 }} m²</w:t>
             </w:r>
           </w:p>
         </w:tc>
       </w:tr>
       <w:tr>
+        <w:trPr>
+          <w:cantSplit/>
+        </w:trPr>
         <w:tc>
           <w:tcPr>
             <w:tcW w:type="dxa" w:w="3744"/>
           </w:tcPr>
           <w:p>
-            <w:r>
+            <w:pPr>
+              <w:keepNext/>
+            </w:pPr>
+            <w:r>
+              <w:rPr>
+                <w:rFonts w:ascii="Calibri" w:hAnsi="Calibri" w:cs="Calibri" w:eastAsia="Calibri"/>
+                <w:sz w:val="20"/>
+              </w:rPr>
               <w:t>Pipe Outside Diameter</w:t>
             </w:r>
           </w:p>
@@ -3512,19 +4333,36 @@
             <w:tcW w:type="dxa" w:w="5616"/>
           </w:tcPr>
           <w:p>
-            <w:r>
+            <w:pPr>
+              <w:keepNext/>
+            </w:pPr>
+            <w:r>
+              <w:rPr>
+                <w:rFonts w:ascii="Calibri" w:hAnsi="Calibri" w:cs="Calibri" w:eastAsia="Calibri"/>
+                <w:sz w:val="20"/>
+              </w:rPr>
               <w:t>{{ pipe_dia_mm }} mm</w:t>
             </w:r>
           </w:p>
         </w:tc>
       </w:tr>
       <w:tr>
+        <w:trPr>
+          <w:cantSplit/>
+        </w:trPr>
         <w:tc>
           <w:tcPr>
             <w:tcW w:type="dxa" w:w="3744"/>
           </w:tcPr>
           <w:p>
-            <w:r>
+            <w:pPr>
+              <w:keepNext/>
+            </w:pPr>
+            <w:r>
+              <w:rPr>
+                <w:rFonts w:ascii="Calibri" w:hAnsi="Calibri" w:cs="Calibri" w:eastAsia="Calibri"/>
+                <w:sz w:val="20"/>
+              </w:rPr>
               <w:t>Pipe Length (per bank)</w:t>
             </w:r>
           </w:p>
@@ -3534,19 +4372,36 @@
             <w:tcW w:type="dxa" w:w="5616"/>
           </w:tcPr>
           <w:p>
-            <w:r>
+            <w:pPr>
+              <w:keepNext/>
+            </w:pPr>
+            <w:r>
+              <w:rPr>
+                <w:rFonts w:ascii="Calibri" w:hAnsi="Calibri" w:cs="Calibri" w:eastAsia="Calibri"/>
+                <w:sz w:val="20"/>
+              </w:rPr>
               <w:t>{{ pipe_length_m }} m</w:t>
             </w:r>
           </w:p>
         </w:tc>
       </w:tr>
       <w:tr>
+        <w:trPr>
+          <w:cantSplit/>
+        </w:trPr>
         <w:tc>
           <w:tcPr>
             <w:tcW w:type="dxa" w:w="3744"/>
           </w:tcPr>
           <w:p>
-            <w:r>
+            <w:pPr>
+              <w:keepNext/>
+            </w:pPr>
+            <w:r>
+              <w:rPr>
+                <w:rFonts w:ascii="Calibri" w:hAnsi="Calibri" w:cs="Calibri" w:eastAsia="Calibri"/>
+                <w:sz w:val="20"/>
+              </w:rPr>
               <w:t>Pipe Wall Thickness</w:t>
             </w:r>
           </w:p>
@@ -3556,7 +4411,14 @@
             <w:tcW w:type="dxa" w:w="5616"/>
           </w:tcPr>
           <w:p>
-            <w:r>
+            <w:pPr>
+              <w:keepNext/>
+            </w:pPr>
+            <w:r>
+              <w:rPr>
+                <w:rFonts w:ascii="Calibri" w:hAnsi="Calibri" w:cs="Calibri" w:eastAsia="Calibri"/>
+                <w:sz w:val="20"/>
+              </w:rPr>
               <w:t>{{ pipe_thick_mm }} mm</w:t>
             </w:r>
           </w:p>
@@ -3565,27 +4427,54 @@
     </w:tbl>
     <w:p>
       <w:pPr>
+        <w:keepNext/>
+        <w:keepLines/>
         <w:spacing w:after="200" w:before="200"/>
       </w:pPr>
       <w:r>
+        <w:rPr>
+          <w:rFonts w:ascii="Calibri" w:hAnsi="Calibri" w:cs="Calibri" w:eastAsia="Calibri"/>
+          <w:sz w:val="20"/>
+        </w:rPr>
         <w:t xml:space="preserve"/>
       </w:r>
     </w:p>
     <w:p>
+      <w:pPr>
+        <w:keepNext/>
+        <w:keepLines/>
+      </w:pPr>
       <w:r>
         <w:rPr>
+          <w:rFonts w:ascii="Calibri" w:hAnsi="Calibri" w:cs="Calibri" w:eastAsia="Calibri"/>
           <w:b/>
+          <w:sz w:val="20"/>
         </w:rPr>
         <w:t>OPERATION</w:t>
       </w:r>
     </w:p>
     <w:p>
+      <w:pPr>
+        <w:keepNext/>
+        <w:keepLines/>
+      </w:pPr>
       <w:r>
+        <w:rPr>
+          <w:rFonts w:ascii="Calibri" w:hAnsi="Calibri" w:cs="Calibri" w:eastAsia="Calibri"/>
+          <w:sz w:val="20"/>
+        </w:rPr>
         <w:t>The Recuperator is a heat-recovery exchanger that uses the hot flue gases leaving the furnace to preheat the combustion air being supplied to the burner. The hot flue gas passes through the hot bank tubes, while ambient combustion air flows around them in a counter-cross-flow arrangement. The preheated air reduces fuel consumption and improves overall furnace efficiency.</w:t>
       </w:r>
     </w:p>
     <w:p>
+      <w:pPr>
+        <w:keepLines/>
+      </w:pPr>
       <w:r>
+        <w:rPr>
+          <w:rFonts w:ascii="Calibri" w:hAnsi="Calibri" w:cs="Calibri" w:eastAsia="Calibri"/>
+          <w:sz w:val="20"/>
+        </w:rPr>
         <w:t>Design and material of construction details are listed in the Material of Construction sub-table above. Designing parameters and process flows are listed in the Recuperator Designing Parameters table.</w:t>
       </w:r>
     </w:p>
@@ -3596,6 +4485,9 @@
           <w:bottom w:val="single" w:color="E87722" w:sz="12" w:space="4"/>
         </w:pBdr>
         <w:spacing w:after="200" w:before="360"/>
+        <w:keepNext/>
+        <w:keepLines/>
+        <w:pageBreakBefore/>
       </w:pPr>
       <w:r>
         <w:rPr>
@@ -3603,7 +4495,7 @@
           <w:b/>
           <w:bCs/>
           <w:color w:val="1F2937"/>
-          <w:sz w:val="32"/>
+          <w:sz w:val="30"/>
           <w:szCs w:val="32"/>
         </w:rPr>
         <w:t>ANNEXURE I — SCOPE OF SUPPLY</w:t>
@@ -3611,32 +4503,59 @@
     </w:p>
     <w:p>
       <w:pPr>
+        <w:keepNext/>
+        <w:keepLines/>
         <w:spacing w:after="160" w:before="60" w:line="300"/>
         <w:jc w:val="left"/>
       </w:pPr>
       <w:r>
         <w:rPr>
           <w:rFonts w:ascii="Calibri" w:cs="Calibri" w:eastAsia="Calibri" w:hAnsi="Calibri"/>
+          <w:sz w:val="20"/>
         </w:rPr>
         <w:t xml:space="preserve">The Scope of supply will cover Design, manufacturing and supply of the recuperator as per the specifications provided by the client mentioned below.</w:t>
       </w:r>
     </w:p>
-    <w:p/>
     <w:p>
+      <w:pPr>
+        <w:keepNext/>
+        <w:keepLines/>
+      </w:pPr>
+    </w:p>
+    <w:p>
+      <w:pPr>
+        <w:keepNext/>
+        <w:keepLines/>
+      </w:pPr>
       <w:r>
         <w:rPr>
+          <w:rFonts w:ascii="Calibri" w:hAnsi="Calibri" w:cs="Calibri" w:eastAsia="Calibri"/>
           <w:b/>
+          <w:sz w:val="20"/>
           <w:u w:val="single"/>
         </w:rPr>
         <w:t xml:space="preserve">RECUPERATOR (Waste Heat Recovery System)</w:t>
       </w:r>
     </w:p>
     <w:p>
+      <w:pPr>
+        <w:keepNext/>
+        <w:keepLines/>
+      </w:pPr>
       <w:r>
+        <w:rPr>
+          <w:rFonts w:ascii="Calibri" w:hAnsi="Calibri" w:cs="Calibri" w:eastAsia="Calibri"/>
+          <w:sz w:val="20"/>
+        </w:rPr>
         <w:t xml:space="preserve">A waste heat recovery Recuperator of suitable capacity will be provided, which will preheat the combustion air to a temperature of about {{ air_temp_out_C_rounded }} °C, which in turn decreases fuel consumption. Recuperator will be of Convective type having two passes for air and single pass for flue gas. The flue gas will pass over the bank while air passes through the tubes. The tubes are provided for hot Bank and cold Bank. The outer body of the recuperator shall be fabricated from MS plates of suitable thickness so that it may sustain thermal stresses developed during its work. The recuperator will be installed above the ground.</w:t>
       </w:r>
     </w:p>
-    <w:p/>
+    <w:p>
+      <w:pPr>
+        <w:keepNext/>
+        <w:keepLines/>
+      </w:pPr>
+    </w:p>
     <w:tbl>
       <w:tblPr>
         <w:tblW w:type="dxa" w:w="9360"/>
@@ -3656,6 +4575,7 @@
       <w:tr>
         <w:trPr>
           <w:tblHeader/>
+          <w:cantSplit/>
         </w:trPr>
         <w:tc>
           <w:tcPr>
@@ -3678,6 +4598,7 @@
           </w:tcPr>
           <w:p>
             <w:pPr>
+              <w:keepNext/>
               <w:spacing w:after="40" w:before="40"/>
               <w:jc w:val="center"/>
             </w:pPr>
@@ -3687,7 +4608,7 @@
                 <w:b/>
                 <w:bCs/>
                 <w:color w:val="FFFFFF"/>
-                <w:sz w:val="22"/>
+                <w:sz w:val="24"/>
                 <w:szCs w:val="22"/>
               </w:rPr>
               <w:t xml:space="preserve">S. No.</w:t>
@@ -3696,15 +4617,23 @@
         </w:tc>
       </w:tr>
       <w:tr>
+        <w:trPr>
+          <w:cantSplit/>
+        </w:trPr>
         <w:tc>
           <w:tcPr>
             <w:tcW w:type="dxa" w:w="9360"/>
             <w:gridSpan w:val="2"/>
           </w:tcPr>
           <w:p>
-            <w:r>
-              <w:rPr>
+            <w:pPr>
+              <w:keepNext/>
+            </w:pPr>
+            <w:r>
+              <w:rPr>
+                <w:rFonts w:ascii="Calibri" w:hAnsi="Calibri" w:cs="Calibri" w:eastAsia="Calibri"/>
                 <w:b/>
+                <w:sz w:val="20"/>
               </w:rPr>
               <w:t>Recuperator</w:t>
             </w:r>
@@ -3712,12 +4641,22 @@
         </w:tc>
       </w:tr>
       <w:tr>
+        <w:trPr>
+          <w:cantSplit/>
+        </w:trPr>
         <w:tc>
           <w:tcPr>
             <w:tcW w:type="dxa" w:w="900"/>
           </w:tcPr>
           <w:p>
-            <w:r>
+            <w:pPr>
+              <w:keepNext/>
+            </w:pPr>
+            <w:r>
+              <w:rPr>
+                <w:rFonts w:ascii="Calibri" w:hAnsi="Calibri" w:cs="Calibri" w:eastAsia="Calibri"/>
+                <w:sz w:val="20"/>
+              </w:rPr>
               <w:t>1</w:t>
             </w:r>
           </w:p>
@@ -3727,19 +4666,36 @@
             <w:tcW w:type="dxa" w:w="8460"/>
           </w:tcPr>
           <w:p>
-            <w:r>
+            <w:pPr>
+              <w:keepNext/>
+            </w:pPr>
+            <w:r>
+              <w:rPr>
+                <w:rFonts w:ascii="Calibri" w:hAnsi="Calibri" w:cs="Calibri" w:eastAsia="Calibri"/>
+                <w:sz w:val="20"/>
+              </w:rPr>
               <w:t>Recuperator (Hot &amp; Cold Bank) with tube plate, tubes, and supporting frame</w:t>
             </w:r>
           </w:p>
         </w:tc>
       </w:tr>
       <w:tr>
+        <w:trPr>
+          <w:cantSplit/>
+        </w:trPr>
         <w:tc>
           <w:tcPr>
             <w:tcW w:type="dxa" w:w="900"/>
           </w:tcPr>
           <w:p>
-            <w:r>
+            <w:pPr>
+              <w:keepNext/>
+            </w:pPr>
+            <w:r>
+              <w:rPr>
+                <w:rFonts w:ascii="Calibri" w:hAnsi="Calibri" w:cs="Calibri" w:eastAsia="Calibri"/>
+                <w:sz w:val="20"/>
+              </w:rPr>
               <w:t>2</w:t>
             </w:r>
           </w:p>
@@ -3749,19 +4705,36 @@
             <w:tcW w:type="dxa" w:w="8460"/>
           </w:tcPr>
           <w:p>
-            <w:r>
+            <w:pPr>
+              <w:keepNext/>
+            </w:pPr>
+            <w:r>
+              <w:rPr>
+                <w:rFonts w:ascii="Calibri" w:hAnsi="Calibri" w:cs="Calibri" w:eastAsia="Calibri"/>
+                <w:sz w:val="20"/>
+              </w:rPr>
               <w:t>Material of Construction as per Annexure I (Material of Construction table above)</w:t>
             </w:r>
           </w:p>
         </w:tc>
       </w:tr>
       <w:tr>
+        <w:trPr>
+          <w:cantSplit/>
+        </w:trPr>
         <w:tc>
           <w:tcPr>
             <w:tcW w:type="dxa" w:w="900"/>
           </w:tcPr>
           <w:p>
-            <w:r>
+            <w:pPr>
+              <w:keepNext/>
+            </w:pPr>
+            <w:r>
+              <w:rPr>
+                <w:rFonts w:ascii="Calibri" w:hAnsi="Calibri" w:cs="Calibri" w:eastAsia="Calibri"/>
+                <w:sz w:val="20"/>
+              </w:rPr>
               <w:t>3</w:t>
             </w:r>
           </w:p>
@@ -3771,19 +4744,36 @@
             <w:tcW w:type="dxa" w:w="8460"/>
           </w:tcPr>
           <w:p>
-            <w:r>
+            <w:pPr>
+              <w:keepNext/>
+            </w:pPr>
+            <w:r>
+              <w:rPr>
+                <w:rFonts w:ascii="Calibri" w:hAnsi="Calibri" w:cs="Calibri" w:eastAsia="Calibri"/>
+                <w:sz w:val="20"/>
+              </w:rPr>
               <w:t>Air inlet &amp; outlet ducts with matching flanges and gaskets</w:t>
             </w:r>
           </w:p>
         </w:tc>
       </w:tr>
       <w:tr>
+        <w:trPr>
+          <w:cantSplit/>
+        </w:trPr>
         <w:tc>
           <w:tcPr>
             <w:tcW w:type="dxa" w:w="900"/>
           </w:tcPr>
           <w:p>
-            <w:r>
+            <w:pPr>
+              <w:keepNext/>
+            </w:pPr>
+            <w:r>
+              <w:rPr>
+                <w:rFonts w:ascii="Calibri" w:hAnsi="Calibri" w:cs="Calibri" w:eastAsia="Calibri"/>
+                <w:sz w:val="20"/>
+              </w:rPr>
               <w:t>4</w:t>
             </w:r>
           </w:p>
@@ -3793,19 +4783,36 @@
             <w:tcW w:type="dxa" w:w="8460"/>
           </w:tcPr>
           <w:p>
-            <w:r>
+            <w:pPr>
+              <w:keepNext/>
+            </w:pPr>
+            <w:r>
+              <w:rPr>
+                <w:rFonts w:ascii="Calibri" w:hAnsi="Calibri" w:cs="Calibri" w:eastAsia="Calibri"/>
+                <w:sz w:val="20"/>
+              </w:rPr>
               <w:t>Combustion air receiving box with all internal baffles</w:t>
             </w:r>
           </w:p>
         </w:tc>
       </w:tr>
       <w:tr>
+        <w:trPr>
+          <w:cantSplit/>
+        </w:trPr>
         <w:tc>
           <w:tcPr>
             <w:tcW w:type="dxa" w:w="900"/>
           </w:tcPr>
           <w:p>
-            <w:r>
+            <w:pPr>
+              <w:keepNext/>
+            </w:pPr>
+            <w:r>
+              <w:rPr>
+                <w:rFonts w:ascii="Calibri" w:hAnsi="Calibri" w:cs="Calibri" w:eastAsia="Calibri"/>
+                <w:sz w:val="20"/>
+              </w:rPr>
               <w:t>5</w:t>
             </w:r>
           </w:p>
@@ -3815,19 +4822,36 @@
             <w:tcW w:type="dxa" w:w="8460"/>
           </w:tcPr>
           <w:p>
-            <w:r>
+            <w:pPr>
+              <w:keepNext/>
+            </w:pPr>
+            <w:r>
+              <w:rPr>
+                <w:rFonts w:ascii="Calibri" w:hAnsi="Calibri" w:cs="Calibri" w:eastAsia="Calibri"/>
+                <w:sz w:val="20"/>
+              </w:rPr>
               <w:t>Bottom duct with expansion joints</w:t>
             </w:r>
           </w:p>
         </w:tc>
       </w:tr>
       <w:tr>
+        <w:trPr>
+          <w:cantSplit/>
+        </w:trPr>
         <w:tc>
           <w:tcPr>
             <w:tcW w:type="dxa" w:w="900"/>
           </w:tcPr>
           <w:p>
-            <w:r>
+            <w:pPr>
+              <w:keepNext/>
+            </w:pPr>
+            <w:r>
+              <w:rPr>
+                <w:rFonts w:ascii="Calibri" w:hAnsi="Calibri" w:cs="Calibri" w:eastAsia="Calibri"/>
+                <w:sz w:val="20"/>
+              </w:rPr>
               <w:t>6</w:t>
             </w:r>
           </w:p>
@@ -3837,19 +4861,36 @@
             <w:tcW w:type="dxa" w:w="8460"/>
           </w:tcPr>
           <w:p>
-            <w:r>
+            <w:pPr>
+              <w:keepNext/>
+            </w:pPr>
+            <w:r>
+              <w:rPr>
+                <w:rFonts w:ascii="Calibri" w:hAnsi="Calibri" w:cs="Calibri" w:eastAsia="Calibri"/>
+                <w:sz w:val="20"/>
+              </w:rPr>
               <w:t>Pipe holding plates and supporting structure</w:t>
             </w:r>
           </w:p>
         </w:tc>
       </w:tr>
       <w:tr>
+        <w:trPr>
+          <w:cantSplit/>
+        </w:trPr>
         <w:tc>
           <w:tcPr>
             <w:tcW w:type="dxa" w:w="900"/>
           </w:tcPr>
           <w:p>
-            <w:r>
+            <w:pPr>
+              <w:keepNext/>
+            </w:pPr>
+            <w:r>
+              <w:rPr>
+                <w:rFonts w:ascii="Calibri" w:hAnsi="Calibri" w:cs="Calibri" w:eastAsia="Calibri"/>
+                <w:sz w:val="20"/>
+              </w:rPr>
               <w:t>7</w:t>
             </w:r>
           </w:p>
@@ -3859,19 +4900,36 @@
             <w:tcW w:type="dxa" w:w="8460"/>
           </w:tcPr>
           <w:p>
-            <w:r>
+            <w:pPr>
+              <w:keepNext/>
+            </w:pPr>
+            <w:r>
+              <w:rPr>
+                <w:rFonts w:ascii="Calibri" w:hAnsi="Calibri" w:cs="Calibri" w:eastAsia="Calibri"/>
+                <w:sz w:val="20"/>
+              </w:rPr>
               <w:t>MS Side Hood (with insulation provision)</w:t>
             </w:r>
           </w:p>
         </w:tc>
       </w:tr>
       <w:tr>
+        <w:trPr>
+          <w:cantSplit/>
+        </w:trPr>
         <w:tc>
           <w:tcPr>
             <w:tcW w:type="dxa" w:w="900"/>
           </w:tcPr>
           <w:p>
-            <w:r>
+            <w:pPr>
+              <w:keepNext/>
+            </w:pPr>
+            <w:r>
+              <w:rPr>
+                <w:rFonts w:ascii="Calibri" w:hAnsi="Calibri" w:cs="Calibri" w:eastAsia="Calibri"/>
+                <w:sz w:val="20"/>
+              </w:rPr>
               <w:t>8</w:t>
             </w:r>
           </w:p>
@@ -3881,19 +4939,36 @@
             <w:tcW w:type="dxa" w:w="8460"/>
           </w:tcPr>
           <w:p>
-            <w:r>
+            <w:pPr>
+              <w:keepNext/>
+            </w:pPr>
+            <w:r>
+              <w:rPr>
+                <w:rFonts w:ascii="Calibri" w:hAnsi="Calibri" w:cs="Calibri" w:eastAsia="Calibri"/>
+                <w:sz w:val="20"/>
+              </w:rPr>
               <w:t>Thermocouple (Type-K) for flue gas temperature monitoring</w:t>
             </w:r>
           </w:p>
         </w:tc>
       </w:tr>
       <w:tr>
+        <w:trPr>
+          <w:cantSplit/>
+        </w:trPr>
         <w:tc>
           <w:tcPr>
             <w:tcW w:type="dxa" w:w="900"/>
           </w:tcPr>
           <w:p>
-            <w:r>
+            <w:pPr>
+              <w:keepNext/>
+            </w:pPr>
+            <w:r>
+              <w:rPr>
+                <w:rFonts w:ascii="Calibri" w:hAnsi="Calibri" w:cs="Calibri" w:eastAsia="Calibri"/>
+                <w:sz w:val="20"/>
+              </w:rPr>
               <w:t>9</w:t>
             </w:r>
           </w:p>
@@ -3903,19 +4978,33 @@
             <w:tcW w:type="dxa" w:w="8460"/>
           </w:tcPr>
           <w:p>
-            <w:r>
+            <w:pPr>
+              <w:keepNext/>
+            </w:pPr>
+            <w:r>
+              <w:rPr>
+                <w:rFonts w:ascii="Calibri" w:hAnsi="Calibri" w:cs="Calibri" w:eastAsia="Calibri"/>
+                <w:sz w:val="20"/>
+              </w:rPr>
               <w:t>Nut, bolt, washer, and matching flanges</w:t>
             </w:r>
           </w:p>
         </w:tc>
       </w:tr>
       <w:tr>
+        <w:trPr>
+          <w:cantSplit/>
+        </w:trPr>
         <w:tc>
           <w:tcPr>
             <w:tcW w:type="dxa" w:w="900"/>
           </w:tcPr>
           <w:p>
             <w:r>
+              <w:rPr>
+                <w:rFonts w:ascii="Calibri" w:hAnsi="Calibri" w:cs="Calibri" w:eastAsia="Calibri"/>
+                <w:sz w:val="20"/>
+              </w:rPr>
               <w:t>10</w:t>
             </w:r>
           </w:p>
@@ -3926,6 +5015,10 @@
           </w:tcPr>
           <w:p>
             <w:r>
+              <w:rPr>
+                <w:rFonts w:ascii="Calibri" w:hAnsi="Calibri" w:cs="Calibri" w:eastAsia="Calibri"/>
+                <w:sz w:val="20"/>
+              </w:rPr>
               <w:t>Painting and Packing (heat-resistant outer paint)</w:t>
             </w:r>
           </w:p>
@@ -3939,6 +5032,9 @@
           <w:bottom w:val="single" w:color="E87722" w:sz="12" w:space="4"/>
         </w:pBdr>
         <w:spacing w:after="200" w:before="360"/>
+        <w:keepNext/>
+        <w:keepLines/>
+        <w:pageBreakBefore/>
       </w:pPr>
       <w:r>
         <w:rPr>
@@ -3946,7 +5042,7 @@
           <w:b/>
           <w:bCs/>
           <w:color w:val="1F2937"/>
-          <w:sz w:val="32"/>
+          <w:sz w:val="30"/>
           <w:szCs w:val="32"/>
         </w:rPr>
         <w:t>ANNEXURE II — EXCLUSIONS</w:t>
@@ -3954,12 +5050,15 @@
     </w:p>
     <w:p>
       <w:pPr>
+        <w:keepNext/>
+        <w:keepLines/>
         <w:spacing w:after="160" w:before="60" w:line="300"/>
         <w:jc w:val="left"/>
       </w:pPr>
       <w:r>
         <w:rPr>
           <w:rFonts w:ascii="Calibri" w:cs="Calibri" w:eastAsia="Calibri" w:hAnsi="Calibri"/>
+          <w:sz w:val="20"/>
         </w:rPr>
         <w:t xml:space="preserve">All parts and services not specifically mentioned in the Scope of Supply are excluded, including but not limited to:</w:t>
       </w:r>
@@ -3967,6 +5066,8 @@
     <w:p>
       <w:pPr>
         <w:pStyle w:val="ListParagraph"/>
+        <w:keepNext/>
+        <w:keepLines/>
         <w:numPr>
           <w:ilvl w:val="0"/>
           <w:numId w:val="2"/>
@@ -3976,7 +5077,7 @@
       <w:r>
         <w:rPr>
           <w:rFonts w:ascii="Calibri" w:cs="Calibri" w:eastAsia="Calibri" w:hAnsi="Calibri"/>
-          <w:sz w:val="22"/>
+          <w:sz w:val="20"/>
           <w:szCs w:val="22"/>
         </w:rPr>
         <w:t>PIPELINE</w:t>
@@ -3985,6 +5086,8 @@
     <w:p>
       <w:pPr>
         <w:pStyle w:val="ListParagraph"/>
+        <w:keepNext/>
+        <w:keepLines/>
         <w:numPr>
           <w:ilvl w:val="0"/>
           <w:numId w:val="2"/>
@@ -3994,7 +5097,7 @@
       <w:r>
         <w:rPr>
           <w:rFonts w:ascii="Calibri" w:cs="Calibri" w:eastAsia="Calibri" w:hAnsi="Calibri"/>
-          <w:sz w:val="22"/>
+          <w:sz w:val="20"/>
           <w:szCs w:val="22"/>
         </w:rPr>
         <w:t>CIVIL WORK, CABLING, AND PIPING WORK</w:t>
@@ -4003,6 +5106,8 @@
     <w:p>
       <w:pPr>
         <w:pStyle w:val="ListParagraph"/>
+        <w:keepNext/>
+        <w:keepLines/>
         <w:numPr>
           <w:ilvl w:val="0"/>
           <w:numId w:val="2"/>
@@ -4012,7 +5117,7 @@
       <w:r>
         <w:rPr>
           <w:rFonts w:ascii="Calibri" w:cs="Calibri" w:eastAsia="Calibri" w:hAnsi="Calibri"/>
-          <w:sz w:val="22"/>
+          <w:sz w:val="20"/>
           <w:szCs w:val="22"/>
         </w:rPr>
         <w:t>ANY FUME-EXTRACTION SYSTEM</w:t>
@@ -4021,6 +5126,8 @@
     <w:p>
       <w:pPr>
         <w:pStyle w:val="ListParagraph"/>
+        <w:keepNext/>
+        <w:keepLines/>
         <w:numPr>
           <w:ilvl w:val="0"/>
           <w:numId w:val="2"/>
@@ -4030,7 +5137,7 @@
       <w:r>
         <w:rPr>
           <w:rFonts w:ascii="Calibri" w:cs="Calibri" w:eastAsia="Calibri" w:hAnsi="Calibri"/>
-          <w:sz w:val="22"/>
+          <w:sz w:val="20"/>
           <w:szCs w:val="22"/>
         </w:rPr>
         <w:t>ANY MATERIAL-HANDLING EQUIPMENT</w:t>
@@ -4039,6 +5146,8 @@
     <w:p>
       <w:pPr>
         <w:pStyle w:val="ListParagraph"/>
+        <w:keepNext/>
+        <w:keepLines/>
         <w:numPr>
           <w:ilvl w:val="0"/>
           <w:numId w:val="2"/>
@@ -4048,7 +5157,7 @@
       <w:r>
         <w:rPr>
           <w:rFonts w:ascii="Calibri" w:cs="Calibri" w:eastAsia="Calibri" w:hAnsi="Calibri"/>
-          <w:sz w:val="22"/>
+          <w:sz w:val="20"/>
           <w:szCs w:val="22"/>
         </w:rPr>
         <w:t>FOUNDATION BOLTS FOR COLUMN / STRUCTURE</w:t>
@@ -4057,6 +5166,7 @@
     <w:p>
       <w:pPr>
         <w:pStyle w:val="ListParagraph"/>
+        <w:keepLines/>
         <w:numPr>
           <w:ilvl w:val="0"/>
           <w:numId w:val="2"/>
@@ -4066,7 +5176,7 @@
       <w:r>
         <w:rPr>
           <w:rFonts w:ascii="Calibri" w:cs="Calibri" w:eastAsia="Calibri" w:hAnsi="Calibri"/>
-          <w:sz w:val="22"/>
+          <w:sz w:val="20"/>
           <w:szCs w:val="22"/>
         </w:rPr>
         <w:t>LADLE STAND / SUPPORT</w:t>
@@ -4079,6 +5189,9 @@
           <w:bottom w:val="single" w:color="E87722" w:sz="12" w:space="4"/>
         </w:pBdr>
         <w:spacing w:after="200" w:before="360"/>
+        <w:keepNext/>
+        <w:keepLines/>
+        <w:pageBreakBefore/>
       </w:pPr>
       <w:r>
         <w:rPr>
@@ -4086,7 +5199,7 @@
           <w:b/>
           <w:bCs/>
           <w:color w:val="1F2937"/>
-          <w:sz w:val="32"/>
+          <w:sz w:val="30"/>
           <w:szCs w:val="32"/>
         </w:rPr>
         <w:t>ANNEXURE III — PRICE SCHEDULE</w:t>
@@ -4115,6 +5228,7 @@
         <w:trPr>
           <w:trHeight w:val="425" w:hRule="atLeast"/>
           <w:tblHeader/>
+          <w:cantSplit/>
         </w:trPr>
         <w:tc>
           <w:tcPr>
@@ -4136,6 +5250,7 @@
           </w:tcPr>
           <w:p>
             <w:pPr>
+              <w:keepNext/>
               <w:spacing w:after="40" w:before="40"/>
               <w:jc w:val="center"/>
             </w:pPr>
@@ -4145,7 +5260,7 @@
                 <w:b/>
                 <w:bCs/>
                 <w:color w:val="FFFFFF"/>
-                <w:sz w:val="22"/>
+                <w:sz w:val="24"/>
                 <w:szCs w:val="22"/>
               </w:rPr>
               <w:t xml:space="preserve">S. No.</w:t>
@@ -4172,6 +5287,7 @@
           </w:tcPr>
           <w:p>
             <w:pPr>
+              <w:keepNext/>
               <w:spacing w:after="40" w:before="40"/>
               <w:jc w:val="center"/>
             </w:pPr>
@@ -4181,7 +5297,7 @@
                 <w:b/>
                 <w:bCs/>
                 <w:color w:val="FFFFFF"/>
-                <w:sz w:val="22"/>
+                <w:sz w:val="24"/>
                 <w:szCs w:val="22"/>
               </w:rPr>
               <w:t xml:space="preserve">Item Description</w:t>
@@ -4208,6 +5324,7 @@
           </w:tcPr>
           <w:p>
             <w:pPr>
+              <w:keepNext/>
               <w:spacing w:after="40" w:before="40"/>
               <w:jc w:val="center"/>
             </w:pPr>
@@ -4217,7 +5334,7 @@
                 <w:b/>
                 <w:bCs/>
                 <w:color w:val="FFFFFF"/>
-                <w:sz w:val="22"/>
+                <w:sz w:val="24"/>
                 <w:szCs w:val="22"/>
               </w:rPr>
               <w:t xml:space="preserve">Qty</w:t>
@@ -4244,6 +5361,7 @@
           </w:tcPr>
           <w:p>
             <w:pPr>
+              <w:keepNext/>
               <w:spacing w:after="40" w:before="40"/>
               <w:jc w:val="center"/>
             </w:pPr>
@@ -4253,7 +5371,7 @@
                 <w:b/>
                 <w:bCs/>
                 <w:color w:val="FFFFFF"/>
-                <w:sz w:val="22"/>
+                <w:sz w:val="24"/>
                 <w:szCs w:val="22"/>
               </w:rPr>
               <w:t xml:space="preserve">Unit Price (INR)</w:t>
@@ -4280,6 +5398,7 @@
           </w:tcPr>
           <w:p>
             <w:pPr>
+              <w:keepNext/>
               <w:spacing w:after="40" w:before="40"/>
               <w:jc w:val="center"/>
             </w:pPr>
@@ -4289,7 +5408,7 @@
                 <w:b/>
                 <w:bCs/>
                 <w:color w:val="FFFFFF"/>
-                <w:sz w:val="22"/>
+                <w:sz w:val="24"/>
                 <w:szCs w:val="22"/>
               </w:rPr>
               <w:t xml:space="preserve">Total Price (INR)</w:t>
@@ -4298,12 +5417,22 @@
         </w:tc>
       </w:tr>
       <w:tr>
+        <w:trPr>
+          <w:cantSplit/>
+        </w:trPr>
         <w:tc>
           <w:tcPr>
             <w:tcW w:type="dxa" w:w="780"/>
           </w:tcPr>
           <w:p>
-            <w:r>
+            <w:pPr>
+              <w:keepNext/>
+            </w:pPr>
+            <w:r>
+              <w:rPr>
+                <w:rFonts w:ascii="Calibri" w:hAnsi="Calibri" w:cs="Calibri" w:eastAsia="Calibri"/>
+                <w:sz w:val="20"/>
+              </w:rPr>
               <w:t>{%tr if price_schedule_style == 'single' %}</w:t>
             </w:r>
           </w:p>
@@ -4313,7 +5442,15 @@
             <w:tcW w:type="dxa" w:w="4080"/>
           </w:tcPr>
           <w:p>
-            <w:r/>
+            <w:pPr>
+              <w:keepNext/>
+            </w:pPr>
+            <w:r>
+              <w:rPr>
+                <w:rFonts w:ascii="Calibri" w:hAnsi="Calibri" w:cs="Calibri" w:eastAsia="Calibri"/>
+                <w:sz w:val="20"/>
+              </w:rPr>
+            </w:r>
           </w:p>
         </w:tc>
         <w:tc>
@@ -4321,7 +5458,15 @@
             <w:tcW w:type="dxa" w:w="1100"/>
           </w:tcPr>
           <w:p>
-            <w:r/>
+            <w:pPr>
+              <w:keepNext/>
+            </w:pPr>
+            <w:r>
+              <w:rPr>
+                <w:rFonts w:ascii="Calibri" w:hAnsi="Calibri" w:cs="Calibri" w:eastAsia="Calibri"/>
+                <w:sz w:val="20"/>
+              </w:rPr>
+            </w:r>
           </w:p>
         </w:tc>
         <w:tc>
@@ -4329,7 +5474,15 @@
             <w:tcW w:type="dxa" w:w="1700"/>
           </w:tcPr>
           <w:p>
-            <w:r/>
+            <w:pPr>
+              <w:keepNext/>
+            </w:pPr>
+            <w:r>
+              <w:rPr>
+                <w:rFonts w:ascii="Calibri" w:hAnsi="Calibri" w:cs="Calibri" w:eastAsia="Calibri"/>
+                <w:sz w:val="20"/>
+              </w:rPr>
+            </w:r>
           </w:p>
         </w:tc>
         <w:tc>
@@ -4337,20 +5490,36 @@
             <w:tcW w:type="dxa" w:w="1700"/>
           </w:tcPr>
           <w:p>
-            <w:r/>
+            <w:pPr>
+              <w:keepNext/>
+            </w:pPr>
+            <w:r>
+              <w:rPr>
+                <w:rFonts w:ascii="Calibri" w:hAnsi="Calibri" w:cs="Calibri" w:eastAsia="Calibri"/>
+                <w:sz w:val="20"/>
+              </w:rPr>
+            </w:r>
           </w:p>
         </w:tc>
       </w:tr>
       <w:tr>
         <w:trPr>
           <w:trHeight w:val="425" w:hRule="atLeast"/>
+          <w:cantSplit/>
         </w:trPr>
         <w:tc>
           <w:tcPr>
             <w:tcW w:type="dxa" w:w="780"/>
           </w:tcPr>
           <w:p>
-            <w:r>
+            <w:pPr>
+              <w:keepNext/>
+            </w:pPr>
+            <w:r>
+              <w:rPr>
+                <w:rFonts w:ascii="Calibri" w:hAnsi="Calibri" w:cs="Calibri" w:eastAsia="Calibri"/>
+                <w:sz w:val="20"/>
+              </w:rPr>
               <w:t>1.</w:t>
             </w:r>
           </w:p>
@@ -4360,7 +5529,14 @@
             <w:tcW w:type="dxa" w:w="4080"/>
           </w:tcPr>
           <w:p>
-            <w:r>
+            <w:pPr>
+              <w:keepNext/>
+            </w:pPr>
+            <w:r>
+              <w:rPr>
+                <w:rFonts w:ascii="Calibri" w:hAnsi="Calibri" w:cs="Calibri" w:eastAsia="Calibri"/>
+                <w:sz w:val="20"/>
+              </w:rPr>
               <w:t>Recuperator</w:t>
             </w:r>
           </w:p>
@@ -4370,7 +5546,14 @@
             <w:tcW w:type="dxa" w:w="1100"/>
           </w:tcPr>
           <w:p>
-            <w:r>
+            <w:pPr>
+              <w:keepNext/>
+            </w:pPr>
+            <w:r>
+              <w:rPr>
+                <w:rFonts w:ascii="Calibri" w:hAnsi="Calibri" w:cs="Calibri" w:eastAsia="Calibri"/>
+                <w:sz w:val="20"/>
+              </w:rPr>
               <w:t>{{ recup_qty }}</w:t>
             </w:r>
           </w:p>
@@ -4380,7 +5563,14 @@
             <w:tcW w:type="dxa" w:w="1700"/>
           </w:tcPr>
           <w:p>
-            <w:r>
+            <w:pPr>
+              <w:keepNext/>
+            </w:pPr>
+            <w:r>
+              <w:rPr>
+                <w:rFonts w:ascii="Calibri" w:hAnsi="Calibri" w:cs="Calibri" w:eastAsia="Calibri"/>
+                <w:sz w:val="20"/>
+              </w:rPr>
               <w:t>{{ recup_unit_price }}</w:t>
             </w:r>
           </w:p>
@@ -4390,7 +5580,14 @@
             <w:tcW w:type="dxa" w:w="1700"/>
           </w:tcPr>
           <w:p>
-            <w:r>
+            <w:pPr>
+              <w:keepNext/>
+            </w:pPr>
+            <w:r>
+              <w:rPr>
+                <w:rFonts w:ascii="Calibri" w:hAnsi="Calibri" w:cs="Calibri" w:eastAsia="Calibri"/>
+                <w:sz w:val="20"/>
+              </w:rPr>
               <w:t>{{ recup_total_price }}</w:t>
             </w:r>
           </w:p>
@@ -4399,15 +5596,21 @@
       <w:tr>
         <w:trPr>
           <w:trHeight w:val="425" w:hRule="atLeast"/>
+          <w:cantSplit/>
         </w:trPr>
         <w:tc>
           <w:tcPr>
             <w:tcW w:type="dxa" w:w="780"/>
           </w:tcPr>
           <w:p>
-            <w:r>
-              <w:rPr>
+            <w:pPr>
+              <w:keepNext/>
+            </w:pPr>
+            <w:r>
+              <w:rPr>
+                <w:rFonts w:ascii="Calibri" w:hAnsi="Calibri" w:cs="Calibri" w:eastAsia="Calibri"/>
                 <w:b/>
+                <w:sz w:val="20"/>
               </w:rPr>
             </w:r>
           </w:p>
@@ -4417,9 +5620,14 @@
             <w:tcW w:type="dxa" w:w="4080"/>
           </w:tcPr>
           <w:p>
-            <w:r>
-              <w:rPr>
+            <w:pPr>
+              <w:keepNext/>
+            </w:pPr>
+            <w:r>
+              <w:rPr>
+                <w:rFonts w:ascii="Calibri" w:hAnsi="Calibri" w:cs="Calibri" w:eastAsia="Calibri"/>
                 <w:b/>
+                <w:sz w:val="20"/>
               </w:rPr>
               <w:t>TOTAL</w:t>
             </w:r>
@@ -4430,9 +5638,14 @@
             <w:tcW w:type="dxa" w:w="1100"/>
           </w:tcPr>
           <w:p>
-            <w:r>
-              <w:rPr>
+            <w:pPr>
+              <w:keepNext/>
+            </w:pPr>
+            <w:r>
+              <w:rPr>
+                <w:rFonts w:ascii="Calibri" w:hAnsi="Calibri" w:cs="Calibri" w:eastAsia="Calibri"/>
                 <w:b/>
+                <w:sz w:val="20"/>
               </w:rPr>
             </w:r>
           </w:p>
@@ -4442,9 +5655,14 @@
             <w:tcW w:type="dxa" w:w="1700"/>
           </w:tcPr>
           <w:p>
-            <w:r>
-              <w:rPr>
+            <w:pPr>
+              <w:keepNext/>
+            </w:pPr>
+            <w:r>
+              <w:rPr>
+                <w:rFonts w:ascii="Calibri" w:hAnsi="Calibri" w:cs="Calibri" w:eastAsia="Calibri"/>
                 <w:b/>
+                <w:sz w:val="20"/>
               </w:rPr>
             </w:r>
           </w:p>
@@ -4454,9 +5672,14 @@
             <w:tcW w:type="dxa" w:w="1700"/>
           </w:tcPr>
           <w:p>
-            <w:r>
-              <w:rPr>
+            <w:pPr>
+              <w:keepNext/>
+            </w:pPr>
+            <w:r>
+              <w:rPr>
+                <w:rFonts w:ascii="Calibri" w:hAnsi="Calibri" w:cs="Calibri" w:eastAsia="Calibri"/>
                 <w:b/>
+                <w:sz w:val="20"/>
               </w:rPr>
               <w:t>{{ grand_total }}</w:t>
             </w:r>
@@ -4464,12 +5687,22 @@
         </w:tc>
       </w:tr>
       <w:tr>
+        <w:trPr>
+          <w:cantSplit/>
+        </w:trPr>
         <w:tc>
           <w:tcPr>
             <w:tcW w:type="dxa" w:w="780"/>
           </w:tcPr>
           <w:p>
-            <w:r>
+            <w:pPr>
+              <w:keepNext/>
+            </w:pPr>
+            <w:r>
+              <w:rPr>
+                <w:rFonts w:ascii="Calibri" w:hAnsi="Calibri" w:cs="Calibri" w:eastAsia="Calibri"/>
+                <w:sz w:val="20"/>
+              </w:rPr>
               <w:t>{%tr endif %}</w:t>
             </w:r>
           </w:p>
@@ -4479,7 +5712,15 @@
             <w:tcW w:type="dxa" w:w="4080"/>
           </w:tcPr>
           <w:p>
-            <w:r/>
+            <w:pPr>
+              <w:keepNext/>
+            </w:pPr>
+            <w:r>
+              <w:rPr>
+                <w:rFonts w:ascii="Calibri" w:hAnsi="Calibri" w:cs="Calibri" w:eastAsia="Calibri"/>
+                <w:sz w:val="20"/>
+              </w:rPr>
+            </w:r>
           </w:p>
         </w:tc>
         <w:tc>
@@ -4487,7 +5728,15 @@
             <w:tcW w:type="dxa" w:w="1100"/>
           </w:tcPr>
           <w:p>
-            <w:r/>
+            <w:pPr>
+              <w:keepNext/>
+            </w:pPr>
+            <w:r>
+              <w:rPr>
+                <w:rFonts w:ascii="Calibri" w:hAnsi="Calibri" w:cs="Calibri" w:eastAsia="Calibri"/>
+                <w:sz w:val="20"/>
+              </w:rPr>
+            </w:r>
           </w:p>
         </w:tc>
         <w:tc>
@@ -4495,7 +5744,15 @@
             <w:tcW w:type="dxa" w:w="1700"/>
           </w:tcPr>
           <w:p>
-            <w:r/>
+            <w:pPr>
+              <w:keepNext/>
+            </w:pPr>
+            <w:r>
+              <w:rPr>
+                <w:rFonts w:ascii="Calibri" w:hAnsi="Calibri" w:cs="Calibri" w:eastAsia="Calibri"/>
+                <w:sz w:val="20"/>
+              </w:rPr>
+            </w:r>
           </w:p>
         </w:tc>
         <w:tc>
@@ -4503,17 +5760,35 @@
             <w:tcW w:type="dxa" w:w="1700"/>
           </w:tcPr>
           <w:p>
-            <w:r/>
-          </w:p>
-        </w:tc>
-      </w:tr>
-      <w:tr>
+            <w:pPr>
+              <w:keepNext/>
+            </w:pPr>
+            <w:r>
+              <w:rPr>
+                <w:rFonts w:ascii="Calibri" w:hAnsi="Calibri" w:cs="Calibri" w:eastAsia="Calibri"/>
+                <w:sz w:val="20"/>
+              </w:rPr>
+            </w:r>
+          </w:p>
+        </w:tc>
+      </w:tr>
+      <w:tr>
+        <w:trPr>
+          <w:cantSplit/>
+        </w:trPr>
         <w:tc>
           <w:tcPr>
             <w:tcW w:type="dxa" w:w="780"/>
           </w:tcPr>
           <w:p>
-            <w:r>
+            <w:pPr>
+              <w:keepNext/>
+            </w:pPr>
+            <w:r>
+              <w:rPr>
+                <w:rFonts w:ascii="Calibri" w:hAnsi="Calibri" w:cs="Calibri" w:eastAsia="Calibri"/>
+                <w:sz w:val="20"/>
+              </w:rPr>
               <w:t>{%tr if price_schedule_style == 'full' %}</w:t>
             </w:r>
           </w:p>
@@ -4523,7 +5798,15 @@
             <w:tcW w:type="dxa" w:w="4080"/>
           </w:tcPr>
           <w:p>
-            <w:r/>
+            <w:pPr>
+              <w:keepNext/>
+            </w:pPr>
+            <w:r>
+              <w:rPr>
+                <w:rFonts w:ascii="Calibri" w:hAnsi="Calibri" w:cs="Calibri" w:eastAsia="Calibri"/>
+                <w:sz w:val="20"/>
+              </w:rPr>
+            </w:r>
           </w:p>
         </w:tc>
         <w:tc>
@@ -4531,7 +5814,15 @@
             <w:tcW w:type="dxa" w:w="1100"/>
           </w:tcPr>
           <w:p>
-            <w:r/>
+            <w:pPr>
+              <w:keepNext/>
+            </w:pPr>
+            <w:r>
+              <w:rPr>
+                <w:rFonts w:ascii="Calibri" w:hAnsi="Calibri" w:cs="Calibri" w:eastAsia="Calibri"/>
+                <w:sz w:val="20"/>
+              </w:rPr>
+            </w:r>
           </w:p>
         </w:tc>
         <w:tc>
@@ -4539,7 +5830,15 @@
             <w:tcW w:type="dxa" w:w="1700"/>
           </w:tcPr>
           <w:p>
-            <w:r/>
+            <w:pPr>
+              <w:keepNext/>
+            </w:pPr>
+            <w:r>
+              <w:rPr>
+                <w:rFonts w:ascii="Calibri" w:hAnsi="Calibri" w:cs="Calibri" w:eastAsia="Calibri"/>
+                <w:sz w:val="20"/>
+              </w:rPr>
+            </w:r>
           </w:p>
         </w:tc>
         <w:tc>
@@ -4547,17 +5846,35 @@
             <w:tcW w:type="dxa" w:w="1700"/>
           </w:tcPr>
           <w:p>
-            <w:r/>
-          </w:p>
-        </w:tc>
-      </w:tr>
-      <w:tr>
+            <w:pPr>
+              <w:keepNext/>
+            </w:pPr>
+            <w:r>
+              <w:rPr>
+                <w:rFonts w:ascii="Calibri" w:hAnsi="Calibri" w:cs="Calibri" w:eastAsia="Calibri"/>
+                <w:sz w:val="20"/>
+              </w:rPr>
+            </w:r>
+          </w:p>
+        </w:tc>
+      </w:tr>
+      <w:tr>
+        <w:trPr>
+          <w:cantSplit/>
+        </w:trPr>
         <w:tc>
           <w:tcPr>
             <w:tcW w:type="dxa" w:w="780"/>
           </w:tcPr>
           <w:p>
-            <w:r>
+            <w:pPr>
+              <w:keepNext/>
+            </w:pPr>
+            <w:r>
+              <w:rPr>
+                <w:rFonts w:ascii="Calibri" w:hAnsi="Calibri" w:cs="Calibri" w:eastAsia="Calibri"/>
+                <w:sz w:val="20"/>
+              </w:rPr>
               <w:t>{%tr for r in bom_rows %}</w:t>
             </w:r>
           </w:p>
@@ -4567,7 +5884,15 @@
             <w:tcW w:type="dxa" w:w="4080"/>
           </w:tcPr>
           <w:p>
-            <w:r/>
+            <w:pPr>
+              <w:keepNext/>
+            </w:pPr>
+            <w:r>
+              <w:rPr>
+                <w:rFonts w:ascii="Calibri" w:hAnsi="Calibri" w:cs="Calibri" w:eastAsia="Calibri"/>
+                <w:sz w:val="20"/>
+              </w:rPr>
+            </w:r>
           </w:p>
         </w:tc>
         <w:tc>
@@ -4575,7 +5900,15 @@
             <w:tcW w:type="dxa" w:w="1100"/>
           </w:tcPr>
           <w:p>
-            <w:r/>
+            <w:pPr>
+              <w:keepNext/>
+            </w:pPr>
+            <w:r>
+              <w:rPr>
+                <w:rFonts w:ascii="Calibri" w:hAnsi="Calibri" w:cs="Calibri" w:eastAsia="Calibri"/>
+                <w:sz w:val="20"/>
+              </w:rPr>
+            </w:r>
           </w:p>
         </w:tc>
         <w:tc>
@@ -4583,7 +5916,15 @@
             <w:tcW w:type="dxa" w:w="1700"/>
           </w:tcPr>
           <w:p>
-            <w:r/>
+            <w:pPr>
+              <w:keepNext/>
+            </w:pPr>
+            <w:r>
+              <w:rPr>
+                <w:rFonts w:ascii="Calibri" w:hAnsi="Calibri" w:cs="Calibri" w:eastAsia="Calibri"/>
+                <w:sz w:val="20"/>
+              </w:rPr>
+            </w:r>
           </w:p>
         </w:tc>
         <w:tc>
@@ -4591,20 +5932,36 @@
             <w:tcW w:type="dxa" w:w="1700"/>
           </w:tcPr>
           <w:p>
-            <w:r/>
+            <w:pPr>
+              <w:keepNext/>
+            </w:pPr>
+            <w:r>
+              <w:rPr>
+                <w:rFonts w:ascii="Calibri" w:hAnsi="Calibri" w:cs="Calibri" w:eastAsia="Calibri"/>
+                <w:sz w:val="20"/>
+              </w:rPr>
+            </w:r>
           </w:p>
         </w:tc>
       </w:tr>
       <w:tr>
         <w:trPr>
           <w:trHeight w:val="425" w:hRule="atLeast"/>
+          <w:cantSplit/>
         </w:trPr>
         <w:tc>
           <w:tcPr>
             <w:tcW w:type="dxa" w:w="780"/>
           </w:tcPr>
           <w:p>
-            <w:r>
+            <w:pPr>
+              <w:keepNext/>
+            </w:pPr>
+            <w:r>
+              <w:rPr>
+                <w:rFonts w:ascii="Calibri" w:hAnsi="Calibri" w:cs="Calibri" w:eastAsia="Calibri"/>
+                <w:sz w:val="20"/>
+              </w:rPr>
               <w:t>{{ r.sno }}</w:t>
             </w:r>
           </w:p>
@@ -4614,7 +5971,14 @@
             <w:tcW w:type="dxa" w:w="4080"/>
           </w:tcPr>
           <w:p>
-            <w:r>
+            <w:pPr>
+              <w:keepNext/>
+            </w:pPr>
+            <w:r>
+              <w:rPr>
+                <w:rFonts w:ascii="Calibri" w:hAnsi="Calibri" w:cs="Calibri" w:eastAsia="Calibri"/>
+                <w:sz w:val="20"/>
+              </w:rPr>
               <w:t>{{ r.item }}</w:t>
             </w:r>
           </w:p>
@@ -4624,7 +5988,14 @@
             <w:tcW w:type="dxa" w:w="1100"/>
           </w:tcPr>
           <w:p>
-            <w:r>
+            <w:pPr>
+              <w:keepNext/>
+            </w:pPr>
+            <w:r>
+              <w:rPr>
+                <w:rFonts w:ascii="Calibri" w:hAnsi="Calibri" w:cs="Calibri" w:eastAsia="Calibri"/>
+                <w:sz w:val="20"/>
+              </w:rPr>
               <w:t>{{ r.qty }}</w:t>
             </w:r>
           </w:p>
@@ -4634,7 +6005,14 @@
             <w:tcW w:type="dxa" w:w="1700"/>
           </w:tcPr>
           <w:p>
-            <w:r>
+            <w:pPr>
+              <w:keepNext/>
+            </w:pPr>
+            <w:r>
+              <w:rPr>
+                <w:rFonts w:ascii="Calibri" w:hAnsi="Calibri" w:cs="Calibri" w:eastAsia="Calibri"/>
+                <w:sz w:val="20"/>
+              </w:rPr>
               <w:t>{{ r.unit_price }}</w:t>
             </w:r>
           </w:p>
@@ -4644,19 +6022,36 @@
             <w:tcW w:type="dxa" w:w="1700"/>
           </w:tcPr>
           <w:p>
-            <w:r>
+            <w:pPr>
+              <w:keepNext/>
+            </w:pPr>
+            <w:r>
+              <w:rPr>
+                <w:rFonts w:ascii="Calibri" w:hAnsi="Calibri" w:cs="Calibri" w:eastAsia="Calibri"/>
+                <w:sz w:val="20"/>
+              </w:rPr>
               <w:t>{{ r.total }}</w:t>
             </w:r>
           </w:p>
         </w:tc>
       </w:tr>
       <w:tr>
+        <w:trPr>
+          <w:cantSplit/>
+        </w:trPr>
         <w:tc>
           <w:tcPr>
             <w:tcW w:type="dxa" w:w="780"/>
           </w:tcPr>
           <w:p>
-            <w:r>
+            <w:pPr>
+              <w:keepNext/>
+            </w:pPr>
+            <w:r>
+              <w:rPr>
+                <w:rFonts w:ascii="Calibri" w:hAnsi="Calibri" w:cs="Calibri" w:eastAsia="Calibri"/>
+                <w:sz w:val="20"/>
+              </w:rPr>
               <w:t>{%tr endfor %}</w:t>
             </w:r>
           </w:p>
@@ -4666,7 +6061,15 @@
             <w:tcW w:type="dxa" w:w="4080"/>
           </w:tcPr>
           <w:p>
-            <w:r/>
+            <w:pPr>
+              <w:keepNext/>
+            </w:pPr>
+            <w:r>
+              <w:rPr>
+                <w:rFonts w:ascii="Calibri" w:hAnsi="Calibri" w:cs="Calibri" w:eastAsia="Calibri"/>
+                <w:sz w:val="20"/>
+              </w:rPr>
+            </w:r>
           </w:p>
         </w:tc>
         <w:tc>
@@ -4674,7 +6077,15 @@
             <w:tcW w:type="dxa" w:w="1100"/>
           </w:tcPr>
           <w:p>
-            <w:r/>
+            <w:pPr>
+              <w:keepNext/>
+            </w:pPr>
+            <w:r>
+              <w:rPr>
+                <w:rFonts w:ascii="Calibri" w:hAnsi="Calibri" w:cs="Calibri" w:eastAsia="Calibri"/>
+                <w:sz w:val="20"/>
+              </w:rPr>
+            </w:r>
           </w:p>
         </w:tc>
         <w:tc>
@@ -4682,7 +6093,15 @@
             <w:tcW w:type="dxa" w:w="1700"/>
           </w:tcPr>
           <w:p>
-            <w:r/>
+            <w:pPr>
+              <w:keepNext/>
+            </w:pPr>
+            <w:r>
+              <w:rPr>
+                <w:rFonts w:ascii="Calibri" w:hAnsi="Calibri" w:cs="Calibri" w:eastAsia="Calibri"/>
+                <w:sz w:val="20"/>
+              </w:rPr>
+            </w:r>
           </w:p>
         </w:tc>
         <w:tc>
@@ -4690,22 +6109,36 @@
             <w:tcW w:type="dxa" w:w="1700"/>
           </w:tcPr>
           <w:p>
-            <w:r/>
+            <w:pPr>
+              <w:keepNext/>
+            </w:pPr>
+            <w:r>
+              <w:rPr>
+                <w:rFonts w:ascii="Calibri" w:hAnsi="Calibri" w:cs="Calibri" w:eastAsia="Calibri"/>
+                <w:sz w:val="20"/>
+              </w:rPr>
+            </w:r>
           </w:p>
         </w:tc>
       </w:tr>
       <w:tr>
         <w:trPr>
           <w:trHeight w:val="425" w:hRule="atLeast"/>
+          <w:cantSplit/>
         </w:trPr>
         <w:tc>
           <w:tcPr>
             <w:tcW w:type="dxa" w:w="780"/>
           </w:tcPr>
           <w:p>
-            <w:r>
-              <w:rPr>
+            <w:pPr>
+              <w:keepNext/>
+            </w:pPr>
+            <w:r>
+              <w:rPr>
+                <w:rFonts w:ascii="Calibri" w:hAnsi="Calibri" w:cs="Calibri" w:eastAsia="Calibri"/>
                 <w:b/>
+                <w:sz w:val="20"/>
               </w:rPr>
             </w:r>
           </w:p>
@@ -4715,9 +6148,14 @@
             <w:tcW w:type="dxa" w:w="4080"/>
           </w:tcPr>
           <w:p>
-            <w:r>
-              <w:rPr>
+            <w:pPr>
+              <w:keepNext/>
+            </w:pPr>
+            <w:r>
+              <w:rPr>
+                <w:rFonts w:ascii="Calibri" w:hAnsi="Calibri" w:cs="Calibri" w:eastAsia="Calibri"/>
                 <w:b/>
+                <w:sz w:val="20"/>
               </w:rPr>
               <w:t>TOTAL</w:t>
             </w:r>
@@ -4728,9 +6166,14 @@
             <w:tcW w:type="dxa" w:w="1100"/>
           </w:tcPr>
           <w:p>
-            <w:r>
-              <w:rPr>
+            <w:pPr>
+              <w:keepNext/>
+            </w:pPr>
+            <w:r>
+              <w:rPr>
+                <w:rFonts w:ascii="Calibri" w:hAnsi="Calibri" w:cs="Calibri" w:eastAsia="Calibri"/>
                 <w:b/>
+                <w:sz w:val="20"/>
               </w:rPr>
             </w:r>
           </w:p>
@@ -4740,9 +6183,14 @@
             <w:tcW w:type="dxa" w:w="1700"/>
           </w:tcPr>
           <w:p>
-            <w:r>
-              <w:rPr>
+            <w:pPr>
+              <w:keepNext/>
+            </w:pPr>
+            <w:r>
+              <w:rPr>
+                <w:rFonts w:ascii="Calibri" w:hAnsi="Calibri" w:cs="Calibri" w:eastAsia="Calibri"/>
                 <w:b/>
+                <w:sz w:val="20"/>
               </w:rPr>
             </w:r>
           </w:p>
@@ -4752,9 +6200,14 @@
             <w:tcW w:type="dxa" w:w="1700"/>
           </w:tcPr>
           <w:p>
-            <w:r>
-              <w:rPr>
+            <w:pPr>
+              <w:keepNext/>
+            </w:pPr>
+            <w:r>
+              <w:rPr>
+                <w:rFonts w:ascii="Calibri" w:hAnsi="Calibri" w:cs="Calibri" w:eastAsia="Calibri"/>
                 <w:b/>
+                <w:sz w:val="20"/>
               </w:rPr>
               <w:t>{{ grand_total }}</w:t>
             </w:r>
@@ -4762,12 +6215,22 @@
         </w:tc>
       </w:tr>
       <w:tr>
+        <w:trPr>
+          <w:cantSplit/>
+        </w:trPr>
         <w:tc>
           <w:tcPr>
             <w:tcW w:type="dxa" w:w="780"/>
           </w:tcPr>
           <w:p>
-            <w:r>
+            <w:pPr>
+              <w:keepNext/>
+            </w:pPr>
+            <w:r>
+              <w:rPr>
+                <w:rFonts w:ascii="Calibri" w:hAnsi="Calibri" w:cs="Calibri" w:eastAsia="Calibri"/>
+                <w:sz w:val="20"/>
+              </w:rPr>
               <w:t>{%tr endif %}</w:t>
             </w:r>
           </w:p>
@@ -4777,7 +6240,15 @@
             <w:tcW w:type="dxa" w:w="4080"/>
           </w:tcPr>
           <w:p>
-            <w:r/>
+            <w:pPr>
+              <w:keepNext/>
+            </w:pPr>
+            <w:r>
+              <w:rPr>
+                <w:rFonts w:ascii="Calibri" w:hAnsi="Calibri" w:cs="Calibri" w:eastAsia="Calibri"/>
+                <w:sz w:val="20"/>
+              </w:rPr>
+            </w:r>
           </w:p>
         </w:tc>
         <w:tc>
@@ -4785,7 +6256,15 @@
             <w:tcW w:type="dxa" w:w="1100"/>
           </w:tcPr>
           <w:p>
-            <w:r/>
+            <w:pPr>
+              <w:keepNext/>
+            </w:pPr>
+            <w:r>
+              <w:rPr>
+                <w:rFonts w:ascii="Calibri" w:hAnsi="Calibri" w:cs="Calibri" w:eastAsia="Calibri"/>
+                <w:sz w:val="20"/>
+              </w:rPr>
+            </w:r>
           </w:p>
         </w:tc>
         <w:tc>
@@ -4793,7 +6272,15 @@
             <w:tcW w:type="dxa" w:w="1700"/>
           </w:tcPr>
           <w:p>
-            <w:r/>
+            <w:pPr>
+              <w:keepNext/>
+            </w:pPr>
+            <w:r>
+              <w:rPr>
+                <w:rFonts w:ascii="Calibri" w:hAnsi="Calibri" w:cs="Calibri" w:eastAsia="Calibri"/>
+                <w:sz w:val="20"/>
+              </w:rPr>
+            </w:r>
           </w:p>
         </w:tc>
         <w:tc>
@@ -4801,13 +6288,23 @@
             <w:tcW w:type="dxa" w:w="1700"/>
           </w:tcPr>
           <w:p>
-            <w:r/>
+            <w:pPr>
+              <w:keepNext/>
+            </w:pPr>
+            <w:r>
+              <w:rPr>
+                <w:rFonts w:ascii="Calibri" w:hAnsi="Calibri" w:cs="Calibri" w:eastAsia="Calibri"/>
+                <w:sz w:val="20"/>
+              </w:rPr>
+            </w:r>
           </w:p>
         </w:tc>
       </w:tr>
     </w:tbl>
     <w:p>
       <w:pPr>
+        <w:keepNext/>
+        <w:keepLines/>
         <w:spacing w:before="240" w:after="0"/>
       </w:pPr>
     </w:p>
@@ -4828,12 +6325,22 @@
         <w:gridCol w:w="3000"/>
       </w:tblGrid>
       <w:tr>
+        <w:trPr>
+          <w:cantSplit/>
+        </w:trPr>
         <w:tc>
           <w:tcPr>
             <w:tcW w:type="dxa" w:w="6360"/>
           </w:tcPr>
           <w:p>
-            <w:r>
+            <w:pPr>
+              <w:keepNext/>
+            </w:pPr>
+            <w:r>
+              <w:rPr>
+                <w:rFonts w:ascii="Calibri" w:hAnsi="Calibri" w:cs="Calibri" w:eastAsia="Calibri"/>
+                <w:sz w:val="24"/>
+              </w:rPr>
               <w:t>{%tr if supervision_include %}</w:t>
             </w:r>
           </w:p>
@@ -4842,19 +6349,31 @@
           <w:tcPr>
             <w:tcW w:type="dxa" w:w="3000"/>
           </w:tcPr>
-          <w:p/>
+          <w:p>
+            <w:pPr>
+              <w:keepNext/>
+            </w:pPr>
+          </w:p>
         </w:tc>
       </w:tr>
       <w:tr>
         <w:trPr>
           <w:trHeight w:val="425" w:hRule="atLeast"/>
+          <w:cantSplit/>
         </w:trPr>
         <w:tc>
           <w:tcPr>
             <w:tcW w:type="dxa" w:w="6360"/>
           </w:tcPr>
           <w:p>
-            <w:r>
+            <w:pPr>
+              <w:keepNext/>
+            </w:pPr>
+            <w:r>
+              <w:rPr>
+                <w:rFonts w:ascii="Calibri" w:hAnsi="Calibri" w:cs="Calibri" w:eastAsia="Calibri"/>
+                <w:sz w:val="20"/>
+              </w:rPr>
               <w:t>Supervision Charges for Erection and Commissioning</w:t>
             </w:r>
           </w:p>
@@ -4864,7 +6383,14 @@
             <w:tcW w:type="dxa" w:w="3000"/>
           </w:tcPr>
           <w:p>
-            <w:r>
+            <w:pPr>
+              <w:keepNext/>
+            </w:pPr>
+            <w:r>
+              <w:rPr>
+                <w:rFonts w:ascii="Calibri" w:hAnsi="Calibri" w:cs="Calibri" w:eastAsia="Calibri"/>
+                <w:sz w:val="20"/>
+              </w:rPr>
               <w:t>{{ supervision_rate }}</w:t>
             </w:r>
           </w:p>
@@ -4873,6 +6399,7 @@
       <w:tr>
         <w:trPr>
           <w:trHeight w:val="425" w:hRule="atLeast"/>
+          <w:cantSplit/>
         </w:trPr>
         <w:tc>
           <w:tcPr>
@@ -4880,19 +6407,33 @@
             <w:gridSpan w:val="2"/>
           </w:tcPr>
           <w:p>
-            <w:r>
+            <w:pPr>
+              <w:keepNext/>
+            </w:pPr>
+            <w:r>
+              <w:rPr>
+                <w:rFonts w:ascii="Calibri" w:hAnsi="Calibri" w:cs="Calibri" w:eastAsia="Calibri"/>
+                <w:sz w:val="20"/>
+              </w:rPr>
               <w:t>Note: To-and-fro fare from Delhi to site, plus boarding, lodging, local conveyance, and medical assistance if required.</w:t>
             </w:r>
           </w:p>
         </w:tc>
       </w:tr>
       <w:tr>
+        <w:trPr>
+          <w:cantSplit/>
+        </w:trPr>
         <w:tc>
           <w:tcPr>
             <w:tcW w:type="dxa" w:w="6360"/>
           </w:tcPr>
           <w:p>
             <w:r>
+              <w:rPr>
+                <w:rFonts w:ascii="Calibri" w:hAnsi="Calibri" w:cs="Calibri" w:eastAsia="Calibri"/>
+                <w:sz w:val="20"/>
+              </w:rPr>
               <w:t>{%tr endif %}</w:t>
             </w:r>
           </w:p>
@@ -4912,6 +6453,9 @@
           <w:bottom w:val="single" w:color="E87722" w:sz="12" w:space="4"/>
         </w:pBdr>
         <w:spacing w:after="200" w:before="360"/>
+        <w:keepNext/>
+        <w:keepLines/>
+        <w:pageBreakBefore/>
       </w:pPr>
       <w:r>
         <w:rPr>
@@ -4919,7 +6463,7 @@
           <w:b/>
           <w:bCs/>
           <w:color w:val="1F2937"/>
-          <w:sz w:val="32"/>
+          <w:sz w:val="30"/>
           <w:szCs w:val="32"/>
         </w:rPr>
         <w:t>ANNEXURE IV — TERMS &amp; CONDITIONS</w:t>
@@ -4942,6 +6486,9 @@
         <w:gridCol w:w="6760"/>
       </w:tblGrid>
       <w:tr>
+        <w:trPr>
+          <w:cantSplit/>
+        </w:trPr>
         <w:tc>
           <w:tcPr>
             <w:tcW w:type="dxa" w:w="2600"/>
@@ -4962,6 +6509,7 @@
           </w:tcPr>
           <w:p>
             <w:pPr>
+              <w:keepNext/>
               <w:spacing w:after="40" w:before="40"/>
               <w:jc w:val="left"/>
             </w:pPr>
@@ -4971,7 +6519,7 @@
                 <w:b/>
                 <w:bCs/>
                 <w:color w:val="1F2937"/>
-                <w:sz w:val="22"/>
+                <w:sz w:val="24"/>
                 <w:szCs w:val="22"/>
               </w:rPr>
               <w:t xml:space="preserve">Prices</w:t>
@@ -4996,13 +6544,23 @@
             <w:vAlign w:val="top"/>
           </w:tcPr>
           <w:p>
-            <w:r>
+            <w:pPr>
+              <w:keepNext/>
+            </w:pPr>
+            <w:r>
+              <w:rPr>
+                <w:rFonts w:ascii="Calibri" w:hAnsi="Calibri" w:cs="Calibri" w:eastAsia="Calibri"/>
+                <w:sz w:val="24"/>
+              </w:rPr>
               <w:t>{{ tnc_prices }}</w:t>
             </w:r>
           </w:p>
         </w:tc>
       </w:tr>
       <w:tr>
+        <w:trPr>
+          <w:cantSplit/>
+        </w:trPr>
         <w:tc>
           <w:tcPr>
             <w:tcW w:type="dxa" w:w="2600"/>
@@ -5023,6 +6581,7 @@
           </w:tcPr>
           <w:p>
             <w:pPr>
+              <w:keepNext/>
               <w:spacing w:after="40" w:before="40"/>
               <w:jc w:val="left"/>
             </w:pPr>
@@ -5032,7 +6591,7 @@
                 <w:b/>
                 <w:bCs/>
                 <w:color w:val="1F2937"/>
-                <w:sz w:val="22"/>
+                <w:sz w:val="20"/>
                 <w:szCs w:val="22"/>
               </w:rPr>
               <w:t xml:space="preserve">Delivery</w:t>
@@ -5057,13 +6616,23 @@
             <w:vAlign w:val="top"/>
           </w:tcPr>
           <w:p>
-            <w:r>
+            <w:pPr>
+              <w:keepNext/>
+            </w:pPr>
+            <w:r>
+              <w:rPr>
+                <w:rFonts w:ascii="Calibri" w:hAnsi="Calibri" w:cs="Calibri" w:eastAsia="Calibri"/>
+                <w:sz w:val="20"/>
+              </w:rPr>
               <w:t>{{ tnc_delivery }}</w:t>
             </w:r>
           </w:p>
         </w:tc>
       </w:tr>
       <w:tr>
+        <w:trPr>
+          <w:cantSplit/>
+        </w:trPr>
         <w:tc>
           <w:tcPr>
             <w:tcW w:type="dxa" w:w="2600"/>
@@ -5084,6 +6653,7 @@
           </w:tcPr>
           <w:p>
             <w:pPr>
+              <w:keepNext/>
               <w:spacing w:after="40" w:before="40"/>
               <w:jc w:val="left"/>
             </w:pPr>
@@ -5093,7 +6663,7 @@
                 <w:b/>
                 <w:bCs/>
                 <w:color w:val="1F2937"/>
-                <w:sz w:val="22"/>
+                <w:sz w:val="20"/>
                 <w:szCs w:val="22"/>
               </w:rPr>
               <w:t xml:space="preserve">GST</w:t>
@@ -5118,13 +6688,23 @@
             <w:vAlign w:val="top"/>
           </w:tcPr>
           <w:p>
-            <w:r>
+            <w:pPr>
+              <w:keepNext/>
+            </w:pPr>
+            <w:r>
+              <w:rPr>
+                <w:rFonts w:ascii="Calibri" w:hAnsi="Calibri" w:cs="Calibri" w:eastAsia="Calibri"/>
+                <w:sz w:val="20"/>
+              </w:rPr>
               <w:t>{{ tnc_gst }}</w:t>
             </w:r>
           </w:p>
         </w:tc>
       </w:tr>
       <w:tr>
+        <w:trPr>
+          <w:cantSplit/>
+        </w:trPr>
         <w:tc>
           <w:tcPr>
             <w:tcW w:type="dxa" w:w="2600"/>
@@ -5145,6 +6725,7 @@
           </w:tcPr>
           <w:p>
             <w:pPr>
+              <w:keepNext/>
               <w:spacing w:after="40" w:before="40"/>
               <w:jc w:val="left"/>
             </w:pPr>
@@ -5154,7 +6735,7 @@
                 <w:b/>
                 <w:bCs/>
                 <w:color w:val="1F2937"/>
-                <w:sz w:val="22"/>
+                <w:sz w:val="20"/>
                 <w:szCs w:val="22"/>
               </w:rPr>
               <w:t xml:space="preserve">HSN Code</w:t>
@@ -5179,13 +6760,23 @@
             <w:vAlign w:val="top"/>
           </w:tcPr>
           <w:p>
-            <w:r>
+            <w:pPr>
+              <w:keepNext/>
+            </w:pPr>
+            <w:r>
+              <w:rPr>
+                <w:rFonts w:ascii="Calibri" w:hAnsi="Calibri" w:cs="Calibri" w:eastAsia="Calibri"/>
+                <w:sz w:val="20"/>
+              </w:rPr>
               <w:t>{{ tnc_hsn_code }}</w:t>
             </w:r>
           </w:p>
         </w:tc>
       </w:tr>
       <w:tr>
+        <w:trPr>
+          <w:cantSplit/>
+        </w:trPr>
         <w:tc>
           <w:tcPr>
             <w:tcW w:type="dxa" w:w="2600"/>
@@ -5206,6 +6797,7 @@
           </w:tcPr>
           <w:p>
             <w:pPr>
+              <w:keepNext/>
               <w:spacing w:after="40" w:before="40"/>
               <w:jc w:val="left"/>
             </w:pPr>
@@ -5215,7 +6807,7 @@
                 <w:b/>
                 <w:bCs/>
                 <w:color w:val="1F2937"/>
-                <w:sz w:val="22"/>
+                <w:sz w:val="20"/>
                 <w:szCs w:val="22"/>
               </w:rPr>
               <w:t xml:space="preserve">PAN / GST No.</w:t>
@@ -5240,13 +6832,23 @@
             <w:vAlign w:val="top"/>
           </w:tcPr>
           <w:p>
-            <w:r>
+            <w:pPr>
+              <w:keepNext/>
+            </w:pPr>
+            <w:r>
+              <w:rPr>
+                <w:rFonts w:ascii="Calibri" w:hAnsi="Calibri" w:cs="Calibri" w:eastAsia="Calibri"/>
+                <w:sz w:val="20"/>
+              </w:rPr>
               <w:t>{{ tnc_pan_gst }}</w:t>
             </w:r>
           </w:p>
         </w:tc>
       </w:tr>
       <w:tr>
+        <w:trPr>
+          <w:cantSplit/>
+        </w:trPr>
         <w:tc>
           <w:tcPr>
             <w:tcW w:type="dxa" w:w="2600"/>
@@ -5267,6 +6869,7 @@
           </w:tcPr>
           <w:p>
             <w:pPr>
+              <w:keepNext/>
               <w:spacing w:after="40" w:before="40"/>
               <w:jc w:val="left"/>
             </w:pPr>
@@ -5276,7 +6879,7 @@
                 <w:b/>
                 <w:bCs/>
                 <w:color w:val="1F2937"/>
-                <w:sz w:val="22"/>
+                <w:sz w:val="20"/>
                 <w:szCs w:val="22"/>
               </w:rPr>
               <w:t xml:space="preserve">Terms of Payment</w:t>
@@ -5301,13 +6904,23 @@
             <w:vAlign w:val="top"/>
           </w:tcPr>
           <w:p>
-            <w:r>
+            <w:pPr>
+              <w:keepNext/>
+            </w:pPr>
+            <w:r>
+              <w:rPr>
+                <w:rFonts w:ascii="Calibri" w:hAnsi="Calibri" w:cs="Calibri" w:eastAsia="Calibri"/>
+                <w:sz w:val="20"/>
+              </w:rPr>
               <w:t>{{ tnc_payment_terms }}</w:t>
             </w:r>
           </w:p>
         </w:tc>
       </w:tr>
       <w:tr>
+        <w:trPr>
+          <w:cantSplit/>
+        </w:trPr>
         <w:tc>
           <w:tcPr>
             <w:tcW w:type="dxa" w:w="2600"/>
@@ -5328,6 +6941,7 @@
           </w:tcPr>
           <w:p>
             <w:pPr>
+              <w:keepNext/>
               <w:spacing w:after="40" w:before="40"/>
               <w:jc w:val="left"/>
             </w:pPr>
@@ -5337,7 +6951,7 @@
                 <w:b/>
                 <w:bCs/>
                 <w:color w:val="1F2937"/>
-                <w:sz w:val="22"/>
+                <w:sz w:val="20"/>
                 <w:szCs w:val="22"/>
               </w:rPr>
               <w:t xml:space="preserve">Packing &amp; Forwarding</w:t>
@@ -5362,13 +6976,23 @@
             <w:vAlign w:val="top"/>
           </w:tcPr>
           <w:p>
-            <w:r>
+            <w:pPr>
+              <w:keepNext/>
+            </w:pPr>
+            <w:r>
+              <w:rPr>
+                <w:rFonts w:ascii="Calibri" w:hAnsi="Calibri" w:cs="Calibri" w:eastAsia="Calibri"/>
+                <w:sz w:val="20"/>
+              </w:rPr>
               <w:t>{{ tnc_packing_forwarding }}</w:t>
             </w:r>
           </w:p>
         </w:tc>
       </w:tr>
       <w:tr>
+        <w:trPr>
+          <w:cantSplit/>
+        </w:trPr>
         <w:tc>
           <w:tcPr>
             <w:tcW w:type="dxa" w:w="2600"/>
@@ -5389,6 +7013,7 @@
           </w:tcPr>
           <w:p>
             <w:pPr>
+              <w:keepNext/>
               <w:spacing w:after="40" w:before="40"/>
               <w:jc w:val="left"/>
             </w:pPr>
@@ -5398,7 +7023,7 @@
                 <w:b/>
                 <w:bCs/>
                 <w:color w:val="1F2937"/>
-                <w:sz w:val="22"/>
+                <w:sz w:val="20"/>
                 <w:szCs w:val="22"/>
               </w:rPr>
               <w:t xml:space="preserve">Freight Charges</w:t>
@@ -5423,13 +7048,23 @@
             <w:vAlign w:val="top"/>
           </w:tcPr>
           <w:p>
-            <w:r>
+            <w:pPr>
+              <w:keepNext/>
+            </w:pPr>
+            <w:r>
+              <w:rPr>
+                <w:rFonts w:ascii="Calibri" w:hAnsi="Calibri" w:cs="Calibri" w:eastAsia="Calibri"/>
+                <w:sz w:val="20"/>
+              </w:rPr>
               <w:t>{{ tnc_freight }}</w:t>
             </w:r>
           </w:p>
         </w:tc>
       </w:tr>
       <w:tr>
+        <w:trPr>
+          <w:cantSplit/>
+        </w:trPr>
         <w:tc>
           <w:tcPr>
             <w:tcW w:type="dxa" w:w="2600"/>
@@ -5450,6 +7085,7 @@
           </w:tcPr>
           <w:p>
             <w:pPr>
+              <w:keepNext/>
               <w:spacing w:after="40" w:before="40"/>
               <w:jc w:val="left"/>
             </w:pPr>
@@ -5459,7 +7095,7 @@
                 <w:b/>
                 <w:bCs/>
                 <w:color w:val="1F2937"/>
-                <w:sz w:val="22"/>
+                <w:sz w:val="20"/>
                 <w:szCs w:val="22"/>
               </w:rPr>
               <w:t xml:space="preserve">Transit Insurance</w:t>
@@ -5484,13 +7120,23 @@
             <w:vAlign w:val="top"/>
           </w:tcPr>
           <w:p>
-            <w:r>
+            <w:pPr>
+              <w:keepNext/>
+            </w:pPr>
+            <w:r>
+              <w:rPr>
+                <w:rFonts w:ascii="Calibri" w:hAnsi="Calibri" w:cs="Calibri" w:eastAsia="Calibri"/>
+                <w:sz w:val="20"/>
+              </w:rPr>
               <w:t>{{ tnc_transit_insurance }}</w:t>
             </w:r>
           </w:p>
         </w:tc>
       </w:tr>
       <w:tr>
+        <w:trPr>
+          <w:cantSplit/>
+        </w:trPr>
         <w:tc>
           <w:tcPr>
             <w:tcW w:type="dxa" w:w="2600"/>
@@ -5511,6 +7157,7 @@
           </w:tcPr>
           <w:p>
             <w:pPr>
+              <w:keepNext/>
               <w:spacing w:after="40" w:before="40"/>
               <w:jc w:val="left"/>
             </w:pPr>
@@ -5520,7 +7167,7 @@
                 <w:b/>
                 <w:bCs/>
                 <w:color w:val="1F2937"/>
-                <w:sz w:val="22"/>
+                <w:sz w:val="20"/>
                 <w:szCs w:val="22"/>
               </w:rPr>
               <w:t xml:space="preserve">Validity</w:t>
@@ -5545,13 +7192,23 @@
             <w:vAlign w:val="top"/>
           </w:tcPr>
           <w:p>
-            <w:r>
+            <w:pPr>
+              <w:keepNext/>
+            </w:pPr>
+            <w:r>
+              <w:rPr>
+                <w:rFonts w:ascii="Calibri" w:hAnsi="Calibri" w:cs="Calibri" w:eastAsia="Calibri"/>
+                <w:sz w:val="20"/>
+              </w:rPr>
               <w:t>{{ tnc_validity }}</w:t>
             </w:r>
           </w:p>
         </w:tc>
       </w:tr>
       <w:tr>
+        <w:trPr>
+          <w:cantSplit/>
+        </w:trPr>
         <w:tc>
           <w:tcPr>
             <w:tcW w:type="dxa" w:w="2600"/>
@@ -5572,6 +7229,7 @@
           </w:tcPr>
           <w:p>
             <w:pPr>
+              <w:keepNext/>
               <w:spacing w:after="40" w:before="40"/>
               <w:jc w:val="left"/>
             </w:pPr>
@@ -5581,7 +7239,7 @@
                 <w:b/>
                 <w:bCs/>
                 <w:color w:val="1F2937"/>
-                <w:sz w:val="22"/>
+                <w:sz w:val="20"/>
                 <w:szCs w:val="22"/>
               </w:rPr>
               <w:t xml:space="preserve">Inspection</w:t>
@@ -5606,13 +7264,23 @@
             <w:vAlign w:val="top"/>
           </w:tcPr>
           <w:p>
-            <w:r>
+            <w:pPr>
+              <w:keepNext/>
+            </w:pPr>
+            <w:r>
+              <w:rPr>
+                <w:rFonts w:ascii="Calibri" w:hAnsi="Calibri" w:cs="Calibri" w:eastAsia="Calibri"/>
+                <w:sz w:val="20"/>
+              </w:rPr>
               <w:t>{{ tnc_inspection }}</w:t>
             </w:r>
           </w:p>
         </w:tc>
       </w:tr>
       <w:tr>
+        <w:trPr>
+          <w:cantSplit/>
+        </w:trPr>
         <w:tc>
           <w:tcPr>
             <w:tcW w:type="dxa" w:w="2600"/>
@@ -5642,7 +7310,7 @@
                 <w:b/>
                 <w:bCs/>
                 <w:color w:val="1F2937"/>
-                <w:sz w:val="22"/>
+                <w:sz w:val="20"/>
                 <w:szCs w:val="22"/>
               </w:rPr>
               <w:t xml:space="preserve">Guarantee</w:t>
@@ -5668,6 +7336,10 @@
           </w:tcPr>
           <w:p>
             <w:r>
+              <w:rPr>
+                <w:rFonts w:ascii="Calibri" w:hAnsi="Calibri" w:cs="Calibri" w:eastAsia="Calibri"/>
+                <w:sz w:val="20"/>
+              </w:rPr>
               <w:t>{{ tnc_guarantee }}</w:t>
             </w:r>
           </w:p>
@@ -5681,6 +7353,9 @@
           <w:bottom w:val="single" w:color="E87722" w:sz="12" w:space="4"/>
         </w:pBdr>
         <w:spacing w:after="200" w:before="360"/>
+        <w:keepNext/>
+        <w:keepLines/>
+        <w:pageBreakBefore/>
       </w:pPr>
       <w:r>
         <w:rPr>
@@ -5688,7 +7363,7 @@
           <w:b/>
           <w:bCs/>
           <w:color w:val="1F2937"/>
-          <w:sz w:val="32"/>
+          <w:sz w:val="30"/>
           <w:szCs w:val="32"/>
         </w:rPr>
         <w:t>ANNEXURE V — REFERENCE LIST OF CLIENTS</w:t>
@@ -5696,12 +7371,15 @@
     </w:p>
     <w:p>
       <w:pPr>
+        <w:keepNext/>
+        <w:keepLines/>
         <w:spacing w:after="160" w:before="60" w:line="300"/>
         <w:jc w:val="left"/>
       </w:pPr>
       <w:r>
         <w:rPr>
           <w:rFonts w:ascii="Calibri" w:cs="Calibri" w:eastAsia="Calibri" w:hAnsi="Calibri"/>
+          <w:sz w:val="20"/>
         </w:rPr>
         <w:t>We have supplied Recuperators to various clients, some of them are listed below:</w:t>
       </w:r>
@@ -5726,6 +7404,7 @@
       <w:tr>
         <w:trPr>
           <w:tblHeader/>
+          <w:cantSplit/>
         </w:trPr>
         <w:tc>
           <w:tcPr>
@@ -5747,6 +7426,7 @@
           </w:tcPr>
           <w:p>
             <w:pPr>
+              <w:keepNext/>
               <w:spacing w:after="40" w:before="40"/>
               <w:jc w:val="center"/>
             </w:pPr>
@@ -5756,7 +7436,7 @@
                 <w:b/>
                 <w:bCs/>
                 <w:color w:val="FFFFFF"/>
-                <w:sz w:val="22"/>
+                <w:sz w:val="24"/>
                 <w:szCs w:val="22"/>
               </w:rPr>
               <w:t xml:space="preserve">S. No.</w:t>
@@ -5783,6 +7463,7 @@
           </w:tcPr>
           <w:p>
             <w:pPr>
+              <w:keepNext/>
               <w:spacing w:after="40" w:before="40"/>
               <w:jc w:val="left"/>
             </w:pPr>
@@ -5792,7 +7473,7 @@
                 <w:b/>
                 <w:bCs/>
                 <w:color w:val="FFFFFF"/>
-                <w:sz w:val="22"/>
+                <w:sz w:val="24"/>
                 <w:szCs w:val="22"/>
               </w:rPr>
               <w:t xml:space="preserve">Client</w:t>
@@ -5819,6 +7500,7 @@
           </w:tcPr>
           <w:p>
             <w:pPr>
+              <w:keepNext/>
               <w:spacing w:after="40" w:before="40"/>
               <w:jc w:val="left"/>
             </w:pPr>
@@ -5828,7 +7510,7 @@
                 <w:b/>
                 <w:bCs/>
                 <w:color w:val="FFFFFF"/>
-                <w:sz w:val="22"/>
+                <w:sz w:val="24"/>
                 <w:szCs w:val="22"/>
               </w:rPr>
               <w:t xml:space="preserve">Application</w:t>
@@ -5837,12 +7519,22 @@
         </w:tc>
       </w:tr>
       <w:tr>
+        <w:trPr>
+          <w:cantSplit/>
+        </w:trPr>
         <w:tc>
           <w:tcPr>
             <w:tcW w:type="dxa" w:w="780"/>
           </w:tcPr>
           <w:p>
-            <w:r>
+            <w:pPr>
+              <w:keepNext/>
+            </w:pPr>
+            <w:r>
+              <w:rPr>
+                <w:rFonts w:ascii="Calibri" w:hAnsi="Calibri" w:cs="Calibri" w:eastAsia="Calibri"/>
+                <w:sz w:val="20"/>
+              </w:rPr>
               <w:t>1</w:t>
             </w:r>
           </w:p>
@@ -5852,7 +7544,14 @@
             <w:tcW w:type="dxa" w:w="3580"/>
           </w:tcPr>
           <w:p>
-            <w:r>
+            <w:pPr>
+              <w:keepNext/>
+            </w:pPr>
+            <w:r>
+              <w:rPr>
+                <w:rFonts w:ascii="Calibri" w:hAnsi="Calibri" w:cs="Calibri" w:eastAsia="Calibri"/>
+                <w:sz w:val="20"/>
+              </w:rPr>
               <w:t>Jordan Steel, Jordan</w:t>
             </w:r>
           </w:p>
@@ -5862,19 +7561,36 @@
             <w:tcW w:type="dxa" w:w="5000"/>
           </w:tcPr>
           <w:p>
-            <w:r>
+            <w:pPr>
+              <w:keepNext/>
+            </w:pPr>
+            <w:r>
+              <w:rPr>
+                <w:rFonts w:ascii="Calibri" w:hAnsi="Calibri" w:cs="Calibri" w:eastAsia="Calibri"/>
+                <w:sz w:val="20"/>
+              </w:rPr>
               <w:t>Recuperator</w:t>
             </w:r>
           </w:p>
         </w:tc>
       </w:tr>
       <w:tr>
+        <w:trPr>
+          <w:cantSplit/>
+        </w:trPr>
         <w:tc>
           <w:tcPr>
             <w:tcW w:type="dxa" w:w="780"/>
           </w:tcPr>
           <w:p>
-            <w:r>
+            <w:pPr>
+              <w:keepNext/>
+            </w:pPr>
+            <w:r>
+              <w:rPr>
+                <w:rFonts w:ascii="Calibri" w:hAnsi="Calibri" w:cs="Calibri" w:eastAsia="Calibri"/>
+                <w:sz w:val="20"/>
+              </w:rPr>
               <w:t>2</w:t>
             </w:r>
           </w:p>
@@ -5884,7 +7600,14 @@
             <w:tcW w:type="dxa" w:w="3580"/>
           </w:tcPr>
           <w:p>
-            <w:r>
+            <w:pPr>
+              <w:keepNext/>
+            </w:pPr>
+            <w:r>
+              <w:rPr>
+                <w:rFonts w:ascii="Calibri" w:hAnsi="Calibri" w:cs="Calibri" w:eastAsia="Calibri"/>
+                <w:sz w:val="20"/>
+              </w:rPr>
               <w:t>Utility Alloys Pvt. Ltd., Coimbatore</w:t>
             </w:r>
           </w:p>
@@ -5894,19 +7617,36 @@
             <w:tcW w:type="dxa" w:w="5000"/>
           </w:tcPr>
           <w:p>
-            <w:r>
+            <w:pPr>
+              <w:keepNext/>
+            </w:pPr>
+            <w:r>
+              <w:rPr>
+                <w:rFonts w:ascii="Calibri" w:hAnsi="Calibri" w:cs="Calibri" w:eastAsia="Calibri"/>
+                <w:sz w:val="20"/>
+              </w:rPr>
               <w:t>Recuperator</w:t>
             </w:r>
           </w:p>
         </w:tc>
       </w:tr>
       <w:tr>
+        <w:trPr>
+          <w:cantSplit/>
+        </w:trPr>
         <w:tc>
           <w:tcPr>
             <w:tcW w:type="dxa" w:w="780"/>
           </w:tcPr>
           <w:p>
-            <w:r>
+            <w:pPr>
+              <w:keepNext/>
+            </w:pPr>
+            <w:r>
+              <w:rPr>
+                <w:rFonts w:ascii="Calibri" w:hAnsi="Calibri" w:cs="Calibri" w:eastAsia="Calibri"/>
+                <w:sz w:val="20"/>
+              </w:rPr>
               <w:t>3</w:t>
             </w:r>
           </w:p>
@@ -5916,7 +7656,14 @@
             <w:tcW w:type="dxa" w:w="3580"/>
           </w:tcPr>
           <w:p>
-            <w:r>
+            <w:pPr>
+              <w:keepNext/>
+            </w:pPr>
+            <w:r>
+              <w:rPr>
+                <w:rFonts w:ascii="Calibri" w:hAnsi="Calibri" w:cs="Calibri" w:eastAsia="Calibri"/>
+                <w:sz w:val="20"/>
+              </w:rPr>
               <w:t>CUMI Refractories, Chennai</w:t>
             </w:r>
           </w:p>
@@ -5926,19 +7673,36 @@
             <w:tcW w:type="dxa" w:w="5000"/>
           </w:tcPr>
           <w:p>
-            <w:r>
+            <w:pPr>
+              <w:keepNext/>
+            </w:pPr>
+            <w:r>
+              <w:rPr>
+                <w:rFonts w:ascii="Calibri" w:hAnsi="Calibri" w:cs="Calibri" w:eastAsia="Calibri"/>
+                <w:sz w:val="20"/>
+              </w:rPr>
               <w:t>Recuperator</w:t>
             </w:r>
           </w:p>
         </w:tc>
       </w:tr>
       <w:tr>
+        <w:trPr>
+          <w:cantSplit/>
+        </w:trPr>
         <w:tc>
           <w:tcPr>
             <w:tcW w:type="dxa" w:w="780"/>
           </w:tcPr>
           <w:p>
-            <w:r>
+            <w:pPr>
+              <w:keepNext/>
+            </w:pPr>
+            <w:r>
+              <w:rPr>
+                <w:rFonts w:ascii="Calibri" w:hAnsi="Calibri" w:cs="Calibri" w:eastAsia="Calibri"/>
+                <w:sz w:val="20"/>
+              </w:rPr>
               <w:t>4</w:t>
             </w:r>
           </w:p>
@@ -5948,7 +7712,14 @@
             <w:tcW w:type="dxa" w:w="3580"/>
           </w:tcPr>
           <w:p>
-            <w:r>
+            <w:pPr>
+              <w:keepNext/>
+            </w:pPr>
+            <w:r>
+              <w:rPr>
+                <w:rFonts w:ascii="Calibri" w:hAnsi="Calibri" w:cs="Calibri" w:eastAsia="Calibri"/>
+                <w:sz w:val="20"/>
+              </w:rPr>
               <w:t>Sunflag Iron &amp; Steel Company Ltd., Maharashtra</w:t>
             </w:r>
           </w:p>
@@ -5958,19 +7729,36 @@
             <w:tcW w:type="dxa" w:w="5000"/>
           </w:tcPr>
           <w:p>
-            <w:r>
+            <w:pPr>
+              <w:keepNext/>
+            </w:pPr>
+            <w:r>
+              <w:rPr>
+                <w:rFonts w:ascii="Calibri" w:hAnsi="Calibri" w:cs="Calibri" w:eastAsia="Calibri"/>
+                <w:sz w:val="20"/>
+              </w:rPr>
               <w:t>Recuperator</w:t>
             </w:r>
           </w:p>
         </w:tc>
       </w:tr>
       <w:tr>
+        <w:trPr>
+          <w:cantSplit/>
+        </w:trPr>
         <w:tc>
           <w:tcPr>
             <w:tcW w:type="dxa" w:w="780"/>
           </w:tcPr>
           <w:p>
-            <w:r>
+            <w:pPr>
+              <w:keepNext/>
+            </w:pPr>
+            <w:r>
+              <w:rPr>
+                <w:rFonts w:ascii="Calibri" w:hAnsi="Calibri" w:cs="Calibri" w:eastAsia="Calibri"/>
+                <w:sz w:val="20"/>
+              </w:rPr>
               <w:t>5</w:t>
             </w:r>
           </w:p>
@@ -5980,7 +7768,14 @@
             <w:tcW w:type="dxa" w:w="3580"/>
           </w:tcPr>
           <w:p>
-            <w:r>
+            <w:pPr>
+              <w:keepNext/>
+            </w:pPr>
+            <w:r>
+              <w:rPr>
+                <w:rFonts w:ascii="Calibri" w:hAnsi="Calibri" w:cs="Calibri" w:eastAsia="Calibri"/>
+                <w:sz w:val="20"/>
+              </w:rPr>
               <w:t>Tata Steel Ltd, Boisar, MH</w:t>
             </w:r>
           </w:p>
@@ -5990,19 +7785,36 @@
             <w:tcW w:type="dxa" w:w="5000"/>
           </w:tcPr>
           <w:p>
-            <w:r>
+            <w:pPr>
+              <w:keepNext/>
+            </w:pPr>
+            <w:r>
+              <w:rPr>
+                <w:rFonts w:ascii="Calibri" w:hAnsi="Calibri" w:cs="Calibri" w:eastAsia="Calibri"/>
+                <w:sz w:val="20"/>
+              </w:rPr>
               <w:t>Recuperator</w:t>
             </w:r>
           </w:p>
         </w:tc>
       </w:tr>
       <w:tr>
+        <w:trPr>
+          <w:cantSplit/>
+        </w:trPr>
         <w:tc>
           <w:tcPr>
             <w:tcW w:type="dxa" w:w="780"/>
           </w:tcPr>
           <w:p>
-            <w:r>
+            <w:pPr>
+              <w:keepNext/>
+            </w:pPr>
+            <w:r>
+              <w:rPr>
+                <w:rFonts w:ascii="Calibri" w:hAnsi="Calibri" w:cs="Calibri" w:eastAsia="Calibri"/>
+                <w:sz w:val="20"/>
+              </w:rPr>
               <w:t>6</w:t>
             </w:r>
           </w:p>
@@ -6012,7 +7824,14 @@
             <w:tcW w:type="dxa" w:w="3580"/>
           </w:tcPr>
           <w:p>
-            <w:r>
+            <w:pPr>
+              <w:keepNext/>
+            </w:pPr>
+            <w:r>
+              <w:rPr>
+                <w:rFonts w:ascii="Calibri" w:hAnsi="Calibri" w:cs="Calibri" w:eastAsia="Calibri"/>
+                <w:sz w:val="20"/>
+              </w:rPr>
               <w:t>Modern Steel Ltd, Mandi Gobindgarh</w:t>
             </w:r>
           </w:p>
@@ -6022,19 +7841,36 @@
             <w:tcW w:type="dxa" w:w="5000"/>
           </w:tcPr>
           <w:p>
-            <w:r>
+            <w:pPr>
+              <w:keepNext/>
+            </w:pPr>
+            <w:r>
+              <w:rPr>
+                <w:rFonts w:ascii="Calibri" w:hAnsi="Calibri" w:cs="Calibri" w:eastAsia="Calibri"/>
+                <w:sz w:val="20"/>
+              </w:rPr>
               <w:t>Recuperator</w:t>
             </w:r>
           </w:p>
         </w:tc>
       </w:tr>
       <w:tr>
+        <w:trPr>
+          <w:cantSplit/>
+        </w:trPr>
         <w:tc>
           <w:tcPr>
             <w:tcW w:type="dxa" w:w="780"/>
           </w:tcPr>
           <w:p>
-            <w:r>
+            <w:pPr>
+              <w:keepNext/>
+            </w:pPr>
+            <w:r>
+              <w:rPr>
+                <w:rFonts w:ascii="Calibri" w:hAnsi="Calibri" w:cs="Calibri" w:eastAsia="Calibri"/>
+                <w:sz w:val="20"/>
+              </w:rPr>
               <w:t>7</w:t>
             </w:r>
           </w:p>
@@ -6044,7 +7880,14 @@
             <w:tcW w:type="dxa" w:w="3580"/>
           </w:tcPr>
           <w:p>
-            <w:r>
+            <w:pPr>
+              <w:keepNext/>
+            </w:pPr>
+            <w:r>
+              <w:rPr>
+                <w:rFonts w:ascii="Calibri" w:hAnsi="Calibri" w:cs="Calibri" w:eastAsia="Calibri"/>
+                <w:sz w:val="20"/>
+              </w:rPr>
               <w:t>Raj Shree Udyog, Mandi Gobindgarh</w:t>
             </w:r>
           </w:p>
@@ -6054,19 +7897,36 @@
             <w:tcW w:type="dxa" w:w="5000"/>
           </w:tcPr>
           <w:p>
-            <w:r>
+            <w:pPr>
+              <w:keepNext/>
+            </w:pPr>
+            <w:r>
+              <w:rPr>
+                <w:rFonts w:ascii="Calibri" w:hAnsi="Calibri" w:cs="Calibri" w:eastAsia="Calibri"/>
+                <w:sz w:val="20"/>
+              </w:rPr>
               <w:t>Recuperator</w:t>
             </w:r>
           </w:p>
         </w:tc>
       </w:tr>
       <w:tr>
+        <w:trPr>
+          <w:cantSplit/>
+        </w:trPr>
         <w:tc>
           <w:tcPr>
             <w:tcW w:type="dxa" w:w="780"/>
           </w:tcPr>
           <w:p>
-            <w:r>
+            <w:pPr>
+              <w:keepNext/>
+            </w:pPr>
+            <w:r>
+              <w:rPr>
+                <w:rFonts w:ascii="Calibri" w:hAnsi="Calibri" w:cs="Calibri" w:eastAsia="Calibri"/>
+                <w:sz w:val="20"/>
+              </w:rPr>
               <w:t>8</w:t>
             </w:r>
           </w:p>
@@ -6076,7 +7936,14 @@
             <w:tcW w:type="dxa" w:w="3580"/>
           </w:tcPr>
           <w:p>
-            <w:r>
+            <w:pPr>
+              <w:keepNext/>
+            </w:pPr>
+            <w:r>
+              <w:rPr>
+                <w:rFonts w:ascii="Calibri" w:hAnsi="Calibri" w:cs="Calibri" w:eastAsia="Calibri"/>
+                <w:sz w:val="20"/>
+              </w:rPr>
               <w:t>Dhiman Iron &amp; Steel Industries, Mandi Gobindgarh</w:t>
             </w:r>
           </w:p>
@@ -6086,19 +7953,36 @@
             <w:tcW w:type="dxa" w:w="5000"/>
           </w:tcPr>
           <w:p>
-            <w:r>
+            <w:pPr>
+              <w:keepNext/>
+            </w:pPr>
+            <w:r>
+              <w:rPr>
+                <w:rFonts w:ascii="Calibri" w:hAnsi="Calibri" w:cs="Calibri" w:eastAsia="Calibri"/>
+                <w:sz w:val="20"/>
+              </w:rPr>
               <w:t>Recuperator</w:t>
             </w:r>
           </w:p>
         </w:tc>
       </w:tr>
       <w:tr>
+        <w:trPr>
+          <w:cantSplit/>
+        </w:trPr>
         <w:tc>
           <w:tcPr>
             <w:tcW w:type="dxa" w:w="780"/>
           </w:tcPr>
           <w:p>
-            <w:r>
+            <w:pPr>
+              <w:keepNext/>
+            </w:pPr>
+            <w:r>
+              <w:rPr>
+                <w:rFonts w:ascii="Calibri" w:hAnsi="Calibri" w:cs="Calibri" w:eastAsia="Calibri"/>
+                <w:sz w:val="20"/>
+              </w:rPr>
               <w:t>9</w:t>
             </w:r>
           </w:p>
@@ -6108,7 +7992,14 @@
             <w:tcW w:type="dxa" w:w="3580"/>
           </w:tcPr>
           <w:p>
-            <w:r>
+            <w:pPr>
+              <w:keepNext/>
+            </w:pPr>
+            <w:r>
+              <w:rPr>
+                <w:rFonts w:ascii="Calibri" w:hAnsi="Calibri" w:cs="Calibri" w:eastAsia="Calibri"/>
+                <w:sz w:val="20"/>
+              </w:rPr>
               <w:t>Bharat Ispat Udyog Pvt. Ltd., Mandi Gobindgarh</w:t>
             </w:r>
           </w:p>
@@ -6118,19 +8009,36 @@
             <w:tcW w:type="dxa" w:w="5000"/>
           </w:tcPr>
           <w:p>
-            <w:r>
+            <w:pPr>
+              <w:keepNext/>
+            </w:pPr>
+            <w:r>
+              <w:rPr>
+                <w:rFonts w:ascii="Calibri" w:hAnsi="Calibri" w:cs="Calibri" w:eastAsia="Calibri"/>
+                <w:sz w:val="20"/>
+              </w:rPr>
               <w:t>Recuperator</w:t>
             </w:r>
           </w:p>
         </w:tc>
       </w:tr>
       <w:tr>
+        <w:trPr>
+          <w:cantSplit/>
+        </w:trPr>
         <w:tc>
           <w:tcPr>
             <w:tcW w:type="dxa" w:w="780"/>
           </w:tcPr>
           <w:p>
-            <w:r>
+            <w:pPr>
+              <w:keepNext/>
+            </w:pPr>
+            <w:r>
+              <w:rPr>
+                <w:rFonts w:ascii="Calibri" w:hAnsi="Calibri" w:cs="Calibri" w:eastAsia="Calibri"/>
+                <w:sz w:val="20"/>
+              </w:rPr>
               <w:t>10</w:t>
             </w:r>
           </w:p>
@@ -6140,7 +8048,14 @@
             <w:tcW w:type="dxa" w:w="3580"/>
           </w:tcPr>
           <w:p>
-            <w:r>
+            <w:pPr>
+              <w:keepNext/>
+            </w:pPr>
+            <w:r>
+              <w:rPr>
+                <w:rFonts w:ascii="Calibri" w:hAnsi="Calibri" w:cs="Calibri" w:eastAsia="Calibri"/>
+                <w:sz w:val="20"/>
+              </w:rPr>
               <w:t>Tameer Steel Factory Company Ltd., Saudi Arabia</w:t>
             </w:r>
           </w:p>
@@ -6150,19 +8065,36 @@
             <w:tcW w:type="dxa" w:w="5000"/>
           </w:tcPr>
           <w:p>
-            <w:r>
+            <w:pPr>
+              <w:keepNext/>
+            </w:pPr>
+            <w:r>
+              <w:rPr>
+                <w:rFonts w:ascii="Calibri" w:hAnsi="Calibri" w:cs="Calibri" w:eastAsia="Calibri"/>
+                <w:sz w:val="20"/>
+              </w:rPr>
               <w:t>Recuperator</w:t>
             </w:r>
           </w:p>
         </w:tc>
       </w:tr>
       <w:tr>
+        <w:trPr>
+          <w:cantSplit/>
+        </w:trPr>
         <w:tc>
           <w:tcPr>
             <w:tcW w:type="dxa" w:w="780"/>
           </w:tcPr>
           <w:p>
-            <w:r>
+            <w:pPr>
+              <w:keepNext/>
+            </w:pPr>
+            <w:r>
+              <w:rPr>
+                <w:rFonts w:ascii="Calibri" w:hAnsi="Calibri" w:cs="Calibri" w:eastAsia="Calibri"/>
+                <w:sz w:val="20"/>
+              </w:rPr>
               <w:t>11</w:t>
             </w:r>
           </w:p>
@@ -6172,7 +8104,14 @@
             <w:tcW w:type="dxa" w:w="3580"/>
           </w:tcPr>
           <w:p>
-            <w:r>
+            <w:pPr>
+              <w:keepNext/>
+            </w:pPr>
+            <w:r>
+              <w:rPr>
+                <w:rFonts w:ascii="Calibri" w:hAnsi="Calibri" w:cs="Calibri" w:eastAsia="Calibri"/>
+                <w:sz w:val="20"/>
+              </w:rPr>
               <w:t>Premier Rolling Mills, Kenya</w:t>
             </w:r>
           </w:p>
@@ -6182,19 +8121,36 @@
             <w:tcW w:type="dxa" w:w="5000"/>
           </w:tcPr>
           <w:p>
-            <w:r>
+            <w:pPr>
+              <w:keepNext/>
+            </w:pPr>
+            <w:r>
+              <w:rPr>
+                <w:rFonts w:ascii="Calibri" w:hAnsi="Calibri" w:cs="Calibri" w:eastAsia="Calibri"/>
+                <w:sz w:val="20"/>
+              </w:rPr>
               <w:t>Recuperator</w:t>
             </w:r>
           </w:p>
         </w:tc>
       </w:tr>
       <w:tr>
+        <w:trPr>
+          <w:cantSplit/>
+        </w:trPr>
         <w:tc>
           <w:tcPr>
             <w:tcW w:type="dxa" w:w="780"/>
           </w:tcPr>
           <w:p>
-            <w:r>
+            <w:pPr>
+              <w:keepNext/>
+            </w:pPr>
+            <w:r>
+              <w:rPr>
+                <w:rFonts w:ascii="Calibri" w:hAnsi="Calibri" w:cs="Calibri" w:eastAsia="Calibri"/>
+                <w:sz w:val="20"/>
+              </w:rPr>
               <w:t>12</w:t>
             </w:r>
           </w:p>
@@ -6204,7 +8160,14 @@
             <w:tcW w:type="dxa" w:w="3580"/>
           </w:tcPr>
           <w:p>
-            <w:r>
+            <w:pPr>
+              <w:keepNext/>
+            </w:pPr>
+            <w:r>
+              <w:rPr>
+                <w:rFonts w:ascii="Calibri" w:hAnsi="Calibri" w:cs="Calibri" w:eastAsia="Calibri"/>
+                <w:sz w:val="20"/>
+              </w:rPr>
               <w:t>Gulf Steel Industries, Abu Dhabi</w:t>
             </w:r>
           </w:p>
@@ -6214,19 +8177,36 @@
             <w:tcW w:type="dxa" w:w="5000"/>
           </w:tcPr>
           <w:p>
-            <w:r>
+            <w:pPr>
+              <w:keepNext/>
+            </w:pPr>
+            <w:r>
+              <w:rPr>
+                <w:rFonts w:ascii="Calibri" w:hAnsi="Calibri" w:cs="Calibri" w:eastAsia="Calibri"/>
+                <w:sz w:val="20"/>
+              </w:rPr>
               <w:t>Recuperator</w:t>
             </w:r>
           </w:p>
         </w:tc>
       </w:tr>
       <w:tr>
+        <w:trPr>
+          <w:cantSplit/>
+        </w:trPr>
         <w:tc>
           <w:tcPr>
             <w:tcW w:type="dxa" w:w="780"/>
           </w:tcPr>
           <w:p>
-            <w:r>
+            <w:pPr>
+              <w:keepNext/>
+            </w:pPr>
+            <w:r>
+              <w:rPr>
+                <w:rFonts w:ascii="Calibri" w:hAnsi="Calibri" w:cs="Calibri" w:eastAsia="Calibri"/>
+                <w:sz w:val="20"/>
+              </w:rPr>
               <w:t>13</w:t>
             </w:r>
           </w:p>
@@ -6236,7 +8216,14 @@
             <w:tcW w:type="dxa" w:w="3580"/>
           </w:tcPr>
           <w:p>
-            <w:r>
+            <w:pPr>
+              <w:keepNext/>
+            </w:pPr>
+            <w:r>
+              <w:rPr>
+                <w:rFonts w:ascii="Calibri" w:hAnsi="Calibri" w:cs="Calibri" w:eastAsia="Calibri"/>
+                <w:sz w:val="20"/>
+              </w:rPr>
               <w:t>GTB Columbo Corporation, Sri Lanka</w:t>
             </w:r>
           </w:p>
@@ -6246,19 +8233,36 @@
             <w:tcW w:type="dxa" w:w="5000"/>
           </w:tcPr>
           <w:p>
-            <w:r>
+            <w:pPr>
+              <w:keepNext/>
+            </w:pPr>
+            <w:r>
+              <w:rPr>
+                <w:rFonts w:ascii="Calibri" w:hAnsi="Calibri" w:cs="Calibri" w:eastAsia="Calibri"/>
+                <w:sz w:val="20"/>
+              </w:rPr>
               <w:t>Recuperator</w:t>
             </w:r>
           </w:p>
         </w:tc>
       </w:tr>
       <w:tr>
+        <w:trPr>
+          <w:cantSplit/>
+        </w:trPr>
         <w:tc>
           <w:tcPr>
             <w:tcW w:type="dxa" w:w="780"/>
           </w:tcPr>
           <w:p>
-            <w:r>
+            <w:pPr>
+              <w:keepNext/>
+            </w:pPr>
+            <w:r>
+              <w:rPr>
+                <w:rFonts w:ascii="Calibri" w:hAnsi="Calibri" w:cs="Calibri" w:eastAsia="Calibri"/>
+                <w:sz w:val="20"/>
+              </w:rPr>
               <w:t>14</w:t>
             </w:r>
           </w:p>
@@ -6268,7 +8272,14 @@
             <w:tcW w:type="dxa" w:w="3580"/>
           </w:tcPr>
           <w:p>
-            <w:r>
+            <w:pPr>
+              <w:keepNext/>
+            </w:pPr>
+            <w:r>
+              <w:rPr>
+                <w:rFonts w:ascii="Calibri" w:hAnsi="Calibri" w:cs="Calibri" w:eastAsia="Calibri"/>
+                <w:sz w:val="20"/>
+              </w:rPr>
               <w:t>Divine Alloys &amp; Power Company Ltd., Jamshedpur</w:t>
             </w:r>
           </w:p>
@@ -6278,19 +8289,36 @@
             <w:tcW w:type="dxa" w:w="5000"/>
           </w:tcPr>
           <w:p>
-            <w:r>
+            <w:pPr>
+              <w:keepNext/>
+            </w:pPr>
+            <w:r>
+              <w:rPr>
+                <w:rFonts w:ascii="Calibri" w:hAnsi="Calibri" w:cs="Calibri" w:eastAsia="Calibri"/>
+                <w:sz w:val="20"/>
+              </w:rPr>
               <w:t>Recuperator</w:t>
             </w:r>
           </w:p>
         </w:tc>
       </w:tr>
       <w:tr>
+        <w:trPr>
+          <w:cantSplit/>
+        </w:trPr>
         <w:tc>
           <w:tcPr>
             <w:tcW w:type="dxa" w:w="780"/>
           </w:tcPr>
           <w:p>
-            <w:r>
+            <w:pPr>
+              <w:keepNext/>
+            </w:pPr>
+            <w:r>
+              <w:rPr>
+                <w:rFonts w:ascii="Calibri" w:hAnsi="Calibri" w:cs="Calibri" w:eastAsia="Calibri"/>
+                <w:sz w:val="20"/>
+              </w:rPr>
               <w:t>15</w:t>
             </w:r>
           </w:p>
@@ -6300,7 +8328,14 @@
             <w:tcW w:type="dxa" w:w="3580"/>
           </w:tcPr>
           <w:p>
-            <w:r>
+            <w:pPr>
+              <w:keepNext/>
+            </w:pPr>
+            <w:r>
+              <w:rPr>
+                <w:rFonts w:ascii="Calibri" w:hAnsi="Calibri" w:cs="Calibri" w:eastAsia="Calibri"/>
+                <w:sz w:val="20"/>
+              </w:rPr>
               <w:t>Maadi Steel, Egypt</w:t>
             </w:r>
           </w:p>
@@ -6310,19 +8345,36 @@
             <w:tcW w:type="dxa" w:w="5000"/>
           </w:tcPr>
           <w:p>
-            <w:r>
+            <w:pPr>
+              <w:keepNext/>
+            </w:pPr>
+            <w:r>
+              <w:rPr>
+                <w:rFonts w:ascii="Calibri" w:hAnsi="Calibri" w:cs="Calibri" w:eastAsia="Calibri"/>
+                <w:sz w:val="20"/>
+              </w:rPr>
               <w:t>Recuperator</w:t>
             </w:r>
           </w:p>
         </w:tc>
       </w:tr>
       <w:tr>
+        <w:trPr>
+          <w:cantSplit/>
+        </w:trPr>
         <w:tc>
           <w:tcPr>
             <w:tcW w:type="dxa" w:w="780"/>
           </w:tcPr>
           <w:p>
-            <w:r>
+            <w:pPr>
+              <w:keepNext/>
+            </w:pPr>
+            <w:r>
+              <w:rPr>
+                <w:rFonts w:ascii="Calibri" w:hAnsi="Calibri" w:cs="Calibri" w:eastAsia="Calibri"/>
+                <w:sz w:val="20"/>
+              </w:rPr>
               <w:t>16</w:t>
             </w:r>
           </w:p>
@@ -6332,7 +8384,14 @@
             <w:tcW w:type="dxa" w:w="3580"/>
           </w:tcPr>
           <w:p>
-            <w:r>
+            <w:pPr>
+              <w:keepNext/>
+            </w:pPr>
+            <w:r>
+              <w:rPr>
+                <w:rFonts w:ascii="Calibri" w:hAnsi="Calibri" w:cs="Calibri" w:eastAsia="Calibri"/>
+                <w:sz w:val="20"/>
+              </w:rPr>
               <w:t>Steel Rolling Mills Ltd., Uganda</w:t>
             </w:r>
           </w:p>
@@ -6342,19 +8401,36 @@
             <w:tcW w:type="dxa" w:w="5000"/>
           </w:tcPr>
           <w:p>
-            <w:r>
+            <w:pPr>
+              <w:keepNext/>
+            </w:pPr>
+            <w:r>
+              <w:rPr>
+                <w:rFonts w:ascii="Calibri" w:hAnsi="Calibri" w:cs="Calibri" w:eastAsia="Calibri"/>
+                <w:sz w:val="20"/>
+              </w:rPr>
               <w:t>Recuperator</w:t>
             </w:r>
           </w:p>
         </w:tc>
       </w:tr>
       <w:tr>
+        <w:trPr>
+          <w:cantSplit/>
+        </w:trPr>
         <w:tc>
           <w:tcPr>
             <w:tcW w:type="dxa" w:w="780"/>
           </w:tcPr>
           <w:p>
-            <w:r>
+            <w:pPr>
+              <w:keepNext/>
+            </w:pPr>
+            <w:r>
+              <w:rPr>
+                <w:rFonts w:ascii="Calibri" w:hAnsi="Calibri" w:cs="Calibri" w:eastAsia="Calibri"/>
+                <w:sz w:val="20"/>
+              </w:rPr>
               <w:t>17</w:t>
             </w:r>
           </w:p>
@@ -6364,7 +8440,14 @@
             <w:tcW w:type="dxa" w:w="3580"/>
           </w:tcPr>
           <w:p>
-            <w:r>
+            <w:pPr>
+              <w:keepNext/>
+            </w:pPr>
+            <w:r>
+              <w:rPr>
+                <w:rFonts w:ascii="Calibri" w:hAnsi="Calibri" w:cs="Calibri" w:eastAsia="Calibri"/>
+                <w:sz w:val="20"/>
+              </w:rPr>
               <w:t>Star Wire, Faridabad</w:t>
             </w:r>
           </w:p>
@@ -6374,19 +8457,36 @@
             <w:tcW w:type="dxa" w:w="5000"/>
           </w:tcPr>
           <w:p>
-            <w:r>
+            <w:pPr>
+              <w:keepNext/>
+            </w:pPr>
+            <w:r>
+              <w:rPr>
+                <w:rFonts w:ascii="Calibri" w:hAnsi="Calibri" w:cs="Calibri" w:eastAsia="Calibri"/>
+                <w:sz w:val="20"/>
+              </w:rPr>
               <w:t>Recuperator</w:t>
             </w:r>
           </w:p>
         </w:tc>
       </w:tr>
       <w:tr>
+        <w:trPr>
+          <w:cantSplit/>
+        </w:trPr>
         <w:tc>
           <w:tcPr>
             <w:tcW w:type="dxa" w:w="780"/>
           </w:tcPr>
           <w:p>
-            <w:r>
+            <w:pPr>
+              <w:keepNext/>
+            </w:pPr>
+            <w:r>
+              <w:rPr>
+                <w:rFonts w:ascii="Calibri" w:hAnsi="Calibri" w:cs="Calibri" w:eastAsia="Calibri"/>
+                <w:sz w:val="20"/>
+              </w:rPr>
               <w:t>18</w:t>
             </w:r>
           </w:p>
@@ -6396,7 +8496,14 @@
             <w:tcW w:type="dxa" w:w="3580"/>
           </w:tcPr>
           <w:p>
-            <w:r>
+            <w:pPr>
+              <w:keepNext/>
+            </w:pPr>
+            <w:r>
+              <w:rPr>
+                <w:rFonts w:ascii="Calibri" w:hAnsi="Calibri" w:cs="Calibri" w:eastAsia="Calibri"/>
+                <w:sz w:val="20"/>
+              </w:rPr>
               <w:t>Sadhu Forging Ltd., Faridabad</w:t>
             </w:r>
           </w:p>
@@ -6406,19 +8513,36 @@
             <w:tcW w:type="dxa" w:w="5000"/>
           </w:tcPr>
           <w:p>
-            <w:r>
+            <w:pPr>
+              <w:keepNext/>
+            </w:pPr>
+            <w:r>
+              <w:rPr>
+                <w:rFonts w:ascii="Calibri" w:hAnsi="Calibri" w:cs="Calibri" w:eastAsia="Calibri"/>
+                <w:sz w:val="20"/>
+              </w:rPr>
               <w:t>Recuperator</w:t>
             </w:r>
           </w:p>
         </w:tc>
       </w:tr>
       <w:tr>
+        <w:trPr>
+          <w:cantSplit/>
+        </w:trPr>
         <w:tc>
           <w:tcPr>
             <w:tcW w:type="dxa" w:w="780"/>
           </w:tcPr>
           <w:p>
-            <w:r>
+            <w:pPr>
+              <w:keepNext/>
+            </w:pPr>
+            <w:r>
+              <w:rPr>
+                <w:rFonts w:ascii="Calibri" w:hAnsi="Calibri" w:cs="Calibri" w:eastAsia="Calibri"/>
+                <w:sz w:val="20"/>
+              </w:rPr>
               <w:t>19</w:t>
             </w:r>
           </w:p>
@@ -6428,7 +8552,14 @@
             <w:tcW w:type="dxa" w:w="3580"/>
           </w:tcPr>
           <w:p>
-            <w:r>
+            <w:pPr>
+              <w:keepNext/>
+            </w:pPr>
+            <w:r>
+              <w:rPr>
+                <w:rFonts w:ascii="Calibri" w:hAnsi="Calibri" w:cs="Calibri" w:eastAsia="Calibri"/>
+                <w:sz w:val="20"/>
+              </w:rPr>
               <w:t>Hindustan Udyog Ltd., Kolkata</w:t>
             </w:r>
           </w:p>
@@ -6438,19 +8569,36 @@
             <w:tcW w:type="dxa" w:w="5000"/>
           </w:tcPr>
           <w:p>
-            <w:r>
+            <w:pPr>
+              <w:keepNext/>
+            </w:pPr>
+            <w:r>
+              <w:rPr>
+                <w:rFonts w:ascii="Calibri" w:hAnsi="Calibri" w:cs="Calibri" w:eastAsia="Calibri"/>
+                <w:sz w:val="20"/>
+              </w:rPr>
               <w:t>Recuperator</w:t>
             </w:r>
           </w:p>
         </w:tc>
       </w:tr>
       <w:tr>
+        <w:trPr>
+          <w:cantSplit/>
+        </w:trPr>
         <w:tc>
           <w:tcPr>
             <w:tcW w:type="dxa" w:w="780"/>
           </w:tcPr>
           <w:p>
-            <w:r>
+            <w:pPr>
+              <w:keepNext/>
+            </w:pPr>
+            <w:r>
+              <w:rPr>
+                <w:rFonts w:ascii="Calibri" w:hAnsi="Calibri" w:cs="Calibri" w:eastAsia="Calibri"/>
+                <w:sz w:val="20"/>
+              </w:rPr>
               <w:t>20</w:t>
             </w:r>
           </w:p>
@@ -6460,7 +8608,14 @@
             <w:tcW w:type="dxa" w:w="3580"/>
           </w:tcPr>
           <w:p>
-            <w:r>
+            <w:pPr>
+              <w:keepNext/>
+            </w:pPr>
+            <w:r>
+              <w:rPr>
+                <w:rFonts w:ascii="Calibri" w:hAnsi="Calibri" w:cs="Calibri" w:eastAsia="Calibri"/>
+                <w:sz w:val="20"/>
+              </w:rPr>
               <w:t>Steel Makers Ltd., Kenya</w:t>
             </w:r>
           </w:p>
@@ -6470,7 +8625,14 @@
             <w:tcW w:type="dxa" w:w="5000"/>
           </w:tcPr>
           <w:p>
-            <w:r>
+            <w:pPr>
+              <w:keepNext/>
+            </w:pPr>
+            <w:r>
+              <w:rPr>
+                <w:rFonts w:ascii="Calibri" w:hAnsi="Calibri" w:cs="Calibri" w:eastAsia="Calibri"/>
+                <w:sz w:val="20"/>
+              </w:rPr>
               <w:t>Recuperator</w:t>
             </w:r>
           </w:p>
@@ -6479,6 +8641,7 @@
     </w:tbl>
     <w:p>
       <w:pPr>
+        <w:keepLines/>
         <w:spacing w:after="60" w:before="60" w:line="300"/>
         <w:jc w:val="center"/>
       </w:pPr>
@@ -6561,7 +8724,7 @@
       <w:rPr>
         <w:rFonts w:ascii="Calibri" w:cs="Calibri" w:eastAsia="Calibri" w:hAnsi="Calibri"/>
         <w:color w:val="6B7280"/>
-        <w:sz w:val="16"/>
+        <w:sz w:val="20"/>
         <w:szCs w:val="16"/>
       </w:rPr>
       <w:t xml:space="preserve">297, Sector‑21B Faridabad – 121 001 (Haryana) India  •  Tel: +91 (129) 4047847, 2439458  •  </w:t>
@@ -6570,7 +8733,7 @@
       <w:rPr>
         <w:rFonts w:ascii="Calibri" w:cs="Calibri" w:eastAsia="Calibri" w:hAnsi="Calibri"/>
         <w:color w:val="6B7280"/>
-        <w:sz w:val="16"/>
+        <w:sz w:val="20"/>
         <w:szCs w:val="16"/>
       </w:rPr>
       <w:t xml:space="preserve">sales@encon.co.in</w:t>
@@ -6579,7 +8742,7 @@
       <w:rPr>
         <w:rFonts w:ascii="Calibri" w:cs="Calibri" w:eastAsia="Calibri" w:hAnsi="Calibri"/>
         <w:color w:val="6B7280"/>
-        <w:sz w:val="16"/>
+        <w:sz w:val="20"/>
         <w:szCs w:val="16"/>
       </w:rPr>
       <w:t xml:space="preserve">  •  www.encon.co.in</w:t>
@@ -6594,7 +8757,7 @@
       <w:rPr>
         <w:rFonts w:ascii="Calibri" w:cs="Calibri" w:eastAsia="Calibri" w:hAnsi="Calibri"/>
         <w:color w:val="6B7280"/>
-        <w:sz w:val="16"/>
+        <w:sz w:val="20"/>
         <w:szCs w:val="16"/>
       </w:rPr>
       <w:t xml:space="preserve">Page </w:t>
@@ -6603,7 +8766,7 @@
       <w:rPr>
         <w:rFonts w:ascii="Calibri" w:cs="Calibri" w:eastAsia="Calibri" w:hAnsi="Calibri"/>
         <w:color w:val="6B7280"/>
-        <w:sz w:val="16"/>
+        <w:sz w:val="20"/>
         <w:szCs w:val="16"/>
       </w:rPr>
       <w:fldChar w:fldCharType="begin"/>
@@ -6615,7 +8778,7 @@
       <w:rPr>
         <w:rFonts w:ascii="Calibri" w:cs="Calibri" w:eastAsia="Calibri" w:hAnsi="Calibri"/>
         <w:color w:val="6B7280"/>
-        <w:sz w:val="16"/>
+        <w:sz w:val="20"/>
         <w:szCs w:val="16"/>
       </w:rPr>
       <w:t xml:space="preserve"> of </w:t>
@@ -6624,7 +8787,7 @@
       <w:rPr>
         <w:rFonts w:ascii="Calibri" w:cs="Calibri" w:eastAsia="Calibri" w:hAnsi="Calibri"/>
         <w:color w:val="6B7280"/>
-        <w:sz w:val="16"/>
+        <w:sz w:val="20"/>
         <w:szCs w:val="16"/>
       </w:rPr>
       <w:fldChar w:fldCharType="begin"/>
@@ -6650,7 +8813,7 @@
       <w:rPr>
         <w:rFonts w:ascii="Calibri" w:cs="Calibri" w:eastAsia="Calibri" w:hAnsi="Calibri"/>
         <w:color w:val="6B7280"/>
-        <w:sz w:val="16"/>
+        <w:sz w:val="20"/>
         <w:szCs w:val="16"/>
       </w:rPr>
       <w:t xml:space="preserve">297, Sector‑21B Faridabad – 121 001 (Haryana) India  •  Tel: +91 (129) 4047847, 2439458  •  </w:t>
@@ -6659,7 +8822,7 @@
       <w:rPr>
         <w:rFonts w:ascii="Calibri" w:cs="Calibri" w:eastAsia="Calibri" w:hAnsi="Calibri"/>
         <w:color w:val="6B7280"/>
-        <w:sz w:val="16"/>
+        <w:sz w:val="20"/>
         <w:szCs w:val="16"/>
       </w:rPr>
       <w:t xml:space="preserve">sales@encon.co.in</w:t>
@@ -6668,7 +8831,7 @@
       <w:rPr>
         <w:rFonts w:ascii="Calibri" w:cs="Calibri" w:eastAsia="Calibri" w:hAnsi="Calibri"/>
         <w:color w:val="6B7280"/>
-        <w:sz w:val="16"/>
+        <w:sz w:val="20"/>
         <w:szCs w:val="16"/>
       </w:rPr>
       <w:t xml:space="preserve">  •  www.encon.co.in</w:t>
@@ -6683,7 +8846,7 @@
       <w:rPr>
         <w:rFonts w:ascii="Calibri" w:cs="Calibri" w:eastAsia="Calibri" w:hAnsi="Calibri"/>
         <w:color w:val="6B7280"/>
-        <w:sz w:val="16"/>
+        <w:sz w:val="20"/>
         <w:szCs w:val="16"/>
       </w:rPr>
       <w:t xml:space="preserve">Page </w:t>
@@ -6692,7 +8855,7 @@
       <w:rPr>
         <w:rFonts w:ascii="Calibri" w:cs="Calibri" w:eastAsia="Calibri" w:hAnsi="Calibri"/>
         <w:color w:val="6B7280"/>
-        <w:sz w:val="16"/>
+        <w:sz w:val="20"/>
         <w:szCs w:val="16"/>
       </w:rPr>
       <w:fldChar w:fldCharType="begin"/>
@@ -6704,7 +8867,7 @@
       <w:rPr>
         <w:rFonts w:ascii="Calibri" w:cs="Calibri" w:eastAsia="Calibri" w:hAnsi="Calibri"/>
         <w:color w:val="6B7280"/>
-        <w:sz w:val="16"/>
+        <w:sz w:val="20"/>
         <w:szCs w:val="16"/>
       </w:rPr>
       <w:t xml:space="preserve"> of </w:t>
@@ -6713,7 +8876,7 @@
       <w:rPr>
         <w:rFonts w:ascii="Calibri" w:cs="Calibri" w:eastAsia="Calibri" w:hAnsi="Calibri"/>
         <w:color w:val="6B7280"/>
-        <w:sz w:val="16"/>
+        <w:sz w:val="20"/>
         <w:szCs w:val="16"/>
       </w:rPr>
       <w:fldChar w:fldCharType="begin"/>
@@ -6739,7 +8902,7 @@
       <w:rPr>
         <w:rFonts w:ascii="Calibri" w:cs="Calibri" w:eastAsia="Calibri" w:hAnsi="Calibri"/>
         <w:color w:val="6B7280"/>
-        <w:sz w:val="16"/>
+        <w:sz w:val="20"/>
         <w:szCs w:val="16"/>
       </w:rPr>
       <w:t xml:space="preserve">297, Sector‑21B Faridabad – 121 001 (Haryana) India  •  Tel: +91 (129) 4047847, 2439458  •  </w:t>
@@ -6748,7 +8911,7 @@
       <w:rPr>
         <w:rFonts w:ascii="Calibri" w:cs="Calibri" w:eastAsia="Calibri" w:hAnsi="Calibri"/>
         <w:color w:val="6B7280"/>
-        <w:sz w:val="16"/>
+        <w:sz w:val="20"/>
         <w:szCs w:val="16"/>
       </w:rPr>
       <w:t xml:space="preserve">sales@encon.co.in</w:t>
@@ -6757,7 +8920,7 @@
       <w:rPr>
         <w:rFonts w:ascii="Calibri" w:cs="Calibri" w:eastAsia="Calibri" w:hAnsi="Calibri"/>
         <w:color w:val="6B7280"/>
-        <w:sz w:val="16"/>
+        <w:sz w:val="20"/>
         <w:szCs w:val="16"/>
       </w:rPr>
       <w:t xml:space="preserve">  •  www.encon.co.in</w:t>
@@ -6772,7 +8935,7 @@
       <w:rPr>
         <w:rFonts w:ascii="Calibri" w:cs="Calibri" w:eastAsia="Calibri" w:hAnsi="Calibri"/>
         <w:color w:val="6B7280"/>
-        <w:sz w:val="16"/>
+        <w:sz w:val="20"/>
         <w:szCs w:val="16"/>
       </w:rPr>
       <w:t xml:space="preserve">Page </w:t>
@@ -6781,7 +8944,7 @@
       <w:rPr>
         <w:rFonts w:ascii="Calibri" w:cs="Calibri" w:eastAsia="Calibri" w:hAnsi="Calibri"/>
         <w:color w:val="6B7280"/>
-        <w:sz w:val="16"/>
+        <w:sz w:val="20"/>
         <w:szCs w:val="16"/>
       </w:rPr>
       <w:fldChar w:fldCharType="begin"/>
@@ -6793,7 +8956,7 @@
       <w:rPr>
         <w:rFonts w:ascii="Calibri" w:cs="Calibri" w:eastAsia="Calibri" w:hAnsi="Calibri"/>
         <w:color w:val="6B7280"/>
-        <w:sz w:val="16"/>
+        <w:sz w:val="20"/>
         <w:szCs w:val="16"/>
       </w:rPr>
       <w:t xml:space="preserve"> of </w:t>
@@ -6802,7 +8965,7 @@
       <w:rPr>
         <w:rFonts w:ascii="Calibri" w:cs="Calibri" w:eastAsia="Calibri" w:hAnsi="Calibri"/>
         <w:color w:val="6B7280"/>
-        <w:sz w:val="16"/>
+        <w:sz w:val="20"/>
         <w:szCs w:val="16"/>
       </w:rPr>
       <w:fldChar w:fldCharType="begin"/>
@@ -6810,6 +8973,26 @@
       <w:fldChar w:fldCharType="separate"/>
       <w:fldChar w:fldCharType="end"/>
     </w:r>
+  </w:p>
+</w:ftr>
+</file>
+
+<file path=word/footer4.xml><?xml version="1.0" encoding="utf-8"?>
+<w:ftr xmlns:m="http://schemas.openxmlformats.org/officeDocument/2006/math" xmlns:mc="http://schemas.openxmlformats.org/markup-compatibility/2006" xmlns:mo="http://schemas.microsoft.com/office/mac/office/2008/main" xmlns:mv="urn:schemas-microsoft-com:mac:vml" xmlns:o="urn:schemas-microsoft-com:office:office" xmlns:r="http://schemas.openxmlformats.org/officeDocument/2006/relationships" xmlns:v="urn:schemas-microsoft-com:vml" xmlns:w10="urn:schemas-microsoft-com:office:word" xmlns:w14="http://schemas.microsoft.com/office/word/2010/wordml" xmlns:w="http://schemas.openxmlformats.org/wordprocessingml/2006/main" xmlns:wne="http://schemas.microsoft.com/office/word/2006/wordml" xmlns:wp14="http://schemas.microsoft.com/office/word/2010/wordprocessingDrawing" xmlns:wp="http://schemas.openxmlformats.org/drawingml/2006/wordprocessingDrawing" xmlns:wpc="http://schemas.microsoft.com/office/word/2010/wordprocessingCanvas" xmlns:wpg="http://schemas.microsoft.com/office/word/2010/wordprocessingGroup" xmlns:wpi="http://schemas.microsoft.com/office/word/2010/wordprocessingInk" xmlns:wps="http://schemas.microsoft.com/office/word/2010/wordprocessingShape" mc:Ignorable="w14 wp14">
+  <w:p>
+    <w:pPr>
+      <w:pStyle w:val="Footer"/>
+    </w:pPr>
+  </w:p>
+</w:ftr>
+</file>
+
+<file path=word/footer5.xml><?xml version="1.0" encoding="utf-8"?>
+<w:ftr xmlns:m="http://schemas.openxmlformats.org/officeDocument/2006/math" xmlns:mc="http://schemas.openxmlformats.org/markup-compatibility/2006" xmlns:mo="http://schemas.microsoft.com/office/mac/office/2008/main" xmlns:mv="urn:schemas-microsoft-com:mac:vml" xmlns:o="urn:schemas-microsoft-com:office:office" xmlns:r="http://schemas.openxmlformats.org/officeDocument/2006/relationships" xmlns:v="urn:schemas-microsoft-com:vml" xmlns:w10="urn:schemas-microsoft-com:office:word" xmlns:w14="http://schemas.microsoft.com/office/word/2010/wordml" xmlns:w="http://schemas.openxmlformats.org/wordprocessingml/2006/main" xmlns:wne="http://schemas.microsoft.com/office/word/2006/wordml" xmlns:wp14="http://schemas.microsoft.com/office/word/2010/wordprocessingDrawing" xmlns:wp="http://schemas.openxmlformats.org/drawingml/2006/wordprocessingDrawing" xmlns:wpc="http://schemas.microsoft.com/office/word/2010/wordprocessingCanvas" xmlns:wpg="http://schemas.microsoft.com/office/word/2010/wordprocessingGroup" xmlns:wpi="http://schemas.microsoft.com/office/word/2010/wordprocessingInk" xmlns:wps="http://schemas.microsoft.com/office/word/2010/wordprocessingShape" mc:Ignorable="w14 wp14">
+  <w:p>
+    <w:pPr>
+      <w:pStyle w:val="Footer"/>
+    </w:pPr>
   </w:p>
 </w:ftr>
 </file>
@@ -6855,6 +9038,10 @@
 <w:hdr xmlns:wpc="http://schemas.microsoft.com/office/word/2010/wordprocessingCanvas" xmlns:mc="http://schemas.openxmlformats.org/markup-compatibility/2006" xmlns:o="urn:schemas-microsoft-com:office:office" xmlns:r="http://schemas.openxmlformats.org/officeDocument/2006/relationships" xmlns:m="http://schemas.openxmlformats.org/officeDocument/2006/math" xmlns:v="urn:schemas-microsoft-com:vml" xmlns:wp14="http://schemas.microsoft.com/office/word/2010/wordprocessingDrawing" xmlns:wp="http://schemas.openxmlformats.org/drawingml/2006/wordprocessingDrawing" xmlns:w10="urn:schemas-microsoft-com:office:word" xmlns:w="http://schemas.openxmlformats.org/wordprocessingml/2006/main" xmlns:w14="http://schemas.microsoft.com/office/word/2010/wordml" xmlns:w15="http://schemas.microsoft.com/office/word/2012/wordml" xmlns:wpg="http://schemas.microsoft.com/office/word/2010/wordprocessingGroup" xmlns:wpi="http://schemas.microsoft.com/office/word/2010/wordprocessingInk" xmlns:wne="http://schemas.microsoft.com/office/word/2006/wordml" xmlns:wps="http://schemas.microsoft.com/office/word/2010/wordprocessingShape" xmlns:cx="http://schemas.microsoft.com/office/drawing/2014/chartex" xmlns:cx1="http://schemas.microsoft.com/office/drawing/2015/9/8/chartex" xmlns:cx2="http://schemas.microsoft.com/office/drawing/2015/10/21/chartex" xmlns:cx3="http://schemas.microsoft.com/office/drawing/2016/5/9/chartex" xmlns:cx4="http://schemas.microsoft.com/office/drawing/2016/5/10/chartex" xmlns:cx5="http://schemas.microsoft.com/office/drawing/2016/5/11/chartex" xmlns:cx6="http://schemas.microsoft.com/office/drawing/2016/5/12/chartex" xmlns:cx7="http://schemas.microsoft.com/office/drawing/2016/5/13/chartex" xmlns:cx8="http://schemas.microsoft.com/office/drawing/2016/5/14/chartex" xmlns:w16cid="http://schemas.microsoft.com/office/word/2016/wordml/cid" xmlns:w16se="http://schemas.microsoft.com/office/word/2015/wordml/symex">
   <w:p>
     <w:r>
+      <w:rPr>
+        <w:rFonts w:ascii="Calibri" w:hAnsi="Calibri" w:cs="Calibri" w:eastAsia="Calibri"/>
+        <w:sz w:val="20"/>
+      </w:rPr>
       <w:t xml:space="preserve"/>
     </w:r>
   </w:p>
@@ -6896,6 +9083,10 @@
             <w:jc w:val="left"/>
           </w:pPr>
           <w:r>
+            <w:rPr>
+              <w:rFonts w:ascii="Calibri" w:hAnsi="Calibri" w:cs="Calibri" w:eastAsia="Calibri"/>
+              <w:sz w:val="20"/>
+            </w:rPr>
             <w:drawing>
               <wp:inline distT="0" distB="0" distL="0" distR="0">
                 <wp:extent cx="1029600" cy="1260000"/>
@@ -6957,7 +9148,7 @@
             <w:rPr>
               <w:rFonts w:ascii="Calibri" w:cs="Calibri" w:eastAsia="Calibri" w:hAnsi="Calibri"/>
               <w:color w:val="6B7280"/>
-              <w:sz w:val="16"/>
+              <w:sz w:val="20"/>
               <w:szCs w:val="16"/>
             </w:rPr>
             <w:t>Ref: {{enquiry_ref}}</w:t>
@@ -6970,6 +9161,16 @@
 </file>
 
 <file path=word/header3.xml><?xml version="1.0" encoding="utf-8"?>
+<w:hdr xmlns:m="http://schemas.openxmlformats.org/officeDocument/2006/math" xmlns:mc="http://schemas.openxmlformats.org/markup-compatibility/2006" xmlns:mo="http://schemas.microsoft.com/office/mac/office/2008/main" xmlns:mv="urn:schemas-microsoft-com:mac:vml" xmlns:o="urn:schemas-microsoft-com:office:office" xmlns:r="http://schemas.openxmlformats.org/officeDocument/2006/relationships" xmlns:v="urn:schemas-microsoft-com:vml" xmlns:w10="urn:schemas-microsoft-com:office:word" xmlns:w14="http://schemas.microsoft.com/office/word/2010/wordml" xmlns:w="http://schemas.openxmlformats.org/wordprocessingml/2006/main" xmlns:wne="http://schemas.microsoft.com/office/word/2006/wordml" xmlns:wp14="http://schemas.microsoft.com/office/word/2010/wordprocessingDrawing" xmlns:wp="http://schemas.openxmlformats.org/drawingml/2006/wordprocessingDrawing" xmlns:wpc="http://schemas.microsoft.com/office/word/2010/wordprocessingCanvas" xmlns:wpg="http://schemas.microsoft.com/office/word/2010/wordprocessingGroup" xmlns:wpi="http://schemas.microsoft.com/office/word/2010/wordprocessingInk" xmlns:wps="http://schemas.microsoft.com/office/word/2010/wordprocessingShape" mc:Ignorable="w14 wp14">
+  <w:p>
+    <w:pPr>
+      <w:pStyle w:val="Header"/>
+    </w:pPr>
+  </w:p>
+</w:hdr>
+</file>
+
+<file path=word/header4.xml><?xml version="1.0" encoding="utf-8"?>
 <w:hdr xmlns:m="http://schemas.openxmlformats.org/officeDocument/2006/math" xmlns:mc="http://schemas.openxmlformats.org/markup-compatibility/2006" xmlns:mo="http://schemas.microsoft.com/office/mac/office/2008/main" xmlns:mv="urn:schemas-microsoft-com:mac:vml" xmlns:o="urn:schemas-microsoft-com:office:office" xmlns:r="http://schemas.openxmlformats.org/officeDocument/2006/relationships" xmlns:v="urn:schemas-microsoft-com:vml" xmlns:w10="urn:schemas-microsoft-com:office:word" xmlns:w14="http://schemas.microsoft.com/office/word/2010/wordml" xmlns:w="http://schemas.openxmlformats.org/wordprocessingml/2006/main" xmlns:wne="http://schemas.microsoft.com/office/word/2006/wordml" xmlns:wp14="http://schemas.microsoft.com/office/word/2010/wordprocessingDrawing" xmlns:wp="http://schemas.openxmlformats.org/drawingml/2006/wordprocessingDrawing" xmlns:wpc="http://schemas.microsoft.com/office/word/2010/wordprocessingCanvas" xmlns:wpg="http://schemas.microsoft.com/office/word/2010/wordprocessingGroup" xmlns:wpi="http://schemas.microsoft.com/office/word/2010/wordprocessingInk" xmlns:wps="http://schemas.microsoft.com/office/word/2010/wordprocessingShape" mc:Ignorable="w14 wp14">
   <w:p>
     <w:pPr>
@@ -7125,8 +9326,8 @@
     <w:rPrDefault>
       <w:rPr>
         <w:rFonts w:ascii="Calibri" w:cs="Calibri" w:eastAsia="Calibri" w:hAnsi="Calibri"/>
-        <w:sz w:val="22"/>
-        <w:szCs w:val="22"/>
+        <w:sz w:val="20"/>
+        <w:szCs w:val="20"/>
       </w:rPr>
     </w:rPrDefault>
     <w:pPrDefault/>
@@ -7137,7 +9338,7 @@
     <w:next w:val="Normal"/>
     <w:qFormat/>
     <w:rPr>
-      <w:sz w:val="56"/>
+      <w:sz w:val="30"/>
       <w:szCs w:val="56"/>
     </w:rPr>
   </w:style>
@@ -7151,7 +9352,7 @@
       <w:b/>
       <w:bCs/>
       <w:color w:val="1F2937"/>
-      <w:sz w:val="32"/>
+      <w:sz w:val="30"/>
       <w:szCs w:val="32"/>
     </w:rPr>
   </w:style>
@@ -7165,7 +9366,7 @@
       <w:b/>
       <w:bCs/>
       <w:color w:val="E87722"/>
-      <w:sz w:val="26"/>
+      <w:sz w:val="24"/>
       <w:szCs w:val="26"/>
     </w:rPr>
   </w:style>
@@ -7179,7 +9380,7 @@
       <w:b/>
       <w:bCs/>
       <w:color w:val="1F2937"/>
-      <w:sz w:val="22"/>
+      <w:sz w:val="24"/>
       <w:szCs w:val="22"/>
     </w:rPr>
   </w:style>
@@ -7317,7 +9518,7 @@
     <w:rPr>
       <w:rFonts w:ascii="Calibri" w:cs="Calibri" w:eastAsia="Calibri" w:hAnsi="Calibri"/>
       <w:color w:val="1565C0"/>
-      <w:sz w:val="22"/>
+      <w:sz w:val="24"/>
       <w:szCs w:val="22"/>
       <w:u w:val="single"/>
     </w:rPr>

--- a/Recup_Offer_Template.docx
+++ b/Recup_Offer_Template.docx
@@ -743,6 +743,57 @@
           <w:sz w:val="20"/>
           <w:szCs w:val="22"/>
         </w:rPr>
+      </w:r>
+    </w:p>
+    <w:p>
+      <w:r>
+        <w:rPr>
+          <w:rFonts w:ascii="Calibri" w:hAnsi="Calibri" w:cs="Calibri" w:eastAsia="Calibri"/>
+          <w:b/>
+          <w:color w:val="B45F04"/>
+          <w:sz w:val="24"/>
+        </w:rPr>
+        <w:t>NATIONAL ENERGY EFFICIENCY INNOVATION AWARD</w:t>
+      </w:r>
+    </w:p>
+    <w:p>
+      <w:r>
+        <w:rPr>
+          <w:rFonts w:ascii="Calibri" w:hAnsi="Calibri" w:cs="Calibri" w:eastAsia="Calibri"/>
+          <w:sz w:val="20"/>
+        </w:rPr>
+        <w:drawing>
+          <wp:inline xmlns:a="http://schemas.openxmlformats.org/drawingml/2006/main" xmlns:pic="http://schemas.openxmlformats.org/drawingml/2006/picture">
+            <wp:extent cx="1800000" cy="1166834"/>
+            <wp:docPr id="909070904" name="Picture 909070904"/>
+            <wp:cNvGraphicFramePr>
+              <a:graphicFrameLocks noChangeAspect="1"/>
+            </wp:cNvGraphicFramePr>
+            <a:graphic>
+              <a:graphicData uri="http://schemas.openxmlformats.org/drawingml/2006/picture">
+                <pic:pic>
+                  <pic:nvPicPr>
+                    <pic:cNvPr id="0" name="image.jpg"/>
+                    <pic:cNvPicPr/>
+                  </pic:nvPicPr>
+                  <pic:blipFill>
+                    <a:blip r:embed="rId19"/>
+                    <a:stretch>
+                      <a:fillRect/>
+                    </a:stretch>
+                  </pic:blipFill>
+                  <pic:spPr>
+                    <a:xfrm>
+                      <a:off x="0" y="0"/>
+                      <a:ext cx="1800000" cy="1166834"/>
+                    </a:xfrm>
+                    <a:prstGeom prst="rect"/>
+                  </pic:spPr>
+                </pic:pic>
+              </a:graphicData>
+            </a:graphic>
+          </wp:inline>
+        </w:drawing>
       </w:r>
     </w:p>
     <w:p>

--- a/Recup_Offer_Template.docx
+++ b/Recup_Offer_Template.docx
@@ -2246,8 +2246,9 @@
         </ns0:rPr>
         <ns0:sectPr ns0:rsidR="009C3D95">
           <ns0:footerReference ns0:type="default" ns6:id="rId12"/>
+          <ns0:headerReference ns0:type="default" ns6:id="rId9"/>
           <ns0:pgSz ns0:w="11906" ns0:h="16838"/>
-          <ns0:pgMar ns0:top="1440" ns0:right="1083" ns0:bottom="1440" ns0:left="1083" ns0:header="0" ns0:footer="1341" ns0:gutter="0"/>
+          <ns0:pgMar ns0:top="1440" ns0:right="1083" ns0:bottom="1440" ns0:left="1083" ns0:header="708" ns0:footer="1341" ns0:gutter="0"/>
           <ns0:cols ns0:space="720"/>
         </ns0:sectPr>
       </ns0:pPr>

--- a/Recup_Offer_Template.docx
+++ b/Recup_Offer_Template.docx
@@ -3913,6 +3913,7 @@
       <w:pPr>
         <w:keepNext/>
         <w:keepLines/>
+        <w:pageBreakBefore/>
       </w:pPr>
       <w:r>
         <w:rPr>
@@ -9104,7 +9105,7 @@
 <w:hdr xmlns:wpc="http://schemas.microsoft.com/office/word/2010/wordprocessingCanvas" xmlns:mc="http://schemas.openxmlformats.org/markup-compatibility/2006" xmlns:o="urn:schemas-microsoft-com:office:office" xmlns:r="http://schemas.openxmlformats.org/officeDocument/2006/relationships" xmlns:m="http://schemas.openxmlformats.org/officeDocument/2006/math" xmlns:v="urn:schemas-microsoft-com:vml" xmlns:wp14="http://schemas.microsoft.com/office/word/2010/wordprocessingDrawing" xmlns:wp="http://schemas.openxmlformats.org/drawingml/2006/wordprocessingDrawing" xmlns:w10="urn:schemas-microsoft-com:office:word" xmlns:w="http://schemas.openxmlformats.org/wordprocessingml/2006/main" xmlns:w14="http://schemas.microsoft.com/office/word/2010/wordml" xmlns:w15="http://schemas.microsoft.com/office/word/2012/wordml" xmlns:wpg="http://schemas.microsoft.com/office/word/2010/wordprocessingGroup" xmlns:wpi="http://schemas.microsoft.com/office/word/2010/wordprocessingInk" xmlns:wne="http://schemas.microsoft.com/office/word/2006/wordml" xmlns:wps="http://schemas.microsoft.com/office/word/2010/wordprocessingShape" xmlns:cx="http://schemas.microsoft.com/office/drawing/2014/chartex" xmlns:cx1="http://schemas.microsoft.com/office/drawing/2015/9/8/chartex" xmlns:cx2="http://schemas.microsoft.com/office/drawing/2015/10/21/chartex" xmlns:cx3="http://schemas.microsoft.com/office/drawing/2016/5/9/chartex" xmlns:cx4="http://schemas.microsoft.com/office/drawing/2016/5/10/chartex" xmlns:cx5="http://schemas.microsoft.com/office/drawing/2016/5/11/chartex" xmlns:cx6="http://schemas.microsoft.com/office/drawing/2016/5/12/chartex" xmlns:cx7="http://schemas.microsoft.com/office/drawing/2016/5/13/chartex" xmlns:cx8="http://schemas.microsoft.com/office/drawing/2016/5/14/chartex" xmlns:w16cid="http://schemas.microsoft.com/office/word/2016/wordml/cid" xmlns:w16se="http://schemas.microsoft.com/office/word/2015/wordml/symex">
   <w:tbl>
     <w:tblPr>
-      <w:tblW w:type="dxa" w:w="9360"/>
+      <w:tblW w:type="dxa" w:w="9740"/>
       <w:tblBorders>
         <w:top w:val="none" w:color="FFFFFF" w:sz="0"/>
         <w:left w:val="none" w:color="FFFFFF" w:sz="0"/>
@@ -9113,15 +9114,16 @@
         <w:insideH w:val="none" w:color="FFFFFF" w:sz="0"/>
         <w:insideV w:val="none" w:color="FFFFFF" w:sz="0"/>
       </w:tblBorders>
+      <w:tblLayout w:type="fixed"/>
     </w:tblPr>
     <w:tblGrid>
       <w:gridCol w:w="1600"/>
-      <w:gridCol w:w="7760"/>
+      <w:gridCol w:w="8140"/>
     </w:tblGrid>
     <w:tr>
       <w:tc>
         <w:tcPr>
-          <w:tcW w:type="dxa" w:w="1800"/>
+          <w:tcW w:type="dxa" w:w="1600"/>
           <w:tcBorders>
             <w:top w:val="none"/>
             <w:left w:val="none"/>
@@ -9182,7 +9184,7 @@
       </w:tc>
       <w:tc>
         <w:tcPr>
-          <w:tcW w:type="dxa" w:w="7760"/>
+          <w:tcW w:type="dxa" w:w="8140"/>
           <w:tcBorders>
             <w:top w:val="none"/>
             <w:left w:val="none"/>

--- a/Recup_Offer_Template.docx
+++ b/Recup_Offer_Template.docx
@@ -9211,6 +9211,14 @@
       </w:tc>
     </w:tr>
   </w:tbl>
+  <w:p>
+    <w:pPr>
+      <w:spacing w:before="0" w:after="0" w:line="240" w:lineRule="auto"/>
+      <w:rPr>
+        <w:sz w:val="24"/>
+      </w:rPr>
+    </w:pPr>
+  </w:p>
 </w:hdr>
 </file>
 
